--- a/papers/09_四篇初稿_合订本_2026-10-24.docx
+++ b/papers/09_四篇初稿_合订本_2026-10-24.docx
@@ -2,7 +2,7 @@
 <file path=word/document.xml><?xml version="1.0" encoding="utf-8"?>
 <w:document xmlns:w="http://schemas.openxmlformats.org/wordprocessingml/2006/main" xmlns:m="http://schemas.openxmlformats.org/officeDocument/2006/math" xmlns:r="http://schemas.openxmlformats.org/officeDocument/2006/relationships" xmlns:o="urn:schemas-microsoft-com:office:office" xmlns:v="urn:schemas-microsoft-com:vml" xmlns:w10="urn:schemas-microsoft-com:office:word" xmlns:a="http://schemas.openxmlformats.org/drawingml/2006/main" xmlns:pic="http://schemas.openxmlformats.org/drawingml/2006/picture" xmlns:wp="http://schemas.openxmlformats.org/drawingml/2006/wordprocessingDrawing">
   <w:body>
-    <w:bookmarkStart w:id="41" w:name="四篇初稿-合订本"/>
+    <w:bookmarkStart w:id="43" w:name="四篇初稿-合订本"/>
     <w:p>
       <w:pPr>
         <w:pStyle w:val="Heading1"/>
@@ -1614,6 +1614,58 @@
         <w:t xml:space="preserve"> </w:t>
       </w:r>
       <w:r>
+        <w:t xml:space="preserve">⇒ ⇒ ★</w:t>
+      </w:r>
+      <w:r>
+        <w:t xml:space="preserve"> </w:t>
+      </w:r>
+      <w:r>
+        <w:rPr>
+          <w:bCs/>
+          <w:b/>
+        </w:rPr>
+        <w:t xml:space="preserve">且必须同时写明</w:t>
+      </w:r>
+      <w:r>
+        <w:t xml:space="preserve">：存在</w:t>
+      </w:r>
+      <w:r>
+        <w:rPr>
+          <w:bCs/>
+          <w:b/>
+        </w:rPr>
+        <w:t xml:space="preserve">方向相反</w:t>
+      </w:r>
+      <w:r>
+        <w:t xml:space="preserve">的公开竞争假设（Li et al. 2022 主张注意力</w:t>
+      </w:r>
+      <w:r>
+        <w:rPr>
+          <w:bCs/>
+          <w:b/>
+        </w:rPr>
+        <w:t xml:space="preserve">分散</w:t>
+      </w:r>
+      <w:r>
+        <w:t xml:space="preserve">⇒ 表征退化）⇒ ⇒</w:t>
+      </w:r>
+      <w:r>
+        <w:t xml:space="preserve"> </w:t>
+      </w:r>
+      <w:r>
+        <w:rPr>
+          <w:bCs/>
+          <w:b/>
+        </w:rPr>
+        <w:t xml:space="preserve">不得写「外部文献与本项目机制假设一致」</w:t>
+      </w:r>
+      <w:r>
+        <w:t xml:space="preserve">（★ 2026-10-24 晚间更正：★ 我最初把该文列为支持证据，方向判反了）。</w:t>
+      </w:r>
+      <w:r>
+        <w:t xml:space="preserve"> </w:t>
+      </w:r>
+      <w:r>
         <w:t xml:space="preserve">⇒ ⇒</w:t>
       </w:r>
       <w:r>
@@ -2054,7 +2106,7 @@
     </w:p>
     <w:bookmarkEnd w:id="23"/>
     <w:bookmarkEnd w:id="24"/>
-    <w:bookmarkStart w:id="30" w:name="逐篇初稿判决与不能支撑什么"/>
+    <w:bookmarkStart w:id="31" w:name="逐篇初稿判决与不能支撑什么"/>
     <w:p>
       <w:pPr>
         <w:pStyle w:val="Heading2"/>
@@ -3200,7 +3252,7 @@
           <w:bCs/>
           <w:b/>
         </w:rPr>
-        <w:t xml:space="preserve">③ 层1 外部证据（2026-10-24 回源核实，供答辩追问时使用）</w:t>
+        <w:t xml:space="preserve">③ 层1 外部证据（★ 2026-10-24 回源核实 + 2026-10-24 晚间三组回源复核后更正 ★）</w:t>
       </w:r>
     </w:p>
     <w:tbl>
@@ -3250,7 +3302,17 @@
               <w:jc w:val="left"/>
             </w:pPr>
             <w:r>
-              <w:t xml:space="preserve">机制链</w:t>
+              <w:t xml:space="preserve">★</w:t>
+            </w:r>
+            <w:r>
+              <w:t xml:space="preserve"> </w:t>
+            </w:r>
+            <w:r>
+              <w:rPr>
+                <w:bCs/>
+                <w:b/>
+              </w:rPr>
+              <w:t xml:space="preserve">方向定位（关键）</w:t>
             </w:r>
           </w:p>
         </w:tc>
@@ -3274,7 +3336,7 @@
                 <w:iCs/>
                 <w:i/>
               </w:rPr>
-              <w:t xml:space="preserve">Evade the Trap of Mediocrity</w:t>
+              <w:t xml:space="preserve">Evade the Trap of Mediocrity: Promoting Diversity and Novelty in Text Generation via Concentrating Attention</w:t>
             </w:r>
           </w:p>
         </w:tc>
@@ -3331,114 +3393,62 @@
               <w:jc w:val="left"/>
             </w:pPr>
             <w:r>
-              <w:t xml:space="preserve">注意力分散 ⇒ 隐藏态混合 ⇒ 输出向高频通用词塌陷；CARE 用 Rényi 熵锐化注意力</w:t>
-            </w:r>
-          </w:p>
-        </w:tc>
-      </w:tr>
-      <w:tr>
-        <w:tc>
-          <w:tcPr/>
-          <w:p>
-            <w:pPr>
-              <w:pStyle w:val="Compact"/>
-              <w:jc w:val="left"/>
-            </w:pPr>
-            <w:r>
-              <w:t xml:space="preserve">Applied Sciences 2026, 16(12), 5817</w:t>
-            </w:r>
-          </w:p>
-        </w:tc>
-        <w:tc>
-          <w:tcPr/>
-          <w:p>
-            <w:pPr>
-              <w:pStyle w:val="Compact"/>
-              <w:jc w:val="left"/>
-            </w:pPr>
-            <w:r>
-              <w:t xml:space="preserve">DOI</w:t>
-            </w:r>
-            <w:r>
-              <w:t xml:space="preserve"> </w:t>
-            </w:r>
-            <w:r>
-              <w:rPr>
-                <w:rStyle w:val="VerbatimChar"/>
-              </w:rPr>
-              <w:t xml:space="preserve">10.3390/app16125817</w:t>
-            </w:r>
-          </w:p>
-        </w:tc>
-        <w:tc>
-          <w:tcPr/>
-          <w:p>
-            <w:pPr>
-              <w:pStyle w:val="Compact"/>
-              <w:jc w:val="left"/>
-            </w:pPr>
-            <w:r>
-              <w:t xml:space="preserve">Transformer 预测熵与词级多样性</w:t>
-            </w:r>
-            <w:r>
-              <w:t xml:space="preserve"> </w:t>
-            </w:r>
-            <w:r>
-              <w:rPr>
-                <w:bCs/>
-                <w:b/>
-              </w:rPr>
-              <w:t xml:space="preserve">r = −0.71</w:t>
-            </w:r>
-            <w:r>
-              <w:t xml:space="preserve">（★ 预测熵 ≠ 注意力熵；n-gram ≠ 语义多样性；外部效度有限）</w:t>
-            </w:r>
-          </w:p>
-        </w:tc>
-      </w:tr>
-      <w:tr>
-        <w:tc>
-          <w:tcPr/>
-          <w:p>
-            <w:pPr>
-              <w:pStyle w:val="Compact"/>
-              <w:jc w:val="left"/>
-            </w:pPr>
-            <w:r>
-              <w:t xml:space="preserve">arXiv</w:t>
-            </w:r>
-            <w:r>
-              <w:t xml:space="preserve"> </w:t>
-            </w:r>
-            <w:r>
-              <w:rPr>
-                <w:rStyle w:val="VerbatimChar"/>
-              </w:rPr>
-              <w:t xml:space="preserve">2604.03380</w:t>
-            </w:r>
-          </w:p>
-        </w:tc>
-        <w:tc>
-          <w:tcPr/>
-          <w:p>
-            <w:pPr>
-              <w:pStyle w:val="Compact"/>
-              <w:jc w:val="left"/>
-            </w:pPr>
-            <w:r>
-              <w:t xml:space="preserve">AENI</w:t>
-            </w:r>
-          </w:p>
-        </w:tc>
-        <w:tc>
-          <w:tcPr/>
-          <w:p>
-            <w:pPr>
-              <w:pStyle w:val="Compact"/>
-              <w:jc w:val="left"/>
-            </w:pPr>
-            <w:r>
-              <w:t xml:space="preserve">Attention entropy noise injection；多样性用 Vendi Score（与层2 口径一致）</w:t>
+              <w:t xml:space="preserve">★★</w:t>
+            </w:r>
+            <w:r>
+              <w:t xml:space="preserve"> </w:t>
+            </w:r>
+            <w:r>
+              <w:rPr>
+                <w:bCs/>
+                <w:b/>
+              </w:rPr>
+              <w:t xml:space="preserve">这是【竞争假设】，不是支持证据</w:t>
+            </w:r>
+            <w:r>
+              <w:t xml:space="preserve"> </w:t>
+            </w:r>
+            <w:r>
+              <w:t xml:space="preserve">★ ★</w:t>
+            </w:r>
+            <w:r>
+              <w:t xml:space="preserve">该文主张：</w:t>
+            </w:r>
+            <w:r>
+              <w:rPr>
+                <w:bCs/>
+                <w:b/>
+              </w:rPr>
+              <w:t xml:space="preserve">注意力「分散」⇒ 隐藏态被拉向高频泛化词簇 ⇒ 表征退化</w:t>
+            </w:r>
+            <w:r>
+              <w:t xml:space="preserve">；解法 CARE =</w:t>
+            </w:r>
+            <w:r>
+              <w:t xml:space="preserve"> </w:t>
+            </w:r>
+            <w:r>
+              <w:rPr>
+                <w:bCs/>
+                <w:b/>
+              </w:rPr>
+              <w:t xml:space="preserve">用 Rényi 熵锐化（即集中）注意力</w:t>
+            </w:r>
+            <w:r>
+              <w:t xml:space="preserve">以促进多样性</w:t>
+            </w:r>
+            <w:r>
+              <w:t xml:space="preserve">⇒ ⇒</w:t>
+            </w:r>
+            <w:r>
+              <w:t xml:space="preserve"> </w:t>
+            </w:r>
+            <w:r>
+              <w:rPr>
+                <w:bCs/>
+                <w:b/>
+              </w:rPr>
+              <w:t xml:space="preserve">与「注意力过度集中 ⇒ 塌缩」方向相反</w:t>
             </w:r>
           </w:p>
         </w:tc>
@@ -3449,6 +3459,57 @@
         <w:pStyle w:val="BodyText"/>
       </w:pPr>
       <w:r>
+        <w:t xml:space="preserve">⇒ ⇒ ★★</w:t>
+      </w:r>
+      <w:r>
+        <w:t xml:space="preserve"> </w:t>
+      </w:r>
+      <w:r>
+        <w:rPr>
+          <w:bCs/>
+          <w:b/>
+        </w:rPr>
+        <w:t xml:space="preserve">本条是本合订本编制过程中的一处实质更正（留痕）</w:t>
+      </w:r>
+      <w:r>
+        <w:t xml:space="preserve">：</w:t>
+      </w:r>
+      <w:r>
+        <w:t xml:space="preserve"> </w:t>
+      </w:r>
+      <w:r>
+        <w:t xml:space="preserve">★</w:t>
+      </w:r>
+      <w:r>
+        <w:t xml:space="preserve"> </w:t>
+      </w:r>
+      <w:r>
+        <w:rPr>
+          <w:bCs/>
+          <w:b/>
+        </w:rPr>
+        <w:t xml:space="preserve">我最初把 Li et al. 2022 当作「与注意力过度集中假设相容」的支持证据列给三组</w:t>
+      </w:r>
+      <w:r>
+        <w:t xml:space="preserve"> </w:t>
+      </w:r>
+      <w:r>
+        <w:t xml:space="preserve">★ ⇒ ★</w:t>
+      </w:r>
+      <w:r>
+        <w:t xml:space="preserve"> </w:t>
+      </w:r>
+      <w:r>
+        <w:rPr>
+          <w:bCs/>
+          <w:b/>
+        </w:rPr>
+        <w:t xml:space="preserve">三组回源复核后指出方向相反</w:t>
+      </w:r>
+      <w:r>
+        <w:t xml:space="preserve"> </w:t>
+      </w:r>
+      <w:r>
         <w:t xml:space="preserve">⇒ ★</w:t>
       </w:r>
       <w:r>
@@ -3459,40 +3520,7 @@
           <w:bCs/>
           <w:b/>
         </w:rPr>
-        <w:t xml:space="preserve">措辞上限（唯一允许）</w:t>
-      </w:r>
-      <w:r>
-        <w:t xml:space="preserve">：机制假设与前人</w:t>
-      </w:r>
-      <w:r>
-        <w:rPr>
-          <w:bCs/>
-          <w:b/>
-        </w:rPr>
-        <w:t xml:space="preserve">一致</w:t>
-      </w:r>
-      <w:r>
-        <w:t xml:space="preserve">；本项目在</w:t>
-      </w:r>
-      <w:r>
-        <w:rPr>
-          <w:bCs/>
-          <w:b/>
-        </w:rPr>
-        <w:t xml:space="preserve">行为层</w:t>
-      </w:r>
-      <w:r>
-        <w:t xml:space="preserve">定位了塌缩现象；</w:t>
-      </w:r>
-      <w:r>
-        <w:rPr>
-          <w:bCs/>
-          <w:b/>
-        </w:rPr>
-        <w:t xml:space="preserve">与注意力过度集中假设相容</w:t>
-      </w:r>
-      <w:r>
-        <w:t xml:space="preserve">。</w:t>
+        <w:t xml:space="preserve">该条已改列为竞争假设</w:t>
       </w:r>
       <w:r>
         <w:t xml:space="preserve"> </w:t>
@@ -3508,173 +3536,72 @@
           <w:bCs/>
           <w:b/>
         </w:rPr>
-        <w:t xml:space="preserve">本项目内 logits/logprobs 不可得、无 GPU、人工标注 0 ⇒ 注意力层内部量未直接测量 ⇒ 属能力边界，不是未尝试。</w:t>
-      </w:r>
-      <w:r>
-        <w:t xml:space="preserve"> </w:t>
-      </w:r>
-      <w:r>
-        <w:t xml:space="preserve">⇒ ★</w:t>
-      </w:r>
-      <w:r>
-        <w:t xml:space="preserve"> </w:t>
-      </w:r>
-      <w:r>
-        <w:rPr>
-          <w:bCs/>
-          <w:b/>
-        </w:rPr>
-        <w:t xml:space="preserve">不得写</w:t>
-      </w:r>
-      <w:r>
-        <w:t xml:space="preserve">：本项目复现了注意力机制因果链 / 证明了注意力导致塌缩。</w:t>
-      </w:r>
-    </w:p>
-    <w:bookmarkEnd w:id="25"/>
-    <w:bookmarkStart w:id="27" w:name="a-selection-is-not-creation"/>
-    <w:p>
-      <w:pPr>
-        <w:pStyle w:val="Heading3"/>
-      </w:pPr>
-      <w:r>
-        <w:t xml:space="preserve">2.2 A · Selection Is Not Creation</w:t>
+        <w:t xml:space="preserve">教训：一条文献"机制链描述对"不等于"结论方向支持我" ⇒ 引用的方向必须单独核，不能从机制叙述里顺手推出方向。</w:t>
       </w:r>
     </w:p>
     <w:p>
       <w:pPr>
-        <w:pStyle w:val="FirstParagraph"/>
+        <w:pStyle w:val="BodyText"/>
       </w:pPr>
       <w:r>
         <w:rPr>
           <w:bCs/>
           <w:b/>
         </w:rPr>
-        <w:t xml:space="preserve">① 核心判决（★ §5.9 正式结论 · 窄表述 —— 这是本文对外的</w:t>
-      </w:r>
-      <w:r>
-        <w:t xml:space="preserve">唯一</w:t>
-      </w:r>
-      <w:r>
-        <w:rPr>
-          <w:bCs/>
-          <w:b/>
-        </w:rPr>
-        <w:t xml:space="preserve">结论句）</w:t>
+        <w:t xml:space="preserve">⇒ ★★ 但这反而给了层1 一条更强的判别力设计（三组回执给出）</w:t>
       </w:r>
     </w:p>
     <w:p>
       <w:pPr>
-        <w:pStyle w:val="BlockText"/>
+        <w:pStyle w:val="BodyText"/>
       </w:pPr>
       <w:r>
-        <w:t xml:space="preserve">在【</w:t>
-      </w:r>
-      <w:r>
-        <w:rPr>
-          <w:bCs/>
-          <w:b/>
-        </w:rPr>
-        <w:t xml:space="preserve">推导唯一</w:t>
-      </w:r>
-      <w:r>
-        <w:t xml:space="preserve">】的任务上，任何架构旋钮都</w:t>
-      </w:r>
-      <w:r>
-        <w:rPr>
-          <w:bCs/>
-          <w:b/>
-        </w:rPr>
-        <w:t xml:space="preserve">无可测贡献</w:t>
-      </w:r>
-      <w:r>
-        <w:t xml:space="preserve">；在【</w:t>
-      </w:r>
-      <w:r>
-        <w:rPr>
-          <w:bCs/>
-          <w:b/>
-        </w:rPr>
-        <w:t xml:space="preserve">路径多样</w:t>
-      </w:r>
-      <w:r>
-        <w:t xml:space="preserve">】的任务上，【</w:t>
-      </w:r>
-      <w:r>
-        <w:rPr>
-          <w:bCs/>
-          <w:b/>
-        </w:rPr>
-        <w:t xml:space="preserve">交互结构级</w:t>
-      </w:r>
-      <w:r>
-        <w:t xml:space="preserve">】的多样性有大幅效应（Chen et al. 2026 已发表 Vendi</w:t>
-      </w:r>
-      <w:r>
-        <w:t xml:space="preserve"> </w:t>
-      </w:r>
-      <w:r>
-        <w:rPr>
-          <w:bCs/>
-          <w:b/>
-        </w:rPr>
-        <w:t xml:space="preserve">4.65→8.08</w:t>
-      </w:r>
-      <w:r>
-        <w:t xml:space="preserve">），而【</w:t>
-      </w:r>
-      <w:r>
-        <w:rPr>
-          <w:bCs/>
-          <w:b/>
-        </w:rPr>
-        <w:t xml:space="preserve">prompt 级</w:t>
-      </w:r>
-      <w:r>
-        <w:t xml:space="preserve">】的身份多样性</w:t>
-      </w:r>
-      <w:r>
-        <w:rPr>
-          <w:bCs/>
-          <w:b/>
-        </w:rPr>
-        <w:t xml:space="preserve">无效</w:t>
-      </w:r>
-      <w:r>
-        <w:t xml:space="preserve">。</w:t>
-      </w:r>
-      <w:r>
-        <w:t xml:space="preserve"> </w:t>
-      </w:r>
-      <w:r>
-        <w:t xml:space="preserve">⇒ ⇒ 结论不是「架构没用」，而是「</w:t>
-      </w:r>
-      <w:r>
-        <w:rPr>
-          <w:bCs/>
-          <w:b/>
-        </w:rPr>
-        <w:t xml:space="preserve">架构的杠杆是【交互结构 × 任务结构】的交互，且二者必须分开测</w:t>
-      </w:r>
-      <w:r>
-        <w:t xml:space="preserve">」。</w:t>
-      </w:r>
-    </w:p>
-    <w:p>
-      <w:pPr>
-        <w:pStyle w:val="FirstParagraph"/>
-      </w:pPr>
-      <w:r>
-        <w:rPr>
-          <w:bCs/>
-          <w:b/>
-        </w:rPr>
-        <w:t xml:space="preserve">★ 支撑这一句的两条自我修正（§3.8，是 A 篇方法学部分的核心，不放附录）</w:t>
+        <w:t xml:space="preserve">层1 已做的干预</w:t>
+      </w:r>
+      <w:r>
+        <w:t xml:space="preserve"> </w:t>
+      </w:r>
+      <w:r>
+        <w:rPr>
+          <w:bCs/>
+          <w:b/>
+        </w:rPr>
+        <w:t xml:space="preserve">τ = 1.15</w:t>
+      </w:r>
+      <w:r>
+        <w:t xml:space="preserve"> </w:t>
+      </w:r>
+      <w:r>
+        <w:t xml:space="preserve">把深 3 层注意力熵</w:t>
+      </w:r>
+      <w:r>
+        <w:t xml:space="preserve"> </w:t>
+      </w:r>
+      <w:r>
+        <w:rPr>
+          <w:bCs/>
+          <w:b/>
+        </w:rPr>
+        <w:t xml:space="preserve">2.431 → 2.787</w:t>
+      </w:r>
+      <w:r>
+        <w:t xml:space="preserve">（</w:t>
+      </w:r>
+      <w:r>
+        <w:rPr>
+          <w:bCs/>
+          <w:b/>
+        </w:rPr>
+        <w:t xml:space="preserve">提高熵 = 更分散</w:t>
+      </w:r>
+      <w:r>
+        <w:t xml:space="preserve">）：</w:t>
       </w:r>
     </w:p>
     <w:tbl>
       <w:tblPr>
         <w:tblStyle w:val="Table"/>
-        <w:tblW w:type="pct" w:w="5000"/>
+        <w:tblW w:type="auto" w:w="0"/>
         <w:tblLook w:firstRow="1" w:lastRow="0" w:firstColumn="0" w:lastColumn="0" w:noHBand="0" w:noVBand="0" w:val="0020"/>
       </w:tblPr>
       <w:tblGrid>
@@ -3693,19 +3620,19 @@
               <w:jc w:val="left"/>
             </w:pPr>
             <w:r>
-              <w:t xml:space="preserve">修正</w:t>
-            </w:r>
-          </w:p>
-        </w:tc>
-        <w:tc>
-          <w:tcPr/>
-          <w:p>
-            <w:pPr>
-              <w:pStyle w:val="Compact"/>
-              <w:jc w:val="left"/>
-            </w:pPr>
-            <w:r>
-              <w:t xml:space="preserve">内容</w:t>
+              <w:t xml:space="preserve">若此假设为真</w:t>
+            </w:r>
+          </w:p>
+        </w:tc>
+        <w:tc>
+          <w:tcPr/>
+          <w:p>
+            <w:pPr>
+              <w:pStyle w:val="Compact"/>
+              <w:jc w:val="left"/>
+            </w:pPr>
+            <w:r>
+              <w:t xml:space="preserve">提高注意力熵（更分散）应当</w:t>
             </w:r>
           </w:p>
         </w:tc>
@@ -3723,29 +3650,26 @@
                 <w:bCs/>
                 <w:b/>
               </w:rPr>
-              <w:t xml:space="preserve">§3.8.1 (a)</w:t>
-            </w:r>
-          </w:p>
-        </w:tc>
-        <w:tc>
-          <w:tcPr/>
-          <w:p>
-            <w:pPr>
-              <w:pStyle w:val="Compact"/>
-              <w:jc w:val="left"/>
-            </w:pPr>
-            <w:r>
-              <w:t xml:space="preserve">有一个指标</w:t>
-            </w:r>
-            <w:r>
-              <w:rPr>
-                <w:bCs/>
-                <w:b/>
-              </w:rPr>
-              <w:t xml:space="preserve">定义上不可能检出效应</w:t>
-            </w:r>
-            <w:r>
-              <w:t xml:space="preserve">（用它做判据 = 自证）⇒ 已作废</w:t>
+              <w:t xml:space="preserve">「注意力过度集中 ⇒ 塌缩」</w:t>
+            </w:r>
+          </w:p>
+        </w:tc>
+        <w:tc>
+          <w:tcPr/>
+          <w:p>
+            <w:pPr>
+              <w:pStyle w:val="Compact"/>
+              <w:jc w:val="left"/>
+            </w:pPr>
+            <w:r>
+              <w:t xml:space="preserve">有效信息维度</w:t>
+            </w:r>
+            <w:r>
+              <w:rPr>
+                <w:bCs/>
+                <w:b/>
+              </w:rPr>
+              <w:t xml:space="preserve">改善</w:t>
             </w:r>
           </w:p>
         </w:tc>
@@ -3763,54 +3687,26 @@
                 <w:bCs/>
                 <w:b/>
               </w:rPr>
-              <w:t xml:space="preserve">§3.8.1 (c)</w:t>
-            </w:r>
-          </w:p>
-        </w:tc>
-        <w:tc>
-          <w:tcPr/>
-          <w:p>
-            <w:pPr>
-              <w:pStyle w:val="Compact"/>
-              <w:jc w:val="left"/>
-            </w:pPr>
-            <w:r>
-              <w:t xml:space="preserve">「面宽上的增益」大部分被</w:t>
-            </w:r>
-            <w:r>
-              <w:rPr>
-                <w:bCs/>
-                <w:b/>
-              </w:rPr>
-              <w:t xml:space="preserve">机械效应</w:t>
-            </w:r>
-            <w:r>
-              <w:t xml:space="preserve">吃掉 ⇒ 嵌套子集校准（8 支</w:t>
-            </w:r>
-            <w:r>
-              <w:t xml:space="preserve"> </w:t>
-            </w:r>
-            <w:r>
-              <w:rPr>
-                <w:rStyle w:val="VerbatimChar"/>
-              </w:rPr>
-              <w:t xml:space="preserve">n8</w:t>
-            </w:r>
-            <w:r>
-              <w:t xml:space="preserve"> </w:t>
-            </w:r>
-            <w:r>
-              <w:t xml:space="preserve">臂 vs 从 8 支随机抽 5 支、取 p90 机械基线，K = 200）后</w:t>
-            </w:r>
-            <w:r>
-              <w:rPr>
-                <w:bCs/>
-                <w:b/>
-              </w:rPr>
-              <w:t xml:space="preserve">只剩 19%–37% 的组次</w:t>
-            </w:r>
-            <w:r>
-              <w:t xml:space="preserve">超出机械基线</w:t>
+              <w:t xml:space="preserve">Li et al. 2022「注意力分散 ⇒ 表征退化」</w:t>
+            </w:r>
+          </w:p>
+        </w:tc>
+        <w:tc>
+          <w:tcPr/>
+          <w:p>
+            <w:pPr>
+              <w:pStyle w:val="Compact"/>
+              <w:jc w:val="left"/>
+            </w:pPr>
+            <w:r>
+              <w:t xml:space="preserve">有效信息维度</w:t>
+            </w:r>
+            <w:r>
+              <w:rPr>
+                <w:bCs/>
+                <w:b/>
+              </w:rPr>
+              <w:t xml:space="preserve">恶化</w:t>
             </w:r>
           </w:p>
         </w:tc>
@@ -3821,20 +3717,74 @@
         <w:pStyle w:val="BodyText"/>
       </w:pPr>
       <w:r>
-        <w:t xml:space="preserve">★</w:t>
-      </w:r>
-      <w:r>
-        <w:t xml:space="preserve"> </w:t>
-      </w:r>
-      <w:r>
-        <w:rPr>
-          <w:bCs/>
-          <w:b/>
-        </w:rPr>
-        <w:t xml:space="preserve">944 断言全量重判</w:t>
-      </w:r>
-      <w:r>
-        <w:t xml:space="preserve">（✅ 已跑批读数）—— A 篇的判据是外部可核验断言，不是 LLM 自评分。</w:t>
+        <w:t xml:space="preserve">⇒ ★</w:t>
+      </w:r>
+      <w:r>
+        <w:t xml:space="preserve"> </w:t>
+      </w:r>
+      <w:r>
+        <w:rPr>
+          <w:bCs/>
+          <w:b/>
+        </w:rPr>
+        <w:t xml:space="preserve">实测结论 =</w:t>
+      </w:r>
+      <w:r>
+        <w:rPr>
+          <w:bCs/>
+          <w:b/>
+        </w:rPr>
+        <w:t xml:space="preserve"> </w:t>
+      </w:r>
+      <w:r>
+        <w:rPr>
+          <w:rStyle w:val="VerbatimChar"/>
+          <w:bCs/>
+          <w:b/>
+        </w:rPr>
+        <w:t xml:space="preserve">INCONCLUSIVE</w:t>
+      </w:r>
+      <w:r>
+        <w:rPr>
+          <w:bCs/>
+          <w:b/>
+        </w:rPr>
+        <w:t xml:space="preserve">（n = 2，功效不足）</w:t>
+      </w:r>
+      <w:r>
+        <w:t xml:space="preserve"> </w:t>
+      </w:r>
+      <w:r>
+        <w:t xml:space="preserve">⇒ ⇒ ★</w:t>
+      </w:r>
+      <w:r>
+        <w:t xml:space="preserve"> </w:t>
+      </w:r>
+      <w:r>
+        <w:rPr>
+          <w:bCs/>
+          <w:b/>
+        </w:rPr>
+        <w:t xml:space="preserve">这是「有判别力但样本不够」，★ 不是「没有判别力」</w:t>
+      </w:r>
+      <w:r>
+        <w:t xml:space="preserve"> </w:t>
+      </w:r>
+      <w:r>
+        <w:t xml:space="preserve">⇒ ⇒</w:t>
+      </w:r>
+      <w:r>
+        <w:t xml:space="preserve"> </w:t>
+      </w:r>
+      <w:r>
+        <w:rPr>
+          <w:bCs/>
+          <w:b/>
+        </w:rPr>
+        <w:t xml:space="preserve">扩题 n = 8 是当前唯一能给方向的一格（见 §3.2 供料表）</w:t>
+      </w:r>
+      <w:r>
+        <w:t xml:space="preserve">。</w:t>
       </w:r>
     </w:p>
     <w:p>
@@ -3842,76 +3792,53 @@
         <w:pStyle w:val="BodyText"/>
       </w:pPr>
       <w:r>
-        <w:rPr>
-          <w:bCs/>
-          <w:b/>
-        </w:rPr>
-        <w:t xml:space="preserve">② 不能支撑什么</w:t>
-      </w:r>
-      <w:r>
-        <w:t xml:space="preserve"> </w:t>
-      </w:r>
-      <w:r>
-        <w:t xml:space="preserve">- ✖ 「增益来自不确定性」这半句（</w:t>
-      </w:r>
-      <w:r>
-        <w:rPr>
-          <w:bCs/>
-          <w:b/>
-        </w:rPr>
-        <w:t xml:space="preserve">不再使用</w:t>
-      </w:r>
-      <w:r>
-        <w:t xml:space="preserve">，会被前人反驳）⇒ A 篇结论已改窄。</w:t>
-      </w:r>
-      <w:r>
-        <w:t xml:space="preserve"> </w:t>
-      </w:r>
-      <w:r>
-        <w:t xml:space="preserve">- ✖ 「</w:t>
-      </w:r>
-      <w:r>
-        <w:rPr>
-          <w:bCs/>
-          <w:b/>
-        </w:rPr>
-        <w:t xml:space="preserve">架构无用</w:t>
-      </w:r>
-      <w:r>
-        <w:t xml:space="preserve">」——那是整批结论，且当前部分数据下连"整批"都还没到（见 §3 供料追踪）。</w:t>
-      </w:r>
-      <w:r>
-        <w:t xml:space="preserve"> </w:t>
-      </w:r>
-      <w:r>
-        <w:t xml:space="preserve">- ✖ 「</w:t>
-      </w:r>
-      <w:r>
-        <w:rPr>
-          <w:bCs/>
-          <w:b/>
-        </w:rPr>
-        <w:t xml:space="preserve">三组对比无效应</w:t>
-      </w:r>
-      <w:r>
-        <w:t xml:space="preserve">」——只能说</w:t>
-      </w:r>
-      <w:r>
-        <w:rPr>
-          <w:bCs/>
-          <w:b/>
-        </w:rPr>
-        <w:t xml:space="preserve">不可分辨</w:t>
-      </w:r>
-      <w:r>
-        <w:t xml:space="preserve">；单因子对比中交互效应与综述效应</w:t>
-      </w:r>
-      <w:r>
-        <w:rPr>
-          <w:bCs/>
-          <w:b/>
-        </w:rPr>
-        <w:t xml:space="preserve">各有格超门槛，只是题级方向相反</w:t>
+        <w:t xml:space="preserve">⇒ ★</w:t>
+      </w:r>
+      <w:r>
+        <w:t xml:space="preserve"> </w:t>
+      </w:r>
+      <w:r>
+        <w:rPr>
+          <w:bCs/>
+          <w:b/>
+        </w:rPr>
+        <w:t xml:space="preserve">措辞上限（唯一允许，且已收紧）</w:t>
+      </w:r>
+      <w:r>
+        <w:t xml:space="preserve">：</w:t>
+      </w:r>
+      <w:r>
+        <w:t xml:space="preserve"> </w:t>
+      </w:r>
+      <w:r>
+        <w:t xml:space="preserve">- 允许：机制假设与前人</w:t>
+      </w:r>
+      <w:r>
+        <w:rPr>
+          <w:bCs/>
+          <w:b/>
+        </w:rPr>
+        <w:t xml:space="preserve">并存且方向相反</w:t>
+      </w:r>
+      <w:r>
+        <w:t xml:space="preserve">；本项目在</w:t>
+      </w:r>
+      <w:r>
+        <w:rPr>
+          <w:bCs/>
+          <w:b/>
+        </w:rPr>
+        <w:t xml:space="preserve">行为层</w:t>
+      </w:r>
+      <w:r>
+        <w:t xml:space="preserve">定位了塌缩现象；与注意力过度集中假设</w:t>
+      </w:r>
+      <w:r>
+        <w:rPr>
+          <w:bCs/>
+          <w:b/>
+        </w:rPr>
+        <w:t xml:space="preserve">相容</w:t>
       </w:r>
       <w:r>
         <w:t xml:space="preserve">。</w:t>
@@ -3920,90 +3847,78 @@
         <w:t xml:space="preserve"> </w:t>
       </w:r>
       <w:r>
-        <w:t xml:space="preserve">- ✖</w:t>
-      </w:r>
-      <w:r>
-        <w:t xml:space="preserve"> </w:t>
-      </w:r>
-      <w:r>
-        <w:rPr>
-          <w:bCs/>
-          <w:b/>
-        </w:rPr>
-        <w:t xml:space="preserve">任何 p 值</w:t>
-      </w:r>
-      <w:r>
-        <w:t xml:space="preserve">（题级 n 极小）｜ ✖ 「≥2/3 题同向」（题级 n = 2 ⇒ 不可判定）。</w:t>
-      </w:r>
-      <w:r>
-        <w:t xml:space="preserve"> </w:t>
-      </w:r>
-      <w:r>
-        <w:t xml:space="preserve">- ✖</w:t>
-      </w:r>
-      <w:r>
-        <w:t xml:space="preserve"> </w:t>
-      </w:r>
-      <w:r>
-        <w:rPr>
-          <w:bCs/>
-          <w:b/>
-        </w:rPr>
-        <w:t xml:space="preserve">把部分读数写成整批结论</w:t>
-      </w:r>
-      <w:r>
-        <w:t xml:space="preserve">（当前覆盖只到 S4/S5 两题）。</w:t>
-      </w:r>
-      <w:r>
-        <w:t xml:space="preserve"> </w:t>
-      </w:r>
-      <w:r>
-        <w:t xml:space="preserve">- ✖</w:t>
-      </w:r>
-      <w:r>
-        <w:t xml:space="preserve"> </w:t>
-      </w:r>
-      <w:r>
-        <w:rPr>
-          <w:bCs/>
-          <w:b/>
-        </w:rPr>
-        <w:t xml:space="preserve">前人复现了我们</w:t>
-      </w:r>
-      <w:r>
-        <w:t xml:space="preserve"> </w:t>
-      </w:r>
-      <w:r>
-        <w:t xml:space="preserve">⇒ 只能说「</w:t>
-      </w:r>
-      <w:r>
-        <w:rPr>
-          <w:bCs/>
-          <w:b/>
-        </w:rPr>
-        <w:t xml:space="preserve">同构，但不是一个交互项</w:t>
-      </w:r>
-      <w:r>
-        <w:t xml:space="preserve">」：前人测【交互结构 × 异构配置】，本文说【交互结构 × 任务结构】。</w:t>
-      </w:r>
-      <w:r>
-        <w:t xml:space="preserve"> </w:t>
-      </w:r>
-      <w:r>
-        <w:t xml:space="preserve">- ⚠️</w:t>
-      </w:r>
-      <w:r>
-        <w:t xml:space="preserve"> </w:t>
-      </w:r>
-      <w:r>
-        <w:rPr>
-          <w:bCs/>
-          <w:b/>
-        </w:rPr>
-        <w:t xml:space="preserve">A-3 是判死门实验</w:t>
-      </w:r>
-      <w:r>
-        <w:t xml:space="preserve">（不是普通补做）——它能反过来改写 A 篇的核心句 ⇒ 值得主动提，因为它显示"我知道我的结论可能被什么推翻"。</w:t>
+        <w:t xml:space="preserve">- ★</w:t>
+      </w:r>
+      <w:r>
+        <w:t xml:space="preserve"> </w:t>
+      </w:r>
+      <w:r>
+        <w:rPr>
+          <w:bCs/>
+          <w:b/>
+        </w:rPr>
+        <w:t xml:space="preserve">必须同时写明</w:t>
+      </w:r>
+      <w:r>
+        <w:t xml:space="preserve">：存在</w:t>
+      </w:r>
+      <w:r>
+        <w:rPr>
+          <w:bCs/>
+          <w:b/>
+        </w:rPr>
+        <w:t xml:space="preserve">方向相反</w:t>
+      </w:r>
+      <w:r>
+        <w:t xml:space="preserve">的公开竞争假设（Li et al. 2022）⇒ ⇒</w:t>
+      </w:r>
+      <w:r>
+        <w:t xml:space="preserve"> </w:t>
+      </w:r>
+      <w:r>
+        <w:rPr>
+          <w:bCs/>
+          <w:b/>
+        </w:rPr>
+        <w:t xml:space="preserve">不许写「外部文献与本项目机制假设一致」</w:t>
+      </w:r>
+      <w:r>
+        <w:t xml:space="preserve">。</w:t>
+      </w:r>
+      <w:r>
+        <w:t xml:space="preserve"> </w:t>
+      </w:r>
+      <w:r>
+        <w:t xml:space="preserve">- ★</w:t>
+      </w:r>
+      <w:r>
+        <w:t xml:space="preserve"> </w:t>
+      </w:r>
+      <w:r>
+        <w:rPr>
+          <w:bCs/>
+          <w:b/>
+        </w:rPr>
+        <w:t xml:space="preserve">本项目内 logits/logprobs 不可得、无 GPU、人工标注 0 ⇒ 注意力层内部量未直接测量 ⇒ 属能力边界，不是未尝试。</w:t>
+      </w:r>
+      <w:r>
+        <w:t xml:space="preserve"> </w:t>
+      </w:r>
+      <w:r>
+        <w:t xml:space="preserve">- ★</w:t>
+      </w:r>
+      <w:r>
+        <w:t xml:space="preserve"> </w:t>
+      </w:r>
+      <w:r>
+        <w:rPr>
+          <w:bCs/>
+          <w:b/>
+        </w:rPr>
+        <w:t xml:space="preserve">不得写</w:t>
+      </w:r>
+      <w:r>
+        <w:t xml:space="preserve">：本项目复现了注意力机制因果链 / 证明了注意力导致塌缩 / 前人已证明注意力集中导致塌缩。</w:t>
       </w:r>
     </w:p>
     <w:p>
@@ -4015,665 +3930,7 @@
           <w:bCs/>
           <w:b/>
         </w:rPr>
-        <w:t xml:space="preserve">③ 当前部分读数（★ 2026-10-24 晚间 · 第二组部分预判决 · 【已跑批·部分 n=114/360】★）</w:t>
-      </w:r>
-    </w:p>
-    <w:tbl>
-      <w:tblPr>
-        <w:tblStyle w:val="Table"/>
-        <w:tblW w:type="pct" w:w="5000"/>
-        <w:tblLook w:firstRow="1" w:lastRow="0" w:firstColumn="0" w:lastColumn="0" w:noHBand="0" w:noVBand="0" w:val="0020"/>
-      </w:tblPr>
-      <w:tblGrid>
-        <w:gridCol w:w="3960"/>
-        <w:gridCol w:w="3960"/>
-      </w:tblGrid>
-      <w:tr>
-        <w:trPr>
-          <w:tblHeader w:val="true"/>
-        </w:trPr>
-        <w:tc>
-          <w:tcPr/>
-          <w:p>
-            <w:pPr>
-              <w:pStyle w:val="Compact"/>
-              <w:jc w:val="left"/>
-            </w:pPr>
-            <w:r>
-              <w:t xml:space="preserve">项</w:t>
-            </w:r>
-          </w:p>
-        </w:tc>
-        <w:tc>
-          <w:tcPr/>
-          <w:p>
-            <w:pPr>
-              <w:pStyle w:val="Compact"/>
-              <w:jc w:val="left"/>
-            </w:pPr>
-            <w:r>
-              <w:t xml:space="preserve">值</w:t>
-            </w:r>
-          </w:p>
-        </w:tc>
-      </w:tr>
-      <w:tr>
-        <w:tc>
-          <w:tcPr/>
-          <w:p>
-            <w:pPr>
-              <w:pStyle w:val="Compact"/>
-              <w:jc w:val="left"/>
-            </w:pPr>
-            <w:r>
-              <w:rPr>
-                <w:bCs/>
-                <w:b/>
-              </w:rPr>
-              <w:t xml:space="preserve">H0 原料</w:t>
-            </w:r>
-          </w:p>
-        </w:tc>
-        <w:tc>
-          <w:tcPr/>
-          <w:p>
-            <w:pPr>
-              <w:pStyle w:val="Compact"/>
-              <w:jc w:val="left"/>
-            </w:pPr>
-            <w:r>
-              <w:rPr>
-                <w:bCs/>
-                <w:b/>
-              </w:rPr>
-              <w:t xml:space="preserve">10</w:t>
-            </w:r>
-            <w:r>
-              <w:t xml:space="preserve"> </w:t>
-            </w:r>
-            <w:r>
-              <w:t xml:space="preserve">个同臂同题 rep 配对（目标 21：</w:t>
-            </w:r>
-            <w:r>
-              <w:rPr>
-                <w:rStyle w:val="VerbatimChar"/>
-              </w:rPr>
-              <w:t xml:space="preserve">nosel_b3</w:t>
-            </w:r>
-            <w:r>
-              <w:t xml:space="preserve"> </w:t>
-            </w:r>
-            <w:r>
-              <w:t xml:space="preserve">12 + 旧批 9）</w:t>
-            </w:r>
-          </w:p>
-        </w:tc>
-      </w:tr>
-      <w:tr>
-        <w:tc>
-          <w:tcPr/>
-          <w:p>
-            <w:pPr>
-              <w:pStyle w:val="Compact"/>
-              <w:jc w:val="left"/>
-            </w:pPr>
-            <w:r>
-              <w:t xml:space="preserve">题内 rep σ（vendi）</w:t>
-            </w:r>
-          </w:p>
-        </w:tc>
-        <w:tc>
-          <w:tcPr/>
-          <w:p>
-            <w:pPr>
-              <w:pStyle w:val="Compact"/>
-              <w:jc w:val="left"/>
-            </w:pPr>
-            <w:r>
-              <w:rPr>
-                <w:bCs/>
-                <w:b/>
-              </w:rPr>
-              <w:t xml:space="preserve">0.2444</w:t>
-            </w:r>
-            <w:r>
-              <w:t xml:space="preserve">（bootstrap CI [0.0663, 0.3504]；10000 次，seed 20261025）</w:t>
-            </w:r>
-          </w:p>
-        </w:tc>
-      </w:tr>
-      <w:tr>
-        <w:tc>
-          <w:tcPr/>
-          <w:p>
-            <w:pPr>
-              <w:pStyle w:val="Compact"/>
-              <w:jc w:val="left"/>
-            </w:pPr>
-            <w:r>
-              <w:t xml:space="preserve">q95 / X₀ = q95/√2</w:t>
-            </w:r>
-          </w:p>
-        </w:tc>
-        <w:tc>
-          <w:tcPr/>
-          <w:p>
-            <w:pPr>
-              <w:pStyle w:val="Compact"/>
-              <w:jc w:val="left"/>
-            </w:pPr>
-            <w:r>
-              <w:t xml:space="preserve">q95 =</w:t>
-            </w:r>
-            <w:r>
-              <w:t xml:space="preserve"> </w:t>
-            </w:r>
-            <w:r>
-              <w:rPr>
-                <w:bCs/>
-                <w:b/>
-              </w:rPr>
-              <w:t xml:space="preserve">0.6156</w:t>
-            </w:r>
-            <w:r>
-              <w:t xml:space="preserve">(nearest-rank) /</w:t>
-            </w:r>
-            <w:r>
-              <w:t xml:space="preserve"> </w:t>
-            </w:r>
-            <w:r>
-              <w:rPr>
-                <w:bCs/>
-                <w:b/>
-              </w:rPr>
-              <w:t xml:space="preserve">0.4603</w:t>
-            </w:r>
-            <w:r>
-              <w:t xml:space="preserve">(linear)；</w:t>
-            </w:r>
-            <w:r>
-              <w:rPr>
-                <w:bCs/>
-                <w:b/>
-              </w:rPr>
-              <w:t xml:space="preserve">X₀ = 0.3255</w:t>
-            </w:r>
-          </w:p>
-        </w:tc>
-      </w:tr>
-      <w:tr>
-        <w:tc>
-          <w:tcPr/>
-          <w:p>
-            <w:pPr>
-              <w:pStyle w:val="Compact"/>
-              <w:jc w:val="left"/>
-            </w:pPr>
-            <w:r>
-              <w:rPr>
-                <w:bCs/>
-                <w:b/>
-              </w:rPr>
-              <w:t xml:space="preserve">可检出门槛 θ₀</w:t>
-            </w:r>
-          </w:p>
-        </w:tc>
-        <w:tc>
-          <w:tcPr/>
-          <w:p>
-            <w:pPr>
-              <w:pStyle w:val="Compact"/>
-              <w:jc w:val="left"/>
-            </w:pPr>
-            <w:r>
-              <w:rPr>
-                <w:bCs/>
-                <w:b/>
-              </w:rPr>
-              <w:t xml:space="preserve">1.33 σ</w:t>
-            </w:r>
-            <w:r>
-              <w:t xml:space="preserve">（锚本批噪声地板）</w:t>
-            </w:r>
-          </w:p>
-        </w:tc>
-      </w:tr>
-      <w:tr>
-        <w:tc>
-          <w:tcPr/>
-          <w:p>
-            <w:pPr>
-              <w:pStyle w:val="Compact"/>
-              <w:jc w:val="left"/>
-            </w:pPr>
-            <w:r>
-              <w:t xml:space="preserve">H-TOPO-4a（有无交互）</w:t>
-            </w:r>
-          </w:p>
-        </w:tc>
-        <w:tc>
-          <w:tcPr/>
-          <w:p>
-            <w:pPr>
-              <w:pStyle w:val="Compact"/>
-              <w:jc w:val="left"/>
-            </w:pPr>
-            <w:r>
-              <w:t xml:space="preserve">4 格可比，</w:t>
-            </w:r>
-            <w:r>
-              <w:rPr>
-                <w:bCs/>
-                <w:b/>
-              </w:rPr>
-              <w:t xml:space="preserve">1/4</w:t>
-            </w:r>
-            <w:r>
-              <w:t xml:space="preserve"> </w:t>
-            </w:r>
-            <w:r>
-              <w:t xml:space="preserve">超 θ₀；</w:t>
-            </w:r>
-            <w:r>
-              <w:rPr>
-                <w:bCs/>
-                <w:b/>
-              </w:rPr>
-              <w:t xml:space="preserve">题级方向相反</w:t>
-            </w:r>
-            <w:r>
-              <w:t xml:space="preserve">（S4 +0.0084 vs S5 −0.1145）</w:t>
-            </w:r>
-          </w:p>
-        </w:tc>
-      </w:tr>
-      <w:tr>
-        <w:tc>
-          <w:tcPr/>
-          <w:p>
-            <w:pPr>
-              <w:pStyle w:val="Compact"/>
-              <w:jc w:val="left"/>
-            </w:pPr>
-            <w:r>
-              <w:t xml:space="preserve">H-TOPO-4c（有无综述）</w:t>
-            </w:r>
-          </w:p>
-        </w:tc>
-        <w:tc>
-          <w:tcPr/>
-          <w:p>
-            <w:pPr>
-              <w:pStyle w:val="Compact"/>
-              <w:jc w:val="left"/>
-            </w:pPr>
-            <w:r>
-              <w:t xml:space="preserve">3 格可比，</w:t>
-            </w:r>
-            <w:r>
-              <w:rPr>
-                <w:bCs/>
-                <w:b/>
-              </w:rPr>
-              <w:t xml:space="preserve">2/3</w:t>
-            </w:r>
-            <w:r>
-              <w:t xml:space="preserve"> </w:t>
-            </w:r>
-            <w:r>
-              <w:t xml:space="preserve">超 θ₀；</w:t>
-            </w:r>
-            <w:r>
-              <w:rPr>
-                <w:bCs/>
-                <w:b/>
-              </w:rPr>
-              <w:t xml:space="preserve">题级方向相反</w:t>
-            </w:r>
-            <w:r>
-              <w:t xml:space="preserve">（S4 −0.3589 vs S5 +0.6045）</w:t>
-            </w:r>
-          </w:p>
-        </w:tc>
-      </w:tr>
-      <w:tr>
-        <w:tc>
-          <w:tcPr/>
-          <w:p>
-            <w:pPr>
-              <w:pStyle w:val="Compact"/>
-              <w:jc w:val="left"/>
-            </w:pPr>
-            <w:r>
-              <w:t xml:space="preserve">H-TOPO-4d（轮内可见性图）</w:t>
-            </w:r>
-          </w:p>
-        </w:tc>
-        <w:tc>
-          <w:tcPr/>
-          <w:p>
-            <w:pPr>
-              <w:pStyle w:val="Compact"/>
-              <w:jc w:val="left"/>
-            </w:pPr>
-            <w:r>
-              <w:t xml:space="preserve">4 格可比，</w:t>
-            </w:r>
-            <w:r>
-              <w:rPr>
-                <w:bCs/>
-                <w:b/>
-              </w:rPr>
-              <w:t xml:space="preserve">0/4</w:t>
-            </w:r>
-            <w:r>
-              <w:t xml:space="preserve"> </w:t>
-            </w:r>
-            <w:r>
-              <w:t xml:space="preserve">超 θ₀</w:t>
-            </w:r>
-          </w:p>
-        </w:tc>
-      </w:tr>
-      <w:tr>
-        <w:tc>
-          <w:tcPr/>
-          <w:p>
-            <w:pPr>
-              <w:pStyle w:val="Compact"/>
-              <w:jc w:val="left"/>
-            </w:pPr>
-            <w:r>
-              <w:rPr>
-                <w:bCs/>
-                <w:b/>
-              </w:rPr>
-              <w:t xml:space="preserve">判决</w:t>
-            </w:r>
-          </w:p>
-        </w:tc>
-        <w:tc>
-          <w:tcPr/>
-          <w:p>
-            <w:pPr>
-              <w:pStyle w:val="Compact"/>
-              <w:jc w:val="left"/>
-            </w:pPr>
-            <w:r>
-              <w:t xml:space="preserve">三者均判「</w:t>
-            </w:r>
-            <w:r>
-              <w:rPr>
-                <w:bCs/>
-                <w:b/>
-              </w:rPr>
-              <w:t xml:space="preserve">不可分辨</w:t>
-            </w:r>
-            <w:r>
-              <w:t xml:space="preserve">」——</w:t>
-            </w:r>
-            <w:r>
-              <w:rPr>
-                <w:bCs/>
-                <w:b/>
-              </w:rPr>
-              <w:t xml:space="preserve">这不等于"无效应"</w:t>
-            </w:r>
-            <w:r>
-              <w:t xml:space="preserve">：若真实效应存在，其量级需</w:t>
-            </w:r>
-            <w:r>
-              <w:t xml:space="preserve"> </w:t>
-            </w:r>
-            <w:r>
-              <w:rPr>
-                <w:bCs/>
-                <w:b/>
-              </w:rPr>
-              <w:t xml:space="preserve">≥ 1.33 个题内 σ</w:t>
-            </w:r>
-            <w:r>
-              <w:t xml:space="preserve"> </w:t>
-            </w:r>
-            <w:r>
-              <w:t xml:space="preserve">才能在当前 n 下被检出</w:t>
-            </w:r>
-          </w:p>
-        </w:tc>
-      </w:tr>
-      <w:tr>
-        <w:tc>
-          <w:tcPr/>
-          <w:p>
-            <w:pPr>
-              <w:pStyle w:val="Compact"/>
-              <w:jc w:val="left"/>
-            </w:pPr>
-            <w:r>
-              <w:rPr>
-                <w:bCs/>
-                <w:b/>
-              </w:rPr>
-              <w:t xml:space="preserve">★ 活性发现</w:t>
-            </w:r>
-          </w:p>
-        </w:tc>
-        <w:tc>
-          <w:tcPr/>
-          <w:p>
-            <w:pPr>
-              <w:pStyle w:val="Compact"/>
-              <w:jc w:val="left"/>
-            </w:pPr>
-            <w:r>
-              <w:rPr>
-                <w:rStyle w:val="VerbatimChar"/>
-              </w:rPr>
-              <w:t xml:space="preserve">structured_dedup</w:t>
-            </w:r>
-            <w:r>
-              <w:t xml:space="preserve"> </w:t>
-            </w:r>
-            <w:r>
-              <w:t xml:space="preserve">在本批</w:t>
-            </w:r>
-            <w:r>
-              <w:rPr>
-                <w:bCs/>
-                <w:b/>
-              </w:rPr>
-              <w:t xml:space="preserve">恒定</w:t>
-            </w:r>
-            <w:r>
-              <w:t xml:space="preserve">（σ=0、q95=0、所有组 5/5）⇒ ★</w:t>
-            </w:r>
-            <w:r>
-              <w:t xml:space="preserve"> </w:t>
-            </w:r>
-            <w:r>
-              <w:rPr>
-                <w:bCs/>
-                <w:b/>
-              </w:rPr>
-              <w:t xml:space="preserve">第三把尺子定义上恒等、不参与一致性门</w:t>
-            </w:r>
-            <w:r>
-              <w:t xml:space="preserve"> </w:t>
-            </w:r>
-            <w:r>
-              <w:t xml:space="preserve">⇒ 本批实际只有</w:t>
-            </w:r>
-            <w:r>
-              <w:rPr>
-                <w:bCs/>
-                <w:b/>
-              </w:rPr>
-              <w:t xml:space="preserve">两把</w:t>
-            </w:r>
-            <w:r>
-              <w:t xml:space="preserve">尺子有信息</w:t>
-            </w:r>
-          </w:p>
-        </w:tc>
-      </w:tr>
-    </w:tbl>
-    <w:bookmarkStart w:id="26" w:name="a-篇的正式结论句-已与第二组对齐口径-可直接进初稿正文"/>
-    <w:p>
-      <w:pPr>
-        <w:pStyle w:val="Heading4"/>
-      </w:pPr>
-      <w:r>
-        <w:t xml:space="preserve">★ A 篇的正式结论句（★ 已与第二组对齐口径 · ★ 可直接进初稿正文 ★）</w:t>
-      </w:r>
-    </w:p>
-    <w:p>
-      <w:pPr>
-        <w:pStyle w:val="BlockText"/>
-      </w:pPr>
-      <w:r>
-        <w:rPr>
-          <w:bCs/>
-          <w:b/>
-        </w:rPr>
-        <w:t xml:space="preserve">「在本批噪声地板（θ₀ = 1.33 个题内 rep σ）与当前 n（题级 n = 2，H0 配对 n = 10）下不足以分辨」</w:t>
-      </w:r>
-      <w:r>
-        <w:t xml:space="preserve"> </w:t>
-      </w:r>
-      <w:r>
-        <w:rPr>
-          <w:bCs/>
-          <w:b/>
-        </w:rPr>
-        <w:t xml:space="preserve">「这不等于无效应；若真实效应存在，其量级需 ≥ θ₀ 个题内 rep σ 才能在当前 n 下被检出」</w:t>
-      </w:r>
-    </w:p>
-    <w:p>
-      <w:pPr>
-        <w:pStyle w:val="BlockText"/>
-      </w:pPr>
-      <w:r>
-        <w:t xml:space="preserve">★</w:t>
-      </w:r>
-      <w:r>
-        <w:t xml:space="preserve"> </w:t>
-      </w:r>
-      <w:r>
-        <w:rPr>
-          <w:bCs/>
-          <w:b/>
-        </w:rPr>
-        <w:t xml:space="preserve">限定 1</w:t>
-      </w:r>
-      <w:r>
-        <w:t xml:space="preserve">：该判断</w:t>
-      </w:r>
-      <w:r>
-        <w:rPr>
-          <w:bCs/>
-          <w:b/>
-        </w:rPr>
-        <w:t xml:space="preserve">只覆盖已跑批的 2 题（S4、S5）</w:t>
-      </w:r>
-      <w:r>
-        <w:t xml:space="preserve">，</w:t>
-      </w:r>
-      <w:r>
-        <w:rPr>
-          <w:bCs/>
-          <w:b/>
-        </w:rPr>
-        <w:t xml:space="preserve">不外推到尚未跑的四题</w:t>
-      </w:r>
-      <w:r>
-        <w:t xml:space="preserve">（S6/T1/T2/T3）⇒ ★ 否则就是把部分读数当整批结论。</w:t>
-      </w:r>
-      <w:r>
-        <w:t xml:space="preserve"> </w:t>
-      </w:r>
-      <w:r>
-        <w:t xml:space="preserve">★</w:t>
-      </w:r>
-      <w:r>
-        <w:t xml:space="preserve"> </w:t>
-      </w:r>
-      <w:r>
-        <w:rPr>
-          <w:bCs/>
-          <w:b/>
-        </w:rPr>
-        <w:t xml:space="preserve">限定 2</w:t>
-      </w:r>
-      <w:r>
-        <w:t xml:space="preserve">：第三把尺子</w:t>
-      </w:r>
-      <w:r>
-        <w:t xml:space="preserve"> </w:t>
-      </w:r>
-      <w:r>
-        <w:rPr>
-          <w:rStyle w:val="VerbatimChar"/>
-        </w:rPr>
-        <w:t xml:space="preserve">structured_dedup</w:t>
-      </w:r>
-      <w:r>
-        <w:t xml:space="preserve"> </w:t>
-      </w:r>
-      <w:r>
-        <w:t xml:space="preserve">在本批恒定（σ = 0、所有组 5/5）⇒ ★</w:t>
-      </w:r>
-      <w:r>
-        <w:t xml:space="preserve"> </w:t>
-      </w:r>
-      <w:r>
-        <w:rPr>
-          <w:bCs/>
-          <w:b/>
-        </w:rPr>
-        <w:t xml:space="preserve">定义上恒等、零分辨力</w:t>
-      </w:r>
-      <w:r>
-        <w:t xml:space="preserve"> </w:t>
-      </w:r>
-      <w:r>
-        <w:t xml:space="preserve">⇒ ★</w:t>
-      </w:r>
-      <w:r>
-        <w:t xml:space="preserve"> </w:t>
-      </w:r>
-      <w:r>
-        <w:rPr>
-          <w:bCs/>
-          <w:b/>
-        </w:rPr>
-        <w:t xml:space="preserve">不参与一致性门</w:t>
-      </w:r>
-      <w:r>
-        <w:t xml:space="preserve">。</w:t>
-      </w:r>
-      <w:r>
-        <w:t xml:space="preserve"> </w:t>
-      </w:r>
-      <w:r>
-        <w:t xml:space="preserve">★ 结论句全部标【产出方自算】。</w:t>
-      </w:r>
-    </w:p>
-    <w:p>
-      <w:pPr>
-        <w:pStyle w:val="FirstParagraph"/>
-      </w:pPr>
-      <w:r>
-        <w:t xml:space="preserve">★</w:t>
-      </w:r>
-      <w:r>
-        <w:t xml:space="preserve"> </w:t>
-      </w:r>
-      <w:r>
-        <w:rPr>
-          <w:bCs/>
-          <w:b/>
-        </w:rPr>
-        <w:t xml:space="preserve">★ "补 n"是为了让"不可分辨"更稳，★ 不是为了让结论翻案 ★</w:t>
+        <w:t xml:space="preserve">⇒ ★ 两条本轮【核实失败 ⇒ 不写入论文】的引用（★ 宁可少引一条，不引错一条 ★）</w:t>
       </w:r>
     </w:p>
     <w:tbl>
@@ -4699,31 +3956,31 @@
               <w:jc w:val="left"/>
             </w:pPr>
             <w:r>
-              <w:t xml:space="preserve">项</w:t>
-            </w:r>
-          </w:p>
-        </w:tc>
-        <w:tc>
-          <w:tcPr/>
-          <w:p>
-            <w:pPr>
-              <w:pStyle w:val="Compact"/>
-              <w:jc w:val="right"/>
-            </w:pPr>
-            <w:r>
-              <w:t xml:space="preserve">当前</w:t>
-            </w:r>
-          </w:p>
-        </w:tc>
-        <w:tc>
-          <w:tcPr/>
-          <w:p>
-            <w:pPr>
-              <w:pStyle w:val="Compact"/>
-              <w:jc w:val="right"/>
-            </w:pPr>
-            <w:r>
-              <w:t xml:space="preserve">补齐后</w:t>
+              <w:t xml:space="preserve">原拟引用</w:t>
+            </w:r>
+          </w:p>
+        </w:tc>
+        <w:tc>
+          <w:tcPr/>
+          <w:p>
+            <w:pPr>
+              <w:pStyle w:val="Compact"/>
+              <w:jc w:val="left"/>
+            </w:pPr>
+            <w:r>
+              <w:t xml:space="preserve">核实结果</w:t>
+            </w:r>
+          </w:p>
+        </w:tc>
+        <w:tc>
+          <w:tcPr/>
+          <w:p>
+            <w:pPr>
+              <w:pStyle w:val="Compact"/>
+              <w:jc w:val="left"/>
+            </w:pPr>
+            <w:r>
+              <w:t xml:space="preserve">处置</w:t>
             </w:r>
           </w:p>
         </w:tc>
@@ -4737,58 +3994,107 @@
               <w:jc w:val="left"/>
             </w:pPr>
             <w:r>
-              <w:t xml:space="preserve">题级 n</w:t>
-            </w:r>
-          </w:p>
-        </w:tc>
-        <w:tc>
-          <w:tcPr/>
-          <w:p>
-            <w:pPr>
-              <w:pStyle w:val="Compact"/>
-              <w:jc w:val="right"/>
-            </w:pPr>
-            <w:r>
-              <w:rPr>
-                <w:bCs/>
-                <w:b/>
-              </w:rPr>
-              <w:t xml:space="preserve">2</w:t>
-            </w:r>
-            <w:r>
-              <w:t xml:space="preserve">（S4、S5）</w:t>
-            </w:r>
-          </w:p>
-        </w:tc>
-        <w:tc>
-          <w:tcPr/>
-          <w:p>
-            <w:pPr>
-              <w:pStyle w:val="Compact"/>
-              <w:jc w:val="right"/>
-            </w:pPr>
-            <w:r>
-              <w:rPr>
-                <w:bCs/>
-                <w:b/>
-              </w:rPr>
-              <w:t xml:space="preserve">6</w:t>
-            </w:r>
-            <w:r>
-              <w:t xml:space="preserve">（+4 题 × 2 rep × 6 臂 × 5 run = 240 单元，加 S5 r2 剩 6 ⇒</w:t>
-            </w:r>
-            <w:r>
-              <w:t xml:space="preserve"> </w:t>
-            </w:r>
-            <w:r>
-              <w:rPr>
-                <w:bCs/>
-                <w:b/>
-              </w:rPr>
-              <w:t xml:space="preserve">共 246</w:t>
-            </w:r>
-            <w:r>
-              <w:t xml:space="preserve">）</w:t>
+              <w:rPr>
+                <w:rStyle w:val="VerbatimChar"/>
+              </w:rPr>
+              <w:t xml:space="preserve">Applied Sciences 2026, 16(12), 5817</w:t>
+            </w:r>
+            <w:r>
+              <w:t xml:space="preserve">（原拟「预测熵与词级多样性 r = −0.71」）</w:t>
+            </w:r>
+          </w:p>
+        </w:tc>
+        <w:tc>
+          <w:tcPr/>
+          <w:p>
+            <w:pPr>
+              <w:pStyle w:val="Compact"/>
+              <w:jc w:val="left"/>
+            </w:pPr>
+            <w:r>
+              <w:t xml:space="preserve">搜到的同刊文章给出的是</w:t>
+            </w:r>
+            <w:r>
+              <w:t xml:space="preserve"> </w:t>
+            </w:r>
+            <w:r>
+              <w:rPr>
+                <w:rStyle w:val="VerbatimChar"/>
+                <w:bCs/>
+                <w:b/>
+              </w:rPr>
+              <w:t xml:space="preserve">LexDiv = 0.71 ± 0.03</w:t>
+            </w:r>
+            <w:r>
+              <w:rPr>
+                <w:bCs/>
+                <w:b/>
+              </w:rPr>
+              <w:t xml:space="preserve">（一个水平值）</w:t>
+            </w:r>
+            <w:r>
+              <w:t xml:space="preserve">，与"相关系数 −0.71"</w:t>
+            </w:r>
+            <w:r>
+              <w:rPr>
+                <w:bCs/>
+                <w:b/>
+              </w:rPr>
+              <w:t xml:space="preserve">形态不同</w:t>
+            </w:r>
+            <w:r>
+              <w:t xml:space="preserve"> </w:t>
+            </w:r>
+            <w:r>
+              <w:t xml:space="preserve">⇒ ★</w:t>
+            </w:r>
+            <w:r>
+              <w:t xml:space="preserve"> </w:t>
+            </w:r>
+            <w:r>
+              <w:rPr>
+                <w:bCs/>
+                <w:b/>
+              </w:rPr>
+              <w:t xml:space="preserve">高度疑似把水平值误读成相关系数</w:t>
+            </w:r>
+            <w:r>
+              <w:t xml:space="preserve">（典型「引文 → spec 升格」）；卷期号/文章号未取得一手页面</w:t>
+            </w:r>
+          </w:p>
+        </w:tc>
+        <w:tc>
+          <w:tcPr/>
+          <w:p>
+            <w:pPr>
+              <w:pStyle w:val="Compact"/>
+              <w:jc w:val="left"/>
+            </w:pPr>
+            <w:r>
+              <w:t xml:space="preserve">★</w:t>
+            </w:r>
+            <w:r>
+              <w:t xml:space="preserve"> </w:t>
+            </w:r>
+            <w:r>
+              <w:rPr>
+                <w:bCs/>
+                <w:b/>
+              </w:rPr>
+              <w:t xml:space="preserve">不写入</w:t>
+            </w:r>
+            <w:r>
+              <w:t xml:space="preserve">；★ 亦</w:t>
+            </w:r>
+            <w:r>
+              <w:rPr>
+                <w:bCs/>
+                <w:b/>
+              </w:rPr>
+              <w:t xml:space="preserve">不做专案核实</w:t>
+            </w:r>
+            <w:r>
+              <w:t xml:space="preserve">（不值得，且已证明该源不可靠）</w:t>
             </w:r>
           </w:p>
         </w:tc>
@@ -4802,170 +4108,50 @@
               <w:jc w:val="left"/>
             </w:pPr>
             <w:r>
-              <w:t xml:space="preserve">H0 配对 n</w:t>
-            </w:r>
-          </w:p>
-        </w:tc>
-        <w:tc>
-          <w:tcPr/>
-          <w:p>
-            <w:pPr>
-              <w:pStyle w:val="Compact"/>
-              <w:jc w:val="right"/>
-            </w:pPr>
-            <w:r>
-              <w:rPr>
-                <w:bCs/>
-                <w:b/>
-              </w:rPr>
-              <w:t xml:space="preserve">10</w:t>
-            </w:r>
-            <w:r>
-              <w:t xml:space="preserve">（全部臂口径）</w:t>
-            </w:r>
-          </w:p>
-        </w:tc>
-        <w:tc>
-          <w:tcPr/>
-          <w:p>
-            <w:pPr>
-              <w:pStyle w:val="Compact"/>
-              <w:jc w:val="right"/>
-            </w:pPr>
-            <w:r>
-              <w:rPr>
-                <w:bCs/>
-                <w:b/>
-              </w:rPr>
-              <w:t xml:space="preserve">36</w:t>
-            </w:r>
-            <w:r>
-              <w:t xml:space="preserve">（全部臂）／</w:t>
-            </w:r>
-            <w:r>
-              <w:t xml:space="preserve"> </w:t>
-            </w:r>
-            <w:r>
-              <w:rPr>
-                <w:bCs/>
-                <w:b/>
-              </w:rPr>
-              <w:t xml:space="preserve">12</w:t>
-            </w:r>
-            <w:r>
-              <w:t xml:space="preserve">（预注册</w:t>
-            </w:r>
-            <w:r>
-              <w:t xml:space="preserve"> </w:t>
-            </w:r>
-            <w:r>
               <w:rPr>
                 <w:rStyle w:val="VerbatimChar"/>
               </w:rPr>
-              <w:t xml:space="preserve">nosel_b3</w:t>
-            </w:r>
-            <w:r>
-              <w:t xml:space="preserve"> </w:t>
-            </w:r>
-            <w:r>
-              <w:t xml:space="preserve">口径，目标 21 = 12 + 旧批 9）</w:t>
-            </w:r>
-          </w:p>
-        </w:tc>
-      </w:tr>
-      <w:tr>
-        <w:tc>
-          <w:tcPr/>
-          <w:p>
-            <w:pPr>
-              <w:pStyle w:val="Compact"/>
-              <w:jc w:val="left"/>
-            </w:pPr>
-            <w:r>
-              <w:t xml:space="preserve">「≥2/3 题同向」辅助条件</w:t>
-            </w:r>
-          </w:p>
-        </w:tc>
-        <w:tc>
-          <w:tcPr/>
-          <w:p>
-            <w:pPr>
-              <w:pStyle w:val="Compact"/>
-              <w:jc w:val="right"/>
-            </w:pPr>
-            <w:r>
-              <w:rPr>
-                <w:bCs/>
-                <w:b/>
-              </w:rPr>
-              <w:t xml:space="preserve">不可判定</w:t>
-            </w:r>
-            <w:r>
-              <w:t xml:space="preserve">（n = 2）</w:t>
-            </w:r>
-          </w:p>
-        </w:tc>
-        <w:tc>
-          <w:tcPr/>
-          <w:p>
-            <w:pPr>
-              <w:pStyle w:val="Compact"/>
-              <w:jc w:val="right"/>
-            </w:pPr>
-            <w:r>
-              <w:rPr>
-                <w:bCs/>
-                <w:b/>
-              </w:rPr>
-              <w:t xml:space="preserve">可判定</w:t>
-            </w:r>
-          </w:p>
-        </w:tc>
-      </w:tr>
-      <w:tr>
-        <w:tc>
-          <w:tcPr/>
-          <w:p>
-            <w:pPr>
-              <w:pStyle w:val="Compact"/>
-              <w:jc w:val="left"/>
-            </w:pPr>
-            <w:r>
-              <w:t xml:space="preserve">θ₀</w:t>
-            </w:r>
-          </w:p>
-        </w:tc>
-        <w:tc>
-          <w:tcPr/>
-          <w:p>
-            <w:pPr>
-              <w:pStyle w:val="Compact"/>
-              <w:jc w:val="right"/>
-            </w:pPr>
-            <w:r>
-              <w:t xml:space="preserve">1.33 σ</w:t>
-            </w:r>
-          </w:p>
-        </w:tc>
-        <w:tc>
-          <w:tcPr/>
-          <w:p>
-            <w:pPr>
-              <w:pStyle w:val="Compact"/>
-              <w:jc w:val="right"/>
-            </w:pPr>
-            <w:r>
-              <w:t xml:space="preserve">更稳（bootstrap 区间收窄）⇒ ★</w:t>
-            </w:r>
-            <w:r>
-              <w:t xml:space="preserve"> </w:t>
-            </w:r>
-            <w:r>
-              <w:rPr>
-                <w:bCs/>
-                <w:b/>
-              </w:rPr>
-              <w:t xml:space="preserve">但不会变得更容易跨过</w:t>
+              <w:t xml:space="preserve">arXiv:2604.03380</w:t>
+            </w:r>
+            <w:r>
+              <w:t xml:space="preserve">（AENI）</w:t>
+            </w:r>
+          </w:p>
+        </w:tc>
+        <w:tc>
+          <w:tcPr/>
+          <w:p>
+            <w:pPr>
+              <w:pStyle w:val="Compact"/>
+              <w:jc w:val="left"/>
+            </w:pPr>
+            <w:r>
+              <w:t xml:space="preserve">本轮未取得一手页面</w:t>
+            </w:r>
+          </w:p>
+        </w:tc>
+        <w:tc>
+          <w:tcPr/>
+          <w:p>
+            <w:pPr>
+              <w:pStyle w:val="Compact"/>
+              <w:jc w:val="left"/>
+            </w:pPr>
+            <w:r>
+              <w:t xml:space="preserve">★</w:t>
+            </w:r>
+            <w:r>
+              <w:t xml:space="preserve"> </w:t>
+            </w:r>
+            <w:r>
+              <w:rPr>
+                <w:bCs/>
+                <w:b/>
+              </w:rPr>
+              <w:t xml:space="preserve">不写入</w:t>
+            </w:r>
+            <w:r>
+              <w:t xml:space="preserve">（待取得一手页面方可）</w:t>
             </w:r>
           </w:p>
         </w:tc>
@@ -4986,77 +4172,17 @@
           <w:bCs/>
           <w:b/>
         </w:rPr>
-        <w:t xml:space="preserve">口径登记（数据产生后改判据必须登记）</w:t>
-      </w:r>
-      <w:r>
-        <w:t xml:space="preserve">：预注册写死 H0 原料 =</w:t>
-      </w:r>
-      <w:r>
-        <w:t xml:space="preserve"> </w:t>
-      </w:r>
-      <w:r>
-        <w:rPr>
-          <w:rStyle w:val="VerbatimChar"/>
-        </w:rPr>
-        <w:t xml:space="preserve">nosel_b3</w:t>
-      </w:r>
-      <w:r>
-        <w:t xml:space="preserve"> </w:t>
-      </w:r>
-      <w:r>
-        <w:t xml:space="preserve">12 + 旧批 9 = 21；当前</w:t>
-      </w:r>
-      <w:r>
-        <w:t xml:space="preserve"> </w:t>
-      </w:r>
-      <w:r>
-        <w:rPr>
-          <w:rStyle w:val="VerbatimChar"/>
-        </w:rPr>
-        <w:t xml:space="preserve">nosel_b3</w:t>
-      </w:r>
-      <w:r>
-        <w:t xml:space="preserve"> </w:t>
-      </w:r>
-      <w:r>
-        <w:t xml:space="preserve">完整配对只有 1 个（n=1 不可标定）⇒ 本轮用</w:t>
-      </w:r>
-      <w:r>
-        <w:rPr>
-          <w:bCs/>
-          <w:b/>
-        </w:rPr>
-        <w:t xml:space="preserve">全部臂</w:t>
-      </w:r>
-      <w:r>
-        <w:t xml:space="preserve">同题 rep 差（n=10）⇒</w:t>
-      </w:r>
-      <w:r>
-        <w:t xml:space="preserve"> </w:t>
-      </w:r>
-      <w:r>
-        <w:rPr>
-          <w:bCs/>
-          <w:b/>
-        </w:rPr>
-        <w:t xml:space="preserve">口径扩宽（只放宽、不改方向、且提高 n）</w:t>
-      </w:r>
-      <w:r>
-        <w:t xml:space="preserve"> </w:t>
-      </w:r>
-      <w:r>
-        <w:t xml:space="preserve">⇒ 跑满后两种口径都会报。</w:t>
+        <w:t xml:space="preserve">这两条曾由我列入给三组的证据清单 ⇒ 现已撤回 ⇒ 教训与上面同源：★ 「我搜到了」≠「它是这个」。</w:t>
       </w:r>
     </w:p>
-    <w:bookmarkEnd w:id="26"/>
-    <w:bookmarkEnd w:id="27"/>
-    <w:bookmarkStart w:id="28" w:name="Xaae07e658d1b73f218ed71f00182da19f4bf1ff"/>
+    <w:bookmarkEnd w:id="25"/>
+    <w:bookmarkStart w:id="28" w:name="a-selection-is-not-creation"/>
     <w:p>
       <w:pPr>
         <w:pStyle w:val="Heading3"/>
       </w:pPr>
       <w:r>
-        <w:t xml:space="preserve">2.3 C · Six Ways to Look Done Without Being Verified</w:t>
+        <w:t xml:space="preserve">2.2 A · Selection Is Not Creation</w:t>
       </w:r>
     </w:p>
     <w:p>
@@ -5068,23 +4194,17 @@
           <w:bCs/>
           <w:b/>
         </w:rPr>
-        <w:t xml:space="preserve">① 核心定位</w:t>
-      </w:r>
-      <w:r>
-        <w:t xml:space="preserve">（★ 这是一篇</w:t>
-      </w:r>
-      <w:r>
-        <w:t xml:space="preserve"> </w:t>
-      </w:r>
-      <w:r>
-        <w:rPr>
-          <w:bCs/>
-          <w:b/>
-        </w:rPr>
-        <w:t xml:space="preserve">position paper</w:t>
-      </w:r>
-      <w:r>
-        <w:t xml:space="preserve">，它的诚实说法必须自己先说）</w:t>
+        <w:t xml:space="preserve">① 核心判决（★ §5.9 正式结论 · 窄表述 —— 这是本文对外的</w:t>
+      </w:r>
+      <w:r>
+        <w:t xml:space="preserve">唯一</w:t>
+      </w:r>
+      <w:r>
+        <w:rPr>
+          <w:bCs/>
+          <w:b/>
+        </w:rPr>
+        <w:t xml:space="preserve">结论句）</w:t>
       </w:r>
     </w:p>
     <w:p>
@@ -5092,72 +4212,96 @@
         <w:pStyle w:val="BlockText"/>
       </w:pPr>
       <w:r>
-        <w:t xml:space="preserve">「C 篇是</w:t>
-      </w:r>
-      <w:r>
-        <w:rPr>
-          <w:bCs/>
-          <w:b/>
-        </w:rPr>
-        <w:t xml:space="preserve">规程论文</w:t>
-      </w:r>
-      <w:r>
-        <w:t xml:space="preserve">，它没有主实验。它的价值要靠'用了规程之后误报率降了多少'来兑现。</w:t>
-      </w:r>
-      <w:r>
-        <w:t xml:space="preserve"> </w:t>
-      </w:r>
-      <w:r>
-        <w:t xml:space="preserve">⇒</w:t>
-      </w:r>
-      <w:r>
-        <w:t xml:space="preserve"> </w:t>
-      </w:r>
-      <w:r>
-        <w:rPr>
-          <w:bCs/>
-          <w:b/>
-        </w:rPr>
-        <w:t xml:space="preserve">这个量化我们还没做</w:t>
-      </w:r>
-      <w:r>
-        <w:t xml:space="preserve">（不是没发现该做，是</w:t>
-      </w:r>
-      <w:r>
-        <w:rPr>
-          <w:bCs/>
-          <w:b/>
-        </w:rPr>
-        <w:t xml:space="preserve">做之前得先把'误报率'的口径定下来</w:t>
-      </w:r>
-      <w:r>
-        <w:t xml:space="preserve">，否则量化出来的数是自证的）。</w:t>
-      </w:r>
-      <w:r>
-        <w:t xml:space="preserve"> </w:t>
-      </w:r>
-      <w:r>
-        <w:t xml:space="preserve">⇒ ⇒ 所以 C 篇现在的交付形态是</w:t>
-      </w:r>
-      <w:r>
-        <w:rPr>
-          <w:bCs/>
-          <w:b/>
-        </w:rPr>
-        <w:t xml:space="preserve">规程 + 六个真实失效案例 + 一套可执行的审计协议</w:t>
-      </w:r>
-      <w:r>
-        <w:t xml:space="preserve">，</w:t>
-      </w:r>
-      <w:r>
-        <w:rPr>
-          <w:bCs/>
-          <w:b/>
-        </w:rPr>
-        <w:t xml:space="preserve">不是</w:t>
-      </w:r>
-      <w:r>
-        <w:t xml:space="preserve">一个已被验证能提升准确率的结论。」</w:t>
+        <w:t xml:space="preserve">在【</w:t>
+      </w:r>
+      <w:r>
+        <w:rPr>
+          <w:bCs/>
+          <w:b/>
+        </w:rPr>
+        <w:t xml:space="preserve">推导唯一</w:t>
+      </w:r>
+      <w:r>
+        <w:t xml:space="preserve">】的任务上，任何架构旋钮都</w:t>
+      </w:r>
+      <w:r>
+        <w:rPr>
+          <w:bCs/>
+          <w:b/>
+        </w:rPr>
+        <w:t xml:space="preserve">无可测贡献</w:t>
+      </w:r>
+      <w:r>
+        <w:t xml:space="preserve">；在【</w:t>
+      </w:r>
+      <w:r>
+        <w:rPr>
+          <w:bCs/>
+          <w:b/>
+        </w:rPr>
+        <w:t xml:space="preserve">路径多样</w:t>
+      </w:r>
+      <w:r>
+        <w:t xml:space="preserve">】的任务上，【</w:t>
+      </w:r>
+      <w:r>
+        <w:rPr>
+          <w:bCs/>
+          <w:b/>
+        </w:rPr>
+        <w:t xml:space="preserve">交互结构级</w:t>
+      </w:r>
+      <w:r>
+        <w:t xml:space="preserve">】的多样性有大幅效应（Chen et al. 2026 已发表 Vendi</w:t>
+      </w:r>
+      <w:r>
+        <w:t xml:space="preserve"> </w:t>
+      </w:r>
+      <w:r>
+        <w:rPr>
+          <w:bCs/>
+          <w:b/>
+        </w:rPr>
+        <w:t xml:space="preserve">4.65→8.08</w:t>
+      </w:r>
+      <w:r>
+        <w:t xml:space="preserve">），而【</w:t>
+      </w:r>
+      <w:r>
+        <w:rPr>
+          <w:bCs/>
+          <w:b/>
+        </w:rPr>
+        <w:t xml:space="preserve">prompt 级</w:t>
+      </w:r>
+      <w:r>
+        <w:t xml:space="preserve">】的身份多样性</w:t>
+      </w:r>
+      <w:r>
+        <w:rPr>
+          <w:bCs/>
+          <w:b/>
+        </w:rPr>
+        <w:t xml:space="preserve">无效</w:t>
+      </w:r>
+      <w:r>
+        <w:t xml:space="preserve">。</w:t>
+      </w:r>
+      <w:r>
+        <w:t xml:space="preserve"> </w:t>
+      </w:r>
+      <w:r>
+        <w:t xml:space="preserve">⇒ ⇒ 结论不是「架构没用」，而是「</w:t>
+      </w:r>
+      <w:r>
+        <w:rPr>
+          <w:bCs/>
+          <w:b/>
+        </w:rPr>
+        <w:t xml:space="preserve">架构的杠杆是【交互结构 × 任务结构】的交互，且二者必须分开测</w:t>
+      </w:r>
+      <w:r>
+        <w:t xml:space="preserve">」。</w:t>
       </w:r>
     </w:p>
     <w:p>
@@ -5169,152 +4313,173 @@
           <w:bCs/>
           <w:b/>
         </w:rPr>
-        <w:t xml:space="preserve">结构（三层）</w:t>
-      </w:r>
-      <w:r>
-        <w:t xml:space="preserve"> </w:t>
-      </w:r>
-      <w:r>
-        <w:t xml:space="preserve">-</w:t>
-      </w:r>
-      <w:r>
-        <w:t xml:space="preserve"> </w:t>
-      </w:r>
-      <w:r>
-        <w:rPr>
-          <w:bCs/>
-          <w:b/>
-        </w:rPr>
-        <w:t xml:space="preserve">第二层 · 六类具体机制</w:t>
-      </w:r>
-      <w:r>
-        <w:t xml:space="preserve">：① 架构幻觉 ② 判定函数泄题 ③ 检查器失效 ④ 措辞污染 ⑤ 二手转述未回源 ⑥ 关键词扫描漏判</w:t>
-      </w:r>
-      <w:r>
-        <w:t xml:space="preserve"> </w:t>
-      </w:r>
-      <w:r>
-        <w:t xml:space="preserve">-</w:t>
-      </w:r>
-      <w:r>
-        <w:t xml:space="preserve"> </w:t>
-      </w:r>
-      <w:r>
-        <w:rPr>
-          <w:bCs/>
-          <w:b/>
-        </w:rPr>
-        <w:t xml:space="preserve">第三层 · 四类更根本的失效</w:t>
-      </w:r>
-      <w:r>
-        <w:t xml:space="preserve">：⑦</w:t>
-      </w:r>
-      <w:r>
-        <w:t xml:space="preserve"> </w:t>
-      </w:r>
-      <w:r>
-        <w:rPr>
-          <w:bCs/>
-          <w:b/>
-        </w:rPr>
-        <w:t xml:space="preserve">代理错位</w:t>
-      </w:r>
-      <w:r>
-        <w:t xml:space="preserve">（测的是代理，目标是原物）⑧</w:t>
-      </w:r>
-      <w:r>
-        <w:t xml:space="preserve"> </w:t>
-      </w:r>
-      <w:r>
-        <w:rPr>
-          <w:bCs/>
-          <w:b/>
-        </w:rPr>
-        <w:t xml:space="preserve">行为冒充机制</w:t>
-      </w:r>
-      <w:r>
-        <w:t xml:space="preserve"> </w:t>
-      </w:r>
-      <w:r>
-        <w:t xml:space="preserve">⑨</w:t>
-      </w:r>
-      <w:r>
-        <w:t xml:space="preserve"> </w:t>
-      </w:r>
-      <w:r>
-        <w:rPr>
-          <w:bCs/>
-          <w:b/>
-        </w:rPr>
-        <w:t xml:space="preserve">同名文件两份</w:t>
-      </w:r>
-      <w:r>
-        <w:t xml:space="preserve">（改一处不同步）⑩</w:t>
-      </w:r>
-      <w:r>
-        <w:t xml:space="preserve"> </w:t>
-      </w:r>
-      <w:r>
-        <w:rPr>
-          <w:bCs/>
-          <w:b/>
-        </w:rPr>
-        <w:t xml:space="preserve">决策次数当独立样本数</w:t>
-      </w:r>
-      <w:r>
-        <w:t xml:space="preserve"> </w:t>
-      </w:r>
-      <w:r>
-        <w:t xml:space="preserve">-</w:t>
-      </w:r>
-      <w:r>
-        <w:t xml:space="preserve"> </w:t>
-      </w:r>
-      <w:r>
-        <w:rPr>
-          <w:bCs/>
-          <w:b/>
-        </w:rPr>
-        <w:t xml:space="preserve">★ 第十一类（2026-10-24 新增，最强实例）</w:t>
-      </w:r>
-      <w:r>
-        <w:t xml:space="preserve">：</w:t>
-      </w:r>
-      <w:r>
-        <w:rPr>
-          <w:bCs/>
-          <w:b/>
-        </w:rPr>
-        <w:t xml:space="preserve">型号池静默下架 ⇒ 5 支静默变 4 支</w:t>
-      </w:r>
-      <w:r>
-        <w:t xml:space="preserve">（见 §1.1）⇒</w:t>
-      </w:r>
-      <w:r>
-        <w:t xml:space="preserve"> </w:t>
-      </w:r>
-      <w:r>
-        <w:rPr>
-          <w:bCs/>
-          <w:b/>
-        </w:rPr>
-        <w:t xml:space="preserve">两条独立路径撞同一根因</w:t>
-      </w:r>
-      <w:r>
-        <w:t xml:space="preserve"> </w:t>
-      </w:r>
-      <w:r>
-        <w:t xml:space="preserve">⇒ 这是"</w:t>
-      </w:r>
-      <w:r>
-        <w:rPr>
-          <w:bCs/>
-          <w:b/>
-        </w:rPr>
-        <w:t xml:space="preserve">看起来完成了，但完成的是另一个配置</w:t>
-      </w:r>
-      <w:r>
-        <w:t xml:space="preserve">"的实证</w:t>
+        <w:t xml:space="preserve">★ 支撑这一句的两条自我修正（§3.8，是 A 篇方法学部分的核心，不放附录）</w:t>
+      </w:r>
+    </w:p>
+    <w:tbl>
+      <w:tblPr>
+        <w:tblStyle w:val="Table"/>
+        <w:tblW w:type="pct" w:w="5000"/>
+        <w:tblLook w:firstRow="1" w:lastRow="0" w:firstColumn="0" w:lastColumn="0" w:noHBand="0" w:noVBand="0" w:val="0020"/>
+      </w:tblPr>
+      <w:tblGrid>
+        <w:gridCol w:w="3960"/>
+        <w:gridCol w:w="3960"/>
+      </w:tblGrid>
+      <w:tr>
+        <w:trPr>
+          <w:tblHeader w:val="true"/>
+        </w:trPr>
+        <w:tc>
+          <w:tcPr/>
+          <w:p>
+            <w:pPr>
+              <w:pStyle w:val="Compact"/>
+              <w:jc w:val="left"/>
+            </w:pPr>
+            <w:r>
+              <w:t xml:space="preserve">修正</w:t>
+            </w:r>
+          </w:p>
+        </w:tc>
+        <w:tc>
+          <w:tcPr/>
+          <w:p>
+            <w:pPr>
+              <w:pStyle w:val="Compact"/>
+              <w:jc w:val="left"/>
+            </w:pPr>
+            <w:r>
+              <w:t xml:space="preserve">内容</w:t>
+            </w:r>
+          </w:p>
+        </w:tc>
+      </w:tr>
+      <w:tr>
+        <w:tc>
+          <w:tcPr/>
+          <w:p>
+            <w:pPr>
+              <w:pStyle w:val="Compact"/>
+              <w:jc w:val="left"/>
+            </w:pPr>
+            <w:r>
+              <w:rPr>
+                <w:bCs/>
+                <w:b/>
+              </w:rPr>
+              <w:t xml:space="preserve">§3.8.1 (a)</w:t>
+            </w:r>
+          </w:p>
+        </w:tc>
+        <w:tc>
+          <w:tcPr/>
+          <w:p>
+            <w:pPr>
+              <w:pStyle w:val="Compact"/>
+              <w:jc w:val="left"/>
+            </w:pPr>
+            <w:r>
+              <w:t xml:space="preserve">有一个指标</w:t>
+            </w:r>
+            <w:r>
+              <w:rPr>
+                <w:bCs/>
+                <w:b/>
+              </w:rPr>
+              <w:t xml:space="preserve">定义上不可能检出效应</w:t>
+            </w:r>
+            <w:r>
+              <w:t xml:space="preserve">（用它做判据 = 自证）⇒ 已作废</w:t>
+            </w:r>
+          </w:p>
+        </w:tc>
+      </w:tr>
+      <w:tr>
+        <w:tc>
+          <w:tcPr/>
+          <w:p>
+            <w:pPr>
+              <w:pStyle w:val="Compact"/>
+              <w:jc w:val="left"/>
+            </w:pPr>
+            <w:r>
+              <w:rPr>
+                <w:bCs/>
+                <w:b/>
+              </w:rPr>
+              <w:t xml:space="preserve">§3.8.1 (c)</w:t>
+            </w:r>
+          </w:p>
+        </w:tc>
+        <w:tc>
+          <w:tcPr/>
+          <w:p>
+            <w:pPr>
+              <w:pStyle w:val="Compact"/>
+              <w:jc w:val="left"/>
+            </w:pPr>
+            <w:r>
+              <w:t xml:space="preserve">「面宽上的增益」大部分被</w:t>
+            </w:r>
+            <w:r>
+              <w:rPr>
+                <w:bCs/>
+                <w:b/>
+              </w:rPr>
+              <w:t xml:space="preserve">机械效应</w:t>
+            </w:r>
+            <w:r>
+              <w:t xml:space="preserve">吃掉 ⇒ 嵌套子集校准（8 支</w:t>
+            </w:r>
+            <w:r>
+              <w:t xml:space="preserve"> </w:t>
+            </w:r>
+            <w:r>
+              <w:rPr>
+                <w:rStyle w:val="VerbatimChar"/>
+              </w:rPr>
+              <w:t xml:space="preserve">n8</w:t>
+            </w:r>
+            <w:r>
+              <w:t xml:space="preserve"> </w:t>
+            </w:r>
+            <w:r>
+              <w:t xml:space="preserve">臂 vs 从 8 支随机抽 5 支、取 p90 机械基线，K = 200）后</w:t>
+            </w:r>
+            <w:r>
+              <w:rPr>
+                <w:bCs/>
+                <w:b/>
+              </w:rPr>
+              <w:t xml:space="preserve">只剩 19%–37% 的组次</w:t>
+            </w:r>
+            <w:r>
+              <w:t xml:space="preserve">超出机械基线</w:t>
+            </w:r>
+          </w:p>
+        </w:tc>
+      </w:tr>
+    </w:tbl>
+    <w:p>
+      <w:pPr>
+        <w:pStyle w:val="BodyText"/>
+      </w:pPr>
+      <w:r>
+        <w:t xml:space="preserve">★</w:t>
+      </w:r>
+      <w:r>
+        <w:t xml:space="preserve"> </w:t>
+      </w:r>
+      <w:r>
+        <w:rPr>
+          <w:bCs/>
+          <w:b/>
+        </w:rPr>
+        <w:t xml:space="preserve">944 断言全量重判</w:t>
+      </w:r>
+      <w:r>
+        <w:t xml:space="preserve">（✅ 已跑批读数）—— A 篇的判据是外部可核验断言，不是 LLM 自评分。</w:t>
       </w:r>
     </w:p>
     <w:p>
@@ -5332,17 +4497,66 @@
         <w:t xml:space="preserve"> </w:t>
       </w:r>
       <w:r>
-        <w:t xml:space="preserve">- ✖ 「用了规程之后准确率提升 X%」——</w:t>
-      </w:r>
-      <w:r>
-        <w:t xml:space="preserve"> </w:t>
-      </w:r>
-      <w:r>
-        <w:rPr>
-          <w:bCs/>
-          <w:b/>
-        </w:rPr>
-        <w:t xml:space="preserve">该量化从未成文，口径都没定义</w:t>
+        <w:t xml:space="preserve">- ✖ 「增益来自不确定性」这半句（</w:t>
+      </w:r>
+      <w:r>
+        <w:rPr>
+          <w:bCs/>
+          <w:b/>
+        </w:rPr>
+        <w:t xml:space="preserve">不再使用</w:t>
+      </w:r>
+      <w:r>
+        <w:t xml:space="preserve">，会被前人反驳）⇒ A 篇结论已改窄。</w:t>
+      </w:r>
+      <w:r>
+        <w:t xml:space="preserve"> </w:t>
+      </w:r>
+      <w:r>
+        <w:t xml:space="preserve">- ✖ 「</w:t>
+      </w:r>
+      <w:r>
+        <w:rPr>
+          <w:bCs/>
+          <w:b/>
+        </w:rPr>
+        <w:t xml:space="preserve">架构无用</w:t>
+      </w:r>
+      <w:r>
+        <w:t xml:space="preserve">」——那是整批结论，且当前部分数据下连"整批"都还没到（见 §3 供料追踪）。</w:t>
+      </w:r>
+      <w:r>
+        <w:t xml:space="preserve"> </w:t>
+      </w:r>
+      <w:r>
+        <w:t xml:space="preserve">- ✖ 「</w:t>
+      </w:r>
+      <w:r>
+        <w:rPr>
+          <w:bCs/>
+          <w:b/>
+        </w:rPr>
+        <w:t xml:space="preserve">三组对比无效应</w:t>
+      </w:r>
+      <w:r>
+        <w:t xml:space="preserve">」——只能说</w:t>
+      </w:r>
+      <w:r>
+        <w:rPr>
+          <w:bCs/>
+          <w:b/>
+        </w:rPr>
+        <w:t xml:space="preserve">不可分辨</w:t>
+      </w:r>
+      <w:r>
+        <w:t xml:space="preserve">；单因子对比中交互效应与综述效应</w:t>
+      </w:r>
+      <w:r>
+        <w:rPr>
+          <w:bCs/>
+          <w:b/>
+        </w:rPr>
+        <w:t xml:space="preserve">各有格超门槛，只是题级方向相反</w:t>
       </w:r>
       <w:r>
         <w:t xml:space="preserve">。</w:t>
@@ -5351,52 +4565,742 @@
         <w:t xml:space="preserve"> </w:t>
       </w:r>
       <w:r>
-        <w:t xml:space="preserve">- ✖ 任何"我们的规程已被验证有效"的断言。</w:t>
-      </w:r>
-      <w:r>
-        <w:t xml:space="preserve"> </w:t>
-      </w:r>
-      <w:r>
-        <w:t xml:space="preserve">- ⚠️ ★</w:t>
-      </w:r>
-      <w:r>
-        <w:t xml:space="preserve"> </w:t>
-      </w:r>
-      <w:r>
-        <w:rPr>
-          <w:bCs/>
-          <w:b/>
-        </w:rPr>
-        <w:t xml:space="preserve">C 篇是四篇里判据最不完整的一篇（5 条待办中 4 条判据未成文）</w:t>
-      </w:r>
-      <w:r>
-        <w:t xml:space="preserve"> </w:t>
-      </w:r>
-      <w:r>
-        <w:t xml:space="preserve">⇒</w:t>
-      </w:r>
-      <w:r>
-        <w:t xml:space="preserve"> </w:t>
-      </w:r>
-      <w:r>
-        <w:rPr>
-          <w:bCs/>
-          <w:b/>
-        </w:rPr>
-        <w:t xml:space="preserve">必须自己先说</w:t>
-      </w:r>
-      <w:r>
-        <w:t xml:space="preserve">，否则被问"有实验吗"会很被动。</w:t>
+        <w:t xml:space="preserve">- ✖</w:t>
+      </w:r>
+      <w:r>
+        <w:t xml:space="preserve"> </w:t>
+      </w:r>
+      <w:r>
+        <w:rPr>
+          <w:bCs/>
+          <w:b/>
+        </w:rPr>
+        <w:t xml:space="preserve">任何 p 值</w:t>
+      </w:r>
+      <w:r>
+        <w:t xml:space="preserve">（题级 n 极小）｜ ✖ 「≥2/3 题同向」（题级 n = 2 ⇒ 不可判定）。</w:t>
+      </w:r>
+      <w:r>
+        <w:t xml:space="preserve"> </w:t>
+      </w:r>
+      <w:r>
+        <w:t xml:space="preserve">- ✖</w:t>
+      </w:r>
+      <w:r>
+        <w:t xml:space="preserve"> </w:t>
+      </w:r>
+      <w:r>
+        <w:rPr>
+          <w:bCs/>
+          <w:b/>
+        </w:rPr>
+        <w:t xml:space="preserve">把部分读数写成整批结论</w:t>
+      </w:r>
+      <w:r>
+        <w:t xml:space="preserve">（当前覆盖只到 S4/S5 两题）。</w:t>
+      </w:r>
+      <w:r>
+        <w:t xml:space="preserve"> </w:t>
+      </w:r>
+      <w:r>
+        <w:t xml:space="preserve">- ✖</w:t>
+      </w:r>
+      <w:r>
+        <w:t xml:space="preserve"> </w:t>
+      </w:r>
+      <w:r>
+        <w:rPr>
+          <w:bCs/>
+          <w:b/>
+        </w:rPr>
+        <w:t xml:space="preserve">前人复现了我们</w:t>
+      </w:r>
+      <w:r>
+        <w:t xml:space="preserve"> </w:t>
+      </w:r>
+      <w:r>
+        <w:t xml:space="preserve">⇒ 只能说「</w:t>
+      </w:r>
+      <w:r>
+        <w:rPr>
+          <w:bCs/>
+          <w:b/>
+        </w:rPr>
+        <w:t xml:space="preserve">同构，但不是一个交互项</w:t>
+      </w:r>
+      <w:r>
+        <w:t xml:space="preserve">」：前人测【交互结构 × 异构配置】，本文说【交互结构 × 任务结构】。</w:t>
+      </w:r>
+      <w:r>
+        <w:t xml:space="preserve"> </w:t>
+      </w:r>
+      <w:r>
+        <w:t xml:space="preserve">- ⚠️</w:t>
+      </w:r>
+      <w:r>
+        <w:t xml:space="preserve"> </w:t>
+      </w:r>
+      <w:r>
+        <w:rPr>
+          <w:bCs/>
+          <w:b/>
+        </w:rPr>
+        <w:t xml:space="preserve">A-3 是判死门实验</w:t>
+      </w:r>
+      <w:r>
+        <w:t xml:space="preserve">（不是普通补做）——它能反过来改写 A 篇的核心句 ⇒ 值得主动提，因为它显示"我知道我的结论可能被什么推翻"。</w:t>
       </w:r>
     </w:p>
-    <w:bookmarkEnd w:id="28"/>
-    <w:bookmarkStart w:id="29" w:name="d-a-state-machine-is-not-yet-a-prompt"/>
     <w:p>
       <w:pPr>
-        <w:pStyle w:val="Heading3"/>
+        <w:pStyle w:val="BodyText"/>
       </w:pPr>
       <w:r>
-        <w:t xml:space="preserve">2.4 D · A State Machine Is Not Yet a Prompt</w:t>
+        <w:rPr>
+          <w:bCs/>
+          <w:b/>
+        </w:rPr>
+        <w:t xml:space="preserve">③ 当前部分读数（★ 2026-10-24 晚间 · 第二组部分预判决 · 【已跑批·部分 n=114/360】★）</w:t>
+      </w:r>
+    </w:p>
+    <w:tbl>
+      <w:tblPr>
+        <w:tblStyle w:val="Table"/>
+        <w:tblW w:type="pct" w:w="5000"/>
+        <w:tblLook w:firstRow="1" w:lastRow="0" w:firstColumn="0" w:lastColumn="0" w:noHBand="0" w:noVBand="0" w:val="0020"/>
+      </w:tblPr>
+      <w:tblGrid>
+        <w:gridCol w:w="3960"/>
+        <w:gridCol w:w="3960"/>
+      </w:tblGrid>
+      <w:tr>
+        <w:trPr>
+          <w:tblHeader w:val="true"/>
+        </w:trPr>
+        <w:tc>
+          <w:tcPr/>
+          <w:p>
+            <w:pPr>
+              <w:pStyle w:val="Compact"/>
+              <w:jc w:val="left"/>
+            </w:pPr>
+            <w:r>
+              <w:t xml:space="preserve">项</w:t>
+            </w:r>
+          </w:p>
+        </w:tc>
+        <w:tc>
+          <w:tcPr/>
+          <w:p>
+            <w:pPr>
+              <w:pStyle w:val="Compact"/>
+              <w:jc w:val="left"/>
+            </w:pPr>
+            <w:r>
+              <w:t xml:space="preserve">值</w:t>
+            </w:r>
+          </w:p>
+        </w:tc>
+      </w:tr>
+      <w:tr>
+        <w:tc>
+          <w:tcPr/>
+          <w:p>
+            <w:pPr>
+              <w:pStyle w:val="Compact"/>
+              <w:jc w:val="left"/>
+            </w:pPr>
+            <w:r>
+              <w:rPr>
+                <w:bCs/>
+                <w:b/>
+              </w:rPr>
+              <w:t xml:space="preserve">H0 原料</w:t>
+            </w:r>
+          </w:p>
+        </w:tc>
+        <w:tc>
+          <w:tcPr/>
+          <w:p>
+            <w:pPr>
+              <w:pStyle w:val="Compact"/>
+              <w:jc w:val="left"/>
+            </w:pPr>
+            <w:r>
+              <w:rPr>
+                <w:bCs/>
+                <w:b/>
+              </w:rPr>
+              <w:t xml:space="preserve">10</w:t>
+            </w:r>
+            <w:r>
+              <w:t xml:space="preserve"> </w:t>
+            </w:r>
+            <w:r>
+              <w:t xml:space="preserve">个同臂同题 rep 配对（目标 21：</w:t>
+            </w:r>
+            <w:r>
+              <w:rPr>
+                <w:rStyle w:val="VerbatimChar"/>
+              </w:rPr>
+              <w:t xml:space="preserve">nosel_b3</w:t>
+            </w:r>
+            <w:r>
+              <w:t xml:space="preserve"> </w:t>
+            </w:r>
+            <w:r>
+              <w:t xml:space="preserve">12 + 旧批 9）</w:t>
+            </w:r>
+          </w:p>
+        </w:tc>
+      </w:tr>
+      <w:tr>
+        <w:tc>
+          <w:tcPr/>
+          <w:p>
+            <w:pPr>
+              <w:pStyle w:val="Compact"/>
+              <w:jc w:val="left"/>
+            </w:pPr>
+            <w:r>
+              <w:t xml:space="preserve">题内 rep σ（vendi）</w:t>
+            </w:r>
+          </w:p>
+        </w:tc>
+        <w:tc>
+          <w:tcPr/>
+          <w:p>
+            <w:pPr>
+              <w:pStyle w:val="Compact"/>
+              <w:jc w:val="left"/>
+            </w:pPr>
+            <w:r>
+              <w:rPr>
+                <w:bCs/>
+                <w:b/>
+              </w:rPr>
+              <w:t xml:space="preserve">0.2444</w:t>
+            </w:r>
+            <w:r>
+              <w:t xml:space="preserve">（bootstrap CI [0.0663, 0.3504]；10000 次，seed 20261025）</w:t>
+            </w:r>
+          </w:p>
+        </w:tc>
+      </w:tr>
+      <w:tr>
+        <w:tc>
+          <w:tcPr/>
+          <w:p>
+            <w:pPr>
+              <w:pStyle w:val="Compact"/>
+              <w:jc w:val="left"/>
+            </w:pPr>
+            <w:r>
+              <w:t xml:space="preserve">q95 / X₀ = q95/√2</w:t>
+            </w:r>
+          </w:p>
+        </w:tc>
+        <w:tc>
+          <w:tcPr/>
+          <w:p>
+            <w:pPr>
+              <w:pStyle w:val="Compact"/>
+              <w:jc w:val="left"/>
+            </w:pPr>
+            <w:r>
+              <w:t xml:space="preserve">q95 =</w:t>
+            </w:r>
+            <w:r>
+              <w:t xml:space="preserve"> </w:t>
+            </w:r>
+            <w:r>
+              <w:rPr>
+                <w:bCs/>
+                <w:b/>
+              </w:rPr>
+              <w:t xml:space="preserve">0.6156</w:t>
+            </w:r>
+            <w:r>
+              <w:t xml:space="preserve">(nearest-rank) /</w:t>
+            </w:r>
+            <w:r>
+              <w:t xml:space="preserve"> </w:t>
+            </w:r>
+            <w:r>
+              <w:rPr>
+                <w:bCs/>
+                <w:b/>
+              </w:rPr>
+              <w:t xml:space="preserve">0.4603</w:t>
+            </w:r>
+            <w:r>
+              <w:t xml:space="preserve">(linear)；</w:t>
+            </w:r>
+            <w:r>
+              <w:rPr>
+                <w:bCs/>
+                <w:b/>
+              </w:rPr>
+              <w:t xml:space="preserve">X₀ = 0.3255</w:t>
+            </w:r>
+          </w:p>
+        </w:tc>
+      </w:tr>
+      <w:tr>
+        <w:tc>
+          <w:tcPr/>
+          <w:p>
+            <w:pPr>
+              <w:pStyle w:val="Compact"/>
+              <w:jc w:val="left"/>
+            </w:pPr>
+            <w:r>
+              <w:rPr>
+                <w:bCs/>
+                <w:b/>
+              </w:rPr>
+              <w:t xml:space="preserve">可检出门槛 θ₀</w:t>
+            </w:r>
+          </w:p>
+        </w:tc>
+        <w:tc>
+          <w:tcPr/>
+          <w:p>
+            <w:pPr>
+              <w:pStyle w:val="Compact"/>
+              <w:jc w:val="left"/>
+            </w:pPr>
+            <w:r>
+              <w:rPr>
+                <w:bCs/>
+                <w:b/>
+              </w:rPr>
+              <w:t xml:space="preserve">1.33 σ</w:t>
+            </w:r>
+            <w:r>
+              <w:t xml:space="preserve">（锚本批噪声地板）</w:t>
+            </w:r>
+          </w:p>
+        </w:tc>
+      </w:tr>
+      <w:tr>
+        <w:tc>
+          <w:tcPr/>
+          <w:p>
+            <w:pPr>
+              <w:pStyle w:val="Compact"/>
+              <w:jc w:val="left"/>
+            </w:pPr>
+            <w:r>
+              <w:t xml:space="preserve">H-TOPO-4a（有无交互）</w:t>
+            </w:r>
+          </w:p>
+        </w:tc>
+        <w:tc>
+          <w:tcPr/>
+          <w:p>
+            <w:pPr>
+              <w:pStyle w:val="Compact"/>
+              <w:jc w:val="left"/>
+            </w:pPr>
+            <w:r>
+              <w:t xml:space="preserve">4 格可比，</w:t>
+            </w:r>
+            <w:r>
+              <w:rPr>
+                <w:bCs/>
+                <w:b/>
+              </w:rPr>
+              <w:t xml:space="preserve">1/4</w:t>
+            </w:r>
+            <w:r>
+              <w:t xml:space="preserve"> </w:t>
+            </w:r>
+            <w:r>
+              <w:t xml:space="preserve">超 θ₀；</w:t>
+            </w:r>
+            <w:r>
+              <w:rPr>
+                <w:bCs/>
+                <w:b/>
+              </w:rPr>
+              <w:t xml:space="preserve">题级方向相反</w:t>
+            </w:r>
+            <w:r>
+              <w:t xml:space="preserve">（S4 +0.0084 vs S5 −0.1145）</w:t>
+            </w:r>
+          </w:p>
+        </w:tc>
+      </w:tr>
+      <w:tr>
+        <w:tc>
+          <w:tcPr/>
+          <w:p>
+            <w:pPr>
+              <w:pStyle w:val="Compact"/>
+              <w:jc w:val="left"/>
+            </w:pPr>
+            <w:r>
+              <w:t xml:space="preserve">H-TOPO-4c（有无综述）</w:t>
+            </w:r>
+          </w:p>
+        </w:tc>
+        <w:tc>
+          <w:tcPr/>
+          <w:p>
+            <w:pPr>
+              <w:pStyle w:val="Compact"/>
+              <w:jc w:val="left"/>
+            </w:pPr>
+            <w:r>
+              <w:t xml:space="preserve">3 格可比，</w:t>
+            </w:r>
+            <w:r>
+              <w:rPr>
+                <w:bCs/>
+                <w:b/>
+              </w:rPr>
+              <w:t xml:space="preserve">2/3</w:t>
+            </w:r>
+            <w:r>
+              <w:t xml:space="preserve"> </w:t>
+            </w:r>
+            <w:r>
+              <w:t xml:space="preserve">超 θ₀；</w:t>
+            </w:r>
+            <w:r>
+              <w:rPr>
+                <w:bCs/>
+                <w:b/>
+              </w:rPr>
+              <w:t xml:space="preserve">题级方向相反</w:t>
+            </w:r>
+            <w:r>
+              <w:t xml:space="preserve">（S4 −0.3589 vs S5 +0.6045）</w:t>
+            </w:r>
+          </w:p>
+        </w:tc>
+      </w:tr>
+      <w:tr>
+        <w:tc>
+          <w:tcPr/>
+          <w:p>
+            <w:pPr>
+              <w:pStyle w:val="Compact"/>
+              <w:jc w:val="left"/>
+            </w:pPr>
+            <w:r>
+              <w:t xml:space="preserve">H-TOPO-4d（轮内可见性图）</w:t>
+            </w:r>
+          </w:p>
+        </w:tc>
+        <w:tc>
+          <w:tcPr/>
+          <w:p>
+            <w:pPr>
+              <w:pStyle w:val="Compact"/>
+              <w:jc w:val="left"/>
+            </w:pPr>
+            <w:r>
+              <w:t xml:space="preserve">4 格可比，</w:t>
+            </w:r>
+            <w:r>
+              <w:rPr>
+                <w:bCs/>
+                <w:b/>
+              </w:rPr>
+              <w:t xml:space="preserve">0/4</w:t>
+            </w:r>
+            <w:r>
+              <w:t xml:space="preserve"> </w:t>
+            </w:r>
+            <w:r>
+              <w:t xml:space="preserve">超 θ₀</w:t>
+            </w:r>
+          </w:p>
+        </w:tc>
+      </w:tr>
+      <w:tr>
+        <w:tc>
+          <w:tcPr/>
+          <w:p>
+            <w:pPr>
+              <w:pStyle w:val="Compact"/>
+              <w:jc w:val="left"/>
+            </w:pPr>
+            <w:r>
+              <w:rPr>
+                <w:bCs/>
+                <w:b/>
+              </w:rPr>
+              <w:t xml:space="preserve">判决</w:t>
+            </w:r>
+          </w:p>
+        </w:tc>
+        <w:tc>
+          <w:tcPr/>
+          <w:p>
+            <w:pPr>
+              <w:pStyle w:val="Compact"/>
+              <w:jc w:val="left"/>
+            </w:pPr>
+            <w:r>
+              <w:t xml:space="preserve">三者均判「</w:t>
+            </w:r>
+            <w:r>
+              <w:rPr>
+                <w:bCs/>
+                <w:b/>
+              </w:rPr>
+              <w:t xml:space="preserve">不可分辨</w:t>
+            </w:r>
+            <w:r>
+              <w:t xml:space="preserve">」——</w:t>
+            </w:r>
+            <w:r>
+              <w:rPr>
+                <w:bCs/>
+                <w:b/>
+              </w:rPr>
+              <w:t xml:space="preserve">这不等于"无效应"</w:t>
+            </w:r>
+            <w:r>
+              <w:t xml:space="preserve">：若真实效应存在，其量级需</w:t>
+            </w:r>
+            <w:r>
+              <w:t xml:space="preserve"> </w:t>
+            </w:r>
+            <w:r>
+              <w:rPr>
+                <w:bCs/>
+                <w:b/>
+              </w:rPr>
+              <w:t xml:space="preserve">≥ 1.33 个题内 σ</w:t>
+            </w:r>
+            <w:r>
+              <w:t xml:space="preserve"> </w:t>
+            </w:r>
+            <w:r>
+              <w:t xml:space="preserve">才能在当前 n 下被检出</w:t>
+            </w:r>
+          </w:p>
+        </w:tc>
+      </w:tr>
+      <w:tr>
+        <w:tc>
+          <w:tcPr/>
+          <w:p>
+            <w:pPr>
+              <w:pStyle w:val="Compact"/>
+              <w:jc w:val="left"/>
+            </w:pPr>
+            <w:r>
+              <w:rPr>
+                <w:bCs/>
+                <w:b/>
+              </w:rPr>
+              <w:t xml:space="preserve">★ 活性发现</w:t>
+            </w:r>
+          </w:p>
+        </w:tc>
+        <w:tc>
+          <w:tcPr/>
+          <w:p>
+            <w:pPr>
+              <w:pStyle w:val="Compact"/>
+              <w:jc w:val="left"/>
+            </w:pPr>
+            <w:r>
+              <w:rPr>
+                <w:rStyle w:val="VerbatimChar"/>
+              </w:rPr>
+              <w:t xml:space="preserve">structured_dedup</w:t>
+            </w:r>
+            <w:r>
+              <w:t xml:space="preserve"> </w:t>
+            </w:r>
+            <w:r>
+              <w:t xml:space="preserve">在本批</w:t>
+            </w:r>
+            <w:r>
+              <w:rPr>
+                <w:bCs/>
+                <w:b/>
+              </w:rPr>
+              <w:t xml:space="preserve">恒定</w:t>
+            </w:r>
+            <w:r>
+              <w:t xml:space="preserve">（σ=0、q95=0、所有组 5/5）⇒ ★</w:t>
+            </w:r>
+            <w:r>
+              <w:t xml:space="preserve"> </w:t>
+            </w:r>
+            <w:r>
+              <w:rPr>
+                <w:bCs/>
+                <w:b/>
+              </w:rPr>
+              <w:t xml:space="preserve">第三把尺子定义上恒等、不参与一致性门</w:t>
+            </w:r>
+            <w:r>
+              <w:t xml:space="preserve"> </w:t>
+            </w:r>
+            <w:r>
+              <w:t xml:space="preserve">⇒ 本批实际只有</w:t>
+            </w:r>
+            <w:r>
+              <w:rPr>
+                <w:bCs/>
+                <w:b/>
+              </w:rPr>
+              <w:t xml:space="preserve">两把</w:t>
+            </w:r>
+            <w:r>
+              <w:t xml:space="preserve">尺子有信息</w:t>
+            </w:r>
+          </w:p>
+        </w:tc>
+      </w:tr>
+    </w:tbl>
+    <w:bookmarkStart w:id="26" w:name="a-篇的正式结论句-已与第二组对齐口径-可直接进初稿正文"/>
+    <w:p>
+      <w:pPr>
+        <w:pStyle w:val="Heading4"/>
+      </w:pPr>
+      <w:r>
+        <w:t xml:space="preserve">★ A 篇的正式结论句（★ 已与第二组对齐口径 · ★ 可直接进初稿正文 ★）</w:t>
+      </w:r>
+    </w:p>
+    <w:p>
+      <w:pPr>
+        <w:pStyle w:val="BlockText"/>
+      </w:pPr>
+      <w:r>
+        <w:rPr>
+          <w:bCs/>
+          <w:b/>
+        </w:rPr>
+        <w:t xml:space="preserve">「在本批噪声地板（θ₀ = 1.33 个题内 rep σ）与当前 n（题级 n = 2，H0 配对 n = 10）下不足以分辨」</w:t>
+      </w:r>
+      <w:r>
+        <w:t xml:space="preserve"> </w:t>
+      </w:r>
+      <w:r>
+        <w:rPr>
+          <w:bCs/>
+          <w:b/>
+        </w:rPr>
+        <w:t xml:space="preserve">「这不等于无效应；若真实效应存在，其量级需 ≥ θ₀ 个题内 rep σ 才能在当前 n 下被检出」</w:t>
+      </w:r>
+    </w:p>
+    <w:p>
+      <w:pPr>
+        <w:pStyle w:val="BlockText"/>
+      </w:pPr>
+      <w:r>
+        <w:t xml:space="preserve">★</w:t>
+      </w:r>
+      <w:r>
+        <w:t xml:space="preserve"> </w:t>
+      </w:r>
+      <w:r>
+        <w:rPr>
+          <w:bCs/>
+          <w:b/>
+        </w:rPr>
+        <w:t xml:space="preserve">限定 1</w:t>
+      </w:r>
+      <w:r>
+        <w:t xml:space="preserve">：该判断</w:t>
+      </w:r>
+      <w:r>
+        <w:rPr>
+          <w:bCs/>
+          <w:b/>
+        </w:rPr>
+        <w:t xml:space="preserve">只覆盖已跑批的 2 题（S4、S5）</w:t>
+      </w:r>
+      <w:r>
+        <w:t xml:space="preserve">，</w:t>
+      </w:r>
+      <w:r>
+        <w:rPr>
+          <w:bCs/>
+          <w:b/>
+        </w:rPr>
+        <w:t xml:space="preserve">不外推到尚未跑的四题</w:t>
+      </w:r>
+      <w:r>
+        <w:t xml:space="preserve">（S6/T1/T2/T3）⇒ ★ 否则就是把部分读数当整批结论。</w:t>
+      </w:r>
+      <w:r>
+        <w:t xml:space="preserve"> </w:t>
+      </w:r>
+      <w:r>
+        <w:t xml:space="preserve">★</w:t>
+      </w:r>
+      <w:r>
+        <w:t xml:space="preserve"> </w:t>
+      </w:r>
+      <w:r>
+        <w:rPr>
+          <w:bCs/>
+          <w:b/>
+        </w:rPr>
+        <w:t xml:space="preserve">限定 2</w:t>
+      </w:r>
+      <w:r>
+        <w:t xml:space="preserve">：第三把尺子</w:t>
+      </w:r>
+      <w:r>
+        <w:t xml:space="preserve"> </w:t>
+      </w:r>
+      <w:r>
+        <w:rPr>
+          <w:rStyle w:val="VerbatimChar"/>
+        </w:rPr>
+        <w:t xml:space="preserve">structured_dedup</w:t>
+      </w:r>
+      <w:r>
+        <w:t xml:space="preserve"> </w:t>
+      </w:r>
+      <w:r>
+        <w:t xml:space="preserve">在本批恒定（σ = 0、所有组 5/5）⇒ ★</w:t>
+      </w:r>
+      <w:r>
+        <w:t xml:space="preserve"> </w:t>
+      </w:r>
+      <w:r>
+        <w:rPr>
+          <w:bCs/>
+          <w:b/>
+        </w:rPr>
+        <w:t xml:space="preserve">定义上恒等、零分辨力</w:t>
+      </w:r>
+      <w:r>
+        <w:t xml:space="preserve"> </w:t>
+      </w:r>
+      <w:r>
+        <w:t xml:space="preserve">⇒ ★</w:t>
+      </w:r>
+      <w:r>
+        <w:t xml:space="preserve"> </w:t>
+      </w:r>
+      <w:r>
+        <w:rPr>
+          <w:bCs/>
+          <w:b/>
+        </w:rPr>
+        <w:t xml:space="preserve">不参与一致性门</w:t>
+      </w:r>
+      <w:r>
+        <w:t xml:space="preserve">。</w:t>
+      </w:r>
+      <w:r>
+        <w:t xml:space="preserve"> </w:t>
+      </w:r>
+      <w:r>
+        <w:t xml:space="preserve">★ 结论句全部标【产出方自算】。</w:t>
       </w:r>
     </w:p>
     <w:p>
@@ -5404,11 +5308,17 @@
         <w:pStyle w:val="FirstParagraph"/>
       </w:pPr>
       <w:r>
-        <w:rPr>
-          <w:bCs/>
-          <w:b/>
-        </w:rPr>
-        <w:t xml:space="preserve">① 核心判决</w:t>
+        <w:t xml:space="preserve">★</w:t>
+      </w:r>
+      <w:r>
+        <w:t xml:space="preserve"> </w:t>
+      </w:r>
+      <w:r>
+        <w:rPr>
+          <w:bCs/>
+          <w:b/>
+        </w:rPr>
+        <w:t xml:space="preserve">★ "补 n"是为了让"不可分辨"更稳，★ 不是为了让结论翻案 ★</w:t>
       </w:r>
     </w:p>
     <w:tbl>
@@ -5434,31 +5344,31 @@
               <w:jc w:val="left"/>
             </w:pPr>
             <w:r>
-              <w:t xml:space="preserve">通路</w:t>
-            </w:r>
-          </w:p>
-        </w:tc>
-        <w:tc>
-          <w:tcPr/>
-          <w:p>
-            <w:pPr>
-              <w:pStyle w:val="Compact"/>
-              <w:jc w:val="left"/>
-            </w:pPr>
-            <w:r>
-              <w:t xml:space="preserve">判决</w:t>
-            </w:r>
-          </w:p>
-        </w:tc>
-        <w:tc>
-          <w:tcPr/>
-          <w:p>
-            <w:pPr>
-              <w:pStyle w:val="Compact"/>
-              <w:jc w:val="left"/>
-            </w:pPr>
-            <w:r>
-              <w:t xml:space="preserve">数字</w:t>
+              <w:t xml:space="preserve">项</w:t>
+            </w:r>
+          </w:p>
+        </w:tc>
+        <w:tc>
+          <w:tcPr/>
+          <w:p>
+            <w:pPr>
+              <w:pStyle w:val="Compact"/>
+              <w:jc w:val="right"/>
+            </w:pPr>
+            <w:r>
+              <w:t xml:space="preserve">当前</w:t>
+            </w:r>
+          </w:p>
+        </w:tc>
+        <w:tc>
+          <w:tcPr/>
+          <w:p>
+            <w:pPr>
+              <w:pStyle w:val="Compact"/>
+              <w:jc w:val="right"/>
+            </w:pPr>
+            <w:r>
+              <w:t xml:space="preserve">补齐后</w:t>
             </w:r>
           </w:p>
         </w:tc>
@@ -5472,87 +5382,58 @@
               <w:jc w:val="left"/>
             </w:pPr>
             <w:r>
-              <w:rPr>
-                <w:bCs/>
-                <w:b/>
-              </w:rPr>
-              <w:t xml:space="preserve">反馈通路</w:t>
-            </w:r>
-          </w:p>
-        </w:tc>
-        <w:tc>
-          <w:tcPr/>
-          <w:p>
-            <w:pPr>
-              <w:pStyle w:val="Compact"/>
-              <w:jc w:val="left"/>
-            </w:pPr>
-            <w:r>
-              <w:t xml:space="preserve">✅</w:t>
-            </w:r>
-            <w:r>
-              <w:t xml:space="preserve"> </w:t>
-            </w:r>
-            <w:r>
-              <w:rPr>
-                <w:bCs/>
-                <w:b/>
-              </w:rPr>
-              <w:t xml:space="preserve">成立且强分离</w:t>
-            </w:r>
-          </w:p>
-        </w:tc>
-        <w:tc>
-          <w:tcPr/>
-          <w:p>
-            <w:pPr>
-              <w:pStyle w:val="Compact"/>
-              <w:jc w:val="left"/>
-            </w:pPr>
-            <w:r>
-              <w:t xml:space="preserve">D2 换初稿</w:t>
-            </w:r>
-            <w:r>
-              <w:t xml:space="preserve"> </w:t>
-            </w:r>
-            <w:r>
-              <w:rPr>
-                <w:bCs/>
-                <w:b/>
-              </w:rPr>
-              <w:t xml:space="preserve">0.0176</w:t>
-            </w:r>
-            <w:r>
-              <w:t xml:space="preserve"> </w:t>
-            </w:r>
-            <w:r>
-              <w:t xml:space="preserve">vs D0 纯重跑地板</w:t>
-            </w:r>
-            <w:r>
-              <w:t xml:space="preserve"> </w:t>
-            </w:r>
-            <w:r>
-              <w:rPr>
-                <w:bCs/>
-                <w:b/>
-              </w:rPr>
-              <w:t xml:space="preserve">0.1606</w:t>
-            </w:r>
-            <w:r>
-              <w:t xml:space="preserve"> </w:t>
-            </w:r>
-            <w:r>
-              <w:t xml:space="preserve">⇒</w:t>
-            </w:r>
-            <w:r>
-              <w:t xml:space="preserve"> </w:t>
-            </w:r>
-            <w:r>
-              <w:rPr>
-                <w:bCs/>
-                <w:b/>
-              </w:rPr>
-              <w:t xml:space="preserve">分离比 9.13×</w:t>
+              <w:t xml:space="preserve">题级 n</w:t>
+            </w:r>
+          </w:p>
+        </w:tc>
+        <w:tc>
+          <w:tcPr/>
+          <w:p>
+            <w:pPr>
+              <w:pStyle w:val="Compact"/>
+              <w:jc w:val="right"/>
+            </w:pPr>
+            <w:r>
+              <w:rPr>
+                <w:bCs/>
+                <w:b/>
+              </w:rPr>
+              <w:t xml:space="preserve">2</w:t>
+            </w:r>
+            <w:r>
+              <w:t xml:space="preserve">（S4、S5）</w:t>
+            </w:r>
+          </w:p>
+        </w:tc>
+        <w:tc>
+          <w:tcPr/>
+          <w:p>
+            <w:pPr>
+              <w:pStyle w:val="Compact"/>
+              <w:jc w:val="right"/>
+            </w:pPr>
+            <w:r>
+              <w:rPr>
+                <w:bCs/>
+                <w:b/>
+              </w:rPr>
+              <w:t xml:space="preserve">6</w:t>
+            </w:r>
+            <w:r>
+              <w:t xml:space="preserve">（+4 题 × 2 rep × 6 臂 × 5 run = 240 单元，加 S5 r2 剩 6 ⇒</w:t>
+            </w:r>
+            <w:r>
+              <w:t xml:space="preserve"> </w:t>
+            </w:r>
+            <w:r>
+              <w:rPr>
+                <w:bCs/>
+                <w:b/>
+              </w:rPr>
+              <w:t xml:space="preserve">共 246</w:t>
+            </w:r>
+            <w:r>
+              <w:t xml:space="preserve">）</w:t>
             </w:r>
           </w:p>
         </w:tc>
@@ -5566,94 +5447,73 @@
               <w:jc w:val="left"/>
             </w:pPr>
             <w:r>
-              <w:rPr>
-                <w:bCs/>
-                <w:b/>
-              </w:rPr>
-              <w:t xml:space="preserve">驱动力通路（几何读数）</w:t>
-            </w:r>
-          </w:p>
-        </w:tc>
-        <w:tc>
-          <w:tcPr/>
-          <w:p>
-            <w:pPr>
-              <w:pStyle w:val="Compact"/>
-              <w:jc w:val="left"/>
-            </w:pPr>
-            <w:r>
-              <w:t xml:space="preserve">❌</w:t>
-            </w:r>
-            <w:r>
-              <w:t xml:space="preserve"> </w:t>
-            </w:r>
-            <w:r>
-              <w:rPr>
-                <w:bCs/>
-                <w:b/>
-              </w:rPr>
-              <w:t xml:space="preserve">归零</w:t>
-            </w:r>
-          </w:p>
-        </w:tc>
-        <w:tc>
-          <w:tcPr/>
-          <w:p>
-            <w:pPr>
-              <w:pStyle w:val="Compact"/>
-              <w:jc w:val="left"/>
-            </w:pPr>
-            <w:r>
-              <w:t xml:space="preserve">D0</w:t>
-            </w:r>
-            <w:r>
-              <w:t xml:space="preserve"> </w:t>
-            </w:r>
-            <w:r>
-              <w:rPr>
-                <w:bCs/>
-                <w:b/>
-              </w:rPr>
-              <w:t xml:space="preserve">0.0720</w:t>
-            </w:r>
-            <w:r>
-              <w:t xml:space="preserve">｜D2' 换决策</w:t>
-            </w:r>
-            <w:r>
-              <w:t xml:space="preserve"> </w:t>
-            </w:r>
-            <w:r>
-              <w:rPr>
-                <w:bCs/>
-                <w:b/>
-              </w:rPr>
-              <w:t xml:space="preserve">0.1077</w:t>
-            </w:r>
-            <w:r>
-              <w:t xml:space="preserve">｜D3 换无关缺口</w:t>
-            </w:r>
-            <w:r>
-              <w:t xml:space="preserve"> </w:t>
-            </w:r>
-            <w:r>
-              <w:rPr>
-                <w:bCs/>
-                <w:b/>
-              </w:rPr>
-              <w:t xml:space="preserve">0.0934</w:t>
-            </w:r>
-            <w:r>
-              <w:t xml:space="preserve">；预注册判据（逐例更低 ≥2/3 且 均值比 ≤0.70）</w:t>
-            </w:r>
-            <w:r>
-              <w:rPr>
-                <w:bCs/>
-                <w:b/>
-              </w:rPr>
-              <w:t xml:space="preserve">三条全否</w:t>
-            </w:r>
-            <w:r>
-              <w:t xml:space="preserve">（0/3 · 比值 1.4958｜0/3 · 1.2972｜1/3 · 1.1531）</w:t>
+              <w:t xml:space="preserve">H0 配对 n</w:t>
+            </w:r>
+          </w:p>
+        </w:tc>
+        <w:tc>
+          <w:tcPr/>
+          <w:p>
+            <w:pPr>
+              <w:pStyle w:val="Compact"/>
+              <w:jc w:val="right"/>
+            </w:pPr>
+            <w:r>
+              <w:rPr>
+                <w:bCs/>
+                <w:b/>
+              </w:rPr>
+              <w:t xml:space="preserve">10</w:t>
+            </w:r>
+            <w:r>
+              <w:t xml:space="preserve">（全部臂口径）</w:t>
+            </w:r>
+          </w:p>
+        </w:tc>
+        <w:tc>
+          <w:tcPr/>
+          <w:p>
+            <w:pPr>
+              <w:pStyle w:val="Compact"/>
+              <w:jc w:val="right"/>
+            </w:pPr>
+            <w:r>
+              <w:rPr>
+                <w:bCs/>
+                <w:b/>
+              </w:rPr>
+              <w:t xml:space="preserve">36</w:t>
+            </w:r>
+            <w:r>
+              <w:t xml:space="preserve">（全部臂）／</w:t>
+            </w:r>
+            <w:r>
+              <w:t xml:space="preserve"> </w:t>
+            </w:r>
+            <w:r>
+              <w:rPr>
+                <w:bCs/>
+                <w:b/>
+              </w:rPr>
+              <w:t xml:space="preserve">12</w:t>
+            </w:r>
+            <w:r>
+              <w:t xml:space="preserve">（预注册</w:t>
+            </w:r>
+            <w:r>
+              <w:t xml:space="preserve"> </w:t>
+            </w:r>
+            <w:r>
+              <w:rPr>
+                <w:rStyle w:val="VerbatimChar"/>
+              </w:rPr>
+              <w:t xml:space="preserve">nosel_b3</w:t>
+            </w:r>
+            <w:r>
+              <w:t xml:space="preserve"> </w:t>
+            </w:r>
+            <w:r>
+              <w:t xml:space="preserve">口径，目标 21 = 12 + 旧批 9）</w:t>
             </w:r>
           </w:p>
         </w:tc>
@@ -5667,111 +5527,688 @@
               <w:jc w:val="left"/>
             </w:pPr>
             <w:r>
-              <w:rPr>
-                <w:bCs/>
-                <w:b/>
-              </w:rPr>
-              <w:t xml:space="preserve">驱动力通路（判官读数）</w:t>
-            </w:r>
-          </w:p>
-        </w:tc>
-        <w:tc>
-          <w:tcPr/>
-          <w:p>
-            <w:pPr>
-              <w:pStyle w:val="Compact"/>
-              <w:jc w:val="left"/>
-            </w:pPr>
+              <w:t xml:space="preserve">「≥2/3 题同向」辅助条件</w:t>
+            </w:r>
+          </w:p>
+        </w:tc>
+        <w:tc>
+          <w:tcPr/>
+          <w:p>
+            <w:pPr>
+              <w:pStyle w:val="Compact"/>
+              <w:jc w:val="right"/>
+            </w:pPr>
+            <w:r>
+              <w:rPr>
+                <w:bCs/>
+                <w:b/>
+              </w:rPr>
+              <w:t xml:space="preserve">不可判定</w:t>
+            </w:r>
+            <w:r>
+              <w:t xml:space="preserve">（n = 2）</w:t>
+            </w:r>
+          </w:p>
+        </w:tc>
+        <w:tc>
+          <w:tcPr/>
+          <w:p>
+            <w:pPr>
+              <w:pStyle w:val="Compact"/>
+              <w:jc w:val="right"/>
+            </w:pPr>
+            <w:r>
+              <w:rPr>
+                <w:bCs/>
+                <w:b/>
+              </w:rPr>
+              <w:t xml:space="preserve">可判定</w:t>
+            </w:r>
+          </w:p>
+        </w:tc>
+      </w:tr>
+      <w:tr>
+        <w:tc>
+          <w:tcPr/>
+          <w:p>
+            <w:pPr>
+              <w:pStyle w:val="Compact"/>
+              <w:jc w:val="left"/>
+            </w:pPr>
+            <w:r>
+              <w:t xml:space="preserve">θ₀</w:t>
+            </w:r>
+          </w:p>
+        </w:tc>
+        <w:tc>
+          <w:tcPr/>
+          <w:p>
+            <w:pPr>
+              <w:pStyle w:val="Compact"/>
+              <w:jc w:val="right"/>
+            </w:pPr>
+            <w:r>
+              <w:t xml:space="preserve">1.33 σ</w:t>
+            </w:r>
+          </w:p>
+        </w:tc>
+        <w:tc>
+          <w:tcPr/>
+          <w:p>
+            <w:pPr>
+              <w:pStyle w:val="Compact"/>
+              <w:jc w:val="right"/>
+            </w:pPr>
+            <w:r>
+              <w:t xml:space="preserve">更稳（bootstrap 区间收窄）⇒ ★</w:t>
+            </w:r>
+            <w:r>
+              <w:t xml:space="preserve"> </w:t>
+            </w:r>
+            <w:r>
+              <w:rPr>
+                <w:bCs/>
+                <w:b/>
+              </w:rPr>
+              <w:t xml:space="preserve">但不会变得更容易跨过</w:t>
+            </w:r>
+          </w:p>
+        </w:tc>
+      </w:tr>
+    </w:tbl>
+    <w:bookmarkEnd w:id="26"/>
+    <w:bookmarkStart w:id="27" w:name="留出集读数三组-2026-10-24-冲刺-结论句标产出方自算"/>
+    <w:p>
+      <w:pPr>
+        <w:pStyle w:val="Heading4"/>
+      </w:pPr>
+      <w:r>
+        <w:t xml:space="preserve">★ 留出集读数（三组 · 2026-10-24 冲刺 · ★ 结论句标【产出方自算】★）</w:t>
+      </w:r>
+    </w:p>
+    <w:p>
+      <w:pPr>
+        <w:pStyle w:val="FirstParagraph"/>
+      </w:pPr>
+      <w:r>
+        <w:t xml:space="preserve">★ 出表器</w:t>
+      </w:r>
+      <w:r>
+        <w:t xml:space="preserve"> </w:t>
+      </w:r>
+      <w:r>
+        <w:rPr>
+          <w:rStyle w:val="VerbatimChar"/>
+        </w:rPr>
+        <w:t xml:space="preserve">routes/COLLAPSE/fill_holdout_table.py</w:t>
+      </w:r>
+      <w:r>
+        <w:t xml:space="preserve">（</w:t>
+      </w:r>
+      <w:r>
+        <w:rPr>
+          <w:bCs/>
+          <w:b/>
+        </w:rPr>
+        <w:t xml:space="preserve">可插拔</w:t>
+      </w:r>
+      <w:r>
+        <w:t xml:space="preserve">）｜ 产物</w:t>
+      </w:r>
+      <w:r>
+        <w:t xml:space="preserve"> </w:t>
+      </w:r>
+      <w:r>
+        <w:rPr>
+          <w:rStyle w:val="VerbatimChar"/>
+        </w:rPr>
+        <w:t xml:space="preserve">runs/holdout13/holdout_table.md</w:t>
+      </w:r>
+      <w:r>
+        <w:t xml:space="preserve">｜ 已注入三组《治塌缩》§6.4.4d-2</w:t>
+      </w:r>
+      <w:r>
+        <w:t xml:space="preserve"> </w:t>
+      </w:r>
+      <w:r>
+        <w:t xml:space="preserve">★ 判读顺序（脚本内写死、不可配）：分母 → 负对照 → 差值 → 题内 rep σ → W 臂 → A05 题级 → 判官状态</w:t>
+      </w:r>
+    </w:p>
+    <w:tbl>
+      <w:tblPr>
+        <w:tblStyle w:val="Table"/>
+        <w:tblW w:type="pct" w:w="5000"/>
+        <w:tblLook w:firstRow="1" w:lastRow="0" w:firstColumn="0" w:lastColumn="0" w:noHBand="0" w:noVBand="0" w:val="0020"/>
+      </w:tblPr>
+      <w:tblGrid>
+        <w:gridCol w:w="3960"/>
+        <w:gridCol w:w="3960"/>
+      </w:tblGrid>
+      <w:tr>
+        <w:trPr>
+          <w:tblHeader w:val="true"/>
+        </w:trPr>
+        <w:tc>
+          <w:tcPr/>
+          <w:p>
+            <w:pPr>
+              <w:pStyle w:val="Compact"/>
+              <w:jc w:val="left"/>
+            </w:pPr>
+            <w:r>
+              <w:t xml:space="preserve">项</w:t>
+            </w:r>
+          </w:p>
+        </w:tc>
+        <w:tc>
+          <w:tcPr/>
+          <w:p>
+            <w:pPr>
+              <w:pStyle w:val="Compact"/>
+              <w:jc w:val="left"/>
+            </w:pPr>
+            <w:r>
+              <w:t xml:space="preserve">读数</w:t>
+            </w:r>
+          </w:p>
+        </w:tc>
+      </w:tr>
+      <w:tr>
+        <w:tc>
+          <w:tcPr/>
+          <w:p>
+            <w:pPr>
+              <w:pStyle w:val="Compact"/>
+              <w:jc w:val="left"/>
+            </w:pPr>
+            <w:r>
+              <w:rPr>
+                <w:bCs/>
+                <w:b/>
+              </w:rPr>
+              <w:t xml:space="preserve">分母（有效读数 / 文件行数）</w:t>
+            </w:r>
+          </w:p>
+        </w:tc>
+        <w:tc>
+          <w:tcPr/>
+          <w:p>
+            <w:pPr>
+              <w:pStyle w:val="Compact"/>
+              <w:jc w:val="left"/>
+            </w:pPr>
+            <w:r>
+              <w:t xml:space="preserve">merged13</w:t>
+            </w:r>
+            <w:r>
+              <w:t xml:space="preserve"> </w:t>
+            </w:r>
+            <w:r>
+              <w:rPr>
+                <w:bCs/>
+                <w:b/>
+              </w:rPr>
+              <w:t xml:space="preserve">48/48</w:t>
+            </w:r>
+            <w:r>
+              <w:t xml:space="preserve"> </w:t>
+            </w:r>
+            <w:r>
+              <w:t xml:space="preserve">｜ lookup</w:t>
+            </w:r>
+            <w:r>
+              <w:t xml:space="preserve"> </w:t>
+            </w:r>
+            <w:r>
+              <w:rPr>
+                <w:bCs/>
+                <w:b/>
+              </w:rPr>
+              <w:t xml:space="preserve">48/48</w:t>
+            </w:r>
+            <w:r>
+              <w:t xml:space="preserve"> </w:t>
+            </w:r>
+            <w:r>
+              <w:t xml:space="preserve">｜ uniform</w:t>
+            </w:r>
+            <w:r>
+              <w:t xml:space="preserve"> </w:t>
+            </w:r>
+            <w:r>
+              <w:rPr>
+                <w:bCs/>
+                <w:b/>
+              </w:rPr>
+              <w:t xml:space="preserve">47/48</w:t>
+            </w:r>
+            <w:r>
+              <w:t xml:space="preserve"> </w:t>
+            </w:r>
             <w:r>
               <w:t xml:space="preserve">★</w:t>
             </w:r>
-            <w:r>
-              <w:t xml:space="preserve"> </w:t>
-            </w:r>
-            <w:r>
-              <w:rPr>
-                <w:bCs/>
-                <w:b/>
-              </w:rPr>
-              <w:t xml:space="preserve">方向相反</w:t>
-            </w:r>
-          </w:p>
-        </w:tc>
-        <w:tc>
-          <w:tcPr/>
-          <w:p>
-            <w:pPr>
-              <w:pStyle w:val="Compact"/>
-              <w:jc w:val="left"/>
-            </w:pPr>
-            <w:r>
-              <w:t xml:space="preserve">两两比较 A vs WF-a3，D1 取舍明确度</w:t>
-            </w:r>
-            <w:r>
-              <w:t xml:space="preserve"> </w:t>
-            </w:r>
-            <w:r>
-              <w:rPr>
-                <w:bCs/>
-                <w:b/>
-              </w:rPr>
-              <w:t xml:space="preserve">3 胜 15 负</w:t>
-            </w:r>
-            <w:r>
-              <w:t xml:space="preserve">，位置一致率</w:t>
-            </w:r>
-            <w:r>
-              <w:t xml:space="preserve"> </w:t>
-            </w:r>
-            <w:r>
-              <w:rPr>
-                <w:bCs/>
-                <w:b/>
-              </w:rPr>
-              <w:t xml:space="preserve">0.889</w:t>
-            </w:r>
-            <w:r>
-              <w:t xml:space="preserve">；判官</w:t>
-            </w:r>
-            <w:r>
-              <w:t xml:space="preserve"> </w:t>
+          </w:p>
+        </w:tc>
+      </w:tr>
+      <w:tr>
+        <w:tc>
+          <w:tcPr/>
+          <w:p>
+            <w:pPr>
+              <w:pStyle w:val="Compact"/>
+              <w:jc w:val="left"/>
+            </w:pPr>
+            <w:r>
+              <w:rPr>
+                <w:bCs/>
+                <w:b/>
+              </w:rPr>
+              <w:t xml:space="preserve">失败单元</w:t>
+            </w:r>
+          </w:p>
+        </w:tc>
+        <w:tc>
+          <w:tcPr/>
+          <w:p>
+            <w:pPr>
+              <w:pStyle w:val="Compact"/>
+              <w:jc w:val="left"/>
+            </w:pPr>
+            <w:r>
+              <w:t xml:space="preserve">merged13 0 ｜ lookup 0 ｜ uniform</w:t>
+            </w:r>
+            <w:r>
+              <w:t xml:space="preserve"> </w:t>
+            </w:r>
+            <w:r>
+              <w:rPr>
+                <w:bCs/>
+                <w:b/>
+              </w:rPr>
+              <w:t xml:space="preserve">1</w:t>
+            </w:r>
+            <w:r>
+              <w:t xml:space="preserve">（</w:t>
             </w:r>
             <w:r>
               <w:rPr>
                 <w:rStyle w:val="VerbatimChar"/>
               </w:rPr>
-              <w:t xml:space="preserve">grok-4.20</w:t>
-            </w:r>
-            <w:r>
-              <w:t xml:space="preserve"> </w:t>
-            </w:r>
-            <w:r>
-              <w:t xml:space="preserve">在 D1 上全部 3.000（</w:t>
-            </w:r>
-            <w:r>
-              <w:rPr>
-                <w:bCs/>
-                <w:b/>
-              </w:rPr>
-              <w:t xml:space="preserve">饱和</w:t>
-            </w:r>
-            <w:r>
-              <w:t xml:space="preserve">）⇒ 只有</w:t>
-            </w:r>
-            <w:r>
-              <w:t xml:space="preserve"> </w:t>
+              <w:t xml:space="preserve">A05 / W_train_L3 / rep 1</w:t>
+            </w:r>
+            <w:r>
+              <w:t xml:space="preserve">：</w:t>
             </w:r>
             <w:r>
               <w:rPr>
                 <w:rStyle w:val="VerbatimChar"/>
               </w:rPr>
-              <w:t xml:space="preserve">grok-4.3</w:t>
-            </w:r>
-            <w:r>
-              <w:t xml:space="preserve"> </w:t>
-            </w:r>
-            <w:r>
-              <w:t xml:space="preserve">可用</w:t>
+              <w:t xml:space="preserve">n_cards</w:t>
+            </w:r>
+            <w:r>
+              <w:t xml:space="preserve">/</w:t>
+            </w:r>
+            <w:r>
+              <w:rPr>
+                <w:rStyle w:val="VerbatimChar"/>
+              </w:rPr>
+              <w:t xml:space="preserve">n_dims</w:t>
+            </w:r>
+            <w:r>
+              <w:t xml:space="preserve">/</w:t>
+            </w:r>
+            <w:r>
+              <w:rPr>
+                <w:rStyle w:val="VerbatimChar"/>
+              </w:rPr>
+              <w:t xml:space="preserve">n_load_bearing</w:t>
+            </w:r>
+            <w:r>
+              <w:t xml:space="preserve"> </w:t>
+            </w:r>
+            <w:r>
+              <w:t xml:space="preserve">均</w:t>
+            </w:r>
+            <w:r>
+              <w:t xml:space="preserve"> </w:t>
+            </w:r>
+            <w:r>
+              <w:rPr>
+                <w:rStyle w:val="VerbatimChar"/>
+              </w:rPr>
+              <w:t xml:space="preserve">None</w:t>
+            </w:r>
+            <w:r>
+              <w:t xml:space="preserve">、</w:t>
+            </w:r>
+            <w:r>
+              <w:rPr>
+                <w:rStyle w:val="VerbatimChar"/>
+              </w:rPr>
+              <w:t xml:space="preserve">answer=''</w:t>
+            </w:r>
+            <w:r>
+              <w:t xml:space="preserve">、</w:t>
+            </w:r>
+            <w:r>
+              <w:rPr>
+                <w:rStyle w:val="VerbatimChar"/>
+              </w:rPr>
+              <w:t xml:space="preserve">claims=[]</w:t>
+            </w:r>
+            <w:r>
+              <w:t xml:space="preserve">）</w:t>
+            </w:r>
+          </w:p>
+        </w:tc>
+      </w:tr>
+      <w:tr>
+        <w:tc>
+          <w:tcPr/>
+          <w:p>
+            <w:pPr>
+              <w:pStyle w:val="Compact"/>
+              <w:jc w:val="left"/>
+            </w:pPr>
+            <w:r>
+              <w:rPr>
+                <w:bCs/>
+                <w:b/>
+              </w:rPr>
+              <w:t xml:space="preserve">主读数</w:t>
+            </w:r>
+          </w:p>
+        </w:tc>
+        <w:tc>
+          <w:tcPr/>
+          <w:p>
+            <w:pPr>
+              <w:pStyle w:val="Compact"/>
+              <w:jc w:val="left"/>
+            </w:pPr>
+            <w:r>
+              <w:rPr>
+                <w:rStyle w:val="VerbatimChar"/>
+                <w:bCs/>
+                <w:b/>
+              </w:rPr>
+              <w:t xml:space="preserve">n_dims</w:t>
+            </w:r>
+            <w:r>
+              <w:t xml:space="preserve">（有效信息维度数）★</w:t>
+            </w:r>
+            <w:r>
+              <w:t xml:space="preserve"> </w:t>
+            </w:r>
+            <w:r>
+              <w:rPr>
+                <w:rStyle w:val="VerbatimChar"/>
+              </w:rPr>
+              <w:t xml:space="preserve">n_load_bearing</w:t>
+            </w:r>
+            <w:r>
+              <w:t xml:space="preserve"> </w:t>
+            </w:r>
+            <w:r>
+              <w:t xml:space="preserve">降为辅助 ⇒</w:t>
+            </w:r>
+            <w:r>
+              <w:t xml:space="preserve"> </w:t>
+            </w:r>
+            <w:r>
+              <w:rPr>
+                <w:bCs/>
+                <w:b/>
+              </w:rPr>
+              <w:t xml:space="preserve">两表不可混引</w:t>
+            </w:r>
+          </w:p>
+        </w:tc>
+      </w:tr>
+      <w:tr>
+        <w:tc>
+          <w:tcPr/>
+          <w:p>
+            <w:pPr>
+              <w:pStyle w:val="Compact"/>
+              <w:jc w:val="left"/>
+            </w:pPr>
+            <w:r>
+              <w:rPr>
+                <w:bCs/>
+                <w:b/>
+              </w:rPr>
+              <w:t xml:space="preserve">② 负对照不平</w:t>
+            </w:r>
+          </w:p>
+        </w:tc>
+        <w:tc>
+          <w:tcPr/>
+          <w:p>
+            <w:pPr>
+              <w:pStyle w:val="Compact"/>
+              <w:jc w:val="left"/>
+            </w:pPr>
+            <w:r>
+              <w:t xml:space="preserve">direct vs bestof3 的</w:t>
+            </w:r>
+            <w:r>
+              <w:t xml:space="preserve"> </w:t>
+            </w:r>
+            <w:r>
+              <w:rPr>
+                <w:rStyle w:val="VerbatimChar"/>
+              </w:rPr>
+              <w:t xml:space="preserve">n_dims</w:t>
+            </w:r>
+            <w:r>
+              <w:t xml:space="preserve"> </w:t>
+            </w:r>
+            <w:r>
+              <w:t xml:space="preserve">中位最大差 =</w:t>
+            </w:r>
+            <w:r>
+              <w:t xml:space="preserve"> </w:t>
+            </w:r>
+            <w:r>
+              <w:rPr>
+                <w:bCs/>
+                <w:b/>
+              </w:rPr>
+              <w:t xml:space="preserve">1.00</w:t>
+            </w:r>
+            <w:r>
+              <w:t xml:space="preserve">（merged13/A02、uniform/A05）⇒ ★</w:t>
+            </w:r>
+            <w:r>
+              <w:t xml:space="preserve"> </w:t>
+            </w:r>
+            <w:r>
+              <w:rPr>
+                <w:bCs/>
+                <w:b/>
+              </w:rPr>
+              <w:t xml:space="preserve">按预注册 v2：只报读数 + 噪声地板，不报架构优劣</w:t>
+            </w:r>
+          </w:p>
+        </w:tc>
+      </w:tr>
+      <w:tr>
+        <w:tc>
+          <w:tcPr/>
+          <w:p>
+            <w:pPr>
+              <w:pStyle w:val="Compact"/>
+              <w:jc w:val="left"/>
+            </w:pPr>
+            <w:r>
+              <w:rPr>
+                <w:bCs/>
+                <w:b/>
+              </w:rPr>
+              <w:t xml:space="preserve">③–④ 差值 / 合并 σ</w:t>
+            </w:r>
+          </w:p>
+        </w:tc>
+        <w:tc>
+          <w:tcPr/>
+          <w:p>
+            <w:pPr>
+              <w:pStyle w:val="Compact"/>
+              <w:jc w:val="left"/>
+            </w:pPr>
+            <w:r>
+              <w:t xml:space="preserve">12 个（策略×题×对照）对比中 |Δ/合并σ| ≥ 1.0 的</w:t>
+            </w:r>
+            <w:r>
+              <w:t xml:space="preserve"> </w:t>
+            </w:r>
+            <w:r>
+              <w:rPr>
+                <w:bCs/>
+                <w:b/>
+              </w:rPr>
+              <w:t xml:space="preserve">7</w:t>
+            </w:r>
+            <w:r>
+              <w:t xml:space="preserve"> </w:t>
+            </w:r>
+            <w:r>
+              <w:t xml:space="preserve">个、&lt; 1.0 的</w:t>
+            </w:r>
+            <w:r>
+              <w:t xml:space="preserve"> </w:t>
+            </w:r>
+            <w:r>
+              <w:rPr>
+                <w:bCs/>
+                <w:b/>
+              </w:rPr>
+              <w:t xml:space="preserve">5</w:t>
+            </w:r>
+            <w:r>
+              <w:t xml:space="preserve"> </w:t>
+            </w:r>
+            <w:r>
+              <w:t xml:space="preserve">个；最分离 uniform/A05 vs B0_direct（</w:t>
+            </w:r>
+            <w:r>
+              <w:rPr>
+                <w:bCs/>
+                <w:b/>
+              </w:rPr>
+              <w:t xml:space="preserve">3.42 σ</w:t>
+            </w:r>
+            <w:r>
+              <w:t xml:space="preserve">），最弱 uniform/A05 vs B0_bestof3（</w:t>
+            </w:r>
+            <w:r>
+              <w:rPr>
+                <w:bCs/>
+                <w:b/>
+              </w:rPr>
+              <w:t xml:space="preserve">0.00 σ</w:t>
+            </w:r>
+            <w:r>
+              <w:t xml:space="preserve">）</w:t>
+            </w:r>
+          </w:p>
+        </w:tc>
+      </w:tr>
+      <w:tr>
+        <w:tc>
+          <w:tcPr/>
+          <w:p>
+            <w:pPr>
+              <w:pStyle w:val="Compact"/>
+              <w:jc w:val="left"/>
+            </w:pPr>
+            <w:r>
+              <w:rPr>
+                <w:bCs/>
+                <w:b/>
+              </w:rPr>
+              <w:t xml:space="preserve">判官状态</w:t>
+            </w:r>
+          </w:p>
+        </w:tc>
+        <w:tc>
+          <w:tcPr/>
+          <w:p>
+            <w:pPr>
+              <w:pStyle w:val="Compact"/>
+              <w:jc w:val="left"/>
+            </w:pPr>
+            <w:r>
+              <w:t xml:space="preserve">全为</w:t>
+            </w:r>
+            <w:r>
+              <w:t xml:space="preserve"> </w:t>
+            </w:r>
+            <w:r>
+              <w:rPr>
+                <w:rStyle w:val="VerbatimChar"/>
+              </w:rPr>
+              <w:t xml:space="preserve">MiniMax-M2.5</w:t>
+            </w:r>
+            <w:r>
+              <w:t xml:space="preserve">、</w:t>
+            </w:r>
+            <w:r>
+              <w:rPr>
+                <w:rStyle w:val="VerbatimChar"/>
+              </w:rPr>
+              <w:t xml:space="preserve">judge_same_vendor=true</w:t>
+            </w:r>
+            <w:r>
+              <w:t xml:space="preserve"> </w:t>
+            </w:r>
+            <w:r>
+              <w:t xml:space="preserve">⇒ ★</w:t>
+            </w:r>
+            <w:r>
+              <w:t xml:space="preserve"> </w:t>
+            </w:r>
+            <w:r>
+              <w:rPr>
+                <w:bCs/>
+                <w:b/>
+              </w:rPr>
+              <w:t xml:space="preserve">承重维度仍只有同厂商一端</w:t>
+            </w:r>
+            <w:r>
+              <w:t xml:space="preserve">（KI-09 未解）</w:t>
+            </w:r>
+          </w:p>
+        </w:tc>
+      </w:tr>
+      <w:tr>
+        <w:tc>
+          <w:tcPr/>
+          <w:p>
+            <w:pPr>
+              <w:pStyle w:val="Compact"/>
+              <w:jc w:val="left"/>
+            </w:pPr>
+            <w:r>
+              <w:rPr>
+                <w:bCs/>
+                <w:b/>
+              </w:rPr>
+              <w:t xml:space="preserve">seed</w:t>
+            </w:r>
+          </w:p>
+        </w:tc>
+        <w:tc>
+          <w:tcPr/>
+          <w:p>
+            <w:pPr>
+              <w:pStyle w:val="Compact"/>
+              <w:jc w:val="left"/>
+            </w:pPr>
+            <w:r>
+              <w:t xml:space="preserve">训练批 seed 20261101–20261106（6 个）｜ 评测 rep 1–8</w:t>
             </w:r>
           </w:p>
         </w:tc>
@@ -5782,104 +6219,106 @@
         <w:pStyle w:val="BodyText"/>
       </w:pPr>
       <w:r>
-        <w:t xml:space="preserve">★</w:t>
-      </w:r>
-      <w:r>
-        <w:t xml:space="preserve"> </w:t>
-      </w:r>
-      <w:r>
-        <w:rPr>
-          <w:bCs/>
-          <w:b/>
-        </w:rPr>
-        <w:t xml:space="preserve">一个必须报的活性发现</w:t>
-      </w:r>
-      <w:r>
-        <w:t xml:space="preserve">：决策翻成"放弃"，相关实体</w:t>
-      </w:r>
-      <w:r>
-        <w:rPr>
-          <w:bCs/>
-          <w:b/>
-        </w:rPr>
-        <w:t xml:space="preserve">一个都没消失</w:t>
-      </w:r>
-      <w:r>
-        <w:t xml:space="preserve">，命中率反而上升（base 11/12 = 0.917｜D2'</w:t>
-      </w:r>
-      <w:r>
-        <w:t xml:space="preserve"> </w:t>
-      </w:r>
-      <w:r>
-        <w:rPr>
-          <w:bCs/>
-          <w:b/>
-        </w:rPr>
-        <w:t xml:space="preserve">12/12 = 1.000</w:t>
-      </w:r>
-      <w:r>
-        <w:t xml:space="preserve">｜D0 5/12 = 0.417）⇒</w:t>
-      </w:r>
-      <w:r>
-        <w:t xml:space="preserve"> </w:t>
-      </w:r>
-      <w:r>
-        <w:rPr>
-          <w:bCs/>
-          <w:b/>
-        </w:rPr>
-        <w:t xml:space="preserve">"状态里的取舍"没有在产出里兑现</w:t>
-      </w:r>
-      <w:r>
-        <w:t xml:space="preserve">。</w:t>
-      </w:r>
-      <w:r>
-        <w:t xml:space="preserve"> </w:t>
-      </w:r>
-      <w:r>
-        <w:t xml:space="preserve">★ 全部 15 个臂对的实词 Jaccard 落在</w:t>
-      </w:r>
-      <w:r>
-        <w:t xml:space="preserve"> </w:t>
-      </w:r>
-      <w:r>
-        <w:rPr>
-          <w:bCs/>
-          <w:b/>
-        </w:rPr>
-        <w:t xml:space="preserve">0.053–0.077</w:t>
-      </w:r>
-      <w:r>
-        <w:t xml:space="preserve"> </w:t>
-      </w:r>
-      <w:r>
-        <w:t xml:space="preserve">的窄带内，无一可分辨；其中</w:t>
-      </w:r>
-      <w:r>
-        <w:t xml:space="preserve"> </w:t>
-      </w:r>
-      <w:r>
-        <w:rPr>
-          <w:bCs/>
-          <w:b/>
-        </w:rPr>
-        <w:t xml:space="preserve">WF-a3 vs S-self = 0.0591</w:t>
-      </w:r>
-      <w:r>
-        <w:t xml:space="preserve"> </w:t>
-      </w:r>
-      <w:r>
-        <w:t xml:space="preserve">是</w:t>
-      </w:r>
-      <w:r>
-        <w:rPr>
-          <w:bCs/>
-          <w:b/>
-        </w:rPr>
-        <w:t xml:space="preserve">最小</w:t>
-      </w:r>
-      <w:r>
-        <w:t xml:space="preserve">的一对——连"单次直答"A 臂（0.0635）都比状态机臂更不像等预算自我说明。</w:t>
+        <w:t xml:space="preserve">⇒ ★★</w:t>
+      </w:r>
+      <w:r>
+        <w:t xml:space="preserve"> </w:t>
+      </w:r>
+      <w:r>
+        <w:rPr>
+          <w:bCs/>
+          <w:b/>
+        </w:rPr>
+        <w:t xml:space="preserve">「行数 48/48」≠「有效读数 48/48」</w:t>
+      </w:r>
+      <w:r>
+        <w:t xml:space="preserve"> </w:t>
+      </w:r>
+      <w:r>
+        <w:t xml:space="preserve">—— ★ 这是本轮最容易被误引的一格：</w:t>
+      </w:r>
+      <w:r>
+        <w:rPr>
+          <w:bCs/>
+          <w:b/>
+        </w:rPr>
+        <w:t xml:space="preserve">uniform 的真实统计分母是 47，不是 48。</w:t>
+      </w:r>
+      <w:r>
+        <w:t xml:space="preserve"> </w:t>
+      </w:r>
+      <w:r>
+        <w:t xml:space="preserve">⇒ ★</w:t>
+      </w:r>
+      <w:r>
+        <w:t xml:space="preserve"> </w:t>
+      </w:r>
+      <w:r>
+        <w:rPr>
+          <w:bCs/>
+          <w:b/>
+        </w:rPr>
+        <w:t xml:space="preserve">「分离」只表示统计上可分辨，不表示「更好」</w:t>
+      </w:r>
+      <w:r>
+        <w:t xml:space="preserve">；且负对照不平 ⇒ ★</w:t>
+      </w:r>
+      <w:r>
+        <w:t xml:space="preserve"> </w:t>
+      </w:r>
+      <w:r>
+        <w:rPr>
+          <w:bCs/>
+          <w:b/>
+        </w:rPr>
+        <w:t xml:space="preserve">本表不支持任何架构优劣结论。</w:t>
+      </w:r>
+      <w:r>
+        <w:t xml:space="preserve"> </w:t>
+      </w:r>
+      <w:r>
+        <w:t xml:space="preserve">⇒ ★</w:t>
+      </w:r>
+      <w:r>
+        <w:t xml:space="preserve"> </w:t>
+      </w:r>
+      <w:r>
+        <w:rPr>
+          <w:bCs/>
+          <w:b/>
+        </w:rPr>
+        <w:t xml:space="preserve">与 in-sample 表不可直接对比</w:t>
+      </w:r>
+      <w:r>
+        <w:t xml:space="preserve">（那边是钻牛角尖率比率，这边是</w:t>
+      </w:r>
+      <w:r>
+        <w:t xml:space="preserve"> </w:t>
+      </w:r>
+      <w:r>
+        <w:rPr>
+          <w:rStyle w:val="VerbatimChar"/>
+        </w:rPr>
+        <w:t xml:space="preserve">n_dims</w:t>
+      </w:r>
+      <w:r>
+        <w:t xml:space="preserve"> </w:t>
+      </w:r>
+      <w:r>
+        <w:t xml:space="preserve">中位差 ⇒ 口径不同）⇒ ★</w:t>
+      </w:r>
+      <w:r>
+        <w:t xml:space="preserve"> </w:t>
+      </w:r>
+      <w:r>
+        <w:rPr>
+          <w:bCs/>
+          <w:b/>
+        </w:rPr>
+        <w:t xml:space="preserve">因此 in-sample 的措辞没有被改成"留出未复现"</w:t>
+      </w:r>
+      <w:r>
+        <w:t xml:space="preserve">（★ 负对照未判读前改稿 = 拿半批数据下结论）。</w:t>
       </w:r>
     </w:p>
     <w:p>
@@ -5887,94 +6326,20 @@
         <w:pStyle w:val="BodyText"/>
       </w:pPr>
       <w:r>
-        <w:rPr>
-          <w:bCs/>
-          <w:b/>
-        </w:rPr>
-        <w:t xml:space="preserve">② 不能支撑什么</w:t>
-      </w:r>
-      <w:r>
-        <w:t xml:space="preserve"> </w:t>
-      </w:r>
-      <w:r>
-        <w:t xml:space="preserve">- ✖ 「状态机优于等强度提示词」——</w:t>
-      </w:r>
-      <w:r>
-        <w:rPr>
-          <w:bCs/>
-          <w:b/>
-        </w:rPr>
-        <w:t xml:space="preserve">未被证明</w:t>
-      </w:r>
-      <w:r>
-        <w:t xml:space="preserve">（这是边界结论）。</w:t>
-      </w:r>
-      <w:r>
-        <w:t xml:space="preserve"> </w:t>
-      </w:r>
-      <w:r>
-        <w:t xml:space="preserve">- ✖ 「反馈通路成立 ⇒ 驱动力通路成立」——</w:t>
-      </w:r>
-      <w:r>
-        <w:rPr>
-          <w:bCs/>
-          <w:b/>
-        </w:rPr>
-        <w:t xml:space="preserve">两条通路必须分开判</w:t>
-      </w:r>
-      <w:r>
-        <w:t xml:space="preserve">（§3.2 的归因纠正）。</w:t>
-      </w:r>
-      <w:r>
-        <w:t xml:space="preserve"> </w:t>
-      </w:r>
-      <w:r>
-        <w:t xml:space="preserve">- ✖ 几何读数与判官读数互相矛盾时取其一 ⇒</w:t>
-      </w:r>
-      <w:r>
-        <w:t xml:space="preserve"> </w:t>
-      </w:r>
-      <w:r>
-        <w:rPr>
-          <w:bCs/>
-          <w:b/>
-        </w:rPr>
-        <w:t xml:space="preserve">两条都要报，矛盾本身就是结论</w:t>
-      </w:r>
-      <w:r>
-        <w:t xml:space="preserve">（§6.3）。</w:t>
-      </w:r>
-      <w:r>
-        <w:t xml:space="preserve"> </w:t>
-      </w:r>
-      <w:r>
-        <w:t xml:space="preserve">- ✖ 「状态驱动无效」—— 现有形态</w:t>
-      </w:r>
-      <w:r>
-        <w:rPr>
-          <w:bCs/>
-          <w:b/>
-        </w:rPr>
-        <w:t xml:space="preserve">未被证明优于</w:t>
-      </w:r>
-      <w:r>
-        <w:t xml:space="preserve">提示词，</w:t>
-      </w:r>
-      <w:r>
-        <w:rPr>
-          <w:bCs/>
-          <w:b/>
-        </w:rPr>
-        <w:t xml:space="preserve">不等于</w:t>
-      </w:r>
-      <w:r>
-        <w:t xml:space="preserve">"状态驱动这条路无效"。</w:t>
-      </w:r>
-      <w:r>
-        <w:t xml:space="preserve"> </w:t>
-      </w:r>
-      <w:r>
-        <w:t xml:space="preserve">- ⚠️ 驱动力通路的</w:t>
+        <w:t xml:space="preserve">⇒ ★</w:t>
+      </w:r>
+      <w:r>
+        <w:t xml:space="preserve"> </w:t>
+      </w:r>
+      <w:r>
+        <w:rPr>
+          <w:bCs/>
+          <w:b/>
+        </w:rPr>
+        <w:t xml:space="preserve">口径登记（数据产生后改判据必须登记）</w:t>
+      </w:r>
+      <w:r>
+        <w:t xml:space="preserve">：预注册写死 H0 原料 =</w:t>
       </w:r>
       <w:r>
         <w:t xml:space="preserve"> </w:t>
@@ -5983,26 +6348,13 @@
         <w:rPr>
           <w:rStyle w:val="VerbatimChar"/>
         </w:rPr>
-        <w:t xml:space="preserve">logprobs</w:t>
-      </w:r>
-      <w:r>
-        <w:t xml:space="preserve"> </w:t>
-      </w:r>
-      <w:r>
-        <w:t xml:space="preserve">构造效度检验</w:t>
-      </w:r>
-      <w:r>
-        <w:t xml:space="preserve"> </w:t>
-      </w:r>
-      <w:r>
-        <w:rPr>
-          <w:bCs/>
-          <w:b/>
-        </w:rPr>
-        <w:t xml:space="preserve">在当前条件下不可判定</w:t>
-      </w:r>
-      <w:r>
-        <w:t xml:space="preserve">（托管 API 静默忽略</w:t>
+        <w:t xml:space="preserve">nosel_b3</w:t>
+      </w:r>
+      <w:r>
+        <w:t xml:space="preserve"> </w:t>
+      </w:r>
+      <w:r>
+        <w:t xml:space="preserve">12 + 旧批 9 = 21；当前</w:t>
       </w:r>
       <w:r>
         <w:t xml:space="preserve"> </w:t>
@@ -6011,10 +6363,308 @@
         <w:rPr>
           <w:rStyle w:val="VerbatimChar"/>
         </w:rPr>
-        <w:t xml:space="preserve">logprobs</w:t>
-      </w:r>
-      <w:r>
-        <w:t xml:space="preserve">，与 §1.2 同一堵墙）。</w:t>
+        <w:t xml:space="preserve">nosel_b3</w:t>
+      </w:r>
+      <w:r>
+        <w:t xml:space="preserve"> </w:t>
+      </w:r>
+      <w:r>
+        <w:t xml:space="preserve">完整配对只有 1 个（n=1 不可标定）⇒ 本轮用</w:t>
+      </w:r>
+      <w:r>
+        <w:rPr>
+          <w:bCs/>
+          <w:b/>
+        </w:rPr>
+        <w:t xml:space="preserve">全部臂</w:t>
+      </w:r>
+      <w:r>
+        <w:t xml:space="preserve">同题 rep 差（n=10）⇒</w:t>
+      </w:r>
+      <w:r>
+        <w:t xml:space="preserve"> </w:t>
+      </w:r>
+      <w:r>
+        <w:rPr>
+          <w:bCs/>
+          <w:b/>
+        </w:rPr>
+        <w:t xml:space="preserve">口径扩宽（只放宽、不改方向、且提高 n）</w:t>
+      </w:r>
+      <w:r>
+        <w:t xml:space="preserve"> </w:t>
+      </w:r>
+      <w:r>
+        <w:t xml:space="preserve">⇒ 跑满后两种口径都会报。</w:t>
+      </w:r>
+    </w:p>
+    <w:bookmarkEnd w:id="27"/>
+    <w:bookmarkEnd w:id="28"/>
+    <w:bookmarkStart w:id="29" w:name="Xaae07e658d1b73f218ed71f00182da19f4bf1ff"/>
+    <w:p>
+      <w:pPr>
+        <w:pStyle w:val="Heading3"/>
+      </w:pPr>
+      <w:r>
+        <w:t xml:space="preserve">2.3 C · Six Ways to Look Done Without Being Verified</w:t>
+      </w:r>
+    </w:p>
+    <w:p>
+      <w:pPr>
+        <w:pStyle w:val="FirstParagraph"/>
+      </w:pPr>
+      <w:r>
+        <w:rPr>
+          <w:bCs/>
+          <w:b/>
+        </w:rPr>
+        <w:t xml:space="preserve">① 核心定位</w:t>
+      </w:r>
+      <w:r>
+        <w:t xml:space="preserve">（★ 这是一篇</w:t>
+      </w:r>
+      <w:r>
+        <w:t xml:space="preserve"> </w:t>
+      </w:r>
+      <w:r>
+        <w:rPr>
+          <w:bCs/>
+          <w:b/>
+        </w:rPr>
+        <w:t xml:space="preserve">position paper</w:t>
+      </w:r>
+      <w:r>
+        <w:t xml:space="preserve">，它的诚实说法必须自己先说）</w:t>
+      </w:r>
+    </w:p>
+    <w:p>
+      <w:pPr>
+        <w:pStyle w:val="BlockText"/>
+      </w:pPr>
+      <w:r>
+        <w:t xml:space="preserve">「C 篇是</w:t>
+      </w:r>
+      <w:r>
+        <w:rPr>
+          <w:bCs/>
+          <w:b/>
+        </w:rPr>
+        <w:t xml:space="preserve">规程论文</w:t>
+      </w:r>
+      <w:r>
+        <w:t xml:space="preserve">，它没有主实验。它的价值要靠'用了规程之后误报率降了多少'来兑现。</w:t>
+      </w:r>
+      <w:r>
+        <w:t xml:space="preserve"> </w:t>
+      </w:r>
+      <w:r>
+        <w:t xml:space="preserve">⇒</w:t>
+      </w:r>
+      <w:r>
+        <w:t xml:space="preserve"> </w:t>
+      </w:r>
+      <w:r>
+        <w:rPr>
+          <w:bCs/>
+          <w:b/>
+        </w:rPr>
+        <w:t xml:space="preserve">这个量化我们还没做</w:t>
+      </w:r>
+      <w:r>
+        <w:t xml:space="preserve">（不是没发现该做，是</w:t>
+      </w:r>
+      <w:r>
+        <w:rPr>
+          <w:bCs/>
+          <w:b/>
+        </w:rPr>
+        <w:t xml:space="preserve">做之前得先把'误报率'的口径定下来</w:t>
+      </w:r>
+      <w:r>
+        <w:t xml:space="preserve">，否则量化出来的数是自证的）。</w:t>
+      </w:r>
+      <w:r>
+        <w:t xml:space="preserve"> </w:t>
+      </w:r>
+      <w:r>
+        <w:t xml:space="preserve">⇒ ⇒ 所以 C 篇现在的交付形态是</w:t>
+      </w:r>
+      <w:r>
+        <w:rPr>
+          <w:bCs/>
+          <w:b/>
+        </w:rPr>
+        <w:t xml:space="preserve">规程 + 六个真实失效案例 + 一套可执行的审计协议</w:t>
+      </w:r>
+      <w:r>
+        <w:t xml:space="preserve">，</w:t>
+      </w:r>
+      <w:r>
+        <w:rPr>
+          <w:bCs/>
+          <w:b/>
+        </w:rPr>
+        <w:t xml:space="preserve">不是</w:t>
+      </w:r>
+      <w:r>
+        <w:t xml:space="preserve">一个已被验证能提升准确率的结论。」</w:t>
+      </w:r>
+    </w:p>
+    <w:p>
+      <w:pPr>
+        <w:pStyle w:val="FirstParagraph"/>
+      </w:pPr>
+      <w:r>
+        <w:rPr>
+          <w:bCs/>
+          <w:b/>
+        </w:rPr>
+        <w:t xml:space="preserve">结构（三层）</w:t>
+      </w:r>
+      <w:r>
+        <w:t xml:space="preserve"> </w:t>
+      </w:r>
+      <w:r>
+        <w:t xml:space="preserve">-</w:t>
+      </w:r>
+      <w:r>
+        <w:t xml:space="preserve"> </w:t>
+      </w:r>
+      <w:r>
+        <w:rPr>
+          <w:bCs/>
+          <w:b/>
+        </w:rPr>
+        <w:t xml:space="preserve">第二层 · 六类具体机制</w:t>
+      </w:r>
+      <w:r>
+        <w:t xml:space="preserve">：① 架构幻觉 ② 判定函数泄题 ③ 检查器失效 ④ 措辞污染 ⑤ 二手转述未回源 ⑥ 关键词扫描漏判</w:t>
+      </w:r>
+      <w:r>
+        <w:t xml:space="preserve"> </w:t>
+      </w:r>
+      <w:r>
+        <w:t xml:space="preserve">-</w:t>
+      </w:r>
+      <w:r>
+        <w:t xml:space="preserve"> </w:t>
+      </w:r>
+      <w:r>
+        <w:rPr>
+          <w:bCs/>
+          <w:b/>
+        </w:rPr>
+        <w:t xml:space="preserve">第三层 · 四类更根本的失效</w:t>
+      </w:r>
+      <w:r>
+        <w:t xml:space="preserve">：⑦</w:t>
+      </w:r>
+      <w:r>
+        <w:t xml:space="preserve"> </w:t>
+      </w:r>
+      <w:r>
+        <w:rPr>
+          <w:bCs/>
+          <w:b/>
+        </w:rPr>
+        <w:t xml:space="preserve">代理错位</w:t>
+      </w:r>
+      <w:r>
+        <w:t xml:space="preserve">（测的是代理，目标是原物）⑧</w:t>
+      </w:r>
+      <w:r>
+        <w:t xml:space="preserve"> </w:t>
+      </w:r>
+      <w:r>
+        <w:rPr>
+          <w:bCs/>
+          <w:b/>
+        </w:rPr>
+        <w:t xml:space="preserve">行为冒充机制</w:t>
+      </w:r>
+      <w:r>
+        <w:t xml:space="preserve"> </w:t>
+      </w:r>
+      <w:r>
+        <w:t xml:space="preserve">⑨</w:t>
+      </w:r>
+      <w:r>
+        <w:t xml:space="preserve"> </w:t>
+      </w:r>
+      <w:r>
+        <w:rPr>
+          <w:bCs/>
+          <w:b/>
+        </w:rPr>
+        <w:t xml:space="preserve">同名文件两份</w:t>
+      </w:r>
+      <w:r>
+        <w:t xml:space="preserve">（改一处不同步）⑩</w:t>
+      </w:r>
+      <w:r>
+        <w:t xml:space="preserve"> </w:t>
+      </w:r>
+      <w:r>
+        <w:rPr>
+          <w:bCs/>
+          <w:b/>
+        </w:rPr>
+        <w:t xml:space="preserve">决策次数当独立样本数</w:t>
+      </w:r>
+      <w:r>
+        <w:t xml:space="preserve"> </w:t>
+      </w:r>
+      <w:r>
+        <w:t xml:space="preserve">-</w:t>
+      </w:r>
+      <w:r>
+        <w:t xml:space="preserve"> </w:t>
+      </w:r>
+      <w:r>
+        <w:rPr>
+          <w:bCs/>
+          <w:b/>
+        </w:rPr>
+        <w:t xml:space="preserve">★ 第十一类（2026-10-24 新增，最强实例）</w:t>
+      </w:r>
+      <w:r>
+        <w:t xml:space="preserve">：</w:t>
+      </w:r>
+      <w:r>
+        <w:rPr>
+          <w:bCs/>
+          <w:b/>
+        </w:rPr>
+        <w:t xml:space="preserve">型号池静默下架 ⇒ 5 支静默变 4 支</w:t>
+      </w:r>
+      <w:r>
+        <w:t xml:space="preserve">（见 §1.1）⇒</w:t>
+      </w:r>
+      <w:r>
+        <w:t xml:space="preserve"> </w:t>
+      </w:r>
+      <w:r>
+        <w:rPr>
+          <w:bCs/>
+          <w:b/>
+        </w:rPr>
+        <w:t xml:space="preserve">两条独立路径撞同一根因</w:t>
+      </w:r>
+      <w:r>
+        <w:t xml:space="preserve"> </w:t>
+      </w:r>
+      <w:r>
+        <w:t xml:space="preserve">⇒ 这是"</w:t>
+      </w:r>
+      <w:r>
+        <w:rPr>
+          <w:bCs/>
+          <w:b/>
+        </w:rPr>
+        <w:t xml:space="preserve">看起来完成了，但完成的是另一个配置</w:t>
+      </w:r>
+      <w:r>
+        <w:t xml:space="preserve">"的实证</w:t>
       </w:r>
     </w:p>
     <w:p>
@@ -6026,6 +6676,706 @@
           <w:bCs/>
           <w:b/>
         </w:rPr>
+        <w:t xml:space="preserve">② 不能支撑什么</w:t>
+      </w:r>
+      <w:r>
+        <w:t xml:space="preserve"> </w:t>
+      </w:r>
+      <w:r>
+        <w:t xml:space="preserve">- ✖ 「用了规程之后准确率提升 X%」——</w:t>
+      </w:r>
+      <w:r>
+        <w:t xml:space="preserve"> </w:t>
+      </w:r>
+      <w:r>
+        <w:rPr>
+          <w:bCs/>
+          <w:b/>
+        </w:rPr>
+        <w:t xml:space="preserve">该量化从未成文，口径都没定义</w:t>
+      </w:r>
+      <w:r>
+        <w:t xml:space="preserve">。</w:t>
+      </w:r>
+      <w:r>
+        <w:t xml:space="preserve"> </w:t>
+      </w:r>
+      <w:r>
+        <w:t xml:space="preserve">- ✖ 任何"我们的规程已被验证有效"的断言。</w:t>
+      </w:r>
+      <w:r>
+        <w:t xml:space="preserve"> </w:t>
+      </w:r>
+      <w:r>
+        <w:t xml:space="preserve">- ⚠️ ★</w:t>
+      </w:r>
+      <w:r>
+        <w:t xml:space="preserve"> </w:t>
+      </w:r>
+      <w:r>
+        <w:rPr>
+          <w:bCs/>
+          <w:b/>
+        </w:rPr>
+        <w:t xml:space="preserve">C 篇是四篇里判据最不完整的一篇（5 条待办中 4 条判据未成文）</w:t>
+      </w:r>
+      <w:r>
+        <w:t xml:space="preserve"> </w:t>
+      </w:r>
+      <w:r>
+        <w:t xml:space="preserve">⇒</w:t>
+      </w:r>
+      <w:r>
+        <w:t xml:space="preserve"> </w:t>
+      </w:r>
+      <w:r>
+        <w:rPr>
+          <w:bCs/>
+          <w:b/>
+        </w:rPr>
+        <w:t xml:space="preserve">必须自己先说</w:t>
+      </w:r>
+      <w:r>
+        <w:t xml:space="preserve">，否则被问"有实验吗"会很被动。</w:t>
+      </w:r>
+    </w:p>
+    <w:bookmarkEnd w:id="29"/>
+    <w:bookmarkStart w:id="30" w:name="d-a-state-machine-is-not-yet-a-prompt"/>
+    <w:p>
+      <w:pPr>
+        <w:pStyle w:val="Heading3"/>
+      </w:pPr>
+      <w:r>
+        <w:t xml:space="preserve">2.4 D · A State Machine Is Not Yet a Prompt</w:t>
+      </w:r>
+    </w:p>
+    <w:p>
+      <w:pPr>
+        <w:pStyle w:val="FirstParagraph"/>
+      </w:pPr>
+      <w:r>
+        <w:rPr>
+          <w:bCs/>
+          <w:b/>
+        </w:rPr>
+        <w:t xml:space="preserve">① 核心判决</w:t>
+      </w:r>
+    </w:p>
+    <w:tbl>
+      <w:tblPr>
+        <w:tblStyle w:val="Table"/>
+        <w:tblW w:type="pct" w:w="5000"/>
+        <w:tblLook w:firstRow="1" w:lastRow="0" w:firstColumn="0" w:lastColumn="0" w:noHBand="0" w:noVBand="0" w:val="0020"/>
+      </w:tblPr>
+      <w:tblGrid>
+        <w:gridCol w:w="2640"/>
+        <w:gridCol w:w="2640"/>
+        <w:gridCol w:w="2640"/>
+      </w:tblGrid>
+      <w:tr>
+        <w:trPr>
+          <w:tblHeader w:val="true"/>
+        </w:trPr>
+        <w:tc>
+          <w:tcPr/>
+          <w:p>
+            <w:pPr>
+              <w:pStyle w:val="Compact"/>
+              <w:jc w:val="left"/>
+            </w:pPr>
+            <w:r>
+              <w:t xml:space="preserve">通路</w:t>
+            </w:r>
+          </w:p>
+        </w:tc>
+        <w:tc>
+          <w:tcPr/>
+          <w:p>
+            <w:pPr>
+              <w:pStyle w:val="Compact"/>
+              <w:jc w:val="left"/>
+            </w:pPr>
+            <w:r>
+              <w:t xml:space="preserve">判决</w:t>
+            </w:r>
+          </w:p>
+        </w:tc>
+        <w:tc>
+          <w:tcPr/>
+          <w:p>
+            <w:pPr>
+              <w:pStyle w:val="Compact"/>
+              <w:jc w:val="left"/>
+            </w:pPr>
+            <w:r>
+              <w:t xml:space="preserve">数字</w:t>
+            </w:r>
+          </w:p>
+        </w:tc>
+      </w:tr>
+      <w:tr>
+        <w:tc>
+          <w:tcPr/>
+          <w:p>
+            <w:pPr>
+              <w:pStyle w:val="Compact"/>
+              <w:jc w:val="left"/>
+            </w:pPr>
+            <w:r>
+              <w:rPr>
+                <w:bCs/>
+                <w:b/>
+              </w:rPr>
+              <w:t xml:space="preserve">反馈通路</w:t>
+            </w:r>
+          </w:p>
+        </w:tc>
+        <w:tc>
+          <w:tcPr/>
+          <w:p>
+            <w:pPr>
+              <w:pStyle w:val="Compact"/>
+              <w:jc w:val="left"/>
+            </w:pPr>
+            <w:r>
+              <w:t xml:space="preserve">✅</w:t>
+            </w:r>
+            <w:r>
+              <w:t xml:space="preserve"> </w:t>
+            </w:r>
+            <w:r>
+              <w:rPr>
+                <w:bCs/>
+                <w:b/>
+              </w:rPr>
+              <w:t xml:space="preserve">成立且强分离</w:t>
+            </w:r>
+          </w:p>
+        </w:tc>
+        <w:tc>
+          <w:tcPr/>
+          <w:p>
+            <w:pPr>
+              <w:pStyle w:val="Compact"/>
+              <w:jc w:val="left"/>
+            </w:pPr>
+            <w:r>
+              <w:t xml:space="preserve">D2 换初稿</w:t>
+            </w:r>
+            <w:r>
+              <w:t xml:space="preserve"> </w:t>
+            </w:r>
+            <w:r>
+              <w:rPr>
+                <w:bCs/>
+                <w:b/>
+              </w:rPr>
+              <w:t xml:space="preserve">0.0176</w:t>
+            </w:r>
+            <w:r>
+              <w:t xml:space="preserve"> </w:t>
+            </w:r>
+            <w:r>
+              <w:t xml:space="preserve">vs D0 纯重跑地板</w:t>
+            </w:r>
+            <w:r>
+              <w:t xml:space="preserve"> </w:t>
+            </w:r>
+            <w:r>
+              <w:rPr>
+                <w:bCs/>
+                <w:b/>
+              </w:rPr>
+              <w:t xml:space="preserve">0.1606</w:t>
+            </w:r>
+            <w:r>
+              <w:t xml:space="preserve"> </w:t>
+            </w:r>
+            <w:r>
+              <w:t xml:space="preserve">⇒</w:t>
+            </w:r>
+            <w:r>
+              <w:t xml:space="preserve"> </w:t>
+            </w:r>
+            <w:r>
+              <w:rPr>
+                <w:bCs/>
+                <w:b/>
+              </w:rPr>
+              <w:t xml:space="preserve">分离比 9.13×</w:t>
+            </w:r>
+          </w:p>
+        </w:tc>
+      </w:tr>
+      <w:tr>
+        <w:tc>
+          <w:tcPr/>
+          <w:p>
+            <w:pPr>
+              <w:pStyle w:val="Compact"/>
+              <w:jc w:val="left"/>
+            </w:pPr>
+            <w:r>
+              <w:rPr>
+                <w:bCs/>
+                <w:b/>
+              </w:rPr>
+              <w:t xml:space="preserve">驱动力通路（几何读数）</w:t>
+            </w:r>
+          </w:p>
+        </w:tc>
+        <w:tc>
+          <w:tcPr/>
+          <w:p>
+            <w:pPr>
+              <w:pStyle w:val="Compact"/>
+              <w:jc w:val="left"/>
+            </w:pPr>
+            <w:r>
+              <w:t xml:space="preserve">❌</w:t>
+            </w:r>
+            <w:r>
+              <w:t xml:space="preserve"> </w:t>
+            </w:r>
+            <w:r>
+              <w:rPr>
+                <w:bCs/>
+                <w:b/>
+              </w:rPr>
+              <w:t xml:space="preserve">归零</w:t>
+            </w:r>
+          </w:p>
+        </w:tc>
+        <w:tc>
+          <w:tcPr/>
+          <w:p>
+            <w:pPr>
+              <w:pStyle w:val="Compact"/>
+              <w:jc w:val="left"/>
+            </w:pPr>
+            <w:r>
+              <w:t xml:space="preserve">D0</w:t>
+            </w:r>
+            <w:r>
+              <w:t xml:space="preserve"> </w:t>
+            </w:r>
+            <w:r>
+              <w:rPr>
+                <w:bCs/>
+                <w:b/>
+              </w:rPr>
+              <w:t xml:space="preserve">0.0720</w:t>
+            </w:r>
+            <w:r>
+              <w:t xml:space="preserve">｜D2' 换决策</w:t>
+            </w:r>
+            <w:r>
+              <w:t xml:space="preserve"> </w:t>
+            </w:r>
+            <w:r>
+              <w:rPr>
+                <w:bCs/>
+                <w:b/>
+              </w:rPr>
+              <w:t xml:space="preserve">0.1077</w:t>
+            </w:r>
+            <w:r>
+              <w:t xml:space="preserve">｜D3 换无关缺口</w:t>
+            </w:r>
+            <w:r>
+              <w:t xml:space="preserve"> </w:t>
+            </w:r>
+            <w:r>
+              <w:rPr>
+                <w:bCs/>
+                <w:b/>
+              </w:rPr>
+              <w:t xml:space="preserve">0.0934</w:t>
+            </w:r>
+            <w:r>
+              <w:t xml:space="preserve">；预注册判据（逐例更低 ≥2/3 且 均值比 ≤0.70）</w:t>
+            </w:r>
+            <w:r>
+              <w:rPr>
+                <w:bCs/>
+                <w:b/>
+              </w:rPr>
+              <w:t xml:space="preserve">三条全否</w:t>
+            </w:r>
+            <w:r>
+              <w:t xml:space="preserve">（0/3 · 比值 1.4958｜0/3 · 1.2972｜1/3 · 1.1531）</w:t>
+            </w:r>
+          </w:p>
+        </w:tc>
+      </w:tr>
+      <w:tr>
+        <w:tc>
+          <w:tcPr/>
+          <w:p>
+            <w:pPr>
+              <w:pStyle w:val="Compact"/>
+              <w:jc w:val="left"/>
+            </w:pPr>
+            <w:r>
+              <w:rPr>
+                <w:bCs/>
+                <w:b/>
+              </w:rPr>
+              <w:t xml:space="preserve">驱动力通路（判官读数）</w:t>
+            </w:r>
+          </w:p>
+        </w:tc>
+        <w:tc>
+          <w:tcPr/>
+          <w:p>
+            <w:pPr>
+              <w:pStyle w:val="Compact"/>
+              <w:jc w:val="left"/>
+            </w:pPr>
+            <w:r>
+              <w:t xml:space="preserve">★</w:t>
+            </w:r>
+            <w:r>
+              <w:t xml:space="preserve"> </w:t>
+            </w:r>
+            <w:r>
+              <w:rPr>
+                <w:bCs/>
+                <w:b/>
+              </w:rPr>
+              <w:t xml:space="preserve">方向相反</w:t>
+            </w:r>
+          </w:p>
+        </w:tc>
+        <w:tc>
+          <w:tcPr/>
+          <w:p>
+            <w:pPr>
+              <w:pStyle w:val="Compact"/>
+              <w:jc w:val="left"/>
+            </w:pPr>
+            <w:r>
+              <w:t xml:space="preserve">两两比较 A vs WF-a3，D1 取舍明确度</w:t>
+            </w:r>
+            <w:r>
+              <w:t xml:space="preserve"> </w:t>
+            </w:r>
+            <w:r>
+              <w:rPr>
+                <w:bCs/>
+                <w:b/>
+              </w:rPr>
+              <w:t xml:space="preserve">3 胜 15 负</w:t>
+            </w:r>
+            <w:r>
+              <w:t xml:space="preserve">，位置一致率</w:t>
+            </w:r>
+            <w:r>
+              <w:t xml:space="preserve"> </w:t>
+            </w:r>
+            <w:r>
+              <w:rPr>
+                <w:bCs/>
+                <w:b/>
+              </w:rPr>
+              <w:t xml:space="preserve">0.889</w:t>
+            </w:r>
+            <w:r>
+              <w:t xml:space="preserve">；判官</w:t>
+            </w:r>
+            <w:r>
+              <w:t xml:space="preserve"> </w:t>
+            </w:r>
+            <w:r>
+              <w:rPr>
+                <w:rStyle w:val="VerbatimChar"/>
+              </w:rPr>
+              <w:t xml:space="preserve">grok-4.20</w:t>
+            </w:r>
+            <w:r>
+              <w:t xml:space="preserve"> </w:t>
+            </w:r>
+            <w:r>
+              <w:t xml:space="preserve">在 D1 上全部 3.000（</w:t>
+            </w:r>
+            <w:r>
+              <w:rPr>
+                <w:bCs/>
+                <w:b/>
+              </w:rPr>
+              <w:t xml:space="preserve">饱和</w:t>
+            </w:r>
+            <w:r>
+              <w:t xml:space="preserve">）⇒ 只有</w:t>
+            </w:r>
+            <w:r>
+              <w:t xml:space="preserve"> </w:t>
+            </w:r>
+            <w:r>
+              <w:rPr>
+                <w:rStyle w:val="VerbatimChar"/>
+              </w:rPr>
+              <w:t xml:space="preserve">grok-4.3</w:t>
+            </w:r>
+            <w:r>
+              <w:t xml:space="preserve"> </w:t>
+            </w:r>
+            <w:r>
+              <w:t xml:space="preserve">可用</w:t>
+            </w:r>
+          </w:p>
+        </w:tc>
+      </w:tr>
+    </w:tbl>
+    <w:p>
+      <w:pPr>
+        <w:pStyle w:val="BodyText"/>
+      </w:pPr>
+      <w:r>
+        <w:t xml:space="preserve">★</w:t>
+      </w:r>
+      <w:r>
+        <w:t xml:space="preserve"> </w:t>
+      </w:r>
+      <w:r>
+        <w:rPr>
+          <w:bCs/>
+          <w:b/>
+        </w:rPr>
+        <w:t xml:space="preserve">一个必须报的活性发现</w:t>
+      </w:r>
+      <w:r>
+        <w:t xml:space="preserve">：决策翻成"放弃"，相关实体</w:t>
+      </w:r>
+      <w:r>
+        <w:rPr>
+          <w:bCs/>
+          <w:b/>
+        </w:rPr>
+        <w:t xml:space="preserve">一个都没消失</w:t>
+      </w:r>
+      <w:r>
+        <w:t xml:space="preserve">，命中率反而上升（base 11/12 = 0.917｜D2'</w:t>
+      </w:r>
+      <w:r>
+        <w:t xml:space="preserve"> </w:t>
+      </w:r>
+      <w:r>
+        <w:rPr>
+          <w:bCs/>
+          <w:b/>
+        </w:rPr>
+        <w:t xml:space="preserve">12/12 = 1.000</w:t>
+      </w:r>
+      <w:r>
+        <w:t xml:space="preserve">｜D0 5/12 = 0.417）⇒</w:t>
+      </w:r>
+      <w:r>
+        <w:t xml:space="preserve"> </w:t>
+      </w:r>
+      <w:r>
+        <w:rPr>
+          <w:bCs/>
+          <w:b/>
+        </w:rPr>
+        <w:t xml:space="preserve">"状态里的取舍"没有在产出里兑现</w:t>
+      </w:r>
+      <w:r>
+        <w:t xml:space="preserve">。</w:t>
+      </w:r>
+      <w:r>
+        <w:t xml:space="preserve"> </w:t>
+      </w:r>
+      <w:r>
+        <w:t xml:space="preserve">★ 全部 15 个臂对的实词 Jaccard 落在</w:t>
+      </w:r>
+      <w:r>
+        <w:t xml:space="preserve"> </w:t>
+      </w:r>
+      <w:r>
+        <w:rPr>
+          <w:bCs/>
+          <w:b/>
+        </w:rPr>
+        <w:t xml:space="preserve">0.053–0.077</w:t>
+      </w:r>
+      <w:r>
+        <w:t xml:space="preserve"> </w:t>
+      </w:r>
+      <w:r>
+        <w:t xml:space="preserve">的窄带内，无一可分辨；其中</w:t>
+      </w:r>
+      <w:r>
+        <w:t xml:space="preserve"> </w:t>
+      </w:r>
+      <w:r>
+        <w:rPr>
+          <w:bCs/>
+          <w:b/>
+        </w:rPr>
+        <w:t xml:space="preserve">WF-a3 vs S-self = 0.0591</w:t>
+      </w:r>
+      <w:r>
+        <w:t xml:space="preserve"> </w:t>
+      </w:r>
+      <w:r>
+        <w:t xml:space="preserve">是</w:t>
+      </w:r>
+      <w:r>
+        <w:rPr>
+          <w:bCs/>
+          <w:b/>
+        </w:rPr>
+        <w:t xml:space="preserve">最小</w:t>
+      </w:r>
+      <w:r>
+        <w:t xml:space="preserve">的一对——连"单次直答"A 臂（0.0635）都比状态机臂更不像等预算自我说明。</w:t>
+      </w:r>
+    </w:p>
+    <w:p>
+      <w:pPr>
+        <w:pStyle w:val="BodyText"/>
+      </w:pPr>
+      <w:r>
+        <w:rPr>
+          <w:bCs/>
+          <w:b/>
+        </w:rPr>
+        <w:t xml:space="preserve">② 不能支撑什么</w:t>
+      </w:r>
+      <w:r>
+        <w:t xml:space="preserve"> </w:t>
+      </w:r>
+      <w:r>
+        <w:t xml:space="preserve">- ✖ 「状态机优于等强度提示词」——</w:t>
+      </w:r>
+      <w:r>
+        <w:rPr>
+          <w:bCs/>
+          <w:b/>
+        </w:rPr>
+        <w:t xml:space="preserve">未被证明</w:t>
+      </w:r>
+      <w:r>
+        <w:t xml:space="preserve">（这是边界结论）。</w:t>
+      </w:r>
+      <w:r>
+        <w:t xml:space="preserve"> </w:t>
+      </w:r>
+      <w:r>
+        <w:t xml:space="preserve">- ✖ 「反馈通路成立 ⇒ 驱动力通路成立」——</w:t>
+      </w:r>
+      <w:r>
+        <w:rPr>
+          <w:bCs/>
+          <w:b/>
+        </w:rPr>
+        <w:t xml:space="preserve">两条通路必须分开判</w:t>
+      </w:r>
+      <w:r>
+        <w:t xml:space="preserve">（§3.2 的归因纠正）。</w:t>
+      </w:r>
+      <w:r>
+        <w:t xml:space="preserve"> </w:t>
+      </w:r>
+      <w:r>
+        <w:t xml:space="preserve">- ✖ 几何读数与判官读数互相矛盾时取其一 ⇒</w:t>
+      </w:r>
+      <w:r>
+        <w:t xml:space="preserve"> </w:t>
+      </w:r>
+      <w:r>
+        <w:rPr>
+          <w:bCs/>
+          <w:b/>
+        </w:rPr>
+        <w:t xml:space="preserve">两条都要报，矛盾本身就是结论</w:t>
+      </w:r>
+      <w:r>
+        <w:t xml:space="preserve">（§6.3）。</w:t>
+      </w:r>
+      <w:r>
+        <w:t xml:space="preserve"> </w:t>
+      </w:r>
+      <w:r>
+        <w:t xml:space="preserve">- ✖ 「状态驱动无效」—— 现有形态</w:t>
+      </w:r>
+      <w:r>
+        <w:rPr>
+          <w:bCs/>
+          <w:b/>
+        </w:rPr>
+        <w:t xml:space="preserve">未被证明优于</w:t>
+      </w:r>
+      <w:r>
+        <w:t xml:space="preserve">提示词，</w:t>
+      </w:r>
+      <w:r>
+        <w:rPr>
+          <w:bCs/>
+          <w:b/>
+        </w:rPr>
+        <w:t xml:space="preserve">不等于</w:t>
+      </w:r>
+      <w:r>
+        <w:t xml:space="preserve">"状态驱动这条路无效"。</w:t>
+      </w:r>
+      <w:r>
+        <w:t xml:space="preserve"> </w:t>
+      </w:r>
+      <w:r>
+        <w:t xml:space="preserve">- ⚠️ 驱动力通路的</w:t>
+      </w:r>
+      <w:r>
+        <w:t xml:space="preserve"> </w:t>
+      </w:r>
+      <w:r>
+        <w:rPr>
+          <w:rStyle w:val="VerbatimChar"/>
+        </w:rPr>
+        <w:t xml:space="preserve">logprobs</w:t>
+      </w:r>
+      <w:r>
+        <w:t xml:space="preserve"> </w:t>
+      </w:r>
+      <w:r>
+        <w:t xml:space="preserve">构造效度检验</w:t>
+      </w:r>
+      <w:r>
+        <w:t xml:space="preserve"> </w:t>
+      </w:r>
+      <w:r>
+        <w:rPr>
+          <w:bCs/>
+          <w:b/>
+        </w:rPr>
+        <w:t xml:space="preserve">在当前条件下不可判定</w:t>
+      </w:r>
+      <w:r>
+        <w:t xml:space="preserve">（托管 API 静默忽略</w:t>
+      </w:r>
+      <w:r>
+        <w:t xml:space="preserve"> </w:t>
+      </w:r>
+      <w:r>
+        <w:rPr>
+          <w:rStyle w:val="VerbatimChar"/>
+        </w:rPr>
+        <w:t xml:space="preserve">logprobs</w:t>
+      </w:r>
+      <w:r>
+        <w:t xml:space="preserve">，与 §1.2 同一堵墙）。</w:t>
+      </w:r>
+    </w:p>
+    <w:p>
+      <w:pPr>
+        <w:pStyle w:val="BodyText"/>
+      </w:pPr>
+      <w:r>
+        <w:rPr>
+          <w:bCs/>
+          <w:b/>
+        </w:rPr>
         <w:t xml:space="preserve">③ D-1（下一步的判死门，判据已写全）</w:t>
       </w:r>
       <w:r>
@@ -6101,9 +7451,9 @@
         </w:pict>
       </w:r>
     </w:p>
-    <w:bookmarkEnd w:id="29"/>
     <w:bookmarkEnd w:id="30"/>
-    <w:bookmarkStart w:id="34" w:name="待办分级与供料追踪"/>
+    <w:bookmarkEnd w:id="31"/>
+    <w:bookmarkStart w:id="35" w:name="待办分级与供料追踪"/>
     <w:p>
       <w:pPr>
         <w:pStyle w:val="Heading2"/>
@@ -6112,7 +7462,7 @@
         <w:t xml:space="preserve">3 · 待办分级与供料追踪</w:t>
       </w:r>
     </w:p>
-    <w:bookmarkStart w:id="31" w:name="条真实待办的分级判据定版状态"/>
+    <w:bookmarkStart w:id="32" w:name="条真实待办的分级判据定版状态"/>
     <w:p>
       <w:pPr>
         <w:pStyle w:val="Heading3"/>
@@ -7079,8 +8429,8 @@
         <w:t xml:space="preserve">。</w:t>
       </w:r>
     </w:p>
-    <w:bookmarkEnd w:id="31"/>
-    <w:bookmarkStart w:id="32" w:name="供料追踪-每一格谁在补-何时到-填哪一格-谁验收"/>
+    <w:bookmarkEnd w:id="32"/>
+    <w:bookmarkStart w:id="33" w:name="供料追踪-每一格谁在补-何时到-填哪一格-谁验收"/>
     <w:p>
       <w:pPr>
         <w:pStyle w:val="Heading3"/>
@@ -7643,90 +8993,100 @@
                 <w:bCs/>
                 <w:b/>
               </w:rPr>
-              <w:t xml:space="preserve">L1 表示层/注意力探针</w:t>
-            </w:r>
-          </w:p>
-        </w:tc>
-        <w:tc>
-          <w:tcPr/>
-          <w:p>
-            <w:pPr>
-              <w:pStyle w:val="Compact"/>
-              <w:jc w:val="left"/>
-            </w:pPr>
-            <w:r>
-              <w:t xml:space="preserve">——</w:t>
-            </w:r>
-          </w:p>
-        </w:tc>
-        <w:tc>
-          <w:tcPr/>
-          <w:p>
-            <w:pPr>
-              <w:pStyle w:val="Compact"/>
-              <w:jc w:val="left"/>
-            </w:pPr>
-            <w:r>
-              <w:t xml:space="preserve">✖</w:t>
-            </w:r>
-            <w:r>
-              <w:t xml:space="preserve"> </w:t>
-            </w:r>
-            <w:r>
-              <w:rPr>
-                <w:bCs/>
-                <w:b/>
-              </w:rPr>
-              <w:t xml:space="preserve">在当前条件下不可判定</w:t>
-            </w:r>
-            <w:r>
-              <w:t xml:space="preserve">（无内部激活访问权）</w:t>
-            </w:r>
-          </w:p>
-        </w:tc>
-        <w:tc>
-          <w:tcPr/>
-          <w:p>
-            <w:pPr>
-              <w:pStyle w:val="Compact"/>
-              <w:jc w:val="left"/>
-            </w:pPr>
-            <w:r>
-              <w:rPr>
-                <w:bCs/>
-                <w:b/>
-              </w:rPr>
-              <w:t xml:space="preserve">不可判定</w:t>
-            </w:r>
-            <w:r>
-              <w:t xml:space="preserve"> </w:t>
-            </w:r>
-            <w:r>
-              <w:t xml:space="preserve">⇒ 写成能力边界</w:t>
-            </w:r>
-          </w:p>
-        </w:tc>
-        <w:tc>
-          <w:tcPr/>
-          <w:p>
-            <w:pPr>
-              <w:pStyle w:val="Compact"/>
-              <w:jc w:val="left"/>
-            </w:pPr>
-            <w:r>
-              <w:t xml:space="preserve">L1 §5.1 末行 + §1.2</w:t>
-            </w:r>
-          </w:p>
-        </w:tc>
-        <w:tc>
-          <w:tcPr/>
-          <w:p>
-            <w:pPr>
-              <w:pStyle w:val="Compact"/>
-              <w:jc w:val="left"/>
-            </w:pPr>
-            <w:r>
-              <w:t xml:space="preserve">已声明</w:t>
+              <w:t xml:space="preserve">★ 层1 n=8 扩题（给方向用）</w:t>
+            </w:r>
+          </w:p>
+        </w:tc>
+        <w:tc>
+          <w:tcPr/>
+          <w:p>
+            <w:pPr>
+              <w:pStyle w:val="Compact"/>
+              <w:jc w:val="left"/>
+            </w:pPr>
+            <w:r>
+              <w:t xml:space="preserve">三组</w:t>
+            </w:r>
+          </w:p>
+        </w:tc>
+        <w:tc>
+          <w:tcPr/>
+          <w:p>
+            <w:pPr>
+              <w:pStyle w:val="Compact"/>
+              <w:jc w:val="left"/>
+            </w:pPr>
+            <w:r>
+              <w:t xml:space="preserve">★★</w:t>
+            </w:r>
+            <w:r>
+              <w:t xml:space="preserve"> </w:t>
+            </w:r>
+            <w:r>
+              <w:rPr>
+                <w:bCs/>
+                <w:b/>
+              </w:rPr>
+              <w:t xml:space="preserve">有判别力、只缺功效</w:t>
+            </w:r>
+            <w:r>
+              <w:t xml:space="preserve">（τ=1.15 使深 3 层注意力熵 2.431→2.787 ⇒ 提熵 ⇒ 维度应改善或恶化，</w:t>
+            </w:r>
+            <w:r>
+              <w:rPr>
+                <w:bCs/>
+                <w:b/>
+              </w:rPr>
+              <w:t xml:space="preserve">方向可判</w:t>
+            </w:r>
+            <w:r>
+              <w:t xml:space="preserve">）</w:t>
+            </w:r>
+          </w:p>
+        </w:tc>
+        <w:tc>
+          <w:tcPr/>
+          <w:p>
+            <w:pPr>
+              <w:pStyle w:val="Compact"/>
+              <w:jc w:val="left"/>
+            </w:pPr>
+            <w:r>
+              <w:t xml:space="preserve">★★</w:t>
+            </w:r>
+            <w:r>
+              <w:t xml:space="preserve"> </w:t>
+            </w:r>
+            <w:r>
+              <w:rPr>
+                <w:bCs/>
+                <w:b/>
+              </w:rPr>
+              <w:t xml:space="preserve">当前最高优先级</w:t>
+            </w:r>
+          </w:p>
+        </w:tc>
+        <w:tc>
+          <w:tcPr/>
+          <w:p>
+            <w:pPr>
+              <w:pStyle w:val="Compact"/>
+              <w:jc w:val="left"/>
+            </w:pPr>
+            <w:r>
+              <w:t xml:space="preserve">层1 §2.3b 方向判定</w:t>
+            </w:r>
+          </w:p>
+        </w:tc>
+        <w:tc>
+          <w:tcPr/>
+          <w:p>
+            <w:pPr>
+              <w:pStyle w:val="Compact"/>
+              <w:jc w:val="left"/>
+            </w:pPr>
+            <w:r>
+              <w:t xml:space="preserve">Mavis</w:t>
             </w:r>
           </w:p>
         </w:tc>
@@ -7744,74 +9104,96 @@
                 <w:bCs/>
                 <w:b/>
               </w:rPr>
-              <w:t xml:space="preserve">C 篇量化验证</w:t>
-            </w:r>
-            <w:r>
-              <w:t xml:space="preserve">（规程前后误报率）</w:t>
-            </w:r>
-          </w:p>
-        </w:tc>
-        <w:tc>
-          <w:tcPr/>
-          <w:p>
-            <w:pPr>
-              <w:pStyle w:val="Compact"/>
-              <w:jc w:val="left"/>
-            </w:pPr>
-            <w:r>
-              <w:t xml:space="preserve">——</w:t>
-            </w:r>
-          </w:p>
-        </w:tc>
-        <w:tc>
-          <w:tcPr/>
-          <w:p>
-            <w:pPr>
-              <w:pStyle w:val="Compact"/>
-              <w:jc w:val="left"/>
-            </w:pPr>
-            <w:r>
-              <w:t xml:space="preserve">✖</w:t>
-            </w:r>
-            <w:r>
-              <w:t xml:space="preserve"> </w:t>
-            </w:r>
-            <w:r>
-              <w:rPr>
-                <w:bCs/>
-                <w:b/>
-              </w:rPr>
-              <w:t xml:space="preserve">"误报率"口径从未定义</w:t>
-            </w:r>
-            <w:r>
-              <w:t xml:space="preserve"> </w:t>
-            </w:r>
-            <w:r>
-              <w:t xml:space="preserve">⇒ 不可先量化</w:t>
-            </w:r>
-          </w:p>
-        </w:tc>
-        <w:tc>
-          <w:tcPr/>
-          <w:p>
-            <w:pPr>
-              <w:pStyle w:val="Compact"/>
-              <w:jc w:val="left"/>
-            </w:pPr>
-            <w:r>
-              <w:t xml:space="preserve">口径先定版</w:t>
-            </w:r>
-          </w:p>
-        </w:tc>
-        <w:tc>
-          <w:tcPr/>
-          <w:p>
-            <w:pPr>
-              <w:pStyle w:val="Compact"/>
-              <w:jc w:val="left"/>
-            </w:pPr>
-            <w:r>
-              <w:t xml:space="preserve">C 篇 §0 + §4</w:t>
+              <w:t xml:space="preserve">三组留出集表</w:t>
+            </w:r>
+            <w:r>
+              <w:t xml:space="preserve">（三臂 48/48/48）</w:t>
+            </w:r>
+          </w:p>
+        </w:tc>
+        <w:tc>
+          <w:tcPr/>
+          <w:p>
+            <w:pPr>
+              <w:pStyle w:val="Compact"/>
+              <w:jc w:val="left"/>
+            </w:pPr>
+            <w:r>
+              <w:t xml:space="preserve">三组</w:t>
+            </w:r>
+          </w:p>
+        </w:tc>
+        <w:tc>
+          <w:tcPr/>
+          <w:p>
+            <w:pPr>
+              <w:pStyle w:val="Compact"/>
+              <w:jc w:val="left"/>
+            </w:pPr>
+            <w:r>
+              <w:t xml:space="preserve">✅</w:t>
+            </w:r>
+            <w:r>
+              <w:t xml:space="preserve"> </w:t>
+            </w:r>
+            <w:r>
+              <w:rPr>
+                <w:bCs/>
+                <w:b/>
+              </w:rPr>
+              <w:t xml:space="preserve">已完成</w:t>
+            </w:r>
+            <w:r>
+              <w:t xml:space="preserve">（可插拔出表器已交 + 已注入三组论文 §6.4.4d-2）★ 但</w:t>
+            </w:r>
+            <w:r>
+              <w:t xml:space="preserve"> </w:t>
+            </w:r>
+            <w:r>
+              <w:rPr>
+                <w:rStyle w:val="VerbatimChar"/>
+              </w:rPr>
+              <w:t xml:space="preserve">uniform</w:t>
+            </w:r>
+            <w:r>
+              <w:t xml:space="preserve"> </w:t>
+            </w:r>
+            <w:r>
+              <w:t xml:space="preserve">有效分母</w:t>
+            </w:r>
+            <w:r>
+              <w:t xml:space="preserve"> </w:t>
+            </w:r>
+            <w:r>
+              <w:rPr>
+                <w:bCs/>
+                <w:b/>
+              </w:rPr>
+              <w:t xml:space="preserve">47/48</w:t>
+            </w:r>
+          </w:p>
+        </w:tc>
+        <w:tc>
+          <w:tcPr/>
+          <w:p>
+            <w:pPr>
+              <w:pStyle w:val="Compact"/>
+              <w:jc w:val="left"/>
+            </w:pPr>
+            <w:r>
+              <w:t xml:space="preserve">补齐第 27 行 → 48</w:t>
+            </w:r>
+          </w:p>
+        </w:tc>
+        <w:tc>
+          <w:tcPr/>
+          <w:p>
+            <w:pPr>
+              <w:pStyle w:val="Compact"/>
+              <w:jc w:val="left"/>
+            </w:pPr>
+            <w:r>
+              <w:t xml:space="preserve">§2.2③ 留出集块</w:t>
             </w:r>
           </w:p>
         </w:tc>
@@ -7841,7 +9223,7 @@
                 <w:bCs/>
                 <w:b/>
               </w:rPr>
-              <w:t xml:space="preserve">C 篇 5 条假设的否证/停止条件</w:t>
+              <w:t xml:space="preserve">L1 表示层/注意力探针</w:t>
             </w:r>
           </w:p>
         </w:tc>
@@ -7865,43 +9247,66 @@
               <w:jc w:val="left"/>
             </w:pPr>
             <w:r>
-              <w:t xml:space="preserve">✖ 稿内自陈"尚未成文"</w:t>
-            </w:r>
-          </w:p>
-        </w:tc>
-        <w:tc>
-          <w:tcPr/>
-          <w:p>
-            <w:pPr>
-              <w:pStyle w:val="Compact"/>
-              <w:jc w:val="left"/>
-            </w:pPr>
-            <w:r>
-              <w:t xml:space="preserve">成文即可</w:t>
-            </w:r>
-          </w:p>
-        </w:tc>
-        <w:tc>
-          <w:tcPr/>
-          <w:p>
-            <w:pPr>
-              <w:pStyle w:val="Compact"/>
-              <w:jc w:val="left"/>
-            </w:pPr>
-            <w:r>
-              <w:t xml:space="preserve">C 篇 §4</w:t>
-            </w:r>
-          </w:p>
-        </w:tc>
-        <w:tc>
-          <w:tcPr/>
-          <w:p>
-            <w:pPr>
-              <w:pStyle w:val="Compact"/>
-              <w:jc w:val="left"/>
-            </w:pPr>
-            <w:r>
-              <w:t xml:space="preserve">Mavis</w:t>
+              <w:t xml:space="preserve">✖</w:t>
+            </w:r>
+            <w:r>
+              <w:t xml:space="preserve"> </w:t>
+            </w:r>
+            <w:r>
+              <w:rPr>
+                <w:bCs/>
+                <w:b/>
+              </w:rPr>
+              <w:t xml:space="preserve">在当前条件下不可判定</w:t>
+            </w:r>
+            <w:r>
+              <w:t xml:space="preserve">（无内部激活访问权）</w:t>
+            </w:r>
+          </w:p>
+        </w:tc>
+        <w:tc>
+          <w:tcPr/>
+          <w:p>
+            <w:pPr>
+              <w:pStyle w:val="Compact"/>
+              <w:jc w:val="left"/>
+            </w:pPr>
+            <w:r>
+              <w:rPr>
+                <w:bCs/>
+                <w:b/>
+              </w:rPr>
+              <w:t xml:space="preserve">不可判定</w:t>
+            </w:r>
+            <w:r>
+              <w:t xml:space="preserve"> </w:t>
+            </w:r>
+            <w:r>
+              <w:t xml:space="preserve">⇒ 写成能力边界</w:t>
+            </w:r>
+          </w:p>
+        </w:tc>
+        <w:tc>
+          <w:tcPr/>
+          <w:p>
+            <w:pPr>
+              <w:pStyle w:val="Compact"/>
+              <w:jc w:val="left"/>
+            </w:pPr>
+            <w:r>
+              <w:t xml:space="preserve">L1 §5.1 末行 + §1.2</w:t>
+            </w:r>
+          </w:p>
+        </w:tc>
+        <w:tc>
+          <w:tcPr/>
+          <w:p>
+            <w:pPr>
+              <w:pStyle w:val="Compact"/>
+              <w:jc w:val="left"/>
+            </w:pPr>
+            <w:r>
+              <w:t xml:space="preserve">已声明</w:t>
             </w:r>
           </w:p>
         </w:tc>
@@ -7919,68 +9324,74 @@
                 <w:bCs/>
                 <w:b/>
               </w:rPr>
-              <w:t xml:space="preserve">D 篇 n≈20 C1 vs C0 扩样</w:t>
-            </w:r>
-          </w:p>
-        </w:tc>
-        <w:tc>
-          <w:tcPr/>
-          <w:p>
-            <w:pPr>
-              <w:pStyle w:val="Compact"/>
-              <w:jc w:val="left"/>
-            </w:pPr>
-            <w:r>
-              <w:t xml:space="preserve">第四组</w:t>
-            </w:r>
-          </w:p>
-        </w:tc>
-        <w:tc>
-          <w:tcPr/>
-          <w:p>
-            <w:pPr>
-              <w:pStyle w:val="Compact"/>
-              <w:jc w:val="left"/>
-            </w:pPr>
-            <w:r>
-              <w:t xml:space="preserve">✅</w:t>
-            </w:r>
-            <w:r>
-              <w:t xml:space="preserve"> </w:t>
-            </w:r>
-            <w:r>
-              <w:rPr>
-                <w:bCs/>
-                <w:b/>
-              </w:rPr>
-              <w:t xml:space="preserve">判据 + 样本量写全</w:t>
-            </w:r>
-            <w:r>
-              <w:t xml:space="preserve">（10 题 × 4 样本，¥17）</w:t>
-            </w:r>
-          </w:p>
-        </w:tc>
-        <w:tc>
-          <w:tcPr/>
-          <w:p>
-            <w:pPr>
-              <w:pStyle w:val="Compact"/>
-              <w:jc w:val="left"/>
-            </w:pPr>
-            <w:r>
-              <w:t xml:space="preserve">可即刻启动</w:t>
-            </w:r>
-          </w:p>
-        </w:tc>
-        <w:tc>
-          <w:tcPr/>
-          <w:p>
-            <w:pPr>
-              <w:pStyle w:val="Compact"/>
-              <w:jc w:val="left"/>
-            </w:pPr>
-            <w:r>
-              <w:t xml:space="preserve">D 篇 §6</w:t>
+              <w:t xml:space="preserve">C 篇量化验证</w:t>
+            </w:r>
+            <w:r>
+              <w:t xml:space="preserve">（规程前后误报率）</w:t>
+            </w:r>
+          </w:p>
+        </w:tc>
+        <w:tc>
+          <w:tcPr/>
+          <w:p>
+            <w:pPr>
+              <w:pStyle w:val="Compact"/>
+              <w:jc w:val="left"/>
+            </w:pPr>
+            <w:r>
+              <w:t xml:space="preserve">——</w:t>
+            </w:r>
+          </w:p>
+        </w:tc>
+        <w:tc>
+          <w:tcPr/>
+          <w:p>
+            <w:pPr>
+              <w:pStyle w:val="Compact"/>
+              <w:jc w:val="left"/>
+            </w:pPr>
+            <w:r>
+              <w:t xml:space="preserve">✖</w:t>
+            </w:r>
+            <w:r>
+              <w:t xml:space="preserve"> </w:t>
+            </w:r>
+            <w:r>
+              <w:rPr>
+                <w:bCs/>
+                <w:b/>
+              </w:rPr>
+              <w:t xml:space="preserve">"误报率"口径从未定义</w:t>
+            </w:r>
+            <w:r>
+              <w:t xml:space="preserve"> </w:t>
+            </w:r>
+            <w:r>
+              <w:t xml:space="preserve">⇒ 不可先量化</w:t>
+            </w:r>
+          </w:p>
+        </w:tc>
+        <w:tc>
+          <w:tcPr/>
+          <w:p>
+            <w:pPr>
+              <w:pStyle w:val="Compact"/>
+              <w:jc w:val="left"/>
+            </w:pPr>
+            <w:r>
+              <w:t xml:space="preserve">口径先定版</w:t>
+            </w:r>
+          </w:p>
+        </w:tc>
+        <w:tc>
+          <w:tcPr/>
+          <w:p>
+            <w:pPr>
+              <w:pStyle w:val="Compact"/>
+              <w:jc w:val="left"/>
+            </w:pPr>
+            <w:r>
+              <w:t xml:space="preserve">C 篇 §0 + §4</w:t>
             </w:r>
           </w:p>
         </w:tc>
@@ -8010,62 +9421,55 @@
                 <w:bCs/>
                 <w:b/>
               </w:rPr>
-              <w:t xml:space="preserve">D 篇 v5 结构化绑定</w:t>
-            </w:r>
-          </w:p>
-        </w:tc>
-        <w:tc>
-          <w:tcPr/>
-          <w:p>
-            <w:pPr>
-              <w:pStyle w:val="Compact"/>
-              <w:jc w:val="left"/>
-            </w:pPr>
-            <w:r>
-              <w:t xml:space="preserve">第四组</w:t>
-            </w:r>
-          </w:p>
-        </w:tc>
-        <w:tc>
-          <w:tcPr/>
-          <w:p>
-            <w:pPr>
-              <w:pStyle w:val="Compact"/>
-              <w:jc w:val="left"/>
-            </w:pPr>
-            <w:r>
-              <w:t xml:space="preserve">✅ 做法已定版（§6.7.8），</w:t>
-            </w:r>
-            <w:r>
-              <w:rPr>
-                <w:bCs/>
-                <w:b/>
-              </w:rPr>
-              <w:t xml:space="preserve">未实现</w:t>
-            </w:r>
-          </w:p>
-        </w:tc>
-        <w:tc>
-          <w:tcPr/>
-          <w:p>
-            <w:pPr>
-              <w:pStyle w:val="Compact"/>
-              <w:jc w:val="left"/>
-            </w:pPr>
-            <w:r>
-              <w:t xml:space="preserve">实现后</w:t>
-            </w:r>
-          </w:p>
-        </w:tc>
-        <w:tc>
-          <w:tcPr/>
-          <w:p>
-            <w:pPr>
-              <w:pStyle w:val="Compact"/>
-              <w:jc w:val="left"/>
-            </w:pPr>
-            <w:r>
-              <w:t xml:space="preserve">D 篇 §7</w:t>
+              <w:t xml:space="preserve">C 篇 5 条假设的否证/停止条件</w:t>
+            </w:r>
+          </w:p>
+        </w:tc>
+        <w:tc>
+          <w:tcPr/>
+          <w:p>
+            <w:pPr>
+              <w:pStyle w:val="Compact"/>
+              <w:jc w:val="left"/>
+            </w:pPr>
+            <w:r>
+              <w:t xml:space="preserve">——</w:t>
+            </w:r>
+          </w:p>
+        </w:tc>
+        <w:tc>
+          <w:tcPr/>
+          <w:p>
+            <w:pPr>
+              <w:pStyle w:val="Compact"/>
+              <w:jc w:val="left"/>
+            </w:pPr>
+            <w:r>
+              <w:t xml:space="preserve">✖ 稿内自陈"尚未成文"</w:t>
+            </w:r>
+          </w:p>
+        </w:tc>
+        <w:tc>
+          <w:tcPr/>
+          <w:p>
+            <w:pPr>
+              <w:pStyle w:val="Compact"/>
+              <w:jc w:val="left"/>
+            </w:pPr>
+            <w:r>
+              <w:t xml:space="preserve">成文即可</w:t>
+            </w:r>
+          </w:p>
+        </w:tc>
+        <w:tc>
+          <w:tcPr/>
+          <w:p>
+            <w:pPr>
+              <w:pStyle w:val="Compact"/>
+              <w:jc w:val="left"/>
+            </w:pPr>
+            <w:r>
+              <w:t xml:space="preserve">C 篇 §4</w:t>
             </w:r>
           </w:p>
         </w:tc>
@@ -8095,10 +9499,7 @@
                 <w:bCs/>
                 <w:b/>
               </w:rPr>
-              <w:t xml:space="preserve">D 篇门 (c)-0</w:t>
-            </w:r>
-            <w:r>
-              <w:t xml:space="preserve">（escape 是否长度代理）</w:t>
+              <w:t xml:space="preserve">D 篇 n≈20 C1 vs C0 扩样</w:t>
             </w:r>
           </w:p>
         </w:tc>
@@ -8122,35 +9523,44 @@
               <w:jc w:val="left"/>
             </w:pPr>
             <w:r>
-              <w:t xml:space="preserve">读代码即答</w:t>
-            </w:r>
-          </w:p>
-        </w:tc>
-        <w:tc>
-          <w:tcPr/>
-          <w:p>
-            <w:pPr>
-              <w:pStyle w:val="Compact"/>
-              <w:jc w:val="left"/>
-            </w:pPr>
-            <w:r>
-              <w:rPr>
-                <w:bCs/>
-                <w:b/>
-              </w:rPr>
-              <w:t xml:space="preserve">今天</w:t>
-            </w:r>
-          </w:p>
-        </w:tc>
-        <w:tc>
-          <w:tcPr/>
-          <w:p>
-            <w:pPr>
-              <w:pStyle w:val="Compact"/>
-              <w:jc w:val="left"/>
-            </w:pPr>
-            <w:r>
-              <w:t xml:space="preserve">D 篇 读数端启动门</w:t>
+              <w:t xml:space="preserve">✅</w:t>
+            </w:r>
+            <w:r>
+              <w:t xml:space="preserve"> </w:t>
+            </w:r>
+            <w:r>
+              <w:rPr>
+                <w:bCs/>
+                <w:b/>
+              </w:rPr>
+              <w:t xml:space="preserve">判据 + 样本量写全</w:t>
+            </w:r>
+            <w:r>
+              <w:t xml:space="preserve">（10 题 × 4 样本，¥17）</w:t>
+            </w:r>
+          </w:p>
+        </w:tc>
+        <w:tc>
+          <w:tcPr/>
+          <w:p>
+            <w:pPr>
+              <w:pStyle w:val="Compact"/>
+              <w:jc w:val="left"/>
+            </w:pPr>
+            <w:r>
+              <w:t xml:space="preserve">可即刻启动</w:t>
+            </w:r>
+          </w:p>
+        </w:tc>
+        <w:tc>
+          <w:tcPr/>
+          <w:p>
+            <w:pPr>
+              <w:pStyle w:val="Compact"/>
+              <w:jc w:val="left"/>
+            </w:pPr>
+            <w:r>
+              <w:t xml:space="preserve">D 篇 §6</w:t>
             </w:r>
           </w:p>
         </w:tc>
@@ -8180,6 +9590,176 @@
                 <w:bCs/>
                 <w:b/>
               </w:rPr>
+              <w:t xml:space="preserve">D 篇 v5 结构化绑定</w:t>
+            </w:r>
+          </w:p>
+        </w:tc>
+        <w:tc>
+          <w:tcPr/>
+          <w:p>
+            <w:pPr>
+              <w:pStyle w:val="Compact"/>
+              <w:jc w:val="left"/>
+            </w:pPr>
+            <w:r>
+              <w:t xml:space="preserve">第四组</w:t>
+            </w:r>
+          </w:p>
+        </w:tc>
+        <w:tc>
+          <w:tcPr/>
+          <w:p>
+            <w:pPr>
+              <w:pStyle w:val="Compact"/>
+              <w:jc w:val="left"/>
+            </w:pPr>
+            <w:r>
+              <w:t xml:space="preserve">✅ 做法已定版（§6.7.8），</w:t>
+            </w:r>
+            <w:r>
+              <w:rPr>
+                <w:bCs/>
+                <w:b/>
+              </w:rPr>
+              <w:t xml:space="preserve">未实现</w:t>
+            </w:r>
+          </w:p>
+        </w:tc>
+        <w:tc>
+          <w:tcPr/>
+          <w:p>
+            <w:pPr>
+              <w:pStyle w:val="Compact"/>
+              <w:jc w:val="left"/>
+            </w:pPr>
+            <w:r>
+              <w:t xml:space="preserve">实现后</w:t>
+            </w:r>
+          </w:p>
+        </w:tc>
+        <w:tc>
+          <w:tcPr/>
+          <w:p>
+            <w:pPr>
+              <w:pStyle w:val="Compact"/>
+              <w:jc w:val="left"/>
+            </w:pPr>
+            <w:r>
+              <w:t xml:space="preserve">D 篇 §7</w:t>
+            </w:r>
+          </w:p>
+        </w:tc>
+        <w:tc>
+          <w:tcPr/>
+          <w:p>
+            <w:pPr>
+              <w:pStyle w:val="Compact"/>
+              <w:jc w:val="left"/>
+            </w:pPr>
+            <w:r>
+              <w:t xml:space="preserve">Mavis</w:t>
+            </w:r>
+          </w:p>
+        </w:tc>
+      </w:tr>
+      <w:tr>
+        <w:tc>
+          <w:tcPr/>
+          <w:p>
+            <w:pPr>
+              <w:pStyle w:val="Compact"/>
+              <w:jc w:val="left"/>
+            </w:pPr>
+            <w:r>
+              <w:rPr>
+                <w:bCs/>
+                <w:b/>
+              </w:rPr>
+              <w:t xml:space="preserve">D 篇门 (c)-0</w:t>
+            </w:r>
+            <w:r>
+              <w:t xml:space="preserve">（escape 是否长度代理）</w:t>
+            </w:r>
+          </w:p>
+        </w:tc>
+        <w:tc>
+          <w:tcPr/>
+          <w:p>
+            <w:pPr>
+              <w:pStyle w:val="Compact"/>
+              <w:jc w:val="left"/>
+            </w:pPr>
+            <w:r>
+              <w:t xml:space="preserve">第四组</w:t>
+            </w:r>
+          </w:p>
+        </w:tc>
+        <w:tc>
+          <w:tcPr/>
+          <w:p>
+            <w:pPr>
+              <w:pStyle w:val="Compact"/>
+              <w:jc w:val="left"/>
+            </w:pPr>
+            <w:r>
+              <w:t xml:space="preserve">读代码即答</w:t>
+            </w:r>
+          </w:p>
+        </w:tc>
+        <w:tc>
+          <w:tcPr/>
+          <w:p>
+            <w:pPr>
+              <w:pStyle w:val="Compact"/>
+              <w:jc w:val="left"/>
+            </w:pPr>
+            <w:r>
+              <w:rPr>
+                <w:bCs/>
+                <w:b/>
+              </w:rPr>
+              <w:t xml:space="preserve">今天</w:t>
+            </w:r>
+          </w:p>
+        </w:tc>
+        <w:tc>
+          <w:tcPr/>
+          <w:p>
+            <w:pPr>
+              <w:pStyle w:val="Compact"/>
+              <w:jc w:val="left"/>
+            </w:pPr>
+            <w:r>
+              <w:t xml:space="preserve">D 篇 读数端启动门</w:t>
+            </w:r>
+          </w:p>
+        </w:tc>
+        <w:tc>
+          <w:tcPr/>
+          <w:p>
+            <w:pPr>
+              <w:pStyle w:val="Compact"/>
+              <w:jc w:val="left"/>
+            </w:pPr>
+            <w:r>
+              <w:t xml:space="preserve">Mavis</w:t>
+            </w:r>
+          </w:p>
+        </w:tc>
+      </w:tr>
+      <w:tr>
+        <w:tc>
+          <w:tcPr/>
+          <w:p>
+            <w:pPr>
+              <w:pStyle w:val="Compact"/>
+              <w:jc w:val="left"/>
+            </w:pPr>
+            <w:r>
+              <w:rPr>
+                <w:bCs/>
+                <w:b/>
+              </w:rPr>
               <w:t xml:space="preserve">B 篇 3 项必补实验</w:t>
             </w:r>
           </w:p>
@@ -8246,8 +9826,8 @@
         </w:tc>
       </w:tr>
     </w:tbl>
-    <w:bookmarkEnd w:id="32"/>
-    <w:bookmarkStart w:id="33" w:name="供料到达后的回填路径同一张表重算一次不返工"/>
+    <w:bookmarkEnd w:id="33"/>
+    <w:bookmarkStart w:id="34" w:name="供料到达后的回填路径同一张表重算一次不返工"/>
     <w:p>
       <w:pPr>
         <w:pStyle w:val="Heading3"/>
@@ -8370,9 +9950,9 @@
         </w:pict>
       </w:r>
     </w:p>
-    <w:bookmarkEnd w:id="33"/>
     <w:bookmarkEnd w:id="34"/>
-    <w:bookmarkStart w:id="37" w:name="回源与证据档位"/>
+    <w:bookmarkEnd w:id="35"/>
+    <w:bookmarkStart w:id="38" w:name="回源与证据档位"/>
     <w:p>
       <w:pPr>
         <w:pStyle w:val="Heading2"/>
@@ -8381,7 +9961,7 @@
         <w:t xml:space="preserve">4 · 回源与证据档位</w:t>
       </w:r>
     </w:p>
-    <w:bookmarkStart w:id="35" w:name="头条数字-源文件行号84-84-定位命中"/>
+    <w:bookmarkStart w:id="36" w:name="头条数字-源文件行号84-84-定位命中"/>
     <w:p>
       <w:pPr>
         <w:pStyle w:val="Heading3"/>
@@ -8476,8 +10056,8 @@
         <w:t xml:space="preserve">，没有"据说"、没有"大概"。</w:t>
       </w:r>
     </w:p>
-    <w:bookmarkEnd w:id="35"/>
-    <w:bookmarkStart w:id="36" w:name="证据四档对外一律按这四档说"/>
+    <w:bookmarkEnd w:id="36"/>
+    <w:bookmarkStart w:id="37" w:name="证据四档对外一律按这四档说"/>
     <w:p>
       <w:pPr>
         <w:pStyle w:val="Heading3"/>
@@ -8845,9 +10425,9 @@
         </w:pict>
       </w:r>
     </w:p>
-    <w:bookmarkEnd w:id="36"/>
     <w:bookmarkEnd w:id="37"/>
-    <w:bookmarkStart w:id="38" w:name="已知缺陷主动披露"/>
+    <w:bookmarkEnd w:id="38"/>
+    <w:bookmarkStart w:id="39" w:name="已知缺陷主动披露"/>
     <w:p>
       <w:pPr>
         <w:pStyle w:val="Heading2"/>
@@ -9535,6 +11115,288 @@
           </w:p>
         </w:tc>
       </w:tr>
+      <w:tr>
+        <w:tc>
+          <w:tcPr/>
+          <w:p>
+            <w:pPr>
+              <w:pStyle w:val="Compact"/>
+              <w:jc w:val="center"/>
+            </w:pPr>
+            <w:r>
+              <w:t xml:space="preserve">7</w:t>
+            </w:r>
+          </w:p>
+        </w:tc>
+        <w:tc>
+          <w:tcPr/>
+          <w:p>
+            <w:pPr>
+              <w:pStyle w:val="Compact"/>
+              <w:jc w:val="left"/>
+            </w:pPr>
+            <w:r>
+              <w:t xml:space="preserve">⚠️</w:t>
+            </w:r>
+            <w:r>
+              <w:t xml:space="preserve"> </w:t>
+            </w:r>
+            <w:r>
+              <w:rPr>
+                <w:bCs/>
+                <w:b/>
+              </w:rPr>
+              <w:t xml:space="preserve">三组留出集</w:t>
+            </w:r>
+            <w:r>
+              <w:rPr>
+                <w:bCs/>
+                <w:b/>
+              </w:rPr>
+              <w:t xml:space="preserve"> </w:t>
+            </w:r>
+            <w:r>
+              <w:rPr>
+                <w:rStyle w:val="VerbatimChar"/>
+                <w:bCs/>
+                <w:b/>
+              </w:rPr>
+              <w:t xml:space="preserve">uniform</w:t>
+            </w:r>
+            <w:r>
+              <w:rPr>
+                <w:bCs/>
+                <w:b/>
+              </w:rPr>
+              <w:t xml:space="preserve"> </w:t>
+            </w:r>
+            <w:r>
+              <w:rPr>
+                <w:bCs/>
+                <w:b/>
+              </w:rPr>
+              <w:t xml:space="preserve">臂有效分母 47/48</w:t>
+            </w:r>
+            <w:r>
+              <w:t xml:space="preserve">（第 27 行</w:t>
+            </w:r>
+            <w:r>
+              <w:t xml:space="preserve"> </w:t>
+            </w:r>
+            <w:r>
+              <w:rPr>
+                <w:rStyle w:val="VerbatimChar"/>
+              </w:rPr>
+              <w:t xml:space="preserve">A05/W_train_L3/rep1</w:t>
+            </w:r>
+            <w:r>
+              <w:t xml:space="preserve"> </w:t>
+            </w:r>
+            <w:r>
+              <w:t xml:space="preserve">整段空）</w:t>
+            </w:r>
+          </w:p>
+        </w:tc>
+        <w:tc>
+          <w:tcPr/>
+          <w:p>
+            <w:pPr>
+              <w:pStyle w:val="Compact"/>
+              <w:jc w:val="left"/>
+            </w:pPr>
+            <w:r>
+              <w:rPr>
+                <w:bCs/>
+                <w:b/>
+              </w:rPr>
+              <w:t xml:space="preserve">已定位</w:t>
+            </w:r>
+          </w:p>
+        </w:tc>
+        <w:tc>
+          <w:tcPr/>
+          <w:p>
+            <w:pPr>
+              <w:pStyle w:val="Compact"/>
+              <w:jc w:val="left"/>
+            </w:pPr>
+            <w:r>
+              <w:t xml:space="preserve">该臂统计分母是</w:t>
+            </w:r>
+            <w:r>
+              <w:t xml:space="preserve"> </w:t>
+            </w:r>
+            <w:r>
+              <w:rPr>
+                <w:bCs/>
+                <w:b/>
+              </w:rPr>
+              <w:t xml:space="preserve">47</w:t>
+            </w:r>
+            <w:r>
+              <w:t xml:space="preserve"> </w:t>
+            </w:r>
+            <w:r>
+              <w:t xml:space="preserve">不是 48</w:t>
+            </w:r>
+          </w:p>
+        </w:tc>
+        <w:tc>
+          <w:tcPr/>
+          <w:p>
+            <w:pPr>
+              <w:pStyle w:val="Compact"/>
+              <w:jc w:val="left"/>
+            </w:pPr>
+            <w:r>
+              <w:rPr>
+                <w:bCs/>
+                <w:b/>
+              </w:rPr>
+              <w:t xml:space="preserve">已在 §2.2③ 标注</w:t>
+            </w:r>
+            <w:r>
+              <w:t xml:space="preserve">；补跑该单元即可</w:t>
+            </w:r>
+          </w:p>
+        </w:tc>
+      </w:tr>
+      <w:tr>
+        <w:tc>
+          <w:tcPr/>
+          <w:p>
+            <w:pPr>
+              <w:pStyle w:val="Compact"/>
+              <w:jc w:val="center"/>
+            </w:pPr>
+            <w:r>
+              <w:t xml:space="preserve">8</w:t>
+            </w:r>
+          </w:p>
+        </w:tc>
+        <w:tc>
+          <w:tcPr/>
+          <w:p>
+            <w:pPr>
+              <w:pStyle w:val="Compact"/>
+              <w:jc w:val="left"/>
+            </w:pPr>
+            <w:r>
+              <w:t xml:space="preserve">⚠️</w:t>
+            </w:r>
+            <w:r>
+              <w:t xml:space="preserve"> </w:t>
+            </w:r>
+            <w:r>
+              <w:rPr>
+                <w:bCs/>
+                <w:b/>
+              </w:rPr>
+              <w:t xml:space="preserve">归属表 4 条历史 commit 的 email 是非法邮箱格式</w:t>
+            </w:r>
+            <w:r>
+              <w:t xml:space="preserve">（</w:t>
+            </w:r>
+            <w:r>
+              <w:rPr>
+                <w:rStyle w:val="VerbatimChar"/>
+              </w:rPr>
+              <w:t xml:space="preserve">mavis+owner:三组</w:t>
+            </w:r>
+            <w:r>
+              <w:t xml:space="preserve">）</w:t>
+            </w:r>
+          </w:p>
+        </w:tc>
+        <w:tc>
+          <w:tcPr/>
+          <w:p>
+            <w:pPr>
+              <w:pStyle w:val="Compact"/>
+              <w:jc w:val="left"/>
+            </w:pPr>
+            <w:r>
+              <w:rPr>
+                <w:bCs/>
+                <w:b/>
+              </w:rPr>
+              <w:t xml:space="preserve">不可改</w:t>
+            </w:r>
+            <w:r>
+              <w:t xml:space="preserve">（已推历史）</w:t>
+            </w:r>
+          </w:p>
+        </w:tc>
+        <w:tc>
+          <w:tcPr/>
+          <w:p>
+            <w:pPr>
+              <w:pStyle w:val="Compact"/>
+              <w:jc w:val="left"/>
+            </w:pPr>
+            <w:r>
+              <w:t xml:space="preserve">email 字段失效</w:t>
+            </w:r>
+          </w:p>
+        </w:tc>
+        <w:tc>
+          <w:tcPr/>
+          <w:p>
+            <w:pPr>
+              <w:pStyle w:val="Compact"/>
+              <w:jc w:val="left"/>
+            </w:pPr>
+            <w:r>
+              <w:t xml:space="preserve">★</w:t>
+            </w:r>
+            <w:r>
+              <w:t xml:space="preserve"> </w:t>
+            </w:r>
+            <w:r>
+              <w:rPr>
+                <w:bCs/>
+                <w:b/>
+              </w:rPr>
+              <w:t xml:space="preserve">归属的唯一硬级载体是 commit body 的</w:t>
+            </w:r>
+            <w:r>
+              <w:rPr>
+                <w:bCs/>
+                <w:b/>
+              </w:rPr>
+              <w:t xml:space="preserve"> </w:t>
+            </w:r>
+            <w:r>
+              <w:rPr>
+                <w:rStyle w:val="VerbatimChar"/>
+                <w:bCs/>
+                <w:b/>
+              </w:rPr>
+              <w:t xml:space="preserve">owner:</w:t>
+            </w:r>
+            <w:r>
+              <w:rPr>
+                <w:bCs/>
+                <w:b/>
+              </w:rPr>
+              <w:t xml:space="preserve"> </w:t>
+            </w:r>
+            <w:r>
+              <w:rPr>
+                <w:bCs/>
+                <w:b/>
+              </w:rPr>
+              <w:t xml:space="preserve">行</w:t>
+            </w:r>
+            <w:r>
+              <w:t xml:space="preserve"> </w:t>
+            </w:r>
+            <w:r>
+              <w:t xml:space="preserve">⇒ email 本就不是证据；如实登记</w:t>
+            </w:r>
+          </w:p>
+        </w:tc>
+      </w:tr>
     </w:tbl>
     <w:p>
       <w:pPr>
@@ -9590,8 +11452,8 @@
         </w:pict>
       </w:r>
     </w:p>
-    <w:bookmarkEnd w:id="38"/>
-    <w:bookmarkStart w:id="39" w:name="终稿路径-从本初稿到终稿的精确条件"/>
+    <w:bookmarkEnd w:id="39"/>
+    <w:bookmarkStart w:id="41" w:name="终稿路径-从本初稿到终稿的精确条件"/>
     <w:p>
       <w:pPr>
         <w:pStyle w:val="Heading2"/>
@@ -9726,7 +11588,361 @@
           </w:p>
         </w:tc>
       </w:tr>
+    </w:tbl>
+    <w:p>
+      <w:pPr>
+        <w:pStyle w:val="BodyText"/>
+      </w:pPr>
+      <w:r>
+        <w:t xml:space="preserve">★</w:t>
+      </w:r>
+      <w:r>
+        <w:t xml:space="preserve"> </w:t>
+      </w:r>
+      <w:r>
+        <w:rPr>
+          <w:bCs/>
+          <w:b/>
+        </w:rPr>
+        <w:t xml:space="preserve">成果仓（★ 只放成果、不放过程材料 ★）</w:t>
+      </w:r>
+      <w:r>
+        <w:t xml:space="preserve">：</w:t>
+      </w:r>
+      <w:r>
+        <w:rPr>
+          <w:rStyle w:val="VerbatimChar"/>
+        </w:rPr>
+        <w:t xml:space="preserve">https://github.com/lixvanran/llm-creativity-mechanism-papers</w:t>
+      </w:r>
+      <w:r>
+        <w:t xml:space="preserve">（public ｜ MIT）</w:t>
+      </w:r>
+      <w:r>
+        <w:t xml:space="preserve"> </w:t>
+      </w:r>
+      <w:r>
+        <w:t xml:space="preserve">★ 目录：</w:t>
+      </w:r>
+      <w:r>
+        <w:rPr>
+          <w:rStyle w:val="VerbatimChar"/>
+        </w:rPr>
+        <w:t xml:space="preserve">papers/</w:t>
+      </w:r>
+      <w:r>
+        <w:t xml:space="preserve"> </w:t>
+      </w:r>
+      <w:r>
+        <w:t xml:space="preserve">四篇正文 + 合订本 ｜</w:t>
+      </w:r>
+      <w:r>
+        <w:t xml:space="preserve"> </w:t>
+      </w:r>
+      <w:r>
+        <w:rPr>
+          <w:rStyle w:val="VerbatimChar"/>
+        </w:rPr>
+        <w:t xml:space="preserve">support/</w:t>
+      </w:r>
+      <w:r>
+        <w:t xml:space="preserve"> </w:t>
+      </w:r>
+      <w:r>
+        <w:t xml:space="preserve">总纲 + 24 条分级 + 84/84 回源 + 交差说明 ｜</w:t>
+      </w:r>
+      <w:r>
+        <w:t xml:space="preserve"> </w:t>
+      </w:r>
+      <w:r>
+        <w:rPr>
+          <w:rStyle w:val="VerbatimChar"/>
+        </w:rPr>
+        <w:t xml:space="preserve">tools/</w:t>
+      </w:r>
+      <w:r>
+        <w:t xml:space="preserve"> </w:t>
+      </w:r>
+      <w:r>
+        <w:t xml:space="preserve">构建与核验脚本 ｜</w:t>
+      </w:r>
+      <w:r>
+        <w:t xml:space="preserve"> </w:t>
+      </w:r>
+      <w:r>
+        <w:rPr>
+          <w:rStyle w:val="VerbatimChar"/>
+        </w:rPr>
+        <w:t xml:space="preserve">SHA256SUMS.txt</w:t>
+      </w:r>
+      <w:r>
+        <w:t xml:space="preserve"> </w:t>
+      </w:r>
+      <w:r>
+        <w:t xml:space="preserve">逐文件指纹</w:t>
+      </w:r>
+      <w:r>
+        <w:t xml:space="preserve"> </w:t>
+      </w:r>
+      <w:r>
+        <w:t xml:space="preserve">★</w:t>
+      </w:r>
+      <w:r>
+        <w:t xml:space="preserve"> </w:t>
+      </w:r>
+      <w:r>
+        <w:rPr>
+          <w:bCs/>
+          <w:b/>
+        </w:rPr>
+        <w:t xml:space="preserve">过程仓（私有）另计</w:t>
+      </w:r>
+      <w:r>
+        <w:t xml:space="preserve">：跑批输出、运行目录、会话记录、工具内部实现一律不在成果仓。</w:t>
+      </w:r>
+      <w:r>
+        <w:t xml:space="preserve"> </w:t>
+      </w:r>
+      <w:r>
+        <w:t xml:space="preserve">|</w:t>
+      </w:r>
+      <w:r>
+        <w:t xml:space="preserve"> </w:t>
+      </w:r>
+      <w:r>
+        <w:rPr>
+          <w:bCs/>
+          <w:b/>
+        </w:rPr>
+        <w:t xml:space="preserve">S1 · 数据刷新</w:t>
+      </w:r>
+      <w:r>
+        <w:t xml:space="preserve"> </w:t>
+      </w:r>
+      <w:r>
+        <w:t xml:space="preserve">| 第二组批跑满 360/360 | 重跑</w:t>
+      </w:r>
+      <w:r>
+        <w:t xml:space="preserve"> </w:t>
+      </w:r>
+      <w:r>
+        <w:rPr>
+          <w:rStyle w:val="VerbatimChar"/>
+        </w:rPr>
+        <w:t xml:space="preserve">partial_verdict.py</w:t>
+      </w:r>
+      <w:r>
+        <w:t xml:space="preserve">（零生成调用）| 最新 H0 / θ₀ / 逐格效应 / 检出力地板 |</w:t>
+      </w:r>
+      <w:r>
+        <w:t xml:space="preserve"> </w:t>
+      </w:r>
+      <w:r>
+        <w:t xml:space="preserve">|</w:t>
+      </w:r>
+      <w:r>
+        <w:t xml:space="preserve"> </w:t>
+      </w:r>
+      <w:r>
+        <w:rPr>
+          <w:bCs/>
+          <w:b/>
+        </w:rPr>
+        <w:t xml:space="preserve">S2 · A 篇判决</w:t>
+      </w:r>
+      <w:r>
+        <w:t xml:space="preserve"> </w:t>
+      </w:r>
+      <w:r>
+        <w:t xml:space="preserve">| S1 完成 | 判"仍不可分辨"（⇒ 结论加固）或"转为可分辨"（⇒</w:t>
+      </w:r>
+      <w:r>
+        <w:t xml:space="preserve"> </w:t>
+      </w:r>
+      <w:r>
+        <w:rPr>
+          <w:bCs/>
+          <w:b/>
+        </w:rPr>
+        <w:t xml:space="preserve">重审 §5.9</w:t>
+      </w:r>
+      <w:r>
+        <w:t xml:space="preserve">）| A 篇终稿句 |</w:t>
+      </w:r>
+      <w:r>
+        <w:t xml:space="preserve"> </w:t>
+      </w:r>
+      <w:r>
+        <w:t xml:space="preserve">|</w:t>
+      </w:r>
+      <w:r>
+        <w:t xml:space="preserve"> </w:t>
+      </w:r>
+      <w:r>
+        <w:rPr>
+          <w:bCs/>
+          <w:b/>
+        </w:rPr>
+        <w:t xml:space="preserve">S3 · 硬阻塞清账</w:t>
+      </w:r>
+      <w:r>
+        <w:t xml:space="preserve"> </w:t>
+      </w:r>
+      <w:r>
+        <w:t xml:space="preserve">| M2.1/M2 支数口径修正 + 法律域重跑 | 2×2 饱和度重跑 | A 篇 §1.3 贡献 2 定稿 |</w:t>
+      </w:r>
+      <w:r>
+        <w:t xml:space="preserve"> </w:t>
+      </w:r>
+      <w:r>
+        <w:t xml:space="preserve">|</w:t>
+      </w:r>
+      <w:r>
+        <w:t xml:space="preserve"> </w:t>
+      </w:r>
+      <w:r>
+        <w:rPr>
+          <w:bCs/>
+          <w:b/>
+        </w:rPr>
+        <w:t xml:space="preserve">S4 · D 篇扩样</w:t>
+      </w:r>
+      <w:r>
+        <w:t xml:space="preserve"> </w:t>
+      </w:r>
+      <w:r>
+        <w:t xml:space="preserve">| n≈20 C1 vs C0（¥17，判据已写全）| 第四组执行 | D 篇 §6 定稿 |</w:t>
+      </w:r>
+      <w:r>
+        <w:t xml:space="preserve"> </w:t>
+      </w:r>
+      <w:r>
+        <w:t xml:space="preserve">|</w:t>
+      </w:r>
+      <w:r>
+        <w:t xml:space="preserve"> </w:t>
+      </w:r>
+      <w:r>
+        <w:rPr>
+          <w:bCs/>
+          <w:b/>
+        </w:rPr>
+        <w:t xml:space="preserve">S5 · B 篇</w:t>
+      </w:r>
+      <w:r>
+        <w:t xml:space="preserve"> </w:t>
+      </w:r>
+      <w:r>
+        <w:t xml:space="preserve">| 三组 3 项必补实验 | 三组执行 | B 篇正文（从缺口清单落成）|</w:t>
+      </w:r>
+    </w:p>
+    <w:p>
+      <w:pPr>
+        <w:pStyle w:val="BodyText"/>
+      </w:pPr>
+      <w:r>
+        <w:t xml:space="preserve">⇒ ⇒</w:t>
+      </w:r>
+      <w:r>
+        <w:t xml:space="preserve"> </w:t>
+      </w:r>
+      <w:r>
+        <w:rPr>
+          <w:bCs/>
+          <w:b/>
+        </w:rPr>
+        <w:t xml:space="preserve">S1–S2 是【唯一的长闸门】</w:t>
+      </w:r>
+      <w:r>
+        <w:t xml:space="preserve">（约 6.4 h + 判决）；S3–S5 各自独立，可并行。</w:t>
+      </w:r>
+      <w:r>
+        <w:t xml:space="preserve"> </w:t>
+      </w:r>
+      <w:r>
+        <w:t xml:space="preserve">⇒ ⇒</w:t>
+      </w:r>
+      <w:r>
+        <w:t xml:space="preserve"> </w:t>
+      </w:r>
+      <w:r>
+        <w:rPr>
+          <w:bCs/>
+          <w:b/>
+        </w:rPr>
+        <w:t xml:space="preserve">S1 完成后 A 篇只需重算不需重写 ⇒ 不返工。</w:t>
+      </w:r>
+    </w:p>
+    <w:p>
+      <w:r>
+        <w:pict>
+          <v:rect style="width:0;height:1.5pt" o:hralign="center" o:hrstd="t" o:hr="t"/>
+        </w:pict>
+      </w:r>
+    </w:p>
+    <w:bookmarkStart w:id="40" w:name="本轮自纠记录-合订过程中被抓出并修掉的错-全部留痕"/>
+    <w:p>
+      <w:pPr>
+        <w:pStyle w:val="Heading3"/>
+      </w:pPr>
+      <w:r>
+        <w:t xml:space="preserve">4.3 ★ 本轮自纠记录（★ 合订过程中被抓出并修掉的错，★ 全部留痕 ★）</w:t>
+      </w:r>
+    </w:p>
+    <w:p>
+      <w:pPr>
+        <w:pStyle w:val="BlockText"/>
+      </w:pPr>
+      <w:r>
+        <w:t xml:space="preserve">★</w:t>
+      </w:r>
+      <w:r>
+        <w:t xml:space="preserve"> </w:t>
+      </w:r>
+      <w:r>
+        <w:rPr>
+          <w:bCs/>
+          <w:b/>
+        </w:rPr>
+        <w:t xml:space="preserve">这一节是本合订本质量的一部分</w:t>
+      </w:r>
+      <w:r>
+        <w:t xml:space="preserve">：★</w:t>
+      </w:r>
+      <w:r>
+        <w:t xml:space="preserve"> </w:t>
+      </w:r>
+      <w:r>
+        <w:rPr>
+          <w:bCs/>
+          <w:b/>
+        </w:rPr>
+        <w:t xml:space="preserve">错误被抓出来并修掉，比"没出错"更有信息量</w:t>
+      </w:r>
+      <w:r>
+        <w:t xml:space="preserve"> </w:t>
+      </w:r>
+      <w:r>
+        <w:t xml:space="preserve">—— ★ 因为它证明这条抓错机制是活的，不是摆设。</w:t>
+      </w:r>
+    </w:p>
+    <w:tbl>
+      <w:tblPr>
+        <w:tblStyle w:val="Table"/>
+        <w:tblW w:type="pct" w:w="5000"/>
+        <w:tblLook w:firstRow="1" w:lastRow="0" w:firstColumn="0" w:lastColumn="0" w:noHBand="0" w:noVBand="0" w:val="0020"/>
+      </w:tblPr>
+      <w:tblGrid>
+        <w:gridCol w:w="1584"/>
+        <w:gridCol w:w="1584"/>
+        <w:gridCol w:w="1584"/>
+        <w:gridCol w:w="1584"/>
+        <w:gridCol w:w="1584"/>
+      </w:tblGrid>
       <w:tr>
+        <w:trPr>
+          <w:tblHeader w:val="true"/>
+        </w:trPr>
         <w:tc>
           <w:tcPr/>
           <w:p>
@@ -9735,59 +11951,55 @@
               <w:jc w:val="center"/>
             </w:pPr>
             <w:r>
-              <w:rPr>
-                <w:bCs/>
-                <w:b/>
-              </w:rPr>
-              <w:t xml:space="preserve">S1 · 数据刷新</w:t>
-            </w:r>
-          </w:p>
-        </w:tc>
-        <w:tc>
-          <w:tcPr/>
-          <w:p>
-            <w:pPr>
-              <w:pStyle w:val="Compact"/>
-              <w:jc w:val="left"/>
-            </w:pPr>
-            <w:r>
-              <w:t xml:space="preserve">第二组批跑满 360/360</w:t>
-            </w:r>
-          </w:p>
-        </w:tc>
-        <w:tc>
-          <w:tcPr/>
-          <w:p>
-            <w:pPr>
-              <w:pStyle w:val="Compact"/>
-              <w:jc w:val="left"/>
-            </w:pPr>
-            <w:r>
-              <w:t xml:space="preserve">重跑</w:t>
-            </w:r>
-            <w:r>
-              <w:t xml:space="preserve"> </w:t>
-            </w:r>
-            <w:r>
-              <w:rPr>
-                <w:rStyle w:val="VerbatimChar"/>
-              </w:rPr>
-              <w:t xml:space="preserve">partial_verdict.py</w:t>
-            </w:r>
-            <w:r>
-              <w:t xml:space="preserve">（零生成调用）</w:t>
-            </w:r>
-          </w:p>
-        </w:tc>
-        <w:tc>
-          <w:tcPr/>
-          <w:p>
-            <w:pPr>
-              <w:pStyle w:val="Compact"/>
-              <w:jc w:val="left"/>
-            </w:pPr>
-            <w:r>
-              <w:t xml:space="preserve">最新 H0 / θ₀ / 逐格效应 / 检出力地板</w:t>
+              <w:t xml:space="preserve">#</w:t>
+            </w:r>
+          </w:p>
+        </w:tc>
+        <w:tc>
+          <w:tcPr/>
+          <w:p>
+            <w:pPr>
+              <w:pStyle w:val="Compact"/>
+              <w:jc w:val="left"/>
+            </w:pPr>
+            <w:r>
+              <w:t xml:space="preserve">谁</w:t>
+            </w:r>
+          </w:p>
+        </w:tc>
+        <w:tc>
+          <w:tcPr/>
+          <w:p>
+            <w:pPr>
+              <w:pStyle w:val="Compact"/>
+              <w:jc w:val="left"/>
+            </w:pPr>
+            <w:r>
+              <w:t xml:space="preserve">错</w:t>
+            </w:r>
+          </w:p>
+        </w:tc>
+        <w:tc>
+          <w:tcPr/>
+          <w:p>
+            <w:pPr>
+              <w:pStyle w:val="Compact"/>
+              <w:jc w:val="left"/>
+            </w:pPr>
+            <w:r>
+              <w:t xml:space="preserve">后果</w:t>
+            </w:r>
+          </w:p>
+        </w:tc>
+        <w:tc>
+          <w:tcPr/>
+          <w:p>
+            <w:pPr>
+              <w:pStyle w:val="Compact"/>
+              <w:jc w:val="center"/>
+            </w:pPr>
+            <w:r>
+              <w:t xml:space="preserve">状态</w:t>
             </w:r>
           </w:p>
         </w:tc>
@@ -9801,60 +12013,137 @@
               <w:jc w:val="center"/>
             </w:pPr>
             <w:r>
-              <w:rPr>
-                <w:bCs/>
-                <w:b/>
-              </w:rPr>
-              <w:t xml:space="preserve">S2 · A 篇判决</w:t>
-            </w:r>
-          </w:p>
-        </w:tc>
-        <w:tc>
-          <w:tcPr/>
-          <w:p>
-            <w:pPr>
-              <w:pStyle w:val="Compact"/>
-              <w:jc w:val="left"/>
-            </w:pPr>
-            <w:r>
-              <w:t xml:space="preserve">S1 完成</w:t>
-            </w:r>
-          </w:p>
-        </w:tc>
-        <w:tc>
-          <w:tcPr/>
-          <w:p>
-            <w:pPr>
-              <w:pStyle w:val="Compact"/>
-              <w:jc w:val="left"/>
-            </w:pPr>
-            <w:r>
-              <w:t xml:space="preserve">判"仍不可分辨"（⇒ 结论加固）或"转为可分辨"（⇒</w:t>
-            </w:r>
-            <w:r>
-              <w:t xml:space="preserve"> </w:t>
-            </w:r>
-            <w:r>
-              <w:rPr>
-                <w:bCs/>
-                <w:b/>
-              </w:rPr>
-              <w:t xml:space="preserve">重审 §5.9</w:t>
-            </w:r>
-            <w:r>
-              <w:t xml:space="preserve">）</w:t>
-            </w:r>
-          </w:p>
-        </w:tc>
-        <w:tc>
-          <w:tcPr/>
-          <w:p>
-            <w:pPr>
-              <w:pStyle w:val="Compact"/>
-              <w:jc w:val="left"/>
-            </w:pPr>
-            <w:r>
-              <w:t xml:space="preserve">A 篇终稿句</w:t>
+              <w:t xml:space="preserve">1</w:t>
+            </w:r>
+          </w:p>
+        </w:tc>
+        <w:tc>
+          <w:tcPr/>
+          <w:p>
+            <w:pPr>
+              <w:pStyle w:val="Compact"/>
+              <w:jc w:val="left"/>
+            </w:pPr>
+            <w:r>
+              <w:t xml:space="preserve">★</w:t>
+            </w:r>
+            <w:r>
+              <w:t xml:space="preserve"> </w:t>
+            </w:r>
+            <w:r>
+              <w:rPr>
+                <w:bCs/>
+                <w:b/>
+              </w:rPr>
+              <w:t xml:space="preserve">Mavis（我）</w:t>
+            </w:r>
+          </w:p>
+        </w:tc>
+        <w:tc>
+          <w:tcPr/>
+          <w:p>
+            <w:pPr>
+              <w:pStyle w:val="Compact"/>
+              <w:jc w:val="left"/>
+            </w:pPr>
+            <w:r>
+              <w:t xml:space="preserve">★</w:t>
+            </w:r>
+            <w:r>
+              <w:t xml:space="preserve"> </w:t>
+            </w:r>
+            <w:r>
+              <w:rPr>
+                <w:bCs/>
+                <w:b/>
+              </w:rPr>
+              <w:t xml:space="preserve">把 Li et al. 2022（CARE）当"与注意力过度集中假设相容"的【支持证据】</w:t>
+            </w:r>
+            <w:r>
+              <w:t xml:space="preserve"> </w:t>
+            </w:r>
+            <w:r>
+              <w:t xml:space="preserve">⇒ ★</w:t>
+            </w:r>
+            <w:r>
+              <w:t xml:space="preserve"> </w:t>
+            </w:r>
+            <w:r>
+              <w:rPr>
+                <w:bCs/>
+                <w:b/>
+              </w:rPr>
+              <w:t xml:space="preserve">它的方向相反</w:t>
+            </w:r>
+            <w:r>
+              <w:t xml:space="preserve">（它主张注意力</w:t>
+            </w:r>
+            <w:r>
+              <w:rPr>
+                <w:bCs/>
+                <w:b/>
+              </w:rPr>
+              <w:t xml:space="preserve">分散</w:t>
+            </w:r>
+            <w:r>
+              <w:t xml:space="preserve">⇒ 表征退化，解法是</w:t>
+            </w:r>
+            <w:r>
+              <w:rPr>
+                <w:bCs/>
+                <w:b/>
+              </w:rPr>
+              <w:t xml:space="preserve">集中</w:t>
+            </w:r>
+            <w:r>
+              <w:t xml:space="preserve">注意力）</w:t>
+            </w:r>
+          </w:p>
+        </w:tc>
+        <w:tc>
+          <w:tcPr/>
+          <w:p>
+            <w:pPr>
+              <w:pStyle w:val="Compact"/>
+              <w:jc w:val="left"/>
+            </w:pPr>
+            <w:r>
+              <w:t xml:space="preserve">★ 若不改，层1 §2.3 会写成"外部文献与本项目机制假设一致" ⇒</w:t>
+            </w:r>
+            <w:r>
+              <w:t xml:space="preserve"> </w:t>
+            </w:r>
+            <w:r>
+              <w:rPr>
+                <w:bCs/>
+                <w:b/>
+              </w:rPr>
+              <w:t xml:space="preserve">误导</w:t>
+            </w:r>
+          </w:p>
+        </w:tc>
+        <w:tc>
+          <w:tcPr/>
+          <w:p>
+            <w:pPr>
+              <w:pStyle w:val="Compact"/>
+              <w:jc w:val="center"/>
+            </w:pPr>
+            <w:r>
+              <w:t xml:space="preserve">✔</w:t>
+            </w:r>
+            <w:r>
+              <w:t xml:space="preserve"> </w:t>
+            </w:r>
+            <w:r>
+              <w:rPr>
+                <w:bCs/>
+                <w:b/>
+              </w:rPr>
+              <w:t xml:space="preserve">已改列竞争假设 + 措辞上限收紧 + 留痕</w:t>
+            </w:r>
+            <w:r>
+              <w:t xml:space="preserve">（§2.1③ / §1.2）</w:t>
             </w:r>
           </w:p>
         </w:tc>
@@ -9868,47 +12157,144 @@
               <w:jc w:val="center"/>
             </w:pPr>
             <w:r>
-              <w:rPr>
-                <w:bCs/>
-                <w:b/>
-              </w:rPr>
-              <w:t xml:space="preserve">S3 · 硬阻塞清账</w:t>
-            </w:r>
-          </w:p>
-        </w:tc>
-        <w:tc>
-          <w:tcPr/>
-          <w:p>
-            <w:pPr>
-              <w:pStyle w:val="Compact"/>
-              <w:jc w:val="left"/>
-            </w:pPr>
-            <w:r>
-              <w:t xml:space="preserve">M2.1/M2 支数口径修正 + 法律域重跑</w:t>
-            </w:r>
-          </w:p>
-        </w:tc>
-        <w:tc>
-          <w:tcPr/>
-          <w:p>
-            <w:pPr>
-              <w:pStyle w:val="Compact"/>
-              <w:jc w:val="left"/>
-            </w:pPr>
-            <w:r>
-              <w:t xml:space="preserve">2×2 饱和度重跑</w:t>
-            </w:r>
-          </w:p>
-        </w:tc>
-        <w:tc>
-          <w:tcPr/>
-          <w:p>
-            <w:pPr>
-              <w:pStyle w:val="Compact"/>
-              <w:jc w:val="left"/>
-            </w:pPr>
-            <w:r>
-              <w:t xml:space="preserve">A 篇 §1.3 贡献 2 定稿</w:t>
+              <w:t xml:space="preserve">2</w:t>
+            </w:r>
+          </w:p>
+        </w:tc>
+        <w:tc>
+          <w:tcPr/>
+          <w:p>
+            <w:pPr>
+              <w:pStyle w:val="Compact"/>
+              <w:jc w:val="left"/>
+            </w:pPr>
+            <w:r>
+              <w:t xml:space="preserve">★</w:t>
+            </w:r>
+            <w:r>
+              <w:t xml:space="preserve"> </w:t>
+            </w:r>
+            <w:r>
+              <w:rPr>
+                <w:bCs/>
+                <w:b/>
+              </w:rPr>
+              <w:t xml:space="preserve">Mavis（我）</w:t>
+            </w:r>
+          </w:p>
+        </w:tc>
+        <w:tc>
+          <w:tcPr/>
+          <w:p>
+            <w:pPr>
+              <w:pStyle w:val="Compact"/>
+              <w:jc w:val="left"/>
+            </w:pPr>
+            <w:r>
+              <w:t xml:space="preserve">★ 两条引用</w:t>
+            </w:r>
+            <w:r>
+              <w:rPr>
+                <w:bCs/>
+                <w:b/>
+              </w:rPr>
+              <w:t xml:space="preserve">核实失败仍写进清单</w:t>
+            </w:r>
+            <w:r>
+              <w:t xml:space="preserve">：</w:t>
+            </w:r>
+            <w:r>
+              <w:rPr>
+                <w:rStyle w:val="VerbatimChar"/>
+              </w:rPr>
+              <w:t xml:space="preserve">Applied Sciences 16(12) 5817</w:t>
+            </w:r>
+            <w:r>
+              <w:t xml:space="preserve">（★</w:t>
+            </w:r>
+            <w:r>
+              <w:t xml:space="preserve"> </w:t>
+            </w:r>
+            <w:r>
+              <w:rPr>
+                <w:rStyle w:val="VerbatimChar"/>
+              </w:rPr>
+              <w:t xml:space="preserve">LexDiv = 0.71 ± 0.03</w:t>
+            </w:r>
+            <w:r>
+              <w:t xml:space="preserve"> </w:t>
+            </w:r>
+            <w:r>
+              <w:t xml:space="preserve">是</w:t>
+            </w:r>
+            <w:r>
+              <w:rPr>
+                <w:bCs/>
+                <w:b/>
+              </w:rPr>
+              <w:t xml:space="preserve">水平值</w:t>
+            </w:r>
+            <w:r>
+              <w:t xml:space="preserve">，被误读成相关系数 −0.71）｜</w:t>
+            </w:r>
+            <w:r>
+              <w:t xml:space="preserve"> </w:t>
+            </w:r>
+            <w:r>
+              <w:rPr>
+                <w:rStyle w:val="VerbatimChar"/>
+              </w:rPr>
+              <w:t xml:space="preserve">arXiv:2604.03380</w:t>
+            </w:r>
+            <w:r>
+              <w:t xml:space="preserve">（未取得一手页面）</w:t>
+            </w:r>
+          </w:p>
+        </w:tc>
+        <w:tc>
+          <w:tcPr/>
+          <w:p>
+            <w:pPr>
+              <w:pStyle w:val="Compact"/>
+              <w:jc w:val="left"/>
+            </w:pPr>
+            <w:r>
+              <w:t xml:space="preserve">引文 → spec</w:t>
+            </w:r>
+            <w:r>
+              <w:t xml:space="preserve"> </w:t>
+            </w:r>
+            <w:r>
+              <w:rPr>
+                <w:bCs/>
+                <w:b/>
+              </w:rPr>
+              <w:t xml:space="preserve">升格</w:t>
+            </w:r>
+          </w:p>
+        </w:tc>
+        <w:tc>
+          <w:tcPr/>
+          <w:p>
+            <w:pPr>
+              <w:pStyle w:val="Compact"/>
+              <w:jc w:val="center"/>
+            </w:pPr>
+            <w:r>
+              <w:t xml:space="preserve">✔</w:t>
+            </w:r>
+            <w:r>
+              <w:t xml:space="preserve"> </w:t>
+            </w:r>
+            <w:r>
+              <w:rPr>
+                <w:bCs/>
+                <w:b/>
+              </w:rPr>
+              <w:t xml:space="preserve">已撤回，不写入论文；不做专案核实</w:t>
+            </w:r>
+            <w:r>
+              <w:t xml:space="preserve">（§2.1③）</w:t>
             </w:r>
           </w:p>
         </w:tc>
@@ -9922,47 +12308,121 @@
               <w:jc w:val="center"/>
             </w:pPr>
             <w:r>
-              <w:rPr>
-                <w:bCs/>
-                <w:b/>
-              </w:rPr>
-              <w:t xml:space="preserve">S4 · D 篇扩样</w:t>
-            </w:r>
-          </w:p>
-        </w:tc>
-        <w:tc>
-          <w:tcPr/>
-          <w:p>
-            <w:pPr>
-              <w:pStyle w:val="Compact"/>
-              <w:jc w:val="left"/>
-            </w:pPr>
-            <w:r>
-              <w:t xml:space="preserve">n≈20 C1 vs C0（¥17，判据已写全）</w:t>
-            </w:r>
-          </w:p>
-        </w:tc>
-        <w:tc>
-          <w:tcPr/>
-          <w:p>
-            <w:pPr>
-              <w:pStyle w:val="Compact"/>
-              <w:jc w:val="left"/>
-            </w:pPr>
-            <w:r>
-              <w:t xml:space="preserve">第四组执行</w:t>
-            </w:r>
-          </w:p>
-        </w:tc>
-        <w:tc>
-          <w:tcPr/>
-          <w:p>
-            <w:pPr>
-              <w:pStyle w:val="Compact"/>
-              <w:jc w:val="left"/>
-            </w:pPr>
-            <w:r>
-              <w:t xml:space="preserve">D 篇 §6 定稿</w:t>
+              <w:t xml:space="preserve">3</w:t>
+            </w:r>
+          </w:p>
+        </w:tc>
+        <w:tc>
+          <w:tcPr/>
+          <w:p>
+            <w:pPr>
+              <w:pStyle w:val="Compact"/>
+              <w:jc w:val="left"/>
+            </w:pPr>
+            <w:r>
+              <w:t xml:space="preserve">★ 三组</w:t>
+            </w:r>
+          </w:p>
+        </w:tc>
+        <w:tc>
+          <w:tcPr/>
+          <w:p>
+            <w:pPr>
+              <w:pStyle w:val="Compact"/>
+              <w:jc w:val="left"/>
+            </w:pPr>
+            <w:r>
+              <w:t xml:space="preserve">★ 主读数按记忆取</w:t>
+            </w:r>
+            <w:r>
+              <w:t xml:space="preserve"> </w:t>
+            </w:r>
+            <w:r>
+              <w:rPr>
+                <w:rStyle w:val="VerbatimChar"/>
+              </w:rPr>
+              <w:t xml:space="preserve">n_load_bearing</w:t>
+            </w:r>
+            <w:r>
+              <w:t xml:space="preserve"> </w:t>
+            </w:r>
+            <w:r>
+              <w:t xml:space="preserve">⇒ ★</w:t>
+            </w:r>
+            <w:r>
+              <w:t xml:space="preserve"> </w:t>
+            </w:r>
+            <w:r>
+              <w:rPr>
+                <w:bCs/>
+                <w:b/>
+              </w:rPr>
+              <w:t xml:space="preserve">回源</w:t>
+            </w:r>
+            <w:r>
+              <w:rPr>
+                <w:bCs/>
+                <w:b/>
+              </w:rPr>
+              <w:t xml:space="preserve"> </w:t>
+            </w:r>
+            <w:r>
+              <w:rPr>
+                <w:rStyle w:val="VerbatimChar"/>
+                <w:bCs/>
+                <w:b/>
+              </w:rPr>
+              <w:t xml:space="preserve">finish_table.sh</w:t>
+            </w:r>
+            <w:r>
+              <w:rPr>
+                <w:bCs/>
+                <w:b/>
+              </w:rPr>
+              <w:t xml:space="preserve"> </w:t>
+            </w:r>
+            <w:r>
+              <w:rPr>
+                <w:bCs/>
+                <w:b/>
+              </w:rPr>
+              <w:t xml:space="preserve">才发现</w:t>
+            </w:r>
+            <w:r>
+              <w:t xml:space="preserve">既有表取的是</w:t>
+            </w:r>
+            <w:r>
+              <w:t xml:space="preserve"> </w:t>
+            </w:r>
+            <w:r>
+              <w:rPr>
+                <w:rStyle w:val="VerbatimChar"/>
+              </w:rPr>
+              <w:t xml:space="preserve">n_dims</w:t>
+            </w:r>
+          </w:p>
+        </w:tc>
+        <w:tc>
+          <w:tcPr/>
+          <w:p>
+            <w:pPr>
+              <w:pStyle w:val="Compact"/>
+              <w:jc w:val="left"/>
+            </w:pPr>
+            <w:r>
+              <w:t xml:space="preserve">整张留出表口径错</w:t>
+            </w:r>
+          </w:p>
+        </w:tc>
+        <w:tc>
+          <w:tcPr/>
+          <w:p>
+            <w:pPr>
+              <w:pStyle w:val="Compact"/>
+              <w:jc w:val="center"/>
+            </w:pPr>
+            <w:r>
+              <w:t xml:space="preserve">✔ 已改 + 表内加「两表不可混引」警示</w:t>
             </w:r>
           </w:p>
         </w:tc>
@@ -9976,47 +12436,685 @@
               <w:jc w:val="center"/>
             </w:pPr>
             <w:r>
-              <w:rPr>
-                <w:bCs/>
-                <w:b/>
-              </w:rPr>
-              <w:t xml:space="preserve">S5 · B 篇</w:t>
-            </w:r>
-          </w:p>
-        </w:tc>
-        <w:tc>
-          <w:tcPr/>
-          <w:p>
-            <w:pPr>
-              <w:pStyle w:val="Compact"/>
-              <w:jc w:val="left"/>
-            </w:pPr>
-            <w:r>
-              <w:t xml:space="preserve">三组 3 项必补实验</w:t>
-            </w:r>
-          </w:p>
-        </w:tc>
-        <w:tc>
-          <w:tcPr/>
-          <w:p>
-            <w:pPr>
-              <w:pStyle w:val="Compact"/>
-              <w:jc w:val="left"/>
-            </w:pPr>
-            <w:r>
-              <w:t xml:space="preserve">三组执行</w:t>
-            </w:r>
-          </w:p>
-        </w:tc>
-        <w:tc>
-          <w:tcPr/>
-          <w:p>
-            <w:pPr>
-              <w:pStyle w:val="Compact"/>
-              <w:jc w:val="left"/>
-            </w:pPr>
-            <w:r>
-              <w:t xml:space="preserve">B 篇正文（从缺口清单落成）</w:t>
+              <w:t xml:space="preserve">4</w:t>
+            </w:r>
+          </w:p>
+        </w:tc>
+        <w:tc>
+          <w:tcPr/>
+          <w:p>
+            <w:pPr>
+              <w:pStyle w:val="Compact"/>
+              <w:jc w:val="left"/>
+            </w:pPr>
+            <w:r>
+              <w:t xml:space="preserve">★ 三组</w:t>
+            </w:r>
+          </w:p>
+        </w:tc>
+        <w:tc>
+          <w:tcPr/>
+          <w:p>
+            <w:pPr>
+              <w:pStyle w:val="Compact"/>
+              <w:jc w:val="left"/>
+            </w:pPr>
+            <w:r>
+              <w:t xml:space="preserve">★ 分母按</w:t>
+            </w:r>
+            <w:r>
+              <w:rPr>
+                <w:bCs/>
+                <w:b/>
+              </w:rPr>
+              <w:t xml:space="preserve">行数</w:t>
+            </w:r>
+            <w:r>
+              <w:t xml:space="preserve">判"分母齐" ⇒ uniform</w:t>
+            </w:r>
+            <w:r>
+              <w:t xml:space="preserve"> </w:t>
+            </w:r>
+            <w:r>
+              <w:rPr>
+                <w:bCs/>
+                <w:b/>
+              </w:rPr>
+              <w:t xml:space="preserve">47/48 被伪装成齐</w:t>
+            </w:r>
+          </w:p>
+        </w:tc>
+        <w:tc>
+          <w:tcPr/>
+          <w:p>
+            <w:pPr>
+              <w:pStyle w:val="Compact"/>
+              <w:jc w:val="left"/>
+            </w:pPr>
+            <w:r>
+              <w:t xml:space="preserve">失败路径被伪装成完整</w:t>
+            </w:r>
+          </w:p>
+        </w:tc>
+        <w:tc>
+          <w:tcPr/>
+          <w:p>
+            <w:pPr>
+              <w:pStyle w:val="Compact"/>
+              <w:jc w:val="center"/>
+            </w:pPr>
+            <w:r>
+              <w:t xml:space="preserve">✔ 改按</w:t>
+            </w:r>
+            <w:r>
+              <w:rPr>
+                <w:bCs/>
+                <w:b/>
+              </w:rPr>
+              <w:t xml:space="preserve">有效读数</w:t>
+            </w:r>
+            <w:r>
+              <w:t xml:space="preserve">判 ⇒ uniform 正确标 ✘（A05 W_train_L3</w:t>
+            </w:r>
+            <w:r>
+              <w:t xml:space="preserve"> </w:t>
+            </w:r>
+            <w:r>
+              <w:rPr>
+                <w:rStyle w:val="VerbatimChar"/>
+              </w:rPr>
+              <w:t xml:space="preserve">7(8)</w:t>
+            </w:r>
+            <w:r>
+              <w:t xml:space="preserve">）</w:t>
+            </w:r>
+          </w:p>
+        </w:tc>
+      </w:tr>
+      <w:tr>
+        <w:tc>
+          <w:tcPr/>
+          <w:p>
+            <w:pPr>
+              <w:pStyle w:val="Compact"/>
+              <w:jc w:val="center"/>
+            </w:pPr>
+            <w:r>
+              <w:t xml:space="preserve">5</w:t>
+            </w:r>
+          </w:p>
+        </w:tc>
+        <w:tc>
+          <w:tcPr/>
+          <w:p>
+            <w:pPr>
+              <w:pStyle w:val="Compact"/>
+              <w:jc w:val="left"/>
+            </w:pPr>
+            <w:r>
+              <w:t xml:space="preserve">★ 三组</w:t>
+            </w:r>
+          </w:p>
+        </w:tc>
+        <w:tc>
+          <w:tcPr/>
+          <w:p>
+            <w:pPr>
+              <w:pStyle w:val="Compact"/>
+              <w:jc w:val="left"/>
+            </w:pPr>
+            <w:r>
+              <w:t xml:space="preserve">★ 归属生成器</w:t>
+            </w:r>
+            <w:r>
+              <w:t xml:space="preserve"> </w:t>
+            </w:r>
+            <w:r>
+              <w:rPr>
+                <w:rStyle w:val="VerbatimChar"/>
+              </w:rPr>
+              <w:t xml:space="preserve">_owner_line</w:t>
+            </w:r>
+            <w:r>
+              <w:t xml:space="preserve"> </w:t>
+            </w:r>
+            <w:r>
+              <w:t xml:space="preserve">算在链循环里</w:t>
+            </w:r>
+            <w:r>
+              <w:rPr>
+                <w:bCs/>
+                <w:b/>
+              </w:rPr>
+              <w:t xml:space="preserve">没存进 tuple</w:t>
+            </w:r>
+            <w:r>
+              <w:t xml:space="preserve"> </w:t>
+            </w:r>
+            <w:r>
+              <w:t xml:space="preserve">⇒ 20 层全被误判 weak</w:t>
+            </w:r>
+          </w:p>
+        </w:tc>
+        <w:tc>
+          <w:tcPr/>
+          <w:p>
+            <w:pPr>
+              <w:pStyle w:val="Compact"/>
+              <w:jc w:val="left"/>
+            </w:pPr>
+            <w:r>
+              <w:t xml:space="preserve">硬级形同虚设</w:t>
+            </w:r>
+          </w:p>
+        </w:tc>
+        <w:tc>
+          <w:tcPr/>
+          <w:p>
+            <w:pPr>
+              <w:pStyle w:val="Compact"/>
+              <w:jc w:val="center"/>
+            </w:pPr>
+            <w:r>
+              <w:t xml:space="preserve">✔ 修后</w:t>
+            </w:r>
+            <w:r>
+              <w:t xml:space="preserve"> </w:t>
+            </w:r>
+            <w:r>
+              <w:rPr>
+                <w:bCs/>
+                <w:b/>
+              </w:rPr>
+              <w:t xml:space="preserve">硬级 0→18</w:t>
+            </w:r>
+            <w:r>
+              <w:t xml:space="preserve">、弱级 20→2、待确认 5→0、新增</w:t>
+            </w:r>
+            <w:r>
+              <w:t xml:space="preserve"> </w:t>
+            </w:r>
+            <w:r>
+              <w:rPr>
+                <w:rStyle w:val="VerbatimChar"/>
+              </w:rPr>
+              <w:t xml:space="preserve">tier_by_group</w:t>
+            </w:r>
+          </w:p>
+        </w:tc>
+      </w:tr>
+      <w:tr>
+        <w:tc>
+          <w:tcPr/>
+          <w:p>
+            <w:pPr>
+              <w:pStyle w:val="Compact"/>
+              <w:jc w:val="center"/>
+            </w:pPr>
+            <w:r>
+              <w:t xml:space="preserve">6</w:t>
+            </w:r>
+          </w:p>
+        </w:tc>
+        <w:tc>
+          <w:tcPr/>
+          <w:p>
+            <w:pPr>
+              <w:pStyle w:val="Compact"/>
+              <w:jc w:val="left"/>
+            </w:pPr>
+            <w:r>
+              <w:t xml:space="preserve">★ 三组</w:t>
+            </w:r>
+          </w:p>
+        </w:tc>
+        <w:tc>
+          <w:tcPr/>
+          <w:p>
+            <w:pPr>
+              <w:pStyle w:val="Compact"/>
+              <w:jc w:val="left"/>
+            </w:pPr>
+            <w:r>
+              <w:t xml:space="preserve">★ 归属生成器</w:t>
+            </w:r>
+            <w:r>
+              <w:t xml:space="preserve"> </w:t>
+            </w:r>
+            <w:r>
+              <w:rPr>
+                <w:rStyle w:val="VerbatimChar"/>
+              </w:rPr>
+              <w:t xml:space="preserve">g</w:t>
+            </w:r>
+            <w:r>
+              <w:t xml:space="preserve"> </w:t>
+            </w:r>
+            <w:r>
+              <w:rPr>
+                <w:bCs/>
+                <w:b/>
+              </w:rPr>
+              <w:t xml:space="preserve">无条件覆盖</w:t>
+            </w:r>
+            <w:r>
+              <w:t xml:space="preserve"> </w:t>
+            </w:r>
+            <w:r>
+              <w:t xml:space="preserve">owner 行组名</w:t>
+            </w:r>
+          </w:p>
+        </w:tc>
+        <w:tc>
+          <w:tcPr/>
+          <w:p>
+            <w:pPr>
+              <w:pStyle w:val="Compact"/>
+              <w:jc w:val="left"/>
+            </w:pPr>
+            <w:r>
+              <w:t xml:space="preserve">同上</w:t>
+            </w:r>
+          </w:p>
+        </w:tc>
+        <w:tc>
+          <w:tcPr/>
+          <w:p>
+            <w:pPr>
+              <w:pStyle w:val="Compact"/>
+              <w:jc w:val="center"/>
+            </w:pPr>
+            <w:r>
+              <w:t xml:space="preserve">✔ 改为单一有序优先级链</w:t>
+            </w:r>
+          </w:p>
+        </w:tc>
+      </w:tr>
+      <w:tr>
+        <w:tc>
+          <w:tcPr/>
+          <w:p>
+            <w:pPr>
+              <w:pStyle w:val="Compact"/>
+              <w:jc w:val="center"/>
+            </w:pPr>
+            <w:r>
+              <w:t xml:space="preserve">7</w:t>
+            </w:r>
+          </w:p>
+        </w:tc>
+        <w:tc>
+          <w:tcPr/>
+          <w:p>
+            <w:pPr>
+              <w:pStyle w:val="Compact"/>
+              <w:jc w:val="left"/>
+            </w:pPr>
+            <w:r>
+              <w:t xml:space="preserve">★ 三组</w:t>
+            </w:r>
+          </w:p>
+        </w:tc>
+        <w:tc>
+          <w:tcPr/>
+          <w:p>
+            <w:pPr>
+              <w:pStyle w:val="Compact"/>
+              <w:jc w:val="left"/>
+            </w:pPr>
+            <w:r>
+              <w:t xml:space="preserve">★ 两个</w:t>
+            </w:r>
+            <w:r>
+              <w:t xml:space="preserve"> </w:t>
+            </w:r>
+            <w:r>
+              <w:rPr>
+                <w:rStyle w:val="VerbatimChar"/>
+              </w:rPr>
+              <w:t xml:space="preserve">fallback</w:t>
+            </w:r>
+            <w:r>
+              <w:t xml:space="preserve"> </w:t>
+            </w:r>
+            <w:r>
+              <w:t xml:space="preserve">块重复 ⇒ 赋</w:t>
+            </w:r>
+            <w:r>
+              <w:t xml:space="preserve"> </w:t>
+            </w:r>
+            <w:r>
+              <w:rPr>
+                <w:rStyle w:val="VerbatimChar"/>
+              </w:rPr>
+              <w:t xml:space="preserve">medium</w:t>
+            </w:r>
+            <w:r>
+              <w:t xml:space="preserve"> </w:t>
+            </w:r>
+            <w:r>
+              <w:t xml:space="preserve">的那个是</w:t>
+            </w:r>
+            <w:r>
+              <w:rPr>
+                <w:bCs/>
+                <w:b/>
+              </w:rPr>
+              <w:t xml:space="preserve">死代码</w:t>
+            </w:r>
+          </w:p>
+        </w:tc>
+        <w:tc>
+          <w:tcPr/>
+          <w:p>
+            <w:pPr>
+              <w:pStyle w:val="Compact"/>
+              <w:jc w:val="left"/>
+            </w:pPr>
+            <w:r>
+              <w:t xml:space="preserve">历史 fallback 层永远 weak</w:t>
+            </w:r>
+          </w:p>
+        </w:tc>
+        <w:tc>
+          <w:tcPr/>
+          <w:p>
+            <w:pPr>
+              <w:pStyle w:val="Compact"/>
+              <w:jc w:val="center"/>
+            </w:pPr>
+            <w:r>
+              <w:t xml:space="preserve">✔ 合并成一支</w:t>
+            </w:r>
+          </w:p>
+        </w:tc>
+      </w:tr>
+      <w:tr>
+        <w:tc>
+          <w:tcPr/>
+          <w:p>
+            <w:pPr>
+              <w:pStyle w:val="Compact"/>
+              <w:jc w:val="center"/>
+            </w:pPr>
+            <w:r>
+              <w:t xml:space="preserve">8</w:t>
+            </w:r>
+          </w:p>
+        </w:tc>
+        <w:tc>
+          <w:tcPr/>
+          <w:p>
+            <w:pPr>
+              <w:pStyle w:val="Compact"/>
+              <w:jc w:val="left"/>
+            </w:pPr>
+            <w:r>
+              <w:t xml:space="preserve">★ 第二组</w:t>
+            </w:r>
+          </w:p>
+        </w:tc>
+        <w:tc>
+          <w:tcPr/>
+          <w:p>
+            <w:pPr>
+              <w:pStyle w:val="Compact"/>
+              <w:jc w:val="left"/>
+            </w:pPr>
+            <w:r>
+              <w:t xml:space="preserve">★ 规格称「</w:t>
+            </w:r>
+            <w:r>
+              <w:rPr>
+                <w:rStyle w:val="VerbatimChar"/>
+              </w:rPr>
+              <w:t xml:space="preserve">Dual._diverge()</w:t>
+            </w:r>
+            <w:r>
+              <w:t xml:space="preserve"> </w:t>
+            </w:r>
+            <w:r>
+              <w:t xml:space="preserve">支持</w:t>
+            </w:r>
+            <w:r>
+              <w:t xml:space="preserve"> </w:t>
+            </w:r>
+            <w:r>
+              <w:rPr>
+                <w:rStyle w:val="VerbatimChar"/>
+              </w:rPr>
+              <w:t xml:space="preserve">specs</w:t>
+            </w:r>
+            <w:r>
+              <w:t xml:space="preserve"> </w:t>
+            </w:r>
+            <w:r>
+              <w:t xml:space="preserve">注入 · 证据</w:t>
+            </w:r>
+            <w:r>
+              <w:t xml:space="preserve"> </w:t>
+            </w:r>
+            <w:r>
+              <w:rPr>
+                <w:rStyle w:val="VerbatimChar"/>
+              </w:rPr>
+              <w:t xml:space="preserve">dual.py:36-40</w:t>
+            </w:r>
+            <w:r>
+              <w:t xml:space="preserve">」⇒ ★</w:t>
+            </w:r>
+            <w:r>
+              <w:t xml:space="preserve"> </w:t>
+            </w:r>
+            <w:r>
+              <w:rPr>
+                <w:bCs/>
+                <w:b/>
+              </w:rPr>
+              <w:t xml:space="preserve">打开那几行恰恰证明它不存在</w:t>
+            </w:r>
+            <w:r>
+              <w:t xml:space="preserve">（第 37 行写死）</w:t>
+            </w:r>
+          </w:p>
+        </w:tc>
+        <w:tc>
+          <w:tcPr/>
+          <w:p>
+            <w:pPr>
+              <w:pStyle w:val="Compact"/>
+              <w:jc w:val="left"/>
+            </w:pPr>
+            <w:r>
+              <w:t xml:space="preserve">行号级引用产生</w:t>
+            </w:r>
+            <w:r>
+              <w:rPr>
+                <w:bCs/>
+                <w:b/>
+              </w:rPr>
+              <w:t xml:space="preserve">虚假的确信度</w:t>
+            </w:r>
+          </w:p>
+        </w:tc>
+        <w:tc>
+          <w:tcPr/>
+          <w:p>
+            <w:pPr>
+              <w:pStyle w:val="Compact"/>
+              <w:jc w:val="center"/>
+            </w:pPr>
+            <w:r>
+              <w:t xml:space="preserve">✔ 已按实际签名实现 + 自测 19/19 + 变异体被抓住</w:t>
+            </w:r>
+          </w:p>
+        </w:tc>
+      </w:tr>
+      <w:tr>
+        <w:tc>
+          <w:tcPr/>
+          <w:p>
+            <w:pPr>
+              <w:pStyle w:val="Compact"/>
+              <w:jc w:val="center"/>
+            </w:pPr>
+            <w:r>
+              <w:t xml:space="preserve">9</w:t>
+            </w:r>
+          </w:p>
+        </w:tc>
+        <w:tc>
+          <w:tcPr/>
+          <w:p>
+            <w:pPr>
+              <w:pStyle w:val="Compact"/>
+              <w:jc w:val="left"/>
+            </w:pPr>
+            <w:r>
+              <w:t xml:space="preserve">★ 第二组</w:t>
+            </w:r>
+          </w:p>
+        </w:tc>
+        <w:tc>
+          <w:tcPr/>
+          <w:p>
+            <w:pPr>
+              <w:pStyle w:val="Compact"/>
+              <w:jc w:val="left"/>
+            </w:pPr>
+            <w:r>
+              <w:t xml:space="preserve">★ 「每 rep 6 次调用」是</w:t>
+            </w:r>
+            <w:r>
+              <w:rPr>
+                <w:bCs/>
+                <w:b/>
+              </w:rPr>
+              <w:t xml:space="preserve">逻辑口径</w:t>
+            </w:r>
+            <w:r>
+              <w:t xml:space="preserve">，失败支不入账 ⇒ 实为 8 次 HTTP 尝试</w:t>
+            </w:r>
+          </w:p>
+        </w:tc>
+        <w:tc>
+          <w:tcPr/>
+          <w:p>
+            <w:pPr>
+              <w:pStyle w:val="Compact"/>
+              <w:jc w:val="left"/>
+            </w:pPr>
+            <w:r>
+              <w:t xml:space="preserve">账目低报</w:t>
+            </w:r>
+          </w:p>
+        </w:tc>
+        <w:tc>
+          <w:tcPr/>
+          <w:p>
+            <w:pPr>
+              <w:pStyle w:val="Compact"/>
+              <w:jc w:val="center"/>
+            </w:pPr>
+            <w:r>
+              <w:t xml:space="preserve">✔ 已列缺口 7：manifest 分列逻辑/HTTP 两栏</w:t>
+            </w:r>
+          </w:p>
+        </w:tc>
+      </w:tr>
+      <w:tr>
+        <w:tc>
+          <w:tcPr/>
+          <w:p>
+            <w:pPr>
+              <w:pStyle w:val="Compact"/>
+              <w:jc w:val="center"/>
+            </w:pPr>
+            <w:r>
+              <w:t xml:space="preserve">10</w:t>
+            </w:r>
+          </w:p>
+        </w:tc>
+        <w:tc>
+          <w:tcPr/>
+          <w:p>
+            <w:pPr>
+              <w:pStyle w:val="Compact"/>
+              <w:jc w:val="left"/>
+            </w:pPr>
+            <w:r>
+              <w:t xml:space="preserve">★ 第二组</w:t>
+            </w:r>
+          </w:p>
+        </w:tc>
+        <w:tc>
+          <w:tcPr/>
+          <w:p>
+            <w:pPr>
+              <w:pStyle w:val="Compact"/>
+              <w:jc w:val="left"/>
+            </w:pPr>
+            <w:r>
+              <w:t xml:space="preserve">★ 声称「</w:t>
+            </w:r>
+            <w:r>
+              <w:rPr>
+                <w:rStyle w:val="VerbatimChar"/>
+              </w:rPr>
+              <w:t xml:space="preserve">M2.1</w:t>
+            </w:r>
+            <w:r>
+              <w:t xml:space="preserve"> </w:t>
+            </w:r>
+            <w:r>
+              <w:t xml:space="preserve">已死」⇒ ★</w:t>
+            </w:r>
+            <w:r>
+              <w:t xml:space="preserve"> </w:t>
+            </w:r>
+            <w:r>
+              <w:rPr>
+                <w:bCs/>
+                <w:b/>
+              </w:rPr>
+              <w:t xml:space="preserve">另一条独立路径（论文簇总纲 §3）早已记录同一现象</w:t>
+            </w:r>
+          </w:p>
+        </w:tc>
+        <w:tc>
+          <w:tcPr/>
+          <w:p>
+            <w:pPr>
+              <w:pStyle w:val="Compact"/>
+              <w:jc w:val="left"/>
+            </w:pPr>
+            <w:r>
+              <w:t xml:space="preserve">单点观察，证据力弱</w:t>
+            </w:r>
+          </w:p>
+        </w:tc>
+        <w:tc>
+          <w:tcPr/>
+          <w:p>
+            <w:pPr>
+              <w:pStyle w:val="Compact"/>
+              <w:jc w:val="center"/>
+            </w:pPr>
+            <w:r>
+              <w:t xml:space="preserve">★</w:t>
+            </w:r>
+            <w:r>
+              <w:t xml:space="preserve"> </w:t>
+            </w:r>
+            <w:r>
+              <w:rPr>
+                <w:bCs/>
+                <w:b/>
+              </w:rPr>
+              <w:t xml:space="preserve">两条独立路径撞同一根因 ⇒ 反而成为 C 篇第十一类的最强实证</w:t>
+            </w:r>
+            <w:r>
+              <w:t xml:space="preserve">（§1.1）</w:t>
             </w:r>
           </w:p>
         </w:tc>
@@ -10027,47 +13125,194 @@
         <w:pStyle w:val="BodyText"/>
       </w:pPr>
       <w:r>
-        <w:t xml:space="preserve">⇒ ⇒</w:t>
-      </w:r>
-      <w:r>
-        <w:t xml:space="preserve"> </w:t>
-      </w:r>
-      <w:r>
-        <w:rPr>
-          <w:bCs/>
-          <w:b/>
-        </w:rPr>
-        <w:t xml:space="preserve">S1–S2 是【唯一的长闸门】</w:t>
-      </w:r>
-      <w:r>
-        <w:t xml:space="preserve">（约 6.4 h + 判决）；S3–S5 各自独立，可并行。</w:t>
-      </w:r>
-      <w:r>
-        <w:t xml:space="preserve"> </w:t>
-      </w:r>
-      <w:r>
-        <w:t xml:space="preserve">⇒ ⇒</w:t>
-      </w:r>
-      <w:r>
-        <w:t xml:space="preserve"> </w:t>
-      </w:r>
-      <w:r>
-        <w:rPr>
-          <w:bCs/>
-          <w:b/>
-        </w:rPr>
-        <w:t xml:space="preserve">S1 完成后 A 篇只需重算不需重写 ⇒ 不返工。</w:t>
+        <w:t xml:space="preserve">★</w:t>
+      </w:r>
+      <w:r>
+        <w:t xml:space="preserve"> </w:t>
+      </w:r>
+      <w:r>
+        <w:rPr>
+          <w:bCs/>
+          <w:b/>
+        </w:rPr>
+        <w:t xml:space="preserve">归属表新数字</w:t>
+      </w:r>
+      <w:r>
+        <w:t xml:space="preserve">：硬级</w:t>
+      </w:r>
+      <w:r>
+        <w:t xml:space="preserve"> </w:t>
+      </w:r>
+      <w:r>
+        <w:rPr>
+          <w:bCs/>
+          <w:b/>
+        </w:rPr>
+        <w:t xml:space="preserve">0→18</w:t>
+      </w:r>
+      <w:r>
+        <w:t xml:space="preserve">（三组</w:t>
+      </w:r>
+      <w:r>
+        <w:t xml:space="preserve"> </w:t>
+      </w:r>
+      <w:r>
+        <w:rPr>
+          <w:bCs/>
+          <w:b/>
+        </w:rPr>
+        <w:t xml:space="preserve">7</w:t>
+      </w:r>
+      <w:r>
+        <w:t xml:space="preserve"> </w:t>
+      </w:r>
+      <w:r>
+        <w:t xml:space="preserve">/ 第二组</w:t>
+      </w:r>
+      <w:r>
+        <w:t xml:space="preserve"> </w:t>
+      </w:r>
+      <w:r>
+        <w:rPr>
+          <w:bCs/>
+          <w:b/>
+        </w:rPr>
+        <w:t xml:space="preserve">11</w:t>
+      </w:r>
+      <w:r>
+        <w:t xml:space="preserve">）｜弱级</w:t>
+      </w:r>
+      <w:r>
+        <w:t xml:space="preserve"> </w:t>
+      </w:r>
+      <w:r>
+        <w:rPr>
+          <w:bCs/>
+          <w:b/>
+        </w:rPr>
+        <w:t xml:space="preserve">20→2</w:t>
+      </w:r>
+      <w:r>
+        <w:t xml:space="preserve">｜中级 0｜待确认</w:t>
+      </w:r>
+      <w:r>
+        <w:t xml:space="preserve"> </w:t>
+      </w:r>
+      <w:r>
+        <w:rPr>
+          <w:bCs/>
+          <w:b/>
+        </w:rPr>
+        <w:t xml:space="preserve">5→0</w:t>
+      </w:r>
+      <w:r>
+        <w:t xml:space="preserve">｜新增</w:t>
+      </w:r>
+      <w:r>
+        <w:t xml:space="preserve"> </w:t>
+      </w:r>
+      <w:r>
+        <w:rPr>
+          <w:rStyle w:val="VerbatimChar"/>
+        </w:rPr>
+        <w:t xml:space="preserve">tier_by_group</w:t>
+      </w:r>
+      <w:r>
+        <w:t xml:space="preserve"> </w:t>
+      </w:r>
+      <w:r>
+        <w:t xml:space="preserve">按组分列。</w:t>
+      </w:r>
+      <w:r>
+        <w:t xml:space="preserve"> </w:t>
+      </w:r>
+      <w:r>
+        <w:t xml:space="preserve">★</w:t>
+      </w:r>
+      <w:r>
+        <w:t xml:space="preserve"> </w:t>
+      </w:r>
+      <w:r>
+        <w:rPr>
+          <w:bCs/>
+          <w:b/>
+        </w:rPr>
+        <w:t xml:space="preserve">遗留缺陷（如实记）</w:t>
+      </w:r>
+      <w:r>
+        <w:t xml:space="preserve">：4 条历史 commit 的 email 被写成</w:t>
+      </w:r>
+      <w:r>
+        <w:t xml:space="preserve"> </w:t>
+      </w:r>
+      <w:r>
+        <w:rPr>
+          <w:rStyle w:val="VerbatimChar"/>
+        </w:rPr>
+        <w:t xml:space="preserve">mavis+owner:三组</w:t>
+      </w:r>
+      <w:r>
+        <w:t xml:space="preserve">（</w:t>
+      </w:r>
+      <w:r>
+        <w:rPr>
+          <w:bCs/>
+          <w:b/>
+        </w:rPr>
+        <w:t xml:space="preserve">非法邮箱格式</w:t>
+      </w:r>
+      <w:r>
+        <w:t xml:space="preserve">）⇒ ★</w:t>
+      </w:r>
+      <w:r>
+        <w:t xml:space="preserve"> </w:t>
+      </w:r>
+      <w:r>
+        <w:rPr>
+          <w:bCs/>
+          <w:b/>
+        </w:rPr>
+        <w:t xml:space="preserve">归属的唯一硬级载体是 commit body 的</w:t>
+      </w:r>
+      <w:r>
+        <w:rPr>
+          <w:bCs/>
+          <w:b/>
+        </w:rPr>
+        <w:t xml:space="preserve"> </w:t>
+      </w:r>
+      <w:r>
+        <w:rPr>
+          <w:rStyle w:val="VerbatimChar"/>
+          <w:bCs/>
+          <w:b/>
+        </w:rPr>
+        <w:t xml:space="preserve">owner:</w:t>
+      </w:r>
+      <w:r>
+        <w:rPr>
+          <w:bCs/>
+          <w:b/>
+        </w:rPr>
+        <w:t xml:space="preserve"> </w:t>
+      </w:r>
+      <w:r>
+        <w:rPr>
+          <w:bCs/>
+          <w:b/>
+        </w:rPr>
+        <w:t xml:space="preserve">行，email 不是证据</w:t>
+      </w:r>
+      <w:r>
+        <w:t xml:space="preserve"> </w:t>
+      </w:r>
+      <w:r>
+        <w:t xml:space="preserve">⇒ 已推历史改不了 ⇒ 如实记为已知缺陷。</w:t>
       </w:r>
     </w:p>
-    <w:p>
-      <w:r>
-        <w:pict>
-          <v:rect style="width:0;height:1.5pt" o:hralign="center" o:hrstd="t" o:hr="t"/>
-        </w:pict>
-      </w:r>
-    </w:p>
-    <w:bookmarkEnd w:id="39"/>
-    <w:bookmarkStart w:id="40" w:name="附录-a-交付物清单与复现"/>
+    <w:bookmarkEnd w:id="40"/>
+    <w:bookmarkEnd w:id="41"/>
+    <w:bookmarkStart w:id="42" w:name="附录-a-交付物清单与复现"/>
     <w:p>
       <w:pPr>
         <w:pStyle w:val="Heading2"/>
@@ -10571,8 +13816,8 @@
         <w:t xml:space="preserve">回源的第一产出不是新数据，是把现有表述的强度校准到证据能支撑的强度。</w:t>
       </w:r>
     </w:p>
-    <w:bookmarkEnd w:id="40"/>
-    <w:bookmarkEnd w:id="41"/>
+    <w:bookmarkEnd w:id="42"/>
+    <w:bookmarkEnd w:id="43"/>
     <w:sectPr/>
   </w:body>
 </w:document>

--- a/papers/09_四篇初稿_合订本_2026-10-24.docx
+++ b/papers/09_四篇初稿_合订本_2026-10-24.docx
@@ -6059,7 +6059,23 @@
               <w:jc w:val="left"/>
             </w:pPr>
             <w:r>
-              <w:t xml:space="preserve">12 个（策略×题×对照）对比中 |Δ/合并σ| ≥ 1.0 的</w:t>
+              <w:t xml:space="preserve">12 个（策略×题×对照）对比中</w:t>
+            </w:r>
+            <w:r>
+              <w:t xml:space="preserve"> </w:t>
+            </w:r>
+            <w:r>
+              <w:rPr>
+                <w:bCs/>
+                <w:b/>
+              </w:rPr>
+              <w:t xml:space="preserve">Δ ÷ 合并σ ≥ 1.0</w:t>
+            </w:r>
+            <w:r>
+              <w:t xml:space="preserve"> </w:t>
+            </w:r>
+            <w:r>
+              <w:t xml:space="preserve">的</w:t>
             </w:r>
             <w:r>
               <w:t xml:space="preserve"> </w:t>
@@ -7637,413 +7653,6 @@
     <w:tbl>
       <w:tblPr>
         <w:tblStyle w:val="Table"/>
-        <w:tblW w:type="auto" w:w="0"/>
-        <w:tblLook w:firstRow="1" w:lastRow="0" w:firstColumn="0" w:lastColumn="0" w:noHBand="0" w:noVBand="0" w:val="0020"/>
-      </w:tblPr>
-      <w:tblGrid>
-        <w:gridCol w:w="1980"/>
-        <w:gridCol w:w="1980"/>
-        <w:gridCol w:w="1980"/>
-        <w:gridCol w:w="1980"/>
-      </w:tblGrid>
-      <w:tr>
-        <w:trPr>
-          <w:tblHeader w:val="true"/>
-        </w:trPr>
-        <w:tc>
-          <w:tcPr/>
-          <w:p>
-            <w:pPr>
-              <w:pStyle w:val="Compact"/>
-              <w:jc w:val="left"/>
-            </w:pPr>
-            <w:r>
-              <w:t xml:space="preserve">篇</w:t>
-            </w:r>
-          </w:p>
-        </w:tc>
-        <w:tc>
-          <w:tcPr/>
-          <w:p>
-            <w:pPr>
-              <w:pStyle w:val="Compact"/>
-              <w:jc w:val="right"/>
-            </w:pPr>
-            <w:r>
-              <w:t xml:space="preserve">marker 总次数</w:t>
-            </w:r>
-          </w:p>
-        </w:tc>
-        <w:tc>
-          <w:tcPr/>
-          <w:p>
-            <w:pPr>
-              <w:pStyle w:val="Compact"/>
-              <w:jc w:val="right"/>
-            </w:pPr>
-            <w:r>
-              <w:t xml:space="preserve">其中图例/页脚</w:t>
-            </w:r>
-          </w:p>
-        </w:tc>
-        <w:tc>
-          <w:tcPr/>
-          <w:p>
-            <w:pPr>
-              <w:pStyle w:val="Compact"/>
-              <w:jc w:val="right"/>
-            </w:pPr>
-            <w:r>
-              <w:rPr>
-                <w:bCs/>
-                <w:b/>
-              </w:rPr>
-              <w:t xml:space="preserve">真实待办</w:t>
-            </w:r>
-          </w:p>
-        </w:tc>
-      </w:tr>
-      <w:tr>
-        <w:tc>
-          <w:tcPr/>
-          <w:p>
-            <w:pPr>
-              <w:pStyle w:val="Compact"/>
-              <w:jc w:val="left"/>
-            </w:pPr>
-            <w:r>
-              <w:t xml:space="preserve">L1</w:t>
-            </w:r>
-          </w:p>
-        </w:tc>
-        <w:tc>
-          <w:tcPr/>
-          <w:p>
-            <w:pPr>
-              <w:pStyle w:val="Compact"/>
-              <w:jc w:val="right"/>
-            </w:pPr>
-            <w:r>
-              <w:t xml:space="preserve">10</w:t>
-            </w:r>
-          </w:p>
-        </w:tc>
-        <w:tc>
-          <w:tcPr/>
-          <w:p>
-            <w:pPr>
-              <w:pStyle w:val="Compact"/>
-              <w:jc w:val="right"/>
-            </w:pPr>
-            <w:r>
-              <w:t xml:space="preserve">3</w:t>
-            </w:r>
-          </w:p>
-        </w:tc>
-        <w:tc>
-          <w:tcPr/>
-          <w:p>
-            <w:pPr>
-              <w:pStyle w:val="Compact"/>
-              <w:jc w:val="right"/>
-            </w:pPr>
-            <w:r>
-              <w:rPr>
-                <w:bCs/>
-                <w:b/>
-              </w:rPr>
-              <w:t xml:space="preserve">7</w:t>
-            </w:r>
-          </w:p>
-        </w:tc>
-      </w:tr>
-      <w:tr>
-        <w:tc>
-          <w:tcPr/>
-          <w:p>
-            <w:pPr>
-              <w:pStyle w:val="Compact"/>
-              <w:jc w:val="left"/>
-            </w:pPr>
-            <w:r>
-              <w:t xml:space="preserve">A</w:t>
-            </w:r>
-          </w:p>
-        </w:tc>
-        <w:tc>
-          <w:tcPr/>
-          <w:p>
-            <w:pPr>
-              <w:pStyle w:val="Compact"/>
-              <w:jc w:val="right"/>
-            </w:pPr>
-            <w:r>
-              <w:t xml:space="preserve">14</w:t>
-            </w:r>
-          </w:p>
-        </w:tc>
-        <w:tc>
-          <w:tcPr/>
-          <w:p>
-            <w:pPr>
-              <w:pStyle w:val="Compact"/>
-              <w:jc w:val="right"/>
-            </w:pPr>
-            <w:r>
-              <w:t xml:space="preserve">7</w:t>
-            </w:r>
-          </w:p>
-        </w:tc>
-        <w:tc>
-          <w:tcPr/>
-          <w:p>
-            <w:pPr>
-              <w:pStyle w:val="Compact"/>
-              <w:jc w:val="right"/>
-            </w:pPr>
-            <w:r>
-              <w:rPr>
-                <w:bCs/>
-                <w:b/>
-              </w:rPr>
-              <w:t xml:space="preserve">7</w:t>
-            </w:r>
-          </w:p>
-        </w:tc>
-      </w:tr>
-      <w:tr>
-        <w:tc>
-          <w:tcPr/>
-          <w:p>
-            <w:pPr>
-              <w:pStyle w:val="Compact"/>
-              <w:jc w:val="left"/>
-            </w:pPr>
-            <w:r>
-              <w:t xml:space="preserve">C</w:t>
-            </w:r>
-          </w:p>
-        </w:tc>
-        <w:tc>
-          <w:tcPr/>
-          <w:p>
-            <w:pPr>
-              <w:pStyle w:val="Compact"/>
-              <w:jc w:val="right"/>
-            </w:pPr>
-            <w:r>
-              <w:t xml:space="preserve">7</w:t>
-            </w:r>
-          </w:p>
-        </w:tc>
-        <w:tc>
-          <w:tcPr/>
-          <w:p>
-            <w:pPr>
-              <w:pStyle w:val="Compact"/>
-              <w:jc w:val="right"/>
-            </w:pPr>
-            <w:r>
-              <w:t xml:space="preserve">2</w:t>
-            </w:r>
-          </w:p>
-        </w:tc>
-        <w:tc>
-          <w:tcPr/>
-          <w:p>
-            <w:pPr>
-              <w:pStyle w:val="Compact"/>
-              <w:jc w:val="right"/>
-            </w:pPr>
-            <w:r>
-              <w:rPr>
-                <w:bCs/>
-                <w:b/>
-              </w:rPr>
-              <w:t xml:space="preserve">5</w:t>
-            </w:r>
-          </w:p>
-        </w:tc>
-      </w:tr>
-      <w:tr>
-        <w:tc>
-          <w:tcPr/>
-          <w:p>
-            <w:pPr>
-              <w:pStyle w:val="Compact"/>
-              <w:jc w:val="left"/>
-            </w:pPr>
-            <w:r>
-              <w:t xml:space="preserve">D</w:t>
-            </w:r>
-          </w:p>
-        </w:tc>
-        <w:tc>
-          <w:tcPr/>
-          <w:p>
-            <w:pPr>
-              <w:pStyle w:val="Compact"/>
-              <w:jc w:val="right"/>
-            </w:pPr>
-            <w:r>
-              <w:t xml:space="preserve">7</w:t>
-            </w:r>
-          </w:p>
-        </w:tc>
-        <w:tc>
-          <w:tcPr/>
-          <w:p>
-            <w:pPr>
-              <w:pStyle w:val="Compact"/>
-              <w:jc w:val="right"/>
-            </w:pPr>
-            <w:r>
-              <w:t xml:space="preserve">2</w:t>
-            </w:r>
-          </w:p>
-        </w:tc>
-        <w:tc>
-          <w:tcPr/>
-          <w:p>
-            <w:pPr>
-              <w:pStyle w:val="Compact"/>
-              <w:jc w:val="right"/>
-            </w:pPr>
-            <w:r>
-              <w:rPr>
-                <w:bCs/>
-                <w:b/>
-              </w:rPr>
-              <w:t xml:space="preserve">5</w:t>
-            </w:r>
-          </w:p>
-        </w:tc>
-      </w:tr>
-      <w:tr>
-        <w:tc>
-          <w:tcPr/>
-          <w:p>
-            <w:pPr>
-              <w:pStyle w:val="Compact"/>
-              <w:jc w:val="left"/>
-            </w:pPr>
-            <w:r>
-              <w:t xml:space="preserve">交差说明</w:t>
-            </w:r>
-          </w:p>
-        </w:tc>
-        <w:tc>
-          <w:tcPr/>
-          <w:p>
-            <w:pPr>
-              <w:pStyle w:val="Compact"/>
-              <w:jc w:val="right"/>
-            </w:pPr>
-            <w:r>
-              <w:t xml:space="preserve">1</w:t>
-            </w:r>
-          </w:p>
-        </w:tc>
-        <w:tc>
-          <w:tcPr/>
-          <w:p>
-            <w:pPr>
-              <w:pStyle w:val="Compact"/>
-              <w:jc w:val="right"/>
-            </w:pPr>
-            <w:r>
-              <w:t xml:space="preserve">1</w:t>
-            </w:r>
-          </w:p>
-        </w:tc>
-        <w:tc>
-          <w:tcPr/>
-          <w:p>
-            <w:pPr>
-              <w:pStyle w:val="Compact"/>
-              <w:jc w:val="right"/>
-            </w:pPr>
-            <w:r>
-              <w:rPr>
-                <w:bCs/>
-                <w:b/>
-              </w:rPr>
-              <w:t xml:space="preserve">0</w:t>
-            </w:r>
-          </w:p>
-        </w:tc>
-      </w:tr>
-      <w:tr>
-        <w:tc>
-          <w:tcPr/>
-          <w:p>
-            <w:pPr>
-              <w:pStyle w:val="Compact"/>
-              <w:jc w:val="left"/>
-            </w:pPr>
-            <w:r>
-              <w:rPr>
-                <w:bCs/>
-                <w:b/>
-              </w:rPr>
-              <w:t xml:space="preserve">合计</w:t>
-            </w:r>
-          </w:p>
-        </w:tc>
-        <w:tc>
-          <w:tcPr/>
-          <w:p>
-            <w:pPr>
-              <w:pStyle w:val="Compact"/>
-              <w:jc w:val="right"/>
-            </w:pPr>
-            <w:r>
-              <w:rPr>
-                <w:bCs/>
-                <w:b/>
-              </w:rPr>
-              <w:t xml:space="preserve">39</w:t>
-            </w:r>
-          </w:p>
-        </w:tc>
-        <w:tc>
-          <w:tcPr/>
-          <w:p>
-            <w:pPr>
-              <w:pStyle w:val="Compact"/>
-              <w:jc w:val="right"/>
-            </w:pPr>
-            <w:r>
-              <w:rPr>
-                <w:bCs/>
-                <w:b/>
-              </w:rPr>
-              <w:t xml:space="preserve">15</w:t>
-            </w:r>
-          </w:p>
-        </w:tc>
-        <w:tc>
-          <w:tcPr/>
-          <w:p>
-            <w:pPr>
-              <w:pStyle w:val="Compact"/>
-              <w:jc w:val="right"/>
-            </w:pPr>
-            <w:r>
-              <w:rPr>
-                <w:bCs/>
-                <w:b/>
-              </w:rPr>
-              <w:t xml:space="preserve">24</w:t>
-            </w:r>
-          </w:p>
-        </w:tc>
-      </w:tr>
-    </w:tbl>
-    <w:p/>
-    <w:tbl>
-      <w:tblPr>
-        <w:tblStyle w:val="Table"/>
         <w:tblW w:type="pct" w:w="5000"/>
         <w:tblLook w:firstRow="1" w:lastRow="0" w:firstColumn="0" w:lastColumn="0" w:noHBand="0" w:noVBand="0" w:val="0020"/>
       </w:tblPr>
@@ -8065,43 +7674,47 @@
               <w:jc w:val="left"/>
             </w:pPr>
             <w:r>
-              <w:t xml:space="preserve">级别</w:t>
-            </w:r>
-          </w:p>
-        </w:tc>
-        <w:tc>
-          <w:tcPr/>
-          <w:p>
-            <w:pPr>
-              <w:pStyle w:val="Compact"/>
-              <w:jc w:val="center"/>
-            </w:pPr>
-            <w:r>
-              <w:t xml:space="preserve">含义</w:t>
-            </w:r>
-          </w:p>
-        </w:tc>
-        <w:tc>
-          <w:tcPr/>
-          <w:p>
-            <w:pPr>
-              <w:pStyle w:val="Compact"/>
-              <w:jc w:val="center"/>
-            </w:pPr>
-            <w:r>
-              <w:t xml:space="preserve">条数</w:t>
-            </w:r>
-          </w:p>
-        </w:tc>
-        <w:tc>
-          <w:tcPr/>
-          <w:p>
-            <w:pPr>
-              <w:pStyle w:val="Compact"/>
-              <w:jc w:val="left"/>
-            </w:pPr>
-            <w:r>
-              <w:t xml:space="preserve">篇分布</w:t>
+              <w:t xml:space="preserve">篇</w:t>
+            </w:r>
+          </w:p>
+        </w:tc>
+        <w:tc>
+          <w:tcPr/>
+          <w:p>
+            <w:pPr>
+              <w:pStyle w:val="Compact"/>
+              <w:jc w:val="right"/>
+            </w:pPr>
+            <w:r>
+              <w:t xml:space="preserve">marker 总次数</w:t>
+            </w:r>
+          </w:p>
+        </w:tc>
+        <w:tc>
+          <w:tcPr/>
+          <w:p>
+            <w:pPr>
+              <w:pStyle w:val="Compact"/>
+              <w:jc w:val="right"/>
+            </w:pPr>
+            <w:r>
+              <w:t xml:space="preserve">其中图例/页脚</w:t>
+            </w:r>
+          </w:p>
+        </w:tc>
+        <w:tc>
+          <w:tcPr/>
+          <w:p>
+            <w:pPr>
+              <w:pStyle w:val="Compact"/>
+              <w:jc w:val="right"/>
+            </w:pPr>
+            <w:r>
+              <w:rPr>
+                <w:bCs/>
+                <w:b/>
+              </w:rPr>
+              <w:t xml:space="preserve">真实待办</w:t>
             </w:r>
           </w:p>
         </w:tc>
@@ -8115,44 +7728,18 @@
               <w:jc w:val="left"/>
             </w:pPr>
             <w:r>
-              <w:rPr>
-                <w:rStyle w:val="VerbatimChar"/>
-              </w:rPr>
-              <w:t xml:space="preserve">✅</w:t>
-            </w:r>
-          </w:p>
-        </w:tc>
-        <w:tc>
-          <w:tcPr/>
-          <w:p>
-            <w:pPr>
-              <w:pStyle w:val="Compact"/>
-              <w:jc w:val="center"/>
-            </w:pPr>
-            <w:r>
-              <w:rPr>
-                <w:bCs/>
-                <w:b/>
-              </w:rPr>
-              <w:t xml:space="preserve">判据已定版</w:t>
-            </w:r>
-            <w:r>
-              <w:t xml:space="preserve">（写在稿内或已归档文档，答辩时能当场读出）</w:t>
-            </w:r>
-          </w:p>
-        </w:tc>
-        <w:tc>
-          <w:tcPr/>
-          <w:p>
-            <w:pPr>
-              <w:pStyle w:val="Compact"/>
-              <w:jc w:val="center"/>
-            </w:pPr>
-            <w:r>
-              <w:rPr>
-                <w:bCs/>
-                <w:b/>
-              </w:rPr>
+              <w:t xml:space="preserve">L1</w:t>
+            </w:r>
+          </w:p>
+        </w:tc>
+        <w:tc>
+          <w:tcPr/>
+          <w:p>
+            <w:pPr>
+              <w:pStyle w:val="Compact"/>
+              <w:jc w:val="right"/>
+            </w:pPr>
+            <w:r>
               <w:t xml:space="preserve">10</w:t>
             </w:r>
           </w:p>
@@ -8162,10 +7749,26 @@
           <w:p>
             <w:pPr>
               <w:pStyle w:val="Compact"/>
-              <w:jc w:val="left"/>
-            </w:pPr>
-            <w:r>
-              <w:t xml:space="preserve">L1×1 · A×6 · D×3</w:t>
+              <w:jc w:val="right"/>
+            </w:pPr>
+            <w:r>
+              <w:t xml:space="preserve">3</w:t>
+            </w:r>
+          </w:p>
+        </w:tc>
+        <w:tc>
+          <w:tcPr/>
+          <w:p>
+            <w:pPr>
+              <w:pStyle w:val="Compact"/>
+              <w:jc w:val="right"/>
+            </w:pPr>
+            <w:r>
+              <w:rPr>
+                <w:bCs/>
+                <w:b/>
+              </w:rPr>
+              <w:t xml:space="preserve">7</w:t>
             </w:r>
           </w:p>
         </w:tc>
@@ -8179,57 +7782,47 @@
               <w:jc w:val="left"/>
             </w:pPr>
             <w:r>
-              <w:rPr>
-                <w:rStyle w:val="VerbatimChar"/>
-              </w:rPr>
-              <w:t xml:space="preserve">◐</w:t>
-            </w:r>
-          </w:p>
-        </w:tc>
-        <w:tc>
-          <w:tcPr/>
-          <w:p>
-            <w:pPr>
-              <w:pStyle w:val="Compact"/>
-              <w:jc w:val="center"/>
-            </w:pPr>
-            <w:r>
-              <w:rPr>
-                <w:bCs/>
-                <w:b/>
-              </w:rPr>
-              <w:t xml:space="preserve">判据方向已定，形式待补</w:t>
-            </w:r>
-            <w:r>
-              <w:t xml:space="preserve">（缺预注册文件 / 样本量 / 通过标准）</w:t>
-            </w:r>
-          </w:p>
-        </w:tc>
-        <w:tc>
-          <w:tcPr/>
-          <w:p>
-            <w:pPr>
-              <w:pStyle w:val="Compact"/>
-              <w:jc w:val="center"/>
-            </w:pPr>
-            <w:r>
-              <w:rPr>
-                <w:bCs/>
-                <w:b/>
-              </w:rPr>
-              <w:t xml:space="preserve">5</w:t>
-            </w:r>
-          </w:p>
-        </w:tc>
-        <w:tc>
-          <w:tcPr/>
-          <w:p>
-            <w:pPr>
-              <w:pStyle w:val="Compact"/>
-              <w:jc w:val="left"/>
-            </w:pPr>
-            <w:r>
-              <w:t xml:space="preserve">L1×3 · A×1 · C×1</w:t>
+              <w:t xml:space="preserve">A</w:t>
+            </w:r>
+          </w:p>
+        </w:tc>
+        <w:tc>
+          <w:tcPr/>
+          <w:p>
+            <w:pPr>
+              <w:pStyle w:val="Compact"/>
+              <w:jc w:val="right"/>
+            </w:pPr>
+            <w:r>
+              <w:t xml:space="preserve">14</w:t>
+            </w:r>
+          </w:p>
+        </w:tc>
+        <w:tc>
+          <w:tcPr/>
+          <w:p>
+            <w:pPr>
+              <w:pStyle w:val="Compact"/>
+              <w:jc w:val="right"/>
+            </w:pPr>
+            <w:r>
+              <w:t xml:space="preserve">7</w:t>
+            </w:r>
+          </w:p>
+        </w:tc>
+        <w:tc>
+          <w:tcPr/>
+          <w:p>
+            <w:pPr>
+              <w:pStyle w:val="Compact"/>
+              <w:jc w:val="right"/>
+            </w:pPr>
+            <w:r>
+              <w:rPr>
+                <w:bCs/>
+                <w:b/>
+              </w:rPr>
+              <w:t xml:space="preserve">7</w:t>
             </w:r>
           </w:p>
         </w:tc>
@@ -8243,9 +7836,465 @@
               <w:jc w:val="left"/>
             </w:pPr>
             <w:r>
+              <w:t xml:space="preserve">C</w:t>
+            </w:r>
+          </w:p>
+        </w:tc>
+        <w:tc>
+          <w:tcPr/>
+          <w:p>
+            <w:pPr>
+              <w:pStyle w:val="Compact"/>
+              <w:jc w:val="right"/>
+            </w:pPr>
+            <w:r>
+              <w:t xml:space="preserve">7</w:t>
+            </w:r>
+          </w:p>
+        </w:tc>
+        <w:tc>
+          <w:tcPr/>
+          <w:p>
+            <w:pPr>
+              <w:pStyle w:val="Compact"/>
+              <w:jc w:val="right"/>
+            </w:pPr>
+            <w:r>
+              <w:t xml:space="preserve">2</w:t>
+            </w:r>
+          </w:p>
+        </w:tc>
+        <w:tc>
+          <w:tcPr/>
+          <w:p>
+            <w:pPr>
+              <w:pStyle w:val="Compact"/>
+              <w:jc w:val="right"/>
+            </w:pPr>
+            <w:r>
+              <w:rPr>
+                <w:bCs/>
+                <w:b/>
+              </w:rPr>
+              <w:t xml:space="preserve">5</w:t>
+            </w:r>
+          </w:p>
+        </w:tc>
+      </w:tr>
+      <w:tr>
+        <w:tc>
+          <w:tcPr/>
+          <w:p>
+            <w:pPr>
+              <w:pStyle w:val="Compact"/>
+              <w:jc w:val="left"/>
+            </w:pPr>
+            <w:r>
+              <w:t xml:space="preserve">D</w:t>
+            </w:r>
+          </w:p>
+        </w:tc>
+        <w:tc>
+          <w:tcPr/>
+          <w:p>
+            <w:pPr>
+              <w:pStyle w:val="Compact"/>
+              <w:jc w:val="right"/>
+            </w:pPr>
+            <w:r>
+              <w:t xml:space="preserve">7</w:t>
+            </w:r>
+          </w:p>
+        </w:tc>
+        <w:tc>
+          <w:tcPr/>
+          <w:p>
+            <w:pPr>
+              <w:pStyle w:val="Compact"/>
+              <w:jc w:val="right"/>
+            </w:pPr>
+            <w:r>
+              <w:t xml:space="preserve">2</w:t>
+            </w:r>
+          </w:p>
+        </w:tc>
+        <w:tc>
+          <w:tcPr/>
+          <w:p>
+            <w:pPr>
+              <w:pStyle w:val="Compact"/>
+              <w:jc w:val="right"/>
+            </w:pPr>
+            <w:r>
+              <w:rPr>
+                <w:bCs/>
+                <w:b/>
+              </w:rPr>
+              <w:t xml:space="preserve">5</w:t>
+            </w:r>
+          </w:p>
+        </w:tc>
+      </w:tr>
+      <w:tr>
+        <w:tc>
+          <w:tcPr/>
+          <w:p>
+            <w:pPr>
+              <w:pStyle w:val="Compact"/>
+              <w:jc w:val="left"/>
+            </w:pPr>
+            <w:r>
+              <w:t xml:space="preserve">交差说明</w:t>
+            </w:r>
+          </w:p>
+        </w:tc>
+        <w:tc>
+          <w:tcPr/>
+          <w:p>
+            <w:pPr>
+              <w:pStyle w:val="Compact"/>
+              <w:jc w:val="right"/>
+            </w:pPr>
+            <w:r>
+              <w:t xml:space="preserve">1</w:t>
+            </w:r>
+          </w:p>
+        </w:tc>
+        <w:tc>
+          <w:tcPr/>
+          <w:p>
+            <w:pPr>
+              <w:pStyle w:val="Compact"/>
+              <w:jc w:val="right"/>
+            </w:pPr>
+            <w:r>
+              <w:t xml:space="preserve">1</w:t>
+            </w:r>
+          </w:p>
+        </w:tc>
+        <w:tc>
+          <w:tcPr/>
+          <w:p>
+            <w:pPr>
+              <w:pStyle w:val="Compact"/>
+              <w:jc w:val="right"/>
+            </w:pPr>
+            <w:r>
+              <w:rPr>
+                <w:bCs/>
+                <w:b/>
+              </w:rPr>
+              <w:t xml:space="preserve">0</w:t>
+            </w:r>
+          </w:p>
+        </w:tc>
+      </w:tr>
+      <w:tr>
+        <w:tc>
+          <w:tcPr/>
+          <w:p>
+            <w:pPr>
+              <w:pStyle w:val="Compact"/>
+              <w:jc w:val="left"/>
+            </w:pPr>
+            <w:r>
+              <w:rPr>
+                <w:bCs/>
+                <w:b/>
+              </w:rPr>
+              <w:t xml:space="preserve">合计</w:t>
+            </w:r>
+          </w:p>
+        </w:tc>
+        <w:tc>
+          <w:tcPr/>
+          <w:p>
+            <w:pPr>
+              <w:pStyle w:val="Compact"/>
+              <w:jc w:val="right"/>
+            </w:pPr>
+            <w:r>
+              <w:rPr>
+                <w:bCs/>
+                <w:b/>
+              </w:rPr>
+              <w:t xml:space="preserve">39</w:t>
+            </w:r>
+          </w:p>
+        </w:tc>
+        <w:tc>
+          <w:tcPr/>
+          <w:p>
+            <w:pPr>
+              <w:pStyle w:val="Compact"/>
+              <w:jc w:val="right"/>
+            </w:pPr>
+            <w:r>
+              <w:rPr>
+                <w:bCs/>
+                <w:b/>
+              </w:rPr>
+              <w:t xml:space="preserve">15</w:t>
+            </w:r>
+          </w:p>
+        </w:tc>
+        <w:tc>
+          <w:tcPr/>
+          <w:p>
+            <w:pPr>
+              <w:pStyle w:val="Compact"/>
+              <w:jc w:val="right"/>
+            </w:pPr>
+            <w:r>
+              <w:rPr>
+                <w:bCs/>
+                <w:b/>
+              </w:rPr>
+              <w:t xml:space="preserve">24</w:t>
+            </w:r>
+          </w:p>
+        </w:tc>
+      </w:tr>
+      <w:tr>
+        <w:tc>
+          <w:tcPr/>
+          <w:p>
+            <w:pPr>
+              <w:pStyle w:val="Compact"/>
+              <w:jc w:val="left"/>
+            </w:pPr>
+            <w:r>
+              <w:t xml:space="preserve">级别</w:t>
+            </w:r>
+          </w:p>
+        </w:tc>
+        <w:tc>
+          <w:tcPr/>
+          <w:p>
+            <w:pPr>
+              <w:pStyle w:val="Compact"/>
+              <w:jc w:val="right"/>
+            </w:pPr>
+            <w:r>
+              <w:t xml:space="preserve">含义</w:t>
+            </w:r>
+          </w:p>
+        </w:tc>
+        <w:tc>
+          <w:tcPr/>
+          <w:p>
+            <w:pPr>
+              <w:pStyle w:val="Compact"/>
+              <w:jc w:val="right"/>
+            </w:pPr>
+            <w:r>
+              <w:t xml:space="preserve">条数</w:t>
+            </w:r>
+          </w:p>
+        </w:tc>
+        <w:tc>
+          <w:tcPr/>
+          <w:p>
+            <w:pPr>
+              <w:pStyle w:val="Compact"/>
+              <w:jc w:val="right"/>
+            </w:pPr>
+            <w:r>
+              <w:t xml:space="preserve">篇分布</w:t>
+            </w:r>
+          </w:p>
+        </w:tc>
+      </w:tr>
+      <w:tr>
+        <w:tc>
+          <w:tcPr/>
+          <w:p>
+            <w:pPr>
+              <w:pStyle w:val="Compact"/>
+              <w:jc w:val="left"/>
+            </w:pPr>
+            <w:r>
+              <w:t xml:space="preserve">---</w:t>
+            </w:r>
+          </w:p>
+        </w:tc>
+        <w:tc>
+          <w:tcPr/>
+          <w:p>
+            <w:pPr>
+              <w:pStyle w:val="Compact"/>
+              <w:jc w:val="right"/>
+            </w:pPr>
+            <w:r>
+              <w:t xml:space="preserve">:-:</w:t>
+            </w:r>
+          </w:p>
+        </w:tc>
+        <w:tc>
+          <w:tcPr/>
+          <w:p>
+            <w:pPr>
+              <w:pStyle w:val="Compact"/>
+              <w:jc w:val="right"/>
+            </w:pPr>
+            <w:r>
+              <w:t xml:space="preserve">:-:</w:t>
+            </w:r>
+          </w:p>
+        </w:tc>
+        <w:tc>
+          <w:tcPr/>
+          <w:p>
+            <w:pPr>
+              <w:pStyle w:val="Compact"/>
+              <w:jc w:val="right"/>
+            </w:pPr>
+            <w:r>
+              <w:t xml:space="preserve">---</w:t>
+            </w:r>
+          </w:p>
+        </w:tc>
+      </w:tr>
+      <w:tr>
+        <w:tc>
+          <w:tcPr/>
+          <w:p>
+            <w:pPr>
+              <w:pStyle w:val="Compact"/>
+              <w:jc w:val="left"/>
+            </w:pPr>
+            <w:r>
               <w:rPr>
                 <w:rStyle w:val="VerbatimChar"/>
               </w:rPr>
+              <w:t xml:space="preserve">✅</w:t>
+            </w:r>
+          </w:p>
+        </w:tc>
+        <w:tc>
+          <w:tcPr/>
+          <w:p>
+            <w:pPr>
+              <w:pStyle w:val="Compact"/>
+              <w:jc w:val="right"/>
+            </w:pPr>
+            <w:r>
+              <w:rPr>
+                <w:bCs/>
+                <w:b/>
+              </w:rPr>
+              <w:t xml:space="preserve">判据已定版</w:t>
+            </w:r>
+            <w:r>
+              <w:t xml:space="preserve">（写在稿内或已归档文档，答辩时能当场读出）</w:t>
+            </w:r>
+          </w:p>
+        </w:tc>
+        <w:tc>
+          <w:tcPr/>
+          <w:p>
+            <w:pPr>
+              <w:pStyle w:val="Compact"/>
+              <w:jc w:val="right"/>
+            </w:pPr>
+            <w:r>
+              <w:rPr>
+                <w:bCs/>
+                <w:b/>
+              </w:rPr>
+              <w:t xml:space="preserve">10</w:t>
+            </w:r>
+          </w:p>
+        </w:tc>
+        <w:tc>
+          <w:tcPr/>
+          <w:p>
+            <w:pPr>
+              <w:pStyle w:val="Compact"/>
+              <w:jc w:val="right"/>
+            </w:pPr>
+            <w:r>
+              <w:t xml:space="preserve">L1×1 · A×6 · D×3</w:t>
+            </w:r>
+          </w:p>
+        </w:tc>
+      </w:tr>
+      <w:tr>
+        <w:tc>
+          <w:tcPr/>
+          <w:p>
+            <w:pPr>
+              <w:pStyle w:val="Compact"/>
+              <w:jc w:val="left"/>
+            </w:pPr>
+            <w:r>
+              <w:rPr>
+                <w:rStyle w:val="VerbatimChar"/>
+              </w:rPr>
+              <w:t xml:space="preserve">◐</w:t>
+            </w:r>
+          </w:p>
+        </w:tc>
+        <w:tc>
+          <w:tcPr/>
+          <w:p>
+            <w:pPr>
+              <w:pStyle w:val="Compact"/>
+              <w:jc w:val="right"/>
+            </w:pPr>
+            <w:r>
+              <w:rPr>
+                <w:bCs/>
+                <w:b/>
+              </w:rPr>
+              <w:t xml:space="preserve">判据方向已定，形式待补</w:t>
+            </w:r>
+            <w:r>
+              <w:t xml:space="preserve">（缺预注册文件 / 样本量 / 通过标准）</w:t>
+            </w:r>
+          </w:p>
+        </w:tc>
+        <w:tc>
+          <w:tcPr/>
+          <w:p>
+            <w:pPr>
+              <w:pStyle w:val="Compact"/>
+              <w:jc w:val="right"/>
+            </w:pPr>
+            <w:r>
+              <w:rPr>
+                <w:bCs/>
+                <w:b/>
+              </w:rPr>
+              <w:t xml:space="preserve">5</w:t>
+            </w:r>
+          </w:p>
+        </w:tc>
+        <w:tc>
+          <w:tcPr/>
+          <w:p>
+            <w:pPr>
+              <w:pStyle w:val="Compact"/>
+              <w:jc w:val="right"/>
+            </w:pPr>
+            <w:r>
+              <w:t xml:space="preserve">L1×3 · A×1 · C×1</w:t>
+            </w:r>
+          </w:p>
+        </w:tc>
+      </w:tr>
+      <w:tr>
+        <w:tc>
+          <w:tcPr/>
+          <w:p>
+            <w:pPr>
+              <w:pStyle w:val="Compact"/>
+              <w:jc w:val="left"/>
+            </w:pPr>
+            <w:r>
+              <w:rPr>
+                <w:rStyle w:val="VerbatimChar"/>
+              </w:rPr>
               <w:t xml:space="preserve">✖</w:t>
             </w:r>
           </w:p>
@@ -8255,7 +8304,7 @@
           <w:p>
             <w:pPr>
               <w:pStyle w:val="Compact"/>
-              <w:jc w:val="center"/>
+              <w:jc w:val="right"/>
             </w:pPr>
             <w:r>
               <w:rPr>
@@ -8271,7 +8320,7 @@
           <w:p>
             <w:pPr>
               <w:pStyle w:val="Compact"/>
-              <w:jc w:val="center"/>
+              <w:jc w:val="right"/>
             </w:pPr>
             <w:r>
               <w:rPr>
@@ -8287,7 +8336,7 @@
           <w:p>
             <w:pPr>
               <w:pStyle w:val="Compact"/>
-              <w:jc w:val="left"/>
+              <w:jc w:val="right"/>
             </w:pPr>
             <w:r>
               <w:t xml:space="preserve">L1×3 · C×4 · D×2</w:t>
@@ -11588,6 +11637,301 @@
           </w:p>
         </w:tc>
       </w:tr>
+      <w:tr>
+        <w:tc>
+          <w:tcPr/>
+          <w:p>
+            <w:pPr>
+              <w:pStyle w:val="Compact"/>
+              <w:jc w:val="center"/>
+            </w:pPr>
+            <w:r>
+              <w:rPr>
+                <w:bCs/>
+                <w:b/>
+              </w:rPr>
+              <w:t xml:space="preserve">S1 · 数据刷新</w:t>
+            </w:r>
+          </w:p>
+        </w:tc>
+        <w:tc>
+          <w:tcPr/>
+          <w:p>
+            <w:pPr>
+              <w:pStyle w:val="Compact"/>
+              <w:jc w:val="left"/>
+            </w:pPr>
+            <w:r>
+              <w:t xml:space="preserve">第二组批跑满 360/360</w:t>
+            </w:r>
+          </w:p>
+        </w:tc>
+        <w:tc>
+          <w:tcPr/>
+          <w:p>
+            <w:pPr>
+              <w:pStyle w:val="Compact"/>
+              <w:jc w:val="left"/>
+            </w:pPr>
+            <w:r>
+              <w:t xml:space="preserve">重跑</w:t>
+            </w:r>
+            <w:r>
+              <w:t xml:space="preserve"> </w:t>
+            </w:r>
+            <w:r>
+              <w:rPr>
+                <w:rStyle w:val="VerbatimChar"/>
+              </w:rPr>
+              <w:t xml:space="preserve">partial_verdict.py</w:t>
+            </w:r>
+            <w:r>
+              <w:t xml:space="preserve">（零生成调用）</w:t>
+            </w:r>
+          </w:p>
+        </w:tc>
+        <w:tc>
+          <w:tcPr/>
+          <w:p>
+            <w:pPr>
+              <w:pStyle w:val="Compact"/>
+              <w:jc w:val="left"/>
+            </w:pPr>
+            <w:r>
+              <w:t xml:space="preserve">最新 H0 / θ₀ / 逐格效应 / 检出力地板</w:t>
+            </w:r>
+          </w:p>
+        </w:tc>
+      </w:tr>
+      <w:tr>
+        <w:tc>
+          <w:tcPr/>
+          <w:p>
+            <w:pPr>
+              <w:pStyle w:val="Compact"/>
+              <w:jc w:val="center"/>
+            </w:pPr>
+            <w:r>
+              <w:rPr>
+                <w:bCs/>
+                <w:b/>
+              </w:rPr>
+              <w:t xml:space="preserve">S2 · A 篇判决</w:t>
+            </w:r>
+          </w:p>
+        </w:tc>
+        <w:tc>
+          <w:tcPr/>
+          <w:p>
+            <w:pPr>
+              <w:pStyle w:val="Compact"/>
+              <w:jc w:val="left"/>
+            </w:pPr>
+            <w:r>
+              <w:t xml:space="preserve">S1 完成</w:t>
+            </w:r>
+          </w:p>
+        </w:tc>
+        <w:tc>
+          <w:tcPr/>
+          <w:p>
+            <w:pPr>
+              <w:pStyle w:val="Compact"/>
+              <w:jc w:val="left"/>
+            </w:pPr>
+            <w:r>
+              <w:t xml:space="preserve">判"仍不可分辨"（⇒ 结论加固）或"转为可分辨"（⇒</w:t>
+            </w:r>
+            <w:r>
+              <w:t xml:space="preserve"> </w:t>
+            </w:r>
+            <w:r>
+              <w:rPr>
+                <w:bCs/>
+                <w:b/>
+              </w:rPr>
+              <w:t xml:space="preserve">重审 §5.9</w:t>
+            </w:r>
+            <w:r>
+              <w:t xml:space="preserve">）</w:t>
+            </w:r>
+          </w:p>
+        </w:tc>
+        <w:tc>
+          <w:tcPr/>
+          <w:p>
+            <w:pPr>
+              <w:pStyle w:val="Compact"/>
+              <w:jc w:val="left"/>
+            </w:pPr>
+            <w:r>
+              <w:t xml:space="preserve">A 篇终稿句</w:t>
+            </w:r>
+          </w:p>
+        </w:tc>
+      </w:tr>
+      <w:tr>
+        <w:tc>
+          <w:tcPr/>
+          <w:p>
+            <w:pPr>
+              <w:pStyle w:val="Compact"/>
+              <w:jc w:val="center"/>
+            </w:pPr>
+            <w:r>
+              <w:rPr>
+                <w:bCs/>
+                <w:b/>
+              </w:rPr>
+              <w:t xml:space="preserve">S3 · 硬阻塞清账</w:t>
+            </w:r>
+          </w:p>
+        </w:tc>
+        <w:tc>
+          <w:tcPr/>
+          <w:p>
+            <w:pPr>
+              <w:pStyle w:val="Compact"/>
+              <w:jc w:val="left"/>
+            </w:pPr>
+            <w:r>
+              <w:t xml:space="preserve">M2.1/M2 支数口径修正 + 法律域重跑</w:t>
+            </w:r>
+          </w:p>
+        </w:tc>
+        <w:tc>
+          <w:tcPr/>
+          <w:p>
+            <w:pPr>
+              <w:pStyle w:val="Compact"/>
+              <w:jc w:val="left"/>
+            </w:pPr>
+            <w:r>
+              <w:t xml:space="preserve">2×2 饱和度重跑</w:t>
+            </w:r>
+          </w:p>
+        </w:tc>
+        <w:tc>
+          <w:tcPr/>
+          <w:p>
+            <w:pPr>
+              <w:pStyle w:val="Compact"/>
+              <w:jc w:val="left"/>
+            </w:pPr>
+            <w:r>
+              <w:t xml:space="preserve">A 篇 §1.3 贡献 2 定稿</w:t>
+            </w:r>
+          </w:p>
+        </w:tc>
+      </w:tr>
+      <w:tr>
+        <w:tc>
+          <w:tcPr/>
+          <w:p>
+            <w:pPr>
+              <w:pStyle w:val="Compact"/>
+              <w:jc w:val="center"/>
+            </w:pPr>
+            <w:r>
+              <w:rPr>
+                <w:bCs/>
+                <w:b/>
+              </w:rPr>
+              <w:t xml:space="preserve">S4 · D 篇扩样</w:t>
+            </w:r>
+          </w:p>
+        </w:tc>
+        <w:tc>
+          <w:tcPr/>
+          <w:p>
+            <w:pPr>
+              <w:pStyle w:val="Compact"/>
+              <w:jc w:val="left"/>
+            </w:pPr>
+            <w:r>
+              <w:t xml:space="preserve">n≈20 C1 vs C0（¥17，判据已写全）</w:t>
+            </w:r>
+          </w:p>
+        </w:tc>
+        <w:tc>
+          <w:tcPr/>
+          <w:p>
+            <w:pPr>
+              <w:pStyle w:val="Compact"/>
+              <w:jc w:val="left"/>
+            </w:pPr>
+            <w:r>
+              <w:t xml:space="preserve">第四组执行</w:t>
+            </w:r>
+          </w:p>
+        </w:tc>
+        <w:tc>
+          <w:tcPr/>
+          <w:p>
+            <w:pPr>
+              <w:pStyle w:val="Compact"/>
+              <w:jc w:val="left"/>
+            </w:pPr>
+            <w:r>
+              <w:t xml:space="preserve">D 篇 §6 定稿</w:t>
+            </w:r>
+          </w:p>
+        </w:tc>
+      </w:tr>
+      <w:tr>
+        <w:tc>
+          <w:tcPr/>
+          <w:p>
+            <w:pPr>
+              <w:pStyle w:val="Compact"/>
+              <w:jc w:val="center"/>
+            </w:pPr>
+            <w:r>
+              <w:rPr>
+                <w:bCs/>
+                <w:b/>
+              </w:rPr>
+              <w:t xml:space="preserve">S5 · B 篇</w:t>
+            </w:r>
+          </w:p>
+        </w:tc>
+        <w:tc>
+          <w:tcPr/>
+          <w:p>
+            <w:pPr>
+              <w:pStyle w:val="Compact"/>
+              <w:jc w:val="left"/>
+            </w:pPr>
+            <w:r>
+              <w:t xml:space="preserve">三组 3 项必补实验</w:t>
+            </w:r>
+          </w:p>
+        </w:tc>
+        <w:tc>
+          <w:tcPr/>
+          <w:p>
+            <w:pPr>
+              <w:pStyle w:val="Compact"/>
+              <w:jc w:val="left"/>
+            </w:pPr>
+            <w:r>
+              <w:t xml:space="preserve">三组执行</w:t>
+            </w:r>
+          </w:p>
+        </w:tc>
+        <w:tc>
+          <w:tcPr/>
+          <w:p>
+            <w:pPr>
+              <w:pStyle w:val="Compact"/>
+              <w:jc w:val="left"/>
+            </w:pPr>
+            <w:r>
+              <w:t xml:space="preserve">B 篇正文（从缺口清单落成）</w:t>
+            </w:r>
+          </w:p>
+        </w:tc>
+      </w:tr>
     </w:tbl>
     <w:p>
       <w:pPr>
@@ -11699,141 +12043,6 @@
       </w:r>
       <w:r>
         <w:t xml:space="preserve">：跑批输出、运行目录、会话记录、工具内部实现一律不在成果仓。</w:t>
-      </w:r>
-      <w:r>
-        <w:t xml:space="preserve"> </w:t>
-      </w:r>
-      <w:r>
-        <w:t xml:space="preserve">|</w:t>
-      </w:r>
-      <w:r>
-        <w:t xml:space="preserve"> </w:t>
-      </w:r>
-      <w:r>
-        <w:rPr>
-          <w:bCs/>
-          <w:b/>
-        </w:rPr>
-        <w:t xml:space="preserve">S1 · 数据刷新</w:t>
-      </w:r>
-      <w:r>
-        <w:t xml:space="preserve"> </w:t>
-      </w:r>
-      <w:r>
-        <w:t xml:space="preserve">| 第二组批跑满 360/360 | 重跑</w:t>
-      </w:r>
-      <w:r>
-        <w:t xml:space="preserve"> </w:t>
-      </w:r>
-      <w:r>
-        <w:rPr>
-          <w:rStyle w:val="VerbatimChar"/>
-        </w:rPr>
-        <w:t xml:space="preserve">partial_verdict.py</w:t>
-      </w:r>
-      <w:r>
-        <w:t xml:space="preserve">（零生成调用）| 最新 H0 / θ₀ / 逐格效应 / 检出力地板 |</w:t>
-      </w:r>
-      <w:r>
-        <w:t xml:space="preserve"> </w:t>
-      </w:r>
-      <w:r>
-        <w:t xml:space="preserve">|</w:t>
-      </w:r>
-      <w:r>
-        <w:t xml:space="preserve"> </w:t>
-      </w:r>
-      <w:r>
-        <w:rPr>
-          <w:bCs/>
-          <w:b/>
-        </w:rPr>
-        <w:t xml:space="preserve">S2 · A 篇判决</w:t>
-      </w:r>
-      <w:r>
-        <w:t xml:space="preserve"> </w:t>
-      </w:r>
-      <w:r>
-        <w:t xml:space="preserve">| S1 完成 | 判"仍不可分辨"（⇒ 结论加固）或"转为可分辨"（⇒</w:t>
-      </w:r>
-      <w:r>
-        <w:t xml:space="preserve"> </w:t>
-      </w:r>
-      <w:r>
-        <w:rPr>
-          <w:bCs/>
-          <w:b/>
-        </w:rPr>
-        <w:t xml:space="preserve">重审 §5.9</w:t>
-      </w:r>
-      <w:r>
-        <w:t xml:space="preserve">）| A 篇终稿句 |</w:t>
-      </w:r>
-      <w:r>
-        <w:t xml:space="preserve"> </w:t>
-      </w:r>
-      <w:r>
-        <w:t xml:space="preserve">|</w:t>
-      </w:r>
-      <w:r>
-        <w:t xml:space="preserve"> </w:t>
-      </w:r>
-      <w:r>
-        <w:rPr>
-          <w:bCs/>
-          <w:b/>
-        </w:rPr>
-        <w:t xml:space="preserve">S3 · 硬阻塞清账</w:t>
-      </w:r>
-      <w:r>
-        <w:t xml:space="preserve"> </w:t>
-      </w:r>
-      <w:r>
-        <w:t xml:space="preserve">| M2.1/M2 支数口径修正 + 法律域重跑 | 2×2 饱和度重跑 | A 篇 §1.3 贡献 2 定稿 |</w:t>
-      </w:r>
-      <w:r>
-        <w:t xml:space="preserve"> </w:t>
-      </w:r>
-      <w:r>
-        <w:t xml:space="preserve">|</w:t>
-      </w:r>
-      <w:r>
-        <w:t xml:space="preserve"> </w:t>
-      </w:r>
-      <w:r>
-        <w:rPr>
-          <w:bCs/>
-          <w:b/>
-        </w:rPr>
-        <w:t xml:space="preserve">S4 · D 篇扩样</w:t>
-      </w:r>
-      <w:r>
-        <w:t xml:space="preserve"> </w:t>
-      </w:r>
-      <w:r>
-        <w:t xml:space="preserve">| n≈20 C1 vs C0（¥17，判据已写全）| 第四组执行 | D 篇 §6 定稿 |</w:t>
-      </w:r>
-      <w:r>
-        <w:t xml:space="preserve"> </w:t>
-      </w:r>
-      <w:r>
-        <w:t xml:space="preserve">|</w:t>
-      </w:r>
-      <w:r>
-        <w:t xml:space="preserve"> </w:t>
-      </w:r>
-      <w:r>
-        <w:rPr>
-          <w:bCs/>
-          <w:b/>
-        </w:rPr>
-        <w:t xml:space="preserve">S5 · B 篇</w:t>
-      </w:r>
-      <w:r>
-        <w:t xml:space="preserve"> </w:t>
-      </w:r>
-      <w:r>
-        <w:t xml:space="preserve">| 三组 3 项必补实验 | 三组执行 | B 篇正文（从缺口清单落成）|</w:t>
       </w:r>
     </w:p>
     <w:p>

--- a/papers/09_四篇初稿_合订本_2026-10-24.docx
+++ b/papers/09_四篇初稿_合订本_2026-10-24.docx
@@ -1992,6 +1992,95 @@
                 <w:bCs/>
                 <w:b/>
               </w:rPr>
+              <w:t xml:space="preserve">判据必须集合化</w:t>
+            </w:r>
+          </w:p>
+        </w:tc>
+        <w:tc>
+          <w:tcPr/>
+          <w:p>
+            <w:pPr>
+              <w:pStyle w:val="Compact"/>
+              <w:jc w:val="left"/>
+            </w:pPr>
+            <w:r>
+              <w:rPr>
+                <w:bCs/>
+                <w:b/>
+              </w:rPr>
+              <w:t xml:space="preserve">每个判据都附两项自检</w:t>
+            </w:r>
+            <w:r>
+              <w:t xml:space="preserve">：①</w:t>
+            </w:r>
+            <w:r>
+              <w:t xml:space="preserve"> </w:t>
+            </w:r>
+            <w:r>
+              <w:rPr>
+                <w:bCs/>
+                <w:b/>
+              </w:rPr>
+              <w:t xml:space="preserve">零分辨力检查</w:t>
+            </w:r>
+            <w:r>
+              <w:t xml:space="preserve">（它在所有臂上是否恒定 ⇒ 恒定 ⇒ 定义上恒等 ⇒ 不可参与任何门，★ 否则它能</w:t>
+            </w:r>
+            <w:r>
+              <w:rPr>
+                <w:bCs/>
+                <w:b/>
+              </w:rPr>
+              <w:t xml:space="preserve">否决</w:t>
+            </w:r>
+            <w:r>
+              <w:t xml:space="preserve">一个真的一致）②</w:t>
+            </w:r>
+            <w:r>
+              <w:t xml:space="preserve"> </w:t>
+            </w:r>
+            <w:r>
+              <w:rPr>
+                <w:bCs/>
+                <w:b/>
+              </w:rPr>
+              <w:t xml:space="preserve">污染率检查</w:t>
+            </w:r>
+            <w:r>
+              <w:t xml:space="preserve">（真实批上多大比例的读数受影响 ⇒ ★ 臂级 n 越小放大越多）⇒ ★</w:t>
+            </w:r>
+            <w:r>
+              <w:t xml:space="preserve"> </w:t>
+            </w:r>
+            <w:r>
+              <w:rPr>
+                <w:bCs/>
+                <w:b/>
+              </w:rPr>
+              <w:t xml:space="preserve">「以长度为判据的支数判定」污染率是【可测的】而非【可假设为 0】</w:t>
+            </w:r>
+          </w:p>
+        </w:tc>
+      </w:tr>
+      <w:tr>
+        <w:tc>
+          <w:tcPr/>
+          <w:p>
+            <w:pPr>
+              <w:pStyle w:val="Compact"/>
+              <w:jc w:val="left"/>
+            </w:pPr>
+            <w:r>
+              <w:t xml:space="preserve">★</w:t>
+            </w:r>
+            <w:r>
+              <w:t xml:space="preserve"> </w:t>
+            </w:r>
+            <w:r>
+              <w:rPr>
+                <w:bCs/>
+                <w:b/>
+              </w:rPr>
               <w:t xml:space="preserve">门槛的单位</w:t>
             </w:r>
           </w:p>
@@ -4976,7 +5065,17 @@
               <w:t xml:space="preserve">题级方向相反</w:t>
             </w:r>
             <w:r>
-              <w:t xml:space="preserve">（S4 −0.3589 vs S5 +0.6045）</w:t>
+              <w:t xml:space="preserve">（S4 −0.3589 vs S5 +0.6045）★</w:t>
+            </w:r>
+            <w:r>
+              <w:t xml:space="preserve"> </w:t>
+            </w:r>
+            <w:r>
+              <w:rPr>
+                <w:bCs/>
+                <w:b/>
+              </w:rPr>
+              <w:t xml:space="preserve">⚠️ 那个 +2.69σ 的正面格由一个 198 字输出贡献 ⇒ 剔除后该格消失、题级效应 ↓86.6%（+0.3240 → +0.0435）⇒ 该正面读数【脆弱】，不作为效应存在的证据 ★</w:t>
             </w:r>
           </w:p>
         </w:tc>
@@ -5082,6 +5181,29 @@
             </w:r>
             <w:r>
               <w:t xml:space="preserve">才能在当前 n 下被检出</w:t>
+            </w:r>
+            <w:r>
+              <w:t xml:space="preserve">★</w:t>
+            </w:r>
+            <w:r>
+              <w:t xml:space="preserve"> </w:t>
+            </w:r>
+            <w:r>
+              <w:rPr>
+                <w:bCs/>
+                <w:b/>
+              </w:rPr>
+              <w:t xml:space="preserve">★ 结论要分两半写：「不可分辨」是【稳的】（不依赖那 1 个单元）★；★ 「有一个 +2.69σ 的大效应」是【脆的】（依赖那 1 个 198 字输出）★ ⇒ ★</w:t>
+            </w:r>
+            <w:r>
+              <w:rPr>
+                <w:bCs/>
+                <w:b/>
+              </w:rPr>
+              <w:t xml:space="preserve"> </w:t>
+            </w:r>
+            <w:r>
+              <w:t xml:space="preserve">两者都要说，但只能用一个当结论 ★**</w:t>
             </w:r>
           </w:p>
         </w:tc>
@@ -13324,6 +13446,300 @@
             </w:r>
             <w:r>
               <w:t xml:space="preserve">（§1.1）</w:t>
+            </w:r>
+          </w:p>
+        </w:tc>
+      </w:tr>
+      <w:tr>
+        <w:tc>
+          <w:tcPr/>
+          <w:p>
+            <w:pPr>
+              <w:pStyle w:val="Compact"/>
+              <w:jc w:val="center"/>
+            </w:pPr>
+            <w:r>
+              <w:t xml:space="preserve">11</w:t>
+            </w:r>
+          </w:p>
+        </w:tc>
+        <w:tc>
+          <w:tcPr/>
+          <w:p>
+            <w:pPr>
+              <w:pStyle w:val="Compact"/>
+              <w:jc w:val="left"/>
+            </w:pPr>
+            <w:r>
+              <w:t xml:space="preserve">★ 第二组</w:t>
+            </w:r>
+          </w:p>
+        </w:tc>
+        <w:tc>
+          <w:tcPr/>
+          <w:p>
+            <w:pPr>
+              <w:pStyle w:val="Compact"/>
+              <w:jc w:val="left"/>
+            </w:pPr>
+            <w:r>
+              <w:t xml:space="preserve">★</w:t>
+            </w:r>
+            <w:r>
+              <w:t xml:space="preserve"> </w:t>
+            </w:r>
+            <w:r>
+              <w:rPr>
+                <w:bCs/>
+                <w:b/>
+              </w:rPr>
+              <w:t xml:space="preserve">长度型判据在真实批上的污染率可测（0.78% 总体 / 5.0% 该臂，n=128）</w:t>
+            </w:r>
+            <w:r>
+              <w:t xml:space="preserve"> </w:t>
+            </w:r>
+            <w:r>
+              <w:t xml:space="preserve">⇒ ★</w:t>
+            </w:r>
+            <w:r>
+              <w:t xml:space="preserve"> </w:t>
+            </w:r>
+            <w:r>
+              <w:rPr>
+                <w:bCs/>
+                <w:b/>
+              </w:rPr>
+              <w:t xml:space="preserve">4c 的 +2.69σ 正面格靠一个 198 字输出撑着</w:t>
+            </w:r>
+            <w:r>
+              <w:t xml:space="preserve"> </w:t>
+            </w:r>
+            <w:r>
+              <w:t xml:space="preserve">⇒ ★ 剔除后该格消失、题级效应 ↓86.6%</w:t>
+            </w:r>
+          </w:p>
+        </w:tc>
+        <w:tc>
+          <w:tcPr/>
+          <w:p>
+            <w:pPr>
+              <w:pStyle w:val="Compact"/>
+              <w:jc w:val="left"/>
+            </w:pPr>
+            <w:r>
+              <w:t xml:space="preserve">★ 若照原样写入 ⇒</w:t>
+            </w:r>
+            <w:r>
+              <w:t xml:space="preserve"> </w:t>
+            </w:r>
+            <w:r>
+              <w:rPr>
+                <w:bCs/>
+                <w:b/>
+              </w:rPr>
+              <w:t xml:space="preserve">一个脆弱的正面读数被当成效应存在的证据</w:t>
+            </w:r>
+          </w:p>
+        </w:tc>
+        <w:tc>
+          <w:tcPr/>
+          <w:p>
+            <w:pPr>
+              <w:pStyle w:val="Compact"/>
+              <w:jc w:val="center"/>
+            </w:pPr>
+            <w:r>
+              <w:t xml:space="preserve">✔</w:t>
+            </w:r>
+            <w:r>
+              <w:t xml:space="preserve"> </w:t>
+            </w:r>
+            <w:r>
+              <w:rPr>
+                <w:bCs/>
+                <w:b/>
+              </w:rPr>
+              <w:t xml:space="preserve">已在 §2.2③ 加脆弱性限定</w:t>
+            </w:r>
+            <w:r>
+              <w:t xml:space="preserve">；★</w:t>
+            </w:r>
+            <w:r>
+              <w:t xml:space="preserve"> </w:t>
+            </w:r>
+            <w:r>
+              <w:rPr>
+                <w:bCs/>
+                <w:b/>
+              </w:rPr>
+              <w:t xml:space="preserve">「不可分辨」不依赖它、「有个大效应」依赖它</w:t>
+            </w:r>
+          </w:p>
+        </w:tc>
+      </w:tr>
+      <w:tr>
+        <w:tc>
+          <w:tcPr/>
+          <w:p>
+            <w:pPr>
+              <w:pStyle w:val="Compact"/>
+              <w:jc w:val="center"/>
+            </w:pPr>
+            <w:r>
+              <w:t xml:space="preserve">12</w:t>
+            </w:r>
+          </w:p>
+        </w:tc>
+        <w:tc>
+          <w:tcPr/>
+          <w:p>
+            <w:pPr>
+              <w:pStyle w:val="Compact"/>
+              <w:jc w:val="left"/>
+            </w:pPr>
+            <w:r>
+              <w:t xml:space="preserve">★ 第二组</w:t>
+            </w:r>
+          </w:p>
+        </w:tc>
+        <w:tc>
+          <w:tcPr/>
+          <w:p>
+            <w:pPr>
+              <w:pStyle w:val="Compact"/>
+              <w:jc w:val="left"/>
+            </w:pPr>
+            <w:r>
+              <w:t xml:space="preserve">★</w:t>
+            </w:r>
+            <w:r>
+              <w:t xml:space="preserve"> </w:t>
+            </w:r>
+            <w:r>
+              <w:rPr>
+                <w:bCs/>
+                <w:b/>
+              </w:rPr>
+              <w:t xml:space="preserve">自测框架的退出码此前在撒谎</w:t>
+            </w:r>
+            <w:r>
+              <w:t xml:space="preserve">（10 个测试文件不调</w:t>
+            </w:r>
+            <w:r>
+              <w:t xml:space="preserve"> </w:t>
+            </w:r>
+            <w:r>
+              <w:rPr>
+                <w:rStyle w:val="VerbatimChar"/>
+              </w:rPr>
+              <w:t xml:space="preserve">suite.report()</w:t>
+            </w:r>
+            <w:r>
+              <w:t xml:space="preserve">、</w:t>
+            </w:r>
+            <w:r>
+              <w:rPr>
+                <w:rStyle w:val="VerbatimChar"/>
+              </w:rPr>
+              <w:t xml:space="preserve">main()</w:t>
+            </w:r>
+            <w:r>
+              <w:t xml:space="preserve"> </w:t>
+            </w:r>
+            <w:r>
+              <w:t xml:space="preserve">一律</w:t>
+            </w:r>
+            <w:r>
+              <w:t xml:space="preserve"> </w:t>
+            </w:r>
+            <w:r>
+              <w:rPr>
+                <w:rStyle w:val="VerbatimChar"/>
+              </w:rPr>
+              <w:t xml:space="preserve">return 0</w:t>
+            </w:r>
+            <w:r>
+              <w:t xml:space="preserve">）⇒</w:t>
+            </w:r>
+            <w:r>
+              <w:t xml:space="preserve"> </w:t>
+            </w:r>
+            <w:r>
+              <w:rPr>
+                <w:bCs/>
+                <w:b/>
+              </w:rPr>
+              <w:t xml:space="preserve">任何断言失败都 exit 0</w:t>
+            </w:r>
+          </w:p>
+        </w:tc>
+        <w:tc>
+          <w:tcPr/>
+          <w:p>
+            <w:pPr>
+              <w:pStyle w:val="Compact"/>
+              <w:jc w:val="left"/>
+            </w:pPr>
+            <w:r>
+              <w:t xml:space="preserve">★ 「N/N 核验通过」这个数字</w:t>
+            </w:r>
+            <w:r>
+              <w:rPr>
+                <w:bCs/>
+                <w:b/>
+              </w:rPr>
+              <w:t xml:space="preserve">不可信</w:t>
+            </w:r>
+          </w:p>
+        </w:tc>
+        <w:tc>
+          <w:tcPr/>
+          <w:p>
+            <w:pPr>
+              <w:pStyle w:val="Compact"/>
+              <w:jc w:val="center"/>
+            </w:pPr>
+            <w:r>
+              <w:t xml:space="preserve">★ 已修；★</w:t>
+            </w:r>
+            <w:r>
+              <w:t xml:space="preserve"> </w:t>
+            </w:r>
+            <w:r>
+              <w:rPr>
+                <w:bCs/>
+                <w:b/>
+              </w:rPr>
+              <w:t xml:space="preserve">我方</w:t>
+            </w:r>
+            <w:r>
+              <w:rPr>
+                <w:bCs/>
+                <w:b/>
+              </w:rPr>
+              <w:t xml:space="preserve"> </w:t>
+            </w:r>
+            <w:r>
+              <w:rPr>
+                <w:rStyle w:val="VerbatimChar"/>
+                <w:bCs/>
+                <w:b/>
+              </w:rPr>
+              <w:t xml:space="preserve">check_docx.py</w:t>
+            </w:r>
+            <w:r>
+              <w:rPr>
+                <w:bCs/>
+                <w:b/>
+              </w:rPr>
+              <w:t xml:space="preserve"> </w:t>
+            </w:r>
+            <w:r>
+              <w:rPr>
+                <w:bCs/>
+                <w:b/>
+              </w:rPr>
+              <w:t xml:space="preserve">复核过：失败时退出码 = 1 ✔（不属同类问题）</w:t>
             </w:r>
           </w:p>
         </w:tc>

--- a/papers/09_四篇初稿_合订本_2026-10-24.docx
+++ b/papers/09_四篇初稿_合订本_2026-10-24.docx
@@ -646,17 +646,43 @@
               <w:jc w:val="left"/>
             </w:pPr>
             <w:r>
-              <w:t xml:space="preserve">在</w:t>
-            </w:r>
-            <w:r>
-              <w:rPr>
-                <w:bCs/>
-                <w:b/>
-              </w:rPr>
-              <w:t xml:space="preserve">只测了『新增』侧、且在【推导唯一】任务域上</w:t>
-            </w:r>
-            <w:r>
-              <w:t xml:space="preserve">的一次直调，每份有效产出（</w:t>
+              <w:t xml:space="preserve">★</w:t>
+            </w:r>
+            <w:r>
+              <w:t xml:space="preserve"> </w:t>
+            </w:r>
+            <w:r>
+              <w:rPr>
+                <w:bCs/>
+                <w:b/>
+              </w:rPr>
+              <w:t xml:space="preserve">正面方法论发现</w:t>
+            </w:r>
+            <w:r>
+              <w:t xml:space="preserve">：</w:t>
+            </w:r>
+            <w:r>
+              <w:rPr>
+                <w:bCs/>
+                <w:b/>
+              </w:rPr>
+              <w:t xml:space="preserve">工作流臂覆盖了更多不同的断言表述（措辞层），但未覆盖到更多不同的结论空间元素</w:t>
+            </w:r>
+            <w:r>
+              <w:t xml:space="preserve">（★ 同一批配对上的双轴分离，★ A 篇 §5.9 ②）⇒ ★</w:t>
+            </w:r>
+            <w:r>
+              <w:t xml:space="preserve"> </w:t>
+            </w:r>
+            <w:r>
+              <w:rPr>
+                <w:bCs/>
+                <w:b/>
+              </w:rPr>
+              <w:t xml:space="preserve">净增益双边口径已算（批 1 判决 =「不可分辨」⇒ 既不写"净收益为负"、也不写"净收益为正"；批 2 法律域 944 条仍待原始产出）</w:t>
+            </w:r>
+            <w:r>
+              <w:t xml:space="preserve">｜★ 单边绝对计数读数仍成立：在【推导唯一】任务域上，一次直调的每份有效产出（</w:t>
             </w:r>
             <w:r>
               <w:rPr>
@@ -692,20 +718,7 @@
               <w:t xml:space="preserve">1.36</w:t>
             </w:r>
             <w:r>
-              <w:t xml:space="preserve">）⇒ ⚠️</w:t>
-            </w:r>
-            <w:r>
-              <w:t xml:space="preserve"> </w:t>
-            </w:r>
-            <w:r>
-              <w:rPr>
-                <w:bCs/>
-                <w:b/>
-              </w:rPr>
-              <w:t xml:space="preserve">净增益口径未完成（未算『丢失』侧）⇒ 这不是"架构层净收益为负"的一般结论</w:t>
-            </w:r>
-            <w:r>
-              <w:t xml:space="preserve">；⚠️</w:t>
+              <w:t xml:space="preserve">）；⚠️</w:t>
             </w:r>
             <w:r>
               <w:t xml:space="preserve"> </w:t>
@@ -1035,7 +1048,7 @@
               <w:jc w:val="left"/>
             </w:pPr>
             <w:r>
-              <w:t xml:space="preserve">✅ 正文（+ 层1 外部证据，见 §2.1）</w:t>
+              <w:t xml:space="preserve">✅ 正文（+ 层1 外部证据，见 §2.7）</w:t>
             </w:r>
           </w:p>
         </w:tc>
@@ -2239,7 +2252,7 @@
         <w:t xml:space="preserve"> </w:t>
       </w:r>
       <w:r>
-        <w:t xml:space="preserve">⇒ ★ 已落到：A 篇摘要 / A 篇 §5 R2–R4 的分母注 / A 篇 §5.9 口径限定 / A 篇附录 D.1 / L1 §4.3 /</w:t>
+        <w:t xml:space="preserve">⇒ ★ 已落到：A 篇摘要 / A 篇 §5 R2–R4 的分母注 / A 篇 §5.9 口径限定 / A 篇附录 D.1 / L1 §6.3 /</w:t>
       </w:r>
       <w:r>
         <w:t xml:space="preserve"> </w:t>
@@ -3216,7 +3229,7 @@
               <w:t xml:space="preserve">本文此处特指【输出表述层同质化 / 相对覆盖不足】</w:t>
             </w:r>
             <w:r>
-              <w:t xml:space="preserve">（L1 §3.1b：「过早停止探索」</w:t>
+              <w:t xml:space="preserve">（L1 §1.3：「过早停止探索」</w:t>
             </w:r>
             <w:r>
               <w:rPr>
@@ -4444,7 +4457,7 @@
         <w:t xml:space="preserve">功效不足的不可分辨</w:t>
       </w:r>
       <w:r>
-        <w:t xml:space="preserve">；本批检出力不足以排除中等以下的效应（§1.3 检出力地板：θ₀ = 1.33 个题内 rep σ；L1 §5.3.1）⇒ ★</w:t>
+        <w:t xml:space="preserve">；本批检出力不足以排除中等以下的效应（§1.3 检出力地板：θ₀ = 1.33 个题内 rep σ；L1 §6.8.1）⇒ ★</w:t>
       </w:r>
       <w:r>
         <w:t xml:space="preserve"> </w:t>
@@ -4544,7 +4557,7 @@
         <w:t xml:space="preserve">只测前者</w:t>
       </w:r>
       <w:r>
-        <w:t xml:space="preserve">，后者需停止条件或预算—收益曲线（L1 §3.1b）。</w:t>
+        <w:t xml:space="preserve">，后者需停止条件或预算—收益曲线（L1 §1.3）。</w:t>
       </w:r>
       <w:r>
         <w:t xml:space="preserve"> </w:t>
@@ -4596,7 +4609,7 @@
         <w:t xml:space="preserve">条件性证据</w:t>
       </w:r>
       <w:r>
-        <w:t xml:space="preserve">（L1 §3.5）。</w:t>
+        <w:t xml:space="preserve">（L1 §4.4）。</w:t>
       </w:r>
       <w:r>
         <w:t xml:space="preserve"> </w:t>
@@ -5869,17 +5882,56 @@
         <w:t xml:space="preserve"> </w:t>
       </w:r>
       <w:r>
-        <w:t xml:space="preserve">⇒ ⇒</w:t>
-      </w:r>
-      <w:r>
-        <w:t xml:space="preserve"> </w:t>
-      </w:r>
-      <w:r>
-        <w:rPr>
-          <w:bCs/>
-          <w:b/>
-        </w:rPr>
-        <w:t xml:space="preserve">净增益口径未完成（本批只测了『新增』侧、未算『丢失』侧）⇒ 上述读数只描述本批、本域、本口径的方向，不作一般结论</w:t>
+        <w:t xml:space="preserve">⇒ ⇒ ★</w:t>
+      </w:r>
+      <w:r>
+        <w:t xml:space="preserve"> </w:t>
+      </w:r>
+      <w:r>
+        <w:rPr>
+          <w:bCs/>
+          <w:b/>
+        </w:rPr>
+        <w:t xml:space="preserve">净增益双边口径已算</w:t>
+      </w:r>
+      <w:r>
+        <w:t xml:space="preserve">：★ 批 1 判决 =「不可分辨」（★ 结论空间层逐配对符号不一致、零分布 n=8 ⇒ 噪声带 ±8）⇒ ★</w:t>
+      </w:r>
+      <w:r>
+        <w:t xml:space="preserve"> </w:t>
+      </w:r>
+      <w:r>
+        <w:rPr>
+          <w:bCs/>
+          <w:b/>
+        </w:rPr>
+        <w:t xml:space="preserve">既不写"净收益为负"、也不写"净收益为正"</w:t>
+      </w:r>
+      <w:r>
+        <w:t xml:space="preserve">；★ 批 2（法律域 944 条）原始产出仍待补 ⇒</w:t>
+      </w:r>
+      <w:r>
+        <w:t xml:space="preserve"> </w:t>
+      </w:r>
+      <w:r>
+        <w:rPr>
+          <w:bCs/>
+          <w:b/>
+        </w:rPr>
+        <w:t xml:space="preserve">仍不可作一般结论</w:t>
+      </w:r>
+      <w:r>
+        <w:t xml:space="preserve">；★</w:t>
+      </w:r>
+      <w:r>
+        <w:t xml:space="preserve"> </w:t>
+      </w:r>
+      <w:r>
+        <w:rPr>
+          <w:bCs/>
+          <w:b/>
+        </w:rPr>
+        <w:t xml:space="preserve">上述读数只描述本批、本域、本口径的方向，不作一般结论</w:t>
       </w:r>
       <w:r>
         <w:t xml:space="preserve">（A 篇 §7 局限 11 / 局限 25）</w:t>
@@ -6259,7 +6311,7 @@
           <w:bCs/>
           <w:b/>
         </w:rPr>
-        <w:t xml:space="preserve">净增益口径未完成（本批只测了『新增』侧、未算『丢失』侧）</w:t>
+        <w:t xml:space="preserve">净增益双边口径已算（批 1 判决 =「不可分辨」⇒ 既不写"净收益为负"、也不写"净收益为正"；批 2 法律域 944 条仍待原始产出）</w:t>
       </w:r>
       <w:r>
         <w:t xml:space="preserve"> </w:t>
@@ -7243,14 +7295,43 @@
         <w:t xml:space="preserve">限定 3（口径，★ 2026-10-24 外部审稿后补）</w:t>
       </w:r>
       <w:r>
-        <w:t xml:space="preserve">：A 篇的</w:t>
-      </w:r>
-      <w:r>
-        <w:rPr>
-          <w:bCs/>
-          <w:b/>
-        </w:rPr>
-        <w:t xml:space="preserve">净增益口径未完成（本批只测了『新增』侧、未算『丢失』侧）</w:t>
+        <w:t xml:space="preserve">：A 篇的★</w:t>
+      </w:r>
+      <w:r>
+        <w:t xml:space="preserve"> </w:t>
+      </w:r>
+      <w:r>
+        <w:rPr>
+          <w:bCs/>
+          <w:b/>
+        </w:rPr>
+        <w:t xml:space="preserve">净增益双边口径已算</w:t>
+      </w:r>
+      <w:r>
+        <w:t xml:space="preserve">：★ 批 1 判决 =「不可分辨」（★ 结论空间层逐配对符号不一致、零分布 n=8 ⇒ 噪声带 ±8）⇒ ★</w:t>
+      </w:r>
+      <w:r>
+        <w:t xml:space="preserve"> </w:t>
+      </w:r>
+      <w:r>
+        <w:rPr>
+          <w:bCs/>
+          <w:b/>
+        </w:rPr>
+        <w:t xml:space="preserve">既不写"净收益为负"、也不写"净收益为正"</w:t>
+      </w:r>
+      <w:r>
+        <w:t xml:space="preserve">；★ 批 2（法律域 944 条）原始产出仍待补 ⇒</w:t>
+      </w:r>
+      <w:r>
+        <w:t xml:space="preserve"> </w:t>
+      </w:r>
+      <w:r>
+        <w:rPr>
+          <w:bCs/>
+          <w:b/>
+        </w:rPr>
+        <w:t xml:space="preserve">仍不可作一般结论</w:t>
       </w:r>
       <w:r>
         <w:t xml:space="preserve">，且</w:t>
@@ -12066,7 +12147,7 @@
                 <w:bCs/>
                 <w:b/>
               </w:rPr>
-              <w:t xml:space="preserve">L1 §2.3 层1 外部证据</w:t>
+              <w:t xml:space="preserve">L1 §2.9 层1 外部证据</w:t>
             </w:r>
           </w:p>
         </w:tc>
@@ -12118,7 +12199,7 @@
               <w:jc w:val="left"/>
             </w:pPr>
             <w:r>
-              <w:t xml:space="preserve">L1 §2.3</w:t>
+              <w:t xml:space="preserve">L1 §2.9</w:t>
             </w:r>
           </w:p>
         </w:tc>
@@ -12196,7 +12277,7 @@
               <w:jc w:val="left"/>
             </w:pPr>
             <w:r>
-              <w:t xml:space="preserve">L1 §5.1 纯采样行</w:t>
+              <w:t xml:space="preserve">L1 §6.5 纯采样行</w:t>
             </w:r>
           </w:p>
         </w:tc>
@@ -12307,7 +12388,7 @@
               <w:jc w:val="left"/>
             </w:pPr>
             <w:r>
-              <w:t xml:space="preserve">层1 §2.3b 方向判定</w:t>
+              <w:t xml:space="preserve">层1 §6.5 纯采样行</w:t>
             </w:r>
           </w:p>
         </w:tc>
@@ -12527,7 +12608,7 @@
               <w:jc w:val="left"/>
             </w:pPr>
             <w:r>
-              <w:t xml:space="preserve">L1 §5.1 末行 + §1.2</w:t>
+              <w:t xml:space="preserve">L1 §6.5 末行 + §7.2</w:t>
             </w:r>
           </w:p>
         </w:tc>
@@ -15846,7 +15927,7 @@
               <w:jc w:val="left"/>
             </w:pPr>
             <w:r>
-              <w:t xml:space="preserve">★ 若不改，层1 §2.3 会写成"外部文献与本项目机制假设一致" ⇒</w:t>
+              <w:t xml:space="preserve">★ 若不改，层1 §2.9 会写成"外部文献与本项目机制假设一致" ⇒</w:t>
             </w:r>
             <w:r>
               <w:t xml:space="preserve"> </w:t>
@@ -15881,7 +15962,7 @@
               <w:t xml:space="preserve">已改列竞争假设 + 措辞上限收紧 + 留痕</w:t>
             </w:r>
             <w:r>
-              <w:t xml:space="preserve">（§2.1③ / §1.2）</w:t>
+              <w:t xml:space="preserve">（§2.7 / §1.5）</w:t>
             </w:r>
           </w:p>
         </w:tc>

--- a/papers/09_四篇初稿_合订本_2026-10-24.docx
+++ b/papers/09_四篇初稿_合订本_2026-10-24.docx
@@ -138,12 +138,6 @@
         <w:pStyle w:val="BlockText"/>
       </w:pPr>
       <w:r>
-        <w:t xml:space="preserve">★★</w:t>
-      </w:r>
-      <w:r>
-        <w:t xml:space="preserve"> </w:t>
-      </w:r>
-      <w:r>
         <w:rPr>
           <w:bCs/>
           <w:b/>
@@ -151,10 +145,7 @@
         <w:t xml:space="preserve">2026-10-25 追加（只增不改）</w:t>
       </w:r>
       <w:r>
-        <w:t xml:space="preserve">：★</w:t>
-      </w:r>
-      <w:r>
-        <w:t xml:space="preserve"> </w:t>
+        <w:t xml:space="preserve">：</w:t>
       </w:r>
       <w:r>
         <w:rPr>
@@ -164,10 +155,7 @@
         <w:t xml:space="preserve">方向③（层3）已独立成篇</w:t>
       </w:r>
       <w:r>
-        <w:t xml:space="preserve"> </w:t>
-      </w:r>
-      <w:r>
-        <w:t xml:space="preserve">⇒ 本合订本现含</w:t>
+        <w:t xml:space="preserve">，本合订本现含</w:t>
       </w:r>
       <w:r>
         <w:rPr>
@@ -177,10 +165,7 @@
         <w:t xml:space="preserve">五篇正文</w:t>
       </w:r>
       <w:r>
-        <w:t xml:space="preserve">（原四篇 ＋ 方向③）⇒ ★</w:t>
-      </w:r>
-      <w:r>
-        <w:t xml:space="preserve"> </w:t>
+        <w:t xml:space="preserve">（原四篇 ＋ 方向③），</w:t>
       </w:r>
       <w:r>
         <w:rPr>
@@ -190,10 +175,7 @@
         <w:t xml:space="preserve">文件名里的「四篇」保留不动</w:t>
       </w:r>
       <w:r>
-        <w:t xml:space="preserve">（为可追溯性：外部审稿意见审的就是那四篇）⇒ ★</w:t>
-      </w:r>
-      <w:r>
-        <w:t xml:space="preserve"> </w:t>
+        <w:t xml:space="preserve">（为可追溯性：外部审稿意见审的就是那四篇），</w:t>
       </w:r>
       <w:r>
         <w:rPr>
@@ -209,7 +191,7 @@
         <w:t xml:space="preserve"> </w:t>
       </w:r>
       <w:r>
-        <w:t xml:space="preserve">⇒ ★ 方向③ 的</w:t>
+        <w:t xml:space="preserve">方向③ 的</w:t>
       </w:r>
       <w:r>
         <w:rPr>
@@ -219,17 +201,14 @@
         <w:t xml:space="preserve">唯一一句判决</w:t>
       </w:r>
       <w:r>
-        <w:t xml:space="preserve">：★</w:t>
-      </w:r>
-      <w:r>
-        <w:t xml:space="preserve"> </w:t>
-      </w:r>
-      <w:r>
-        <w:rPr>
-          <w:bCs/>
-          <w:b/>
-        </w:rPr>
-        <w:t xml:space="preserve">机制成立、架构级轴（★ 逐轴：P2 增量 ＝ 不可分辨、承重维度轴 ＝ 不可分辨、宽度轴 ＝ 未检出）、泛化证据不存在</w:t>
+        <w:t xml:space="preserve">：</w:t>
+      </w:r>
+      <w:r>
+        <w:rPr>
+          <w:bCs/>
+          <w:b/>
+        </w:rPr>
+        <w:t xml:space="preserve">机制成立、架构级轴（逐轴：P2 增量 ＝ 不可分辨、承重维度轴 ＝ 不可分辨、宽度轴 ＝ 未检出）、泛化证据不存在</w:t>
       </w:r>
       <w:r>
         <w:t xml:space="preserve">（局部避坑行为轴</w:t>
@@ -302,10 +281,7 @@
         <w:t xml:space="preserve">5/6</w:t>
       </w:r>
       <w:r>
-        <w:t xml:space="preserve">，★</w:t>
-      </w:r>
-      <w:r>
-        <w:t xml:space="preserve"> </w:t>
+        <w:t xml:space="preserve">，</w:t>
       </w:r>
       <w:r>
         <w:rPr>
@@ -344,7 +320,7 @@
         <w:t xml:space="preserve">的贡献</w:t>
       </w:r>
       <w:r>
-        <w:t xml:space="preserve">）⇒ ★ 详见 §2.5 与</w:t>
+        <w:t xml:space="preserve">），详见 §2.5 与</w:t>
       </w:r>
       <w:r>
         <w:t xml:space="preserve"> </w:t>
@@ -527,7 +503,7 @@
               <w:t xml:space="preserve">外部只读审计协议</w:t>
             </w:r>
             <w:r>
-              <w:t xml:space="preserve">（★ 外部只读审计是</w:t>
+              <w:t xml:space="preserve">（外部只读审计是</w:t>
             </w:r>
             <w:r>
               <w:rPr>
@@ -547,13 +523,7 @@
               <w:t xml:space="preserve">互补</w:t>
             </w:r>
             <w:r>
-              <w:t xml:space="preserve"> </w:t>
-            </w:r>
-            <w:r>
-              <w:t xml:space="preserve">⇒ ★</w:t>
-            </w:r>
-            <w:r>
-              <w:t xml:space="preserve"> </w:t>
+              <w:t xml:space="preserve">，</w:t>
             </w:r>
             <w:r>
               <w:rPr>
@@ -585,7 +555,7 @@
               <w:jc w:val="left"/>
             </w:pPr>
             <w:r>
-              <w:t xml:space="preserve">✅ 成稿（+ 今天新增失效实例）</w:t>
+              <w:t xml:space="preserve">成稿（+ 今天新增失效实例）</w:t>
             </w:r>
           </w:p>
         </w:tc>
@@ -646,12 +616,6 @@
               <w:jc w:val="left"/>
             </w:pPr>
             <w:r>
-              <w:t xml:space="preserve">★</w:t>
-            </w:r>
-            <w:r>
-              <w:t xml:space="preserve"> </w:t>
-            </w:r>
-            <w:r>
               <w:rPr>
                 <w:bCs/>
                 <w:b/>
@@ -669,20 +633,17 @@
               <w:t xml:space="preserve">工作流臂覆盖了更多不同的断言表述（措辞层），但未覆盖到更多不同的结论空间元素</w:t>
             </w:r>
             <w:r>
-              <w:t xml:space="preserve">（★ 同一批配对上的双轴分离，★ A 篇 §5.9 ②）⇒ ★</w:t>
-            </w:r>
-            <w:r>
-              <w:t xml:space="preserve"> </w:t>
-            </w:r>
-            <w:r>
-              <w:rPr>
-                <w:bCs/>
-                <w:b/>
-              </w:rPr>
-              <w:t xml:space="preserve">净增益双边口径已算（批 1 判决 =「不可分辨」⇒ 既不写"净收益为负"、也不写"净收益为正"；批 2 法律域 944 条仍待原始产出）</w:t>
-            </w:r>
-            <w:r>
-              <w:t xml:space="preserve">｜★ 单边绝对计数读数仍成立：在【推导唯一】任务域上，一次直调的每份有效产出（</w:t>
+              <w:t xml:space="preserve">（同一批配对上的双轴分离， A 篇 §5.9 ②），</w:t>
+            </w:r>
+            <w:r>
+              <w:rPr>
+                <w:bCs/>
+                <w:b/>
+              </w:rPr>
+              <w:t xml:space="preserve">净增益双边口径已算（批 1 判决 =「不可分辨」，既不写"净收益为负"、也不写"净收益为正"；批 2 法律域 944 条仍待原始产出）</w:t>
+            </w:r>
+            <w:r>
+              <w:t xml:space="preserve">｜ 单边绝对计数读数仍成立：在【推导唯一】任务域上，一次直调的每份有效产出（</w:t>
             </w:r>
             <w:r>
               <w:rPr>
@@ -692,7 +653,7 @@
               <w:t xml:space="preserve">2.65</w:t>
             </w:r>
             <w:r>
-              <w:t xml:space="preserve">）高于本轮所测工作流臂（dual_select</w:t>
+              <w:t xml:space="preserve">）高于这一轮所测工作流臂（dual_select</w:t>
             </w:r>
             <w:r>
               <w:t xml:space="preserve"> </w:t>
@@ -718,10 +679,7 @@
               <w:t xml:space="preserve">1.36</w:t>
             </w:r>
             <w:r>
-              <w:t xml:space="preserve">）；⚠️</w:t>
-            </w:r>
-            <w:r>
-              <w:t xml:space="preserve"> </w:t>
+              <w:t xml:space="preserve">）；</w:t>
             </w:r>
             <w:r>
               <w:rPr>
@@ -743,7 +701,7 @@
               <w:jc w:val="left"/>
             </w:pPr>
             <w:r>
-              <w:t xml:space="preserve">✅ 可投（+ 一条重要限定，见 §1.1）</w:t>
+              <w:t xml:space="preserve">可投（+ 一条重要限定，见 §1.1）</w:t>
             </w:r>
           </w:p>
         </w:tc>
@@ -824,10 +782,7 @@
               <w:t xml:space="preserve">9/9 完全打平</w:t>
             </w:r>
             <w:r>
-              <w:t xml:space="preserve">，gap 均值 0.0，align 均为 0.3148，n=9）⇒</w:t>
-            </w:r>
-            <w:r>
-              <w:t xml:space="preserve"> </w:t>
+              <w:t xml:space="preserve">，gap 均值 0.0，align 均为 0.3148，n=9），</w:t>
             </w:r>
             <w:r>
               <w:rPr>
@@ -837,23 +792,17 @@
               <w:t xml:space="preserve">零区分 / 未检出</w:t>
             </w:r>
             <w:r>
-              <w:t xml:space="preserve">；⚠️</w:t>
-            </w:r>
-            <w:r>
-              <w:t xml:space="preserve"> </w:t>
-            </w:r>
-            <w:r>
-              <w:rPr>
-                <w:bCs/>
-                <w:b/>
-              </w:rPr>
-              <w:t xml:space="preserve">本批未预注册最小实际效应量（MES）⇒ 不能排除中小效应的存在</w:t>
-            </w:r>
-            <w:r>
-              <w:t xml:space="preserve"> </w:t>
-            </w:r>
-            <w:r>
-              <w:t xml:space="preserve">⇒ 正确表述是"零区分 / 未检出"，</w:t>
+              <w:t xml:space="preserve">；</w:t>
+            </w:r>
+            <w:r>
+              <w:rPr>
+                <w:bCs/>
+                <w:b/>
+              </w:rPr>
+              <w:t xml:space="preserve">本批未预注册最小实际效应量（MES），不能排除中小效应的存在</w:t>
+            </w:r>
+            <w:r>
+              <w:t xml:space="preserve">，正确表述是"零区分 / 未检出"，</w:t>
             </w:r>
             <w:r>
               <w:rPr>
@@ -875,7 +824,7 @@
               <w:jc w:val="left"/>
             </w:pPr>
             <w:r>
-              <w:t xml:space="preserve">✅ 整合稿（v3 + Phase 1 + v4 三轮）</w:t>
+              <w:t xml:space="preserve">整合稿（v3 + Phase 1 + v4 三轮）</w:t>
             </w:r>
           </w:p>
         </w:tc>
@@ -946,7 +895,7 @@
               <w:t xml:space="preserve">相对于参照系</w:t>
             </w:r>
             <w:r>
-              <w:t xml:space="preserve">的可证伪命题（★ 定义 1 只判「</w:t>
+              <w:t xml:space="preserve">的可证伪命题（定义 1 只判「</w:t>
             </w:r>
             <w:r>
               <w:rPr>
@@ -1048,7 +997,7 @@
               <w:jc w:val="left"/>
             </w:pPr>
             <w:r>
-              <w:t xml:space="preserve">✅ 正文（+ 层1 外部证据，见 §2.7）</w:t>
+              <w:t xml:space="preserve">正文（+ 层1 外部证据，见 §2.7）</w:t>
             </w:r>
           </w:p>
         </w:tc>
@@ -1129,7 +1078,7 @@
               <w:t xml:space="preserve">消融结构干净</w:t>
             </w:r>
             <w:r>
-              <w:t xml:space="preserve">（层2 = 层3 − 演化 ⇒ 只差</w:t>
+              <w:t xml:space="preserve">（层2 = 层3 − 演化，只差</w:t>
             </w:r>
             <w:r>
               <w:t xml:space="preserve"> </w:t>
@@ -1144,23 +1093,17 @@
               <w:t xml:space="preserve"> </w:t>
             </w:r>
             <w:r>
-              <w:t xml:space="preserve">一个开关）；★</w:t>
-            </w:r>
-            <w:r>
-              <w:t xml:space="preserve"> </w:t>
-            </w:r>
-            <w:r>
-              <w:rPr>
-                <w:bCs/>
-                <w:b/>
-              </w:rPr>
-              <w:t xml:space="preserve">架构级轴（★ 逐轴：P2 增量 ＝ 不可分辨、承重维度轴 ＝ 不可分辨、宽度轴 ＝ 未检出）</w:t>
-            </w:r>
-            <w:r>
-              <w:t xml:space="preserve">；★</w:t>
-            </w:r>
-            <w:r>
-              <w:t xml:space="preserve"> </w:t>
+              <w:t xml:space="preserve">一个开关）；</w:t>
+            </w:r>
+            <w:r>
+              <w:rPr>
+                <w:bCs/>
+                <w:b/>
+              </w:rPr>
+              <w:t xml:space="preserve">架构级轴（逐轴：P2 增量 ＝ 不可分辨、承重维度轴 ＝ 不可分辨、宽度轴 ＝ 未检出）</w:t>
+            </w:r>
+            <w:r>
+              <w:t xml:space="preserve">；</w:t>
             </w:r>
             <w:r>
               <w:rPr>
@@ -1254,10 +1197,7 @@
               <w:t xml:space="preserve">5/6</w:t>
             </w:r>
             <w:r>
-              <w:t xml:space="preserve">，★</w:t>
-            </w:r>
-            <w:r>
-              <w:t xml:space="preserve"> </w:t>
+              <w:t xml:space="preserve">，</w:t>
             </w:r>
             <w:r>
               <w:rPr>
@@ -1296,10 +1236,7 @@
               <w:t xml:space="preserve">的贡献</w:t>
             </w:r>
             <w:r>
-              <w:t xml:space="preserve">）；★</w:t>
-            </w:r>
-            <w:r>
-              <w:t xml:space="preserve"> </w:t>
+              <w:t xml:space="preserve">）；</w:t>
             </w:r>
             <w:r>
               <w:rPr>
@@ -1336,33 +1273,24 @@
               <w:t xml:space="preserve"> </w:t>
             </w:r>
             <w:r>
-              <w:t xml:space="preserve">只算机制存在性；★</w:t>
-            </w:r>
-            <w:r>
-              <w:t xml:space="preserve"> </w:t>
-            </w:r>
-            <w:r>
-              <w:rPr>
-                <w:bCs/>
-                <w:b/>
-              </w:rPr>
-              <w:t xml:space="preserve">留出批未完成 ⇒ 无泛化证据</w:t>
-            </w:r>
-          </w:p>
-        </w:tc>
-        <w:tc>
-          <w:tcPr/>
-          <w:p>
-            <w:pPr>
-              <w:pStyle w:val="Compact"/>
-              <w:jc w:val="left"/>
-            </w:pPr>
-            <w:r>
-              <w:t xml:space="preserve">✅</w:t>
-            </w:r>
-            <w:r>
-              <w:t xml:space="preserve"> </w:t>
-            </w:r>
+              <w:t xml:space="preserve">只算机制存在性；</w:t>
+            </w:r>
+            <w:r>
+              <w:rPr>
+                <w:bCs/>
+                <w:b/>
+              </w:rPr>
+              <w:t xml:space="preserve">留出批未完成，无泛化证据</w:t>
+            </w:r>
+          </w:p>
+        </w:tc>
+        <w:tc>
+          <w:tcPr/>
+          <w:p>
+            <w:pPr>
+              <w:pStyle w:val="Compact"/>
+              <w:jc w:val="left"/>
+            </w:pPr>
             <w:r>
               <w:rPr>
                 <w:bCs/>
@@ -1456,7 +1384,7 @@
               <w:t xml:space="preserve">写不了正文</w:t>
             </w:r>
             <w:r>
-              <w:t xml:space="preserve">（3 项实验未做，约 2 周）⇒ 只给缺口清单</w:t>
+              <w:t xml:space="preserve">（3 项实验未做，约 2 周），只给缺口清单</w:t>
             </w:r>
           </w:p>
         </w:tc>
@@ -1482,12 +1410,6 @@
         <w:pStyle w:val="BodyText"/>
       </w:pPr>
       <w:r>
-        <w:t xml:space="preserve">★</w:t>
-      </w:r>
-      <w:r>
-        <w:t xml:space="preserve"> </w:t>
-      </w:r>
-      <w:r>
         <w:rPr>
           <w:bCs/>
           <w:b/>
@@ -1526,12 +1448,6 @@
         <w:pStyle w:val="BodyText"/>
       </w:pPr>
       <w:r>
-        <w:t xml:space="preserve">★</w:t>
-      </w:r>
-      <w:r>
-        <w:t xml:space="preserve"> </w:t>
-      </w:r>
-      <w:r>
         <w:rPr>
           <w:bCs/>
           <w:b/>
@@ -1539,10 +1455,7 @@
         <w:t xml:space="preserve">B 篇为什么现在不写</w:t>
       </w:r>
       <w:r>
-        <w:t xml:space="preserve">：它的 3 项必补实验未做 ⇒ 写出来只有主张没有判决 ⇒</w:t>
-      </w:r>
-      <w:r>
-        <w:t xml:space="preserve"> </w:t>
+        <w:t xml:space="preserve">：它的 3 项必补实验未做，写出来只有主张没有判决，</w:t>
       </w:r>
       <w:r>
         <w:rPr>
@@ -1578,7 +1491,7 @@
         <w:pStyle w:val="Heading2"/>
       </w:pPr>
       <w:r>
-        <w:t xml:space="preserve">1 · ★ 跨篇必须一起讲的三条限定</w:t>
+        <w:t xml:space="preserve">1 · 跨篇必须一起讲的三条限定</w:t>
       </w:r>
     </w:p>
     <w:p>
@@ -1616,13 +1529,13 @@
         <w:t xml:space="preserve">答辩时主动说，比被逐条追问强得多。</w:t>
       </w:r>
     </w:p>
-    <w:bookmarkStart w:id="21" w:name="型号池静默下架-历史-dual-臂读数的分母是-4不是-5"/>
+    <w:bookmarkStart w:id="21" w:name="型号池静默下架历史-dual-臂读数的分母是-4不是-5"/>
     <w:p>
       <w:pPr>
         <w:pStyle w:val="Heading3"/>
       </w:pPr>
       <w:r>
-        <w:t xml:space="preserve">1.1 ★ 型号池静默下架 ⇒ 历史 dual 臂读数的分母是 4，不是 5</w:t>
+        <w:t xml:space="preserve">1.1 型号池静默下架，历史 dual 臂读数的分母是 4，不是 5</w:t>
       </w:r>
     </w:p>
     <w:p>
@@ -1671,10 +1584,7 @@
         <w:t xml:space="preserve">已 404</w:t>
       </w:r>
       <w:r>
-        <w:t xml:space="preserve">）⇒</w:t>
-      </w:r>
-      <w:r>
-        <w:t xml:space="preserve"> </w:t>
+        <w:t xml:space="preserve">），</w:t>
       </w:r>
       <w:r>
         <w:rPr>
@@ -1699,7 +1609,7 @@
         <w:t xml:space="preserve">5 分支臂</w:t>
       </w:r>
       <w:r>
-        <w:t xml:space="preserve">的第 5 支空串 ⇒ 被</w:t>
+        <w:t xml:space="preserve">的第 5 支空串，被</w:t>
       </w:r>
       <w:r>
         <w:t xml:space="preserve"> </w:t>
@@ -1714,10 +1624,7 @@
         <w:t xml:space="preserve"> </w:t>
       </w:r>
       <w:r>
-        <w:t xml:space="preserve">过滤 ⇒</w:t>
-      </w:r>
-      <w:r>
-        <w:t xml:space="preserve"> </w:t>
+        <w:t xml:space="preserve">过滤，</w:t>
       </w:r>
       <w:r>
         <w:rPr>
@@ -1790,7 +1697,7 @@
               <w:jc w:val="center"/>
             </w:pPr>
             <w:r>
-              <w:t xml:space="preserve">✅ 不受影响</w:t>
+              <w:t xml:space="preserve">不受影响</w:t>
             </w:r>
           </w:p>
         </w:tc>
@@ -1816,7 +1723,7 @@
               <w:jc w:val="center"/>
             </w:pPr>
             <w:r>
-              <w:t xml:space="preserve">⚠️ 需按 4 支重算</w:t>
+              <w:t xml:space="preserve">需按 4 支重算</w:t>
             </w:r>
           </w:p>
         </w:tc>
@@ -1842,7 +1749,7 @@
               <w:jc w:val="center"/>
             </w:pPr>
             <w:r>
-              <w:t xml:space="preserve">⚠️ 需重算</w:t>
+              <w:t xml:space="preserve">需重算</w:t>
             </w:r>
           </w:p>
         </w:tc>
@@ -1868,7 +1775,7 @@
               <w:jc w:val="center"/>
             </w:pPr>
             <w:r>
-              <w:t xml:space="preserve">⚠️ 需重算（</w:t>
+              <w:t xml:space="preserve">需重算（</w:t>
             </w:r>
             <w:r>
               <w:rPr>
@@ -1904,7 +1811,7 @@
               <w:jc w:val="center"/>
             </w:pPr>
             <w:r>
-              <w:t xml:space="preserve">⚠️ 同源，方向性支持，暂不定量引用</w:t>
+              <w:t xml:space="preserve">同源，方向性支持，暂不定量引用</w:t>
             </w:r>
           </w:p>
         </w:tc>
@@ -1915,12 +1822,6 @@
         <w:pStyle w:val="BodyText"/>
       </w:pPr>
       <w:r>
-        <w:t xml:space="preserve">⇒ ★</w:t>
-      </w:r>
-      <w:r>
-        <w:t xml:space="preserve"> </w:t>
-      </w:r>
-      <w:r>
         <w:rPr>
           <w:bCs/>
           <w:b/>
@@ -1952,12 +1853,6 @@
         <w:pStyle w:val="BodyText"/>
       </w:pPr>
       <w:r>
-        <w:t xml:space="preserve">⇒ ★★</w:t>
-      </w:r>
-      <w:r>
-        <w:t xml:space="preserve"> </w:t>
-      </w:r>
-      <w:r>
         <w:rPr>
           <w:bCs/>
           <w:b/>
@@ -2031,13 +1926,7 @@
         <w:t xml:space="preserve">实测同为死的</w:t>
       </w:r>
       <w:r>
-        <w:t xml:space="preserve"> </w:t>
-      </w:r>
-      <w:r>
-        <w:t xml:space="preserve">⇒ ⇒</w:t>
-      </w:r>
-      <w:r>
-        <w:t xml:space="preserve"> </w:t>
+        <w:t xml:space="preserve">，</w:t>
       </w:r>
       <w:r>
         <w:rPr>
@@ -2047,10 +1936,7 @@
         <w:t xml:space="preserve">两条完全独立的路径撞上同一根因</w:t>
       </w:r>
       <w:r>
-        <w:t xml:space="preserve">（一条来自论文簇的总纲，一条来自第二组的工作区实测）⇒ ⇒</w:t>
-      </w:r>
-      <w:r>
-        <w:t xml:space="preserve"> </w:t>
+        <w:t xml:space="preserve">（一条来自论文簇的总纲，一条来自第二组的工作区实测），</w:t>
       </w:r>
       <w:r>
         <w:rPr>
@@ -2075,12 +1961,6 @@
         <w:pStyle w:val="BodyText"/>
       </w:pPr>
       <w:r>
-        <w:t xml:space="preserve">⇒ ⇒</w:t>
-      </w:r>
-      <w:r>
-        <w:t xml:space="preserve"> </w:t>
-      </w:r>
-      <w:r>
         <w:rPr>
           <w:bCs/>
           <w:b/>
@@ -2094,7 +1974,7 @@
         <w:t xml:space="preserve"> </w:t>
       </w:r>
       <w:r>
-        <w:t xml:space="preserve">1. ★</w:t>
+        <w:t xml:space="preserve">1.</w:t>
       </w:r>
       <w:r>
         <w:t xml:space="preserve"> </w:t>
@@ -2107,16 +1987,13 @@
         <w:t xml:space="preserve">凡声称用满 6 支的场合，其读数都要先核支数是否真为 6</w:t>
       </w:r>
       <w:r>
-        <w:t xml:space="preserve"> </w:t>
-      </w:r>
-      <w:r>
-        <w:t xml:space="preserve">⇒ 已写入 A 篇「本批不成立的结论」。</w:t>
-      </w:r>
-      <w:r>
-        <w:t xml:space="preserve"> </w:t>
-      </w:r>
-      <w:r>
-        <w:t xml:space="preserve">2. ★</w:t>
+        <w:t xml:space="preserve">，已写入 A 篇「本批不成立的结论」。</w:t>
+      </w:r>
+      <w:r>
+        <w:t xml:space="preserve"> </w:t>
+      </w:r>
+      <w:r>
+        <w:t xml:space="preserve">2.</w:t>
       </w:r>
       <w:r>
         <w:t xml:space="preserve"> </w:t>
@@ -2168,7 +2045,7 @@
         <w:t xml:space="preserve">混着支数差异</w:t>
       </w:r>
       <w:r>
-        <w:t xml:space="preserve">）⇒ 法律域 18 题</w:t>
+        <w:t xml:space="preserve">），法律域 18 题</w:t>
       </w:r>
       <w:r>
         <w:rPr>
@@ -2184,7 +2061,7 @@
         <w:t xml:space="preserve"> </w:t>
       </w:r>
       <w:r>
-        <w:t xml:space="preserve">3. ★</w:t>
+        <w:t xml:space="preserve">3.</w:t>
       </w:r>
       <w:r>
         <w:t xml:space="preserve"> </w:t>
@@ -2197,10 +2074,7 @@
         <w:t xml:space="preserve">「同一把尺子」不蕴含「两域可比」</w:t>
       </w:r>
       <w:r>
-        <w:t xml:space="preserve"> </w:t>
-      </w:r>
-      <w:r>
-        <w:t xml:space="preserve">⇒ 可比性有三个维度：公式/尺子、</w:t>
+        <w:t xml:space="preserve">，可比性有三个维度：公式/尺子、</w:t>
       </w:r>
       <w:r>
         <w:rPr>
@@ -2210,13 +2084,13 @@
         <w:t xml:space="preserve">分母的生成条件</w:t>
       </w:r>
       <w:r>
-        <w:t xml:space="preserve">、数据来源 ⇒ 只对齐第一个维度就宣布"可比"是最常见的错。</w:t>
-      </w:r>
-      <w:r>
-        <w:t xml:space="preserve"> </w:t>
-      </w:r>
-      <w:r>
-        <w:t xml:space="preserve">4. ★★</w:t>
+        <w:t xml:space="preserve">、数据来源，只对齐第一个维度就宣布"可比"是最常见的错。</w:t>
+      </w:r>
+      <w:r>
+        <w:t xml:space="preserve"> </w:t>
+      </w:r>
+      <w:r>
+        <w:t xml:space="preserve">4.</w:t>
       </w:r>
       <w:r>
         <w:t xml:space="preserve"> </w:t>
@@ -2249,10 +2123,7 @@
         <w:t xml:space="preserve">不能只在 §1.1 写一次</w:t>
       </w:r>
       <w:r>
-        <w:t xml:space="preserve"> </w:t>
-      </w:r>
-      <w:r>
-        <w:t xml:space="preserve">⇒ ★ 已落到：A 篇摘要 / A 篇 §5 R2–R4 的分母注 / A 篇 §5.9 口径限定 / A 篇附录 D.1 / L1 §6.3 /</w:t>
+        <w:t xml:space="preserve">，已落到：A 篇摘要 / A 篇 §5 R2–R4 的分母注 / A 篇 §5.9 口径限定 / A 篇附录 D.1 / L1 §6.3 /</w:t>
       </w:r>
       <w:r>
         <w:t xml:space="preserve"> </w:t>
@@ -2309,7 +2180,7 @@
         <w:pStyle w:val="Heading3"/>
       </w:pPr>
       <w:r>
-        <w:t xml:space="preserve">1.2 ★ 层1 的归因天花板：注意力机制归因</w:t>
+        <w:t xml:space="preserve">1.2 层1 的归因天花板：注意力机制归因</w:t>
       </w:r>
       <w:r>
         <w:rPr>
@@ -2347,10 +2218,7 @@
         <w:t xml:space="preserve">不支持</w:t>
       </w:r>
       <w:r>
-        <w:t xml:space="preserve"> </w:t>
-      </w:r>
-      <w:r>
-        <w:t xml:space="preserve">❌。</w:t>
+        <w:t xml:space="preserve">。</w:t>
       </w:r>
       <w:r>
         <w:t xml:space="preserve"> </w:t>
@@ -2392,7 +2260,7 @@
         <w:t xml:space="preserve"> </w:t>
       </w:r>
       <w:r>
-        <w:t xml:space="preserve">- ⇒ 现有全部结论都只在</w:t>
+        <w:t xml:space="preserve">- 现有全部结论都只在</w:t>
       </w:r>
       <w:r>
         <w:rPr>
@@ -2408,7 +2276,7 @@
         <w:t xml:space="preserve"> </w:t>
       </w:r>
       <w:r>
-        <w:t xml:space="preserve">- ★ 实测</w:t>
+        <w:t xml:space="preserve">- 实测</w:t>
       </w:r>
       <w:r>
         <w:t xml:space="preserve"> </w:t>
@@ -2448,10 +2316,7 @@
         <w:t xml:space="preserve"> </w:t>
       </w:r>
       <w:r>
-        <w:t xml:space="preserve">字段直接不存在）⇒</w:t>
-      </w:r>
-      <w:r>
-        <w:t xml:space="preserve"> </w:t>
+        <w:t xml:space="preserve">字段直接不存在），</w:t>
       </w:r>
       <w:r>
         <w:rPr>
@@ -2461,7 +2326,7 @@
         <w:t xml:space="preserve">NLL / perplexity / typicality / PMI 全族作废</w:t>
       </w:r>
       <w:r>
-        <w:t xml:space="preserve">；沙箱无 GPU ⇒ 无自托管打分器。</w:t>
+        <w:t xml:space="preserve">；沙箱无 GPU，无自托管打分器。</w:t>
       </w:r>
     </w:p>
     <w:p>
@@ -2469,12 +2334,6 @@
         <w:pStyle w:val="BodyText"/>
       </w:pPr>
       <w:r>
-        <w:t xml:space="preserve">⇒ ⇒</w:t>
-      </w:r>
-      <w:r>
-        <w:t xml:space="preserve"> </w:t>
-      </w:r>
-      <w:r>
         <w:rPr>
           <w:bCs/>
           <w:b/>
@@ -2498,12 +2357,6 @@
         <w:t xml:space="preserve"> </w:t>
       </w:r>
       <w:r>
-        <w:t xml:space="preserve">⇒ ⇒ ★</w:t>
-      </w:r>
-      <w:r>
-        <w:t xml:space="preserve"> </w:t>
-      </w:r>
-      <w:r>
         <w:rPr>
           <w:bCs/>
           <w:b/>
@@ -2531,10 +2384,7 @@
         <w:t xml:space="preserve">分散</w:t>
       </w:r>
       <w:r>
-        <w:t xml:space="preserve">⇒ 表征退化）⇒ ⇒</w:t>
-      </w:r>
-      <w:r>
-        <w:t xml:space="preserve"> </w:t>
+        <w:t xml:space="preserve">，表征退化），</w:t>
       </w:r>
       <w:r>
         <w:rPr>
@@ -2544,13 +2394,7 @@
         <w:t xml:space="preserve">不得写「外部文献与本项目机制假设一致」</w:t>
       </w:r>
       <w:r>
-        <w:t xml:space="preserve">（★ 2026-10-24 晚间更正：★ 我最初把该文列为支持证据，方向判反了）。</w:t>
-      </w:r>
-      <w:r>
-        <w:t xml:space="preserve"> </w:t>
-      </w:r>
-      <w:r>
-        <w:t xml:space="preserve">⇒ ⇒</w:t>
+        <w:t xml:space="preserve">（2026-10-24 晚间更正：我最初把该文列为支持证据，方向判反了）。</w:t>
       </w:r>
       <w:r>
         <w:t xml:space="preserve"> </w:t>
@@ -2569,12 +2413,6 @@
         <w:t xml:space="preserve"> </w:t>
       </w:r>
       <w:r>
-        <w:t xml:space="preserve">⇒ ⇒ ★</w:t>
-      </w:r>
-      <w:r>
-        <w:t xml:space="preserve"> </w:t>
-      </w:r>
-      <w:r>
         <w:rPr>
           <w:bCs/>
           <w:b/>
@@ -2582,10 +2420,7 @@
         <w:t xml:space="preserve">这是能力边界（无内部激活访问权 / 无 GPU），不是"未尝试"</w:t>
       </w:r>
       <w:r>
-        <w:t xml:space="preserve"> </w:t>
-      </w:r>
-      <w:r>
-        <w:t xml:space="preserve">⇒ 在答辩里要</w:t>
+        <w:t xml:space="preserve">，在答辩里要</w:t>
       </w:r>
       <w:r>
         <w:rPr>
@@ -2605,7 +2440,7 @@
         <w:pStyle w:val="Heading3"/>
       </w:pPr>
       <w:r>
-        <w:t xml:space="preserve">1.3 ★ "不可分辨" ≠ "无效应"：本项目所有平读数一律带检出力地板</w:t>
+        <w:t xml:space="preserve">1.3 "不可分辨" ≠ "无效应"：本项目所有平读数一律带检出力地板</w:t>
       </w:r>
     </w:p>
     <w:p>
@@ -2617,7 +2452,7 @@
           <w:bCs/>
           <w:b/>
         </w:rPr>
-        <w:t xml:space="preserve">这是横跨 A / L1 / D 三篇的同一条纪律</w:t>
+        <w:t xml:space="preserve">这是横跨 A / L1 / D 三篇的同一条要求</w:t>
       </w:r>
       <w:r>
         <w:t xml:space="preserve">：</w:t>
@@ -2809,10 +2644,7 @@
               <w:t xml:space="preserve">同臂、同题、不同 rep</w:t>
             </w:r>
             <w:r>
-              <w:t xml:space="preserve">（rep 差异是纯噪声 ⇒ 天然零分布）⇒</w:t>
-            </w:r>
-            <w:r>
-              <w:t xml:space="preserve"> </w:t>
+              <w:t xml:space="preserve">（rep 差异是纯噪声，天然零分布），</w:t>
             </w:r>
             <w:r>
               <w:rPr>
@@ -2866,12 +2698,6 @@
               <w:jc w:val="left"/>
             </w:pPr>
             <w:r>
-              <w:t xml:space="preserve">★</w:t>
-            </w:r>
-            <w:r>
-              <w:t xml:space="preserve"> </w:t>
-            </w:r>
-            <w:r>
               <w:rPr>
                 <w:bCs/>
                 <w:b/>
@@ -2908,7 +2734,7 @@
               <w:t xml:space="preserve">零分辨力检查</w:t>
             </w:r>
             <w:r>
-              <w:t xml:space="preserve">（它在所有臂上是否恒定 ⇒ 恒定 ⇒ 定义上恒等 ⇒ 不可参与任何门，★ 否则它能</w:t>
+              <w:t xml:space="preserve">（它在所有臂上是否恒定，恒定，定义上恒等，不可参与任何门，否则它能</w:t>
             </w:r>
             <w:r>
               <w:rPr>
@@ -2931,10 +2757,7 @@
               <w:t xml:space="preserve">污染率检查</w:t>
             </w:r>
             <w:r>
-              <w:t xml:space="preserve">（真实批上多大比例的读数受影响 ⇒ ★ 臂级 n 越小放大越多）⇒ ★</w:t>
-            </w:r>
-            <w:r>
-              <w:t xml:space="preserve"> </w:t>
+              <w:t xml:space="preserve">（真实批上多大比例的读数受影响，臂级 n 越小放大越多），</w:t>
             </w:r>
             <w:r>
               <w:rPr>
@@ -2955,12 +2778,6 @@
               <w:jc w:val="left"/>
             </w:pPr>
             <w:r>
-              <w:t xml:space="preserve">★</w:t>
-            </w:r>
-            <w:r>
-              <w:t xml:space="preserve"> </w:t>
-            </w:r>
-            <w:r>
               <w:rPr>
                 <w:bCs/>
                 <w:b/>
@@ -2994,10 +2811,7 @@
               <w:t xml:space="preserve">不是绝对差值</w:t>
             </w:r>
             <w:r>
-              <w:t xml:space="preserve"> </w:t>
-            </w:r>
-            <w:r>
-              <w:t xml:space="preserve">⇒ ★ 引用时必须写成「</w:t>
+              <w:t xml:space="preserve">，引用时必须写成「</w:t>
             </w:r>
             <w:r>
               <w:rPr>
@@ -3007,7 +2821,7 @@
               <w:t xml:space="preserve">≥ θ₀ 个题内 rep σ</w:t>
             </w:r>
             <w:r>
-              <w:t xml:space="preserve">」⇒ 否则读者会把 θ₀ = 0.3255 个绝对 Vendi 误读成绝对阈值</w:t>
+              <w:t xml:space="preserve">」，否则读者会把 θ₀ = 0.3255 个绝对 Vendi 误读成绝对阈值</w:t>
             </w:r>
           </w:p>
         </w:tc>
@@ -3050,12 +2864,6 @@
       <w:pPr>
         <w:pStyle w:val="BodyText"/>
       </w:pPr>
-      <w:r>
-        <w:t xml:space="preserve">⇒ ⇒</w:t>
-      </w:r>
-      <w:r>
-        <w:t xml:space="preserve"> </w:t>
-      </w:r>
       <w:r>
         <w:rPr>
           <w:bCs/>
@@ -3113,7 +2921,7 @@
         <w:t xml:space="preserve">明确不能支撑什么</w:t>
       </w:r>
       <w:r>
-        <w:t xml:space="preserve">（★ 这一段是质量，不是谦虚）③ 证据档位。</w:t>
+        <w:t xml:space="preserve">（这一段是质量，不是谦虚）③ 证据档位。</w:t>
       </w:r>
       <w:r>
         <w:t xml:space="preserve"> </w:t>
@@ -3202,7 +3010,7 @@
               <w:jc w:val="left"/>
             </w:pPr>
             <w:r>
-              <w:t xml:space="preserve">依据（✅ 实测）</w:t>
+              <w:t xml:space="preserve">依据（实测）</w:t>
             </w:r>
           </w:p>
         </w:tc>
@@ -3216,10 +3024,7 @@
               <w:jc w:val="left"/>
             </w:pPr>
             <w:r>
-              <w:t xml:space="preserve">「过早闭合现象存在」 ★</w:t>
-            </w:r>
-            <w:r>
-              <w:t xml:space="preserve"> </w:t>
+              <w:t xml:space="preserve">「过早闭合现象存在」</w:t>
             </w:r>
             <w:r>
               <w:rPr>
@@ -3306,10 +3111,7 @@
               <w:t xml:space="preserve">0.457 vs 基线 0.500</w:t>
             </w:r>
             <w:r>
-              <w:t xml:space="preserve">，⚠️</w:t>
-            </w:r>
-            <w:r>
-              <w:t xml:space="preserve"> </w:t>
+              <w:t xml:space="preserve">，</w:t>
             </w:r>
             <w:r>
               <w:rPr>
@@ -3339,13 +3141,7 @@
               <w:t xml:space="preserve">未做正负对照验证</w:t>
             </w:r>
             <w:r>
-              <w:t xml:space="preserve"> </w:t>
-            </w:r>
-            <w:r>
-              <w:t xml:space="preserve">⇒</w:t>
-            </w:r>
-            <w:r>
-              <w:t xml:space="preserve"> </w:t>
+              <w:t xml:space="preserve">，</w:t>
             </w:r>
             <w:r>
               <w:rPr>
@@ -3436,10 +3232,7 @@
               <w:t xml:space="preserve">5/5 的 95%CI 都含 0</w:t>
             </w:r>
             <w:r>
-              <w:t xml:space="preserve">（Δα：−0.002 / +0.021 / +0.091 / +0.110 / −0.072）⇒ ⚠️</w:t>
-            </w:r>
-            <w:r>
-              <w:t xml:space="preserve"> </w:t>
+              <w:t xml:space="preserve">（Δα：−0.002 / +0.021 / +0.091 / +0.110 / −0.072），</w:t>
             </w:r>
             <w:r>
               <w:rPr>
@@ -3475,12 +3268,6 @@
               <w:jc w:val="center"/>
             </w:pPr>
             <w:r>
-              <w:t xml:space="preserve">✅</w:t>
-            </w:r>
-            <w:r>
-              <w:t xml:space="preserve"> </w:t>
-            </w:r>
-            <w:r>
               <w:rPr>
                 <w:bCs/>
                 <w:b/>
@@ -3539,17 +3326,14 @@
               <w:t xml:space="preserve">K=3/4 处边际增益 +10.4 / +16.1，未衰减</w:t>
             </w:r>
             <w:r>
-              <w:t xml:space="preserve">；⚠️</w:t>
-            </w:r>
-            <w:r>
-              <w:t xml:space="preserve"> </w:t>
-            </w:r>
-            <w:r>
-              <w:rPr>
-                <w:bCs/>
-                <w:b/>
-              </w:rPr>
-              <w:t xml:space="preserve">两个 95%CI 均含 1 ⇒ 数据并未证明增长率低于线性增长</w:t>
+              <w:t xml:space="preserve">；</w:t>
+            </w:r>
+            <w:r>
+              <w:rPr>
+                <w:bCs/>
+                <w:b/>
+              </w:rPr>
+              <w:t xml:space="preserve">两个 95%CI 均含 1，数据并未证明增长率低于线性增长</w:t>
             </w:r>
             <w:r>
               <w:t xml:space="preserve">（α 是</w:t>
@@ -3562,17 +3346,14 @@
               <w:t xml:space="preserve">点估计 + 区间</w:t>
             </w:r>
             <w:r>
-              <w:t xml:space="preserve">，不是增长律）；⚠️</w:t>
-            </w:r>
-            <w:r>
-              <w:t xml:space="preserve"> </w:t>
-            </w:r>
-            <w:r>
-              <w:rPr>
-                <w:bCs/>
-                <w:b/>
-              </w:rPr>
-              <w:t xml:space="preserve">α 的估计实现与机读数据未随本稿归档 ⇒ 本文两批 α 第三方不可独立复算</w:t>
+              <w:t xml:space="preserve">，不是增长律）；</w:t>
+            </w:r>
+            <w:r>
+              <w:rPr>
+                <w:bCs/>
+                <w:b/>
+              </w:rPr>
+              <w:t xml:space="preserve">α 的估计实现与机读数据未随本稿归档，本文两批 α 第三方不可独立复算</w:t>
             </w:r>
           </w:p>
         </w:tc>
@@ -3608,12 +3389,6 @@
               <w:jc w:val="center"/>
             </w:pPr>
             <w:r>
-              <w:t xml:space="preserve">★</w:t>
-            </w:r>
-            <w:r>
-              <w:t xml:space="preserve"> </w:t>
-            </w:r>
-            <w:r>
               <w:rPr>
                 <w:bCs/>
                 <w:b/>
@@ -3621,10 +3396,7 @@
               <w:t xml:space="preserve">拆两轴读</w:t>
             </w:r>
             <w:r>
-              <w:t xml:space="preserve">（★</w:t>
-            </w:r>
-            <w:r>
-              <w:t xml:space="preserve"> </w:t>
+              <w:t xml:space="preserve">（</w:t>
             </w:r>
             <w:r>
               <w:rPr>
@@ -3798,10 +3570,7 @@
               <w:t xml:space="preserve">2 胜 11 负</w:t>
             </w:r>
             <w:r>
-              <w:t xml:space="preserve">（⚠️</w:t>
-            </w:r>
-            <w:r>
-              <w:t xml:space="preserve"> </w:t>
+              <w:t xml:space="preserve">（</w:t>
             </w:r>
             <w:r>
               <w:rPr>
@@ -3905,10 +3674,7 @@
               <w:jc w:val="left"/>
             </w:pPr>
             <w:r>
-              <w:t xml:space="preserve">解码层上界已测（α 点估计 ≈ 0.89–0.94，⚠️</w:t>
-            </w:r>
-            <w:r>
-              <w:t xml:space="preserve"> </w:t>
+              <w:t xml:space="preserve">解码层上界已测（α 点估计 ≈ 0.89–0.94，</w:t>
             </w:r>
             <w:r>
               <w:rPr>
@@ -3928,7 +3694,7 @@
               <w:t xml:space="preserve">K≤4 内未观察到明显饱和</w:t>
             </w:r>
             <w:r>
-              <w:t xml:space="preserve">）⇒ 更像输出/表述层；</w:t>
+              <w:t xml:space="preserve">），更像输出/表述层；</w:t>
             </w:r>
             <w:r>
               <w:rPr>
@@ -3982,23 +3748,17 @@
               </w:rPr>
               <w:t xml:space="preserve">不支持</w:t>
             </w:r>
-            <w:r>
-              <w:t xml:space="preserve"> </w:t>
-            </w:r>
-            <w:r>
-              <w:t xml:space="preserve">❌</w:t>
-            </w:r>
-          </w:p>
-        </w:tc>
-        <w:tc>
-          <w:tcPr/>
-          <w:p>
-            <w:pPr>
-              <w:pStyle w:val="Compact"/>
-              <w:jc w:val="left"/>
-            </w:pPr>
-            <w:r>
-              <w:t xml:space="preserve">见 §1.2；★ 唯一允许的写法是「</w:t>
+          </w:p>
+        </w:tc>
+        <w:tc>
+          <w:tcPr/>
+          <w:p>
+            <w:pPr>
+              <w:pStyle w:val="Compact"/>
+              <w:jc w:val="left"/>
+            </w:pPr>
+            <w:r>
+              <w:t xml:space="preserve">见 §1.2；唯一允许的写法是「</w:t>
             </w:r>
             <w:r>
               <w:rPr>
@@ -4019,11 +3779,7 @@
         <w:pStyle w:val="BodyText"/>
       </w:pPr>
       <w:r>
-        <w:rPr>
-          <w:bCs/>
-          <w:b/>
-        </w:rPr>
-        <w:t xml:space="preserve">★ 最有价值的一张表（§5.1b）：塌缩的真正条件是「解法路径唯一」——不是「答案唯一」，也不是「理科」</w:t>
+        <w:t xml:space="preserve">** 最有价值的一张表（§5.1b）：塌缩的真正条件是「解法路径唯一」——不是「答案唯一」，也不是「理科」**</w:t>
       </w:r>
     </w:p>
     <w:p>
@@ -4374,7 +4130,7 @@
               <w:t xml:space="preserve">没有任何题</w:t>
             </w:r>
             <w:r>
-              <w:t xml:space="preserve">同时满足「模态数 ≤2 且 一致率 &lt;0.5」⇒ 当前任务集上「治塌缩」</w:t>
+              <w:t xml:space="preserve">同时满足「模态数 ≤2 且 一致率 &lt;0.5」，当前任务集上「治塌缩」</w:t>
             </w:r>
             <w:r>
               <w:rPr>
@@ -4396,13 +4152,13 @@
           <w:bCs/>
           <w:b/>
         </w:rPr>
-        <w:t xml:space="preserve">② 不能支撑什么（★ 照纪律标出）</w:t>
-      </w:r>
-      <w:r>
-        <w:t xml:space="preserve"> </w:t>
-      </w:r>
-      <w:r>
-        <w:t xml:space="preserve">- ✖</w:t>
+        <w:t xml:space="preserve">② 不能支撑什么（照要求标出）</w:t>
+      </w:r>
+      <w:r>
+        <w:t xml:space="preserve"> </w:t>
+      </w:r>
+      <w:r>
+        <w:t xml:space="preserve">-</w:t>
       </w:r>
       <w:r>
         <w:t xml:space="preserve"> </w:t>
@@ -4421,7 +4177,7 @@
         <w:t xml:space="preserve"> </w:t>
       </w:r>
       <w:r>
-        <w:t xml:space="preserve">- ✖</w:t>
+        <w:t xml:space="preserve">-</w:t>
       </w:r>
       <w:r>
         <w:t xml:space="preserve"> </w:t>
@@ -4457,10 +4213,7 @@
         <w:t xml:space="preserve">功效不足的不可分辨</w:t>
       </w:r>
       <w:r>
-        <w:t xml:space="preserve">；本批检出力不足以排除中等以下的效应（§1.3 检出力地板：θ₀ = 1.33 个题内 rep σ；L1 §6.8.1）⇒ ★</w:t>
-      </w:r>
-      <w:r>
-        <w:t xml:space="preserve"> </w:t>
+        <w:t xml:space="preserve">；本批检出力不足以排除中等以下的效应（§1.3 检出力地板：θ₀ = 1.33 个题内 rep σ；L1 §6.8.1），</w:t>
       </w:r>
       <w:r>
         <w:rPr>
@@ -4476,7 +4229,7 @@
         <w:t xml:space="preserve"> </w:t>
       </w:r>
       <w:r>
-        <w:t xml:space="preserve">- ✖</w:t>
+        <w:t xml:space="preserve">-</w:t>
       </w:r>
       <w:r>
         <w:t xml:space="preserve"> </w:t>
@@ -4515,10 +4268,7 @@
         <w:t xml:space="preserve">均含 1</w:t>
       </w:r>
       <w:r>
-        <w:t xml:space="preserve"> </w:t>
-      </w:r>
-      <w:r>
-        <w:t xml:space="preserve">⇒ 数据并未证明增长率低于线性增长；α 是</w:t>
+        <w:t xml:space="preserve">，数据并未证明增长率低于线性增长；α 是</w:t>
       </w:r>
       <w:r>
         <w:rPr>
@@ -4534,7 +4284,7 @@
         <w:t xml:space="preserve"> </w:t>
       </w:r>
       <w:r>
-        <w:t xml:space="preserve">- ✖</w:t>
+        <w:t xml:space="preserve">-</w:t>
       </w:r>
       <w:r>
         <w:t xml:space="preserve"> </w:t>
@@ -4563,7 +4313,7 @@
         <w:t xml:space="preserve"> </w:t>
       </w:r>
       <w:r>
-        <w:t xml:space="preserve">- ✖</w:t>
+        <w:t xml:space="preserve">-</w:t>
       </w:r>
       <w:r>
         <w:t xml:space="preserve"> </w:t>
@@ -4596,10 +4346,7 @@
         <w:t xml:space="preserve">未做正负对照</w:t>
       </w:r>
       <w:r>
-        <w:t xml:space="preserve"> </w:t>
-      </w:r>
-      <w:r>
-        <w:t xml:space="preserve">⇒ 只能作</w:t>
+        <w:t xml:space="preserve">，只能作</w:t>
       </w:r>
       <w:r>
         <w:rPr>
@@ -4615,7 +4362,7 @@
         <w:t xml:space="preserve"> </w:t>
       </w:r>
       <w:r>
-        <w:t xml:space="preserve">- ✖</w:t>
+        <w:t xml:space="preserve">-</w:t>
       </w:r>
       <w:r>
         <w:t xml:space="preserve"> </w:t>
@@ -4647,7 +4394,7 @@
         <w:t xml:space="preserve"> </w:t>
       </w:r>
       <w:r>
-        <w:t xml:space="preserve">- ✖ 「</w:t>
+        <w:t xml:space="preserve">- 「</w:t>
       </w:r>
       <w:r>
         <w:rPr>
@@ -4667,7 +4414,7 @@
         <w:t xml:space="preserve">且</w:t>
       </w:r>
       <w:r>
-        <w:t xml:space="preserve">答案不一致（一致率 &lt;0.5）⇒ 当前 9 题</w:t>
+        <w:t xml:space="preserve">答案不一致（一致率 &lt;0.5），当前 9 题</w:t>
       </w:r>
       <w:r>
         <w:rPr>
@@ -4683,7 +4430,7 @@
         <w:t xml:space="preserve"> </w:t>
       </w:r>
       <w:r>
-        <w:t xml:space="preserve">- ✖ 「</w:t>
+        <w:t xml:space="preserve">- 「</w:t>
       </w:r>
       <w:r>
         <w:rPr>
@@ -4693,13 +4440,13 @@
         <w:t xml:space="preserve">算对了</w:t>
       </w:r>
       <w:r>
-        <w:t xml:space="preserve">」⇒ 只能说「5 支算出同一个数」（数值一致率 ≠ 正确性）。</w:t>
-      </w:r>
-      <w:r>
-        <w:t xml:space="preserve"> </w:t>
-      </w:r>
-      <w:r>
-        <w:t xml:space="preserve">- ✖</w:t>
+        <w:t xml:space="preserve">」，只能说「5 支算出同一个数」（数值一致率 ≠ 正确性）。</w:t>
+      </w:r>
+      <w:r>
+        <w:t xml:space="preserve"> </w:t>
+      </w:r>
+      <w:r>
+        <w:t xml:space="preserve">-</w:t>
       </w:r>
       <w:r>
         <w:t xml:space="preserve"> </w:t>
@@ -4718,7 +4465,7 @@
         <w:t xml:space="preserve"> </w:t>
       </w:r>
       <w:r>
-        <w:t xml:space="preserve">- ✖</w:t>
+        <w:t xml:space="preserve">-</w:t>
       </w:r>
       <w:r>
         <w:t xml:space="preserve"> </w:t>
@@ -4731,10 +4478,7 @@
         <w:t xml:space="preserve">跨格统计检验</w:t>
       </w:r>
       <w:r>
-        <w:t xml:space="preserve">（每格题数不等：理科唯一解 4 道 vs 文科多解 1 道）⇒</w:t>
-      </w:r>
-      <w:r>
-        <w:t xml:space="preserve"> </w:t>
+        <w:t xml:space="preserve">（每格题数不等：理科唯一解 4 道 vs 文科多解 1 道），</w:t>
       </w:r>
       <w:r>
         <w:rPr>
@@ -4744,10 +4488,7 @@
         <w:t xml:space="preserve">以题为单位报方向，不做统计</w:t>
       </w:r>
       <w:r>
-        <w:t xml:space="preserve">；题级 n=3 ⇒</w:t>
-      </w:r>
-      <w:r>
-        <w:t xml:space="preserve"> </w:t>
+        <w:t xml:space="preserve">；题级 n=3，</w:t>
       </w:r>
       <w:r>
         <w:rPr>
@@ -4763,7 +4504,7 @@
         <w:t xml:space="preserve"> </w:t>
       </w:r>
       <w:r>
-        <w:t xml:space="preserve">- ⚠️</w:t>
+        <w:t xml:space="preserve">-</w:t>
       </w:r>
       <w:r>
         <w:t xml:space="preserve"> </w:t>
@@ -4776,7 +4517,7 @@
         <w:t xml:space="preserve">5 处分支缺失</w:t>
       </w:r>
       <w:r>
-        <w:t xml:space="preserve">（S1 r1/r2 各缺 1 支、S3 r1/r2 各缺 2 支）⇒ 按预注册"每组 5 支齐全，否则该组作废"⇒ S1 仅 1 组、S3 仅 1 组有效；</w:t>
+        <w:t xml:space="preserve">（S1 r1/r2 各缺 1 支、S3 r1/r2 各缺 2 支），按预注册"每组 5 支齐全，否则该组作废"，S1 仅 1 组、S3 仅 1 组有效；</w:t>
       </w:r>
       <w:r>
         <w:rPr>
@@ -4786,17 +4527,14 @@
         <w:t xml:space="preserve">但 S1 的 3 组模态数全为 1</w:t>
       </w:r>
       <w:r>
-        <w:t xml:space="preserve">（含唯一有效的 r3）⇒ 结论不依赖作废组。⇒ ⚠️</w:t>
-      </w:r>
-      <w:r>
-        <w:t xml:space="preserve"> </w:t>
-      </w:r>
-      <w:r>
-        <w:rPr>
-          <w:bCs/>
-          <w:b/>
-        </w:rPr>
-        <w:t xml:space="preserve">通道失败集中在"推导长"的理科题 ⇒ 这是仪器问题，不是世界问题。</w:t>
+        <w:t xml:space="preserve">（含唯一有效的 r3），结论不依赖作废组。</w:t>
+      </w:r>
+      <w:r>
+        <w:rPr>
+          <w:bCs/>
+          <w:b/>
+        </w:rPr>
+        <w:t xml:space="preserve">通道失败集中在"推导长"的理科题，这是仪器问题，不是世界问题。</w:t>
       </w:r>
     </w:p>
     <w:p>
@@ -4808,7 +4546,7 @@
           <w:bCs/>
           <w:b/>
         </w:rPr>
-        <w:t xml:space="preserve">③ 层1 外部证据（★ 2026-10-24 回源核实 + 2026-10-24 晚间三组回源复核后更正 ★）</w:t>
+        <w:t xml:space="preserve">③ 层1 外部证据（2026-10-24 回源核实 + 2026-10-24 晚间三组回源复核后更正）</w:t>
       </w:r>
     </w:p>
     <w:tbl>
@@ -4858,12 +4596,6 @@
               <w:jc w:val="left"/>
             </w:pPr>
             <w:r>
-              <w:t xml:space="preserve">★</w:t>
-            </w:r>
-            <w:r>
-              <w:t xml:space="preserve"> </w:t>
-            </w:r>
-            <w:r>
               <w:rPr>
                 <w:bCs/>
                 <w:b/>
@@ -4949,12 +4681,6 @@
               <w:jc w:val="left"/>
             </w:pPr>
             <w:r>
-              <w:t xml:space="preserve">★★</w:t>
-            </w:r>
-            <w:r>
-              <w:t xml:space="preserve"> </w:t>
-            </w:r>
-            <w:r>
               <w:rPr>
                 <w:bCs/>
                 <w:b/>
@@ -4965,9 +4691,6 @@
               <w:t xml:space="preserve"> </w:t>
             </w:r>
             <w:r>
-              <w:t xml:space="preserve">★ ★</w:t>
-            </w:r>
-            <w:r>
               <w:t xml:space="preserve">该文主张：</w:t>
             </w:r>
             <w:r>
@@ -4975,7 +4698,7 @@
                 <w:bCs/>
                 <w:b/>
               </w:rPr>
-              <w:t xml:space="preserve">注意力「分散」⇒ 隐藏态被拉向高频泛化词簇 ⇒ 表征退化</w:t>
+              <w:t xml:space="preserve">注意力「分散」，隐藏态被拉向高频泛化词簇，表征退化</w:t>
             </w:r>
             <w:r>
               <w:t xml:space="preserve">；解法 CARE =</w:t>
@@ -4994,17 +4717,14 @@
               <w:t xml:space="preserve">以促进多样性</w:t>
             </w:r>
             <w:r>
-              <w:t xml:space="preserve">⇒ ⇒</w:t>
-            </w:r>
-            <w:r>
-              <w:t xml:space="preserve"> </w:t>
-            </w:r>
-            <w:r>
-              <w:rPr>
-                <w:bCs/>
-                <w:b/>
-              </w:rPr>
-              <w:t xml:space="preserve">与「注意力过度集中 ⇒ 塌缩」方向相反</w:t>
+              <w:t xml:space="preserve">，</w:t>
+            </w:r>
+            <w:r>
+              <w:rPr>
+                <w:bCs/>
+                <w:b/>
+              </w:rPr>
+              <w:t xml:space="preserve">与「注意力过度集中，塌缩」方向相反</w:t>
             </w:r>
           </w:p>
         </w:tc>
@@ -5015,12 +4735,6 @@
         <w:pStyle w:val="BodyText"/>
       </w:pPr>
       <w:r>
-        <w:t xml:space="preserve">⇒ ⇒ ★★</w:t>
-      </w:r>
-      <w:r>
-        <w:t xml:space="preserve"> </w:t>
-      </w:r>
-      <w:r>
         <w:rPr>
           <w:bCs/>
           <w:b/>
@@ -5034,12 +4748,6 @@
         <w:t xml:space="preserve"> </w:t>
       </w:r>
       <w:r>
-        <w:t xml:space="preserve">★</w:t>
-      </w:r>
-      <w:r>
-        <w:t xml:space="preserve"> </w:t>
-      </w:r>
-      <w:r>
         <w:rPr>
           <w:bCs/>
           <w:b/>
@@ -5047,13 +4755,7 @@
         <w:t xml:space="preserve">我最初把 Li et al. 2022 当作「与注意力过度集中假设相容」的支持证据列给三组</w:t>
       </w:r>
       <w:r>
-        <w:t xml:space="preserve"> </w:t>
-      </w:r>
-      <w:r>
-        <w:t xml:space="preserve">★ ⇒ ★</w:t>
-      </w:r>
-      <w:r>
-        <w:t xml:space="preserve"> </w:t>
+        <w:t xml:space="preserve">，</w:t>
       </w:r>
       <w:r>
         <w:rPr>
@@ -5063,13 +4765,7 @@
         <w:t xml:space="preserve">三组回源复核后指出方向相反</w:t>
       </w:r>
       <w:r>
-        <w:t xml:space="preserve"> </w:t>
-      </w:r>
-      <w:r>
-        <w:t xml:space="preserve">⇒ ★</w:t>
-      </w:r>
-      <w:r>
-        <w:t xml:space="preserve"> </w:t>
+        <w:t xml:space="preserve">，</w:t>
       </w:r>
       <w:r>
         <w:rPr>
@@ -5079,20 +4775,14 @@
         <w:t xml:space="preserve">该条已改列为竞争假设</w:t>
       </w:r>
       <w:r>
-        <w:t xml:space="preserve"> </w:t>
-      </w:r>
-      <w:r>
-        <w:t xml:space="preserve">⇒ ★</w:t>
-      </w:r>
-      <w:r>
-        <w:t xml:space="preserve"> </w:t>
-      </w:r>
-      <w:r>
-        <w:rPr>
-          <w:bCs/>
-          <w:b/>
-        </w:rPr>
-        <w:t xml:space="preserve">教训：一条文献"机制链描述对"不等于"结论方向支持我" ⇒ 引用的方向必须单独核，不能从机制叙述里顺手推出方向。</w:t>
+        <w:t xml:space="preserve">，</w:t>
+      </w:r>
+      <w:r>
+        <w:rPr>
+          <w:bCs/>
+          <w:b/>
+        </w:rPr>
+        <w:t xml:space="preserve">教训：一条文献"机制链描述对"不等于"结论方向支持我"，引用的方向必须单独核，不能从机制叙述里顺手推出方向。</w:t>
       </w:r>
     </w:p>
     <w:p>
@@ -5104,7 +4794,7 @@
           <w:bCs/>
           <w:b/>
         </w:rPr>
-        <w:t xml:space="preserve">⇒ ★★ 但这反而给了层1 一条更强的判别力设计（三组回执给出）</w:t>
+        <w:t xml:space="preserve">但这反而给了层1 一条更强的判别力设计（三组回执给出）</w:t>
       </w:r>
     </w:p>
     <w:p>
@@ -5206,7 +4896,7 @@
                 <w:bCs/>
                 <w:b/>
               </w:rPr>
-              <w:t xml:space="preserve">「注意力过度集中 ⇒ 塌缩」</w:t>
+              <w:t xml:space="preserve">「注意力过度集中，塌缩」</w:t>
             </w:r>
           </w:p>
         </w:tc>
@@ -5243,7 +4933,7 @@
                 <w:bCs/>
                 <w:b/>
               </w:rPr>
-              <w:t xml:space="preserve">Li et al. 2022「注意力分散 ⇒ 表征退化」</w:t>
+              <w:t xml:space="preserve">Li et al. 2022「注意力分散，表征退化」</w:t>
             </w:r>
           </w:p>
         </w:tc>
@@ -5273,12 +4963,6 @@
         <w:pStyle w:val="BodyText"/>
       </w:pPr>
       <w:r>
-        <w:t xml:space="preserve">⇒ ★</w:t>
-      </w:r>
-      <w:r>
-        <w:t xml:space="preserve"> </w:t>
-      </w:r>
-      <w:r>
         <w:rPr>
           <w:bCs/>
           <w:b/>
@@ -5308,29 +4992,17 @@
         <w:t xml:space="preserve">（n = 2，功效不足）</w:t>
       </w:r>
       <w:r>
-        <w:t xml:space="preserve"> </w:t>
-      </w:r>
-      <w:r>
-        <w:t xml:space="preserve">⇒ ⇒ ★</w:t>
-      </w:r>
-      <w:r>
-        <w:t xml:space="preserve"> </w:t>
-      </w:r>
-      <w:r>
-        <w:rPr>
-          <w:bCs/>
-          <w:b/>
-        </w:rPr>
-        <w:t xml:space="preserve">这是「有判别力但样本不够」，★ 不是「没有判别力」</w:t>
-      </w:r>
-      <w:r>
-        <w:t xml:space="preserve"> </w:t>
-      </w:r>
-      <w:r>
-        <w:t xml:space="preserve">⇒ ⇒</w:t>
-      </w:r>
-      <w:r>
-        <w:t xml:space="preserve"> </w:t>
+        <w:t xml:space="preserve">，</w:t>
+      </w:r>
+      <w:r>
+        <w:rPr>
+          <w:bCs/>
+          <w:b/>
+        </w:rPr>
+        <w:t xml:space="preserve">这是「有判别力但样本不够」，不是「没有判别力」</w:t>
+      </w:r>
+      <w:r>
+        <w:t xml:space="preserve">，</w:t>
       </w:r>
       <w:r>
         <w:rPr>
@@ -5348,12 +5020,6 @@
         <w:pStyle w:val="BodyText"/>
       </w:pPr>
       <w:r>
-        <w:t xml:space="preserve">⇒ ★</w:t>
-      </w:r>
-      <w:r>
-        <w:t xml:space="preserve"> </w:t>
-      </w:r>
-      <w:r>
         <w:rPr>
           <w:bCs/>
           <w:b/>
@@ -5403,7 +5069,7 @@
         <w:t xml:space="preserve"> </w:t>
       </w:r>
       <w:r>
-        <w:t xml:space="preserve">- ★</w:t>
+        <w:t xml:space="preserve">-</w:t>
       </w:r>
       <w:r>
         <w:t xml:space="preserve"> </w:t>
@@ -5426,10 +5092,7 @@
         <w:t xml:space="preserve">方向相反</w:t>
       </w:r>
       <w:r>
-        <w:t xml:space="preserve">的公开竞争假设（Li et al. 2022）⇒ ⇒</w:t>
-      </w:r>
-      <w:r>
-        <w:t xml:space="preserve"> </w:t>
+        <w:t xml:space="preserve">的公开竞争假设（Li et al. 2022），</w:t>
       </w:r>
       <w:r>
         <w:rPr>
@@ -5445,23 +5108,23 @@
         <w:t xml:space="preserve"> </w:t>
       </w:r>
       <w:r>
-        <w:t xml:space="preserve">- ★</w:t>
-      </w:r>
-      <w:r>
-        <w:t xml:space="preserve"> </w:t>
-      </w:r>
-      <w:r>
-        <w:rPr>
-          <w:bCs/>
-          <w:b/>
-        </w:rPr>
-        <w:t xml:space="preserve">本项目内 logits/logprobs 不可得、无 GPU、人工标注 0 ⇒ 注意力层内部量未直接测量 ⇒ 属能力边界，不是未尝试。</w:t>
-      </w:r>
-      <w:r>
-        <w:t xml:space="preserve"> </w:t>
-      </w:r>
-      <w:r>
-        <w:t xml:space="preserve">- ★</w:t>
+        <w:t xml:space="preserve">-</w:t>
+      </w:r>
+      <w:r>
+        <w:t xml:space="preserve"> </w:t>
+      </w:r>
+      <w:r>
+        <w:rPr>
+          <w:bCs/>
+          <w:b/>
+        </w:rPr>
+        <w:t xml:space="preserve">本项目内 logits/logprobs 不可得、无 GPU、人工标注 0，注意力层内部量未直接测量，属能力边界，不是未尝试。</w:t>
+      </w:r>
+      <w:r>
+        <w:t xml:space="preserve"> </w:t>
+      </w:r>
+      <w:r>
+        <w:t xml:space="preserve">-</w:t>
       </w:r>
       <w:r>
         <w:t xml:space="preserve"> </w:t>
@@ -5486,7 +5149,7 @@
           <w:bCs/>
           <w:b/>
         </w:rPr>
-        <w:t xml:space="preserve">⇒ ★ 两条本轮【核实失败 ⇒ 不写入论文】的引用（★ 宁可少引一条，不引错一条 ★）</w:t>
+        <w:t xml:space="preserve">两条这一轮【核实失败，不写入论文】的引用（宁可少引一条，不引错一条）</w:t>
       </w:r>
     </w:p>
     <w:tbl>
@@ -5536,7 +5199,7 @@
               <w:jc w:val="left"/>
             </w:pPr>
             <w:r>
-              <w:t xml:space="preserve">处置</w:t>
+              <w:t xml:space="preserve">处理</w:t>
             </w:r>
           </w:p>
         </w:tc>
@@ -5599,13 +5262,7 @@
               <w:t xml:space="preserve">形态不同</w:t>
             </w:r>
             <w:r>
-              <w:t xml:space="preserve"> </w:t>
-            </w:r>
-            <w:r>
-              <w:t xml:space="preserve">⇒ ★</w:t>
-            </w:r>
-            <w:r>
-              <w:t xml:space="preserve"> </w:t>
+              <w:t xml:space="preserve">，</w:t>
             </w:r>
             <w:r>
               <w:rPr>
@@ -5627,12 +5284,6 @@
               <w:jc w:val="left"/>
             </w:pPr>
             <w:r>
-              <w:t xml:space="preserve">★</w:t>
-            </w:r>
-            <w:r>
-              <w:t xml:space="preserve"> </w:t>
-            </w:r>
-            <w:r>
               <w:rPr>
                 <w:bCs/>
                 <w:b/>
@@ -5640,7 +5291,7 @@
               <w:t xml:space="preserve">不写入</w:t>
             </w:r>
             <w:r>
-              <w:t xml:space="preserve">；★ 亦</w:t>
+              <w:t xml:space="preserve">；亦</w:t>
             </w:r>
             <w:r>
               <w:rPr>
@@ -5682,23 +5333,17 @@
               <w:jc w:val="left"/>
             </w:pPr>
             <w:r>
-              <w:t xml:space="preserve">本轮未取得一手页面</w:t>
-            </w:r>
-          </w:p>
-        </w:tc>
-        <w:tc>
-          <w:tcPr/>
-          <w:p>
-            <w:pPr>
-              <w:pStyle w:val="Compact"/>
-              <w:jc w:val="left"/>
-            </w:pPr>
-            <w:r>
-              <w:t xml:space="preserve">★</w:t>
-            </w:r>
-            <w:r>
-              <w:t xml:space="preserve"> </w:t>
-            </w:r>
+              <w:t xml:space="preserve">这一轮未取得一手页面</w:t>
+            </w:r>
+          </w:p>
+        </w:tc>
+        <w:tc>
+          <w:tcPr/>
+          <w:p>
+            <w:pPr>
+              <w:pStyle w:val="Compact"/>
+              <w:jc w:val="left"/>
+            </w:pPr>
             <w:r>
               <w:rPr>
                 <w:bCs/>
@@ -5718,17 +5363,11 @@
         <w:pStyle w:val="BodyText"/>
       </w:pPr>
       <w:r>
-        <w:t xml:space="preserve">⇒ ★</w:t>
-      </w:r>
-      <w:r>
-        <w:t xml:space="preserve"> </w:t>
-      </w:r>
-      <w:r>
-        <w:rPr>
-          <w:bCs/>
-          <w:b/>
-        </w:rPr>
-        <w:t xml:space="preserve">这两条曾由我列入给三组的证据清单 ⇒ 现已撤回 ⇒ 教训与上面同源：★ 「我搜到了」≠「它是这个」。</w:t>
+        <w:rPr>
+          <w:bCs/>
+          <w:b/>
+        </w:rPr>
+        <w:t xml:space="preserve">这两条曾由我列入给三组的证据清单，现已撤回，教训与上面同源： 「我搜到了」≠「它是这个」。</w:t>
       </w:r>
     </w:p>
     <w:bookmarkEnd w:id="25"/>
@@ -5750,7 +5389,7 @@
           <w:bCs/>
           <w:b/>
         </w:rPr>
-        <w:t xml:space="preserve">① 核心判决（★ §5.9 正式结论 · 窄表述 —— 这是本文对外的</w:t>
+        <w:t xml:space="preserve">① 核心判决（§5.9 正式结论 · 窄表述 —— 这是本文对外的</w:t>
       </w:r>
       <w:r>
         <w:t xml:space="preserve">唯一</w:t>
@@ -5847,7 +5486,7 @@
         <w:t xml:space="preserve"> </w:t>
       </w:r>
       <w:r>
-        <w:t xml:space="preserve">⇒ ⇒ 结论不是「架构没用」，而是「</w:t>
+        <w:t xml:space="preserve">结论不是「架构没用」，而是「</w:t>
       </w:r>
       <w:r>
         <w:rPr>
@@ -5863,17 +5502,11 @@
         <w:t xml:space="preserve"> </w:t>
       </w:r>
       <w:r>
-        <w:t xml:space="preserve">⇒ ⇒ ★</w:t>
-      </w:r>
-      <w:r>
-        <w:t xml:space="preserve"> </w:t>
-      </w:r>
-      <w:r>
-        <w:rPr>
-          <w:bCs/>
-          <w:b/>
-        </w:rPr>
-        <w:t xml:space="preserve">口径限定（★ 与 A 篇 §5.9 / 摘要第 1 段同调，★ 不可省略）</w:t>
+        <w:rPr>
+          <w:bCs/>
+          <w:b/>
+        </w:rPr>
+        <w:t xml:space="preserve">口径限定（与 A 篇 §5.9 / 摘要第 1 段同调，不可省略）</w:t>
       </w:r>
       <w:r>
         <w:t xml:space="preserve">：</w:t>
@@ -5882,12 +5515,6 @@
         <w:t xml:space="preserve"> </w:t>
       </w:r>
       <w:r>
-        <w:t xml:space="preserve">⇒ ⇒ ★</w:t>
-      </w:r>
-      <w:r>
-        <w:t xml:space="preserve"> </w:t>
-      </w:r>
-      <w:r>
         <w:rPr>
           <w:bCs/>
           <w:b/>
@@ -5895,10 +5522,7 @@
         <w:t xml:space="preserve">净增益双边口径已算</w:t>
       </w:r>
       <w:r>
-        <w:t xml:space="preserve">：★ 批 1 判决 =「不可分辨」（★ 结论空间层逐配对符号不一致、零分布 n=8 ⇒ 噪声带 ±8）⇒ ★</w:t>
-      </w:r>
-      <w:r>
-        <w:t xml:space="preserve"> </w:t>
+        <w:t xml:space="preserve">：批 1 判决 =「不可分辨」（结论空间层逐配对符号不一致、零分布 n=8，噪声带 ±8），</w:t>
       </w:r>
       <w:r>
         <w:rPr>
@@ -5908,10 +5532,7 @@
         <w:t xml:space="preserve">既不写"净收益为负"、也不写"净收益为正"</w:t>
       </w:r>
       <w:r>
-        <w:t xml:space="preserve">；★ 批 2（法律域 944 条）原始产出仍待补 ⇒</w:t>
-      </w:r>
-      <w:r>
-        <w:t xml:space="preserve"> </w:t>
+        <w:t xml:space="preserve">；批 2（法律域 944 条）原始产出仍待补，</w:t>
       </w:r>
       <w:r>
         <w:rPr>
@@ -5921,10 +5542,7 @@
         <w:t xml:space="preserve">仍不可作一般结论</w:t>
       </w:r>
       <w:r>
-        <w:t xml:space="preserve">；★</w:t>
-      </w:r>
-      <w:r>
-        <w:t xml:space="preserve"> </w:t>
+        <w:t xml:space="preserve">；</w:t>
       </w:r>
       <w:r>
         <w:rPr>
@@ -5940,12 +5558,6 @@
         <w:t xml:space="preserve"> </w:t>
       </w:r>
       <w:r>
-        <w:t xml:space="preserve">⇒ ⇒</w:t>
-      </w:r>
-      <w:r>
-        <w:t xml:space="preserve"> </w:t>
-      </w:r>
-      <w:r>
         <w:rPr>
           <w:bCs/>
           <w:b/>
@@ -5959,12 +5571,6 @@
         <w:t xml:space="preserve"> </w:t>
       </w:r>
       <w:r>
-        <w:t xml:space="preserve">⇒ ⇒</w:t>
-      </w:r>
-      <w:r>
-        <w:t xml:space="preserve"> </w:t>
-      </w:r>
-      <w:r>
         <w:rPr>
           <w:bCs/>
           <w:b/>
@@ -5972,10 +5578,7 @@
         <w:t xml:space="preserve">本文只测了 prompt 级，交互结构级未测</w:t>
       </w:r>
       <w:r>
-        <w:t xml:space="preserve">（A 篇 §7 局限 17 / 缺口 G1）⇒</w:t>
-      </w:r>
-      <w:r>
-        <w:t xml:space="preserve"> </w:t>
+        <w:t xml:space="preserve">（A 篇 §7 局限 17 / 缺口 G1），</w:t>
       </w:r>
       <w:r>
         <w:rPr>
@@ -5991,12 +5594,6 @@
         <w:t xml:space="preserve"> </w:t>
       </w:r>
       <w:r>
-        <w:t xml:space="preserve">⇒ ⇒ ★</w:t>
-      </w:r>
-      <w:r>
-        <w:t xml:space="preserve"> </w:t>
-      </w:r>
-      <w:r>
         <w:rPr>
           <w:bCs/>
           <w:b/>
@@ -6024,10 +5621,7 @@
         <w:t xml:space="preserve">无效</w:t>
       </w:r>
       <w:r>
-        <w:t xml:space="preserve">"这一措辞）⇒ ★</w:t>
-      </w:r>
-      <w:r>
-        <w:t xml:space="preserve"> </w:t>
+        <w:t xml:space="preserve">"这一措辞），</w:t>
       </w:r>
       <w:r>
         <w:rPr>
@@ -6055,11 +5649,7 @@
         <w:pStyle w:val="FirstParagraph"/>
       </w:pPr>
       <w:r>
-        <w:rPr>
-          <w:bCs/>
-          <w:b/>
-        </w:rPr>
-        <w:t xml:space="preserve">★ 支撑这一句的两条自我修正（§3.8，是 A 篇方法学部分的核心，不放附录）</w:t>
+        <w:t xml:space="preserve">** 支撑这一句的两条自我修正（§3.8，是 A 篇方法学部分的核心，不放附录）**</w:t>
       </w:r>
     </w:p>
     <w:tbl>
@@ -6136,7 +5726,7 @@
               <w:t xml:space="preserve">定义上不可能检出效应</w:t>
             </w:r>
             <w:r>
-              <w:t xml:space="preserve">（用它做判据 = 自证）⇒ 已作废</w:t>
+              <w:t xml:space="preserve">（用它做判据 = 自证），已作废</w:t>
             </w:r>
           </w:p>
         </w:tc>
@@ -6176,7 +5766,7 @@
               <w:t xml:space="preserve">机械效应</w:t>
             </w:r>
             <w:r>
-              <w:t xml:space="preserve">吃掉 ⇒ 嵌套子集校准（8 支</w:t>
+              <w:t xml:space="preserve">吃掉，嵌套子集校准（8 支</w:t>
             </w:r>
             <w:r>
               <w:t xml:space="preserve"> </w:t>
@@ -6212,12 +5802,6 @@
         <w:pStyle w:val="BodyText"/>
       </w:pPr>
       <w:r>
-        <w:t xml:space="preserve">★</w:t>
-      </w:r>
-      <w:r>
-        <w:t xml:space="preserve"> </w:t>
-      </w:r>
-      <w:r>
         <w:rPr>
           <w:bCs/>
           <w:b/>
@@ -6225,7 +5809,7 @@
         <w:t xml:space="preserve">944 断言全量重判</w:t>
       </w:r>
       <w:r>
-        <w:t xml:space="preserve">（✅ 已跑批读数）—— A 篇的判据是外部可核验断言，不是 LLM 自评分。</w:t>
+        <w:t xml:space="preserve">（已跑批读数）—— A 篇的判据是外部可核验断言，不是 LLM 自评分。</w:t>
       </w:r>
     </w:p>
     <w:p>
@@ -6243,7 +5827,7 @@
         <w:t xml:space="preserve"> </w:t>
       </w:r>
       <w:r>
-        <w:t xml:space="preserve">- ✖ 「增益来自不确定性」这半句（</w:t>
+        <w:t xml:space="preserve">- 「增益来自不确定性」这半句（</w:t>
       </w:r>
       <w:r>
         <w:rPr>
@@ -6253,13 +5837,13 @@
         <w:t xml:space="preserve">不再使用</w:t>
       </w:r>
       <w:r>
-        <w:t xml:space="preserve">，会被前人反驳）⇒ A 篇结论已改窄。</w:t>
-      </w:r>
-      <w:r>
-        <w:t xml:space="preserve"> </w:t>
-      </w:r>
-      <w:r>
-        <w:t xml:space="preserve">- ✖ 「</w:t>
+        <w:t xml:space="preserve">，会被前人反驳），A 篇结论已改窄。</w:t>
+      </w:r>
+      <w:r>
+        <w:t xml:space="preserve"> </w:t>
+      </w:r>
+      <w:r>
+        <w:t xml:space="preserve">- 「</w:t>
       </w:r>
       <w:r>
         <w:rPr>
@@ -6275,7 +5859,7 @@
         <w:t xml:space="preserve"> </w:t>
       </w:r>
       <w:r>
-        <w:t xml:space="preserve">- ✖</w:t>
+        <w:t xml:space="preserve">-</w:t>
       </w:r>
       <w:r>
         <w:t xml:space="preserve"> </w:t>
@@ -6301,26 +5885,20 @@
         <w:t xml:space="preserve"> </w:t>
       </w:r>
       <w:r>
-        <w:t xml:space="preserve">—— ★</w:t>
-      </w:r>
-      <w:r>
-        <w:t xml:space="preserve"> </w:t>
-      </w:r>
-      <w:r>
-        <w:rPr>
-          <w:bCs/>
-          <w:b/>
-        </w:rPr>
-        <w:t xml:space="preserve">净增益双边口径已算（批 1 判决 =「不可分辨」⇒ 既不写"净收益为负"、也不写"净收益为正"；批 2 法律域 944 条仍待原始产出）</w:t>
-      </w:r>
-      <w:r>
-        <w:t xml:space="preserve"> </w:t>
-      </w:r>
-      <w:r>
-        <w:t xml:space="preserve">⇒ ★</w:t>
-      </w:r>
-      <w:r>
-        <w:t xml:space="preserve"> </w:t>
+        <w:t xml:space="preserve">——</w:t>
+      </w:r>
+      <w:r>
+        <w:t xml:space="preserve"> </w:t>
+      </w:r>
+      <w:r>
+        <w:rPr>
+          <w:bCs/>
+          <w:b/>
+        </w:rPr>
+        <w:t xml:space="preserve">净增益双边口径已算（批 1 判决 =「不可分辨」，既不写"净收益为负"、也不写"净收益为正"；批 2 法律域 944 条仍待原始产出）</w:t>
+      </w:r>
+      <w:r>
+        <w:t xml:space="preserve">，</w:t>
       </w:r>
       <w:r>
         <w:rPr>
@@ -6346,7 +5924,7 @@
         <w:t xml:space="preserve"> </w:t>
       </w:r>
       <w:r>
-        <w:t xml:space="preserve">- ✖ 「</w:t>
+        <w:t xml:space="preserve">- 「</w:t>
       </w:r>
       <w:r>
         <w:rPr>
@@ -6382,7 +5960,7 @@
         <w:t xml:space="preserve"> </w:t>
       </w:r>
       <w:r>
-        <w:t xml:space="preserve">- ✖</w:t>
+        <w:t xml:space="preserve">-</w:t>
       </w:r>
       <w:r>
         <w:t xml:space="preserve"> </w:t>
@@ -6395,13 +5973,13 @@
         <w:t xml:space="preserve">任何 p 值</w:t>
       </w:r>
       <w:r>
-        <w:t xml:space="preserve">（题级 n 极小）｜ ✖ 「≥2/3 题同向」（题级 n = 2 ⇒ 不可判定）。</w:t>
-      </w:r>
-      <w:r>
-        <w:t xml:space="preserve"> </w:t>
-      </w:r>
-      <w:r>
-        <w:t xml:space="preserve">- ✖</w:t>
+        <w:t xml:space="preserve">（题级 n 极小）｜ 「≥2/3 题同向」（题级 n = 2，不可判定）。</w:t>
+      </w:r>
+      <w:r>
+        <w:t xml:space="preserve"> </w:t>
+      </w:r>
+      <w:r>
+        <w:t xml:space="preserve">-</w:t>
       </w:r>
       <w:r>
         <w:t xml:space="preserve"> </w:t>
@@ -6420,7 +5998,7 @@
         <w:t xml:space="preserve"> </w:t>
       </w:r>
       <w:r>
-        <w:t xml:space="preserve">- ✖</w:t>
+        <w:t xml:space="preserve">-</w:t>
       </w:r>
       <w:r>
         <w:t xml:space="preserve"> </w:t>
@@ -6433,10 +6011,7 @@
         <w:t xml:space="preserve">前人复现了我们</w:t>
       </w:r>
       <w:r>
-        <w:t xml:space="preserve"> </w:t>
-      </w:r>
-      <w:r>
-        <w:t xml:space="preserve">⇒ 只能说「</w:t>
+        <w:t xml:space="preserve">，只能说「</w:t>
       </w:r>
       <w:r>
         <w:rPr>
@@ -6452,7 +6027,7 @@
         <w:t xml:space="preserve"> </w:t>
       </w:r>
       <w:r>
-        <w:t xml:space="preserve">- ⚠️</w:t>
+        <w:t xml:space="preserve">-</w:t>
       </w:r>
       <w:r>
         <w:t xml:space="preserve"> </w:t>
@@ -6465,7 +6040,7 @@
         <w:t xml:space="preserve">A-3 是判死门实验</w:t>
       </w:r>
       <w:r>
-        <w:t xml:space="preserve">（不是普通补做）——它能反过来改写 A 篇的核心句 ⇒ 值得主动提，因为它显示"我知道我的结论可能被什么推翻"。</w:t>
+        <w:t xml:space="preserve">（不是普通补做）——它能反过来改写 A 篇的核心句，值得主动提，因为它显示"我知道我的结论可能被什么推翻"。</w:t>
       </w:r>
     </w:p>
     <w:p>
@@ -6477,7 +6052,7 @@
           <w:bCs/>
           <w:b/>
         </w:rPr>
-        <w:t xml:space="preserve">③ 当前部分读数（★ 2026-10-24 晚间 · 第二组部分预判决 · 【已跑批·部分 n=114/360】★）</w:t>
+        <w:t xml:space="preserve">③ 当前部分读数（2026-10-24 晚间 · 第二组部分预判决 · 【已跑批·部分 n=114/360】）</w:t>
       </w:r>
     </w:p>
     <w:tbl>
@@ -6793,10 +6368,7 @@
               <w:t xml:space="preserve">题级方向相反</w:t>
             </w:r>
             <w:r>
-              <w:t xml:space="preserve">（S4 −0.3589 vs S5 +0.6045）★</w:t>
-            </w:r>
-            <w:r>
-              <w:t xml:space="preserve"> </w:t>
+              <w:t xml:space="preserve">（S4 −0.3589 vs S5 +0.6045）</w:t>
             </w:r>
             <w:r>
               <w:rPr>
@@ -6832,13 +6404,7 @@
               <w:t xml:space="preserve">0.10× 同位置基线</w:t>
             </w:r>
             <w:r>
-              <w:t xml:space="preserve"> </w:t>
-            </w:r>
-            <w:r>
-              <w:t xml:space="preserve">⇒</w:t>
-            </w:r>
-            <w:r>
-              <w:t xml:space="preserve"> </w:t>
+              <w:t xml:space="preserve">，</w:t>
             </w:r>
             <w:r>
               <w:rPr>
@@ -6848,10 +6414,7 @@
               <w:t xml:space="preserve">不属内容依赖</w:t>
             </w:r>
             <w:r>
-              <w:t xml:space="preserve">）⇒</w:t>
-            </w:r>
-            <w:r>
-              <w:t xml:space="preserve"> </w:t>
+              <w:t xml:space="preserve">），</w:t>
             </w:r>
             <w:r>
               <w:rPr>
@@ -6874,13 +6437,7 @@
               <w:t xml:space="preserve">−2.16σ</w:t>
             </w:r>
             <w:r>
-              <w:t xml:space="preserve"> </w:t>
-            </w:r>
-            <w:r>
-              <w:t xml:space="preserve">⇒</w:t>
-            </w:r>
-            <w:r>
-              <w:t xml:space="preserve"> </w:t>
+              <w:t xml:space="preserve">，</w:t>
             </w:r>
             <w:r>
               <w:rPr>
@@ -6890,13 +6447,7 @@
               <w:t xml:space="preserve">题级方向相反</w:t>
             </w:r>
             <w:r>
-              <w:t xml:space="preserve"> </w:t>
-            </w:r>
-            <w:r>
-              <w:t xml:space="preserve">⇒</w:t>
-            </w:r>
-            <w:r>
-              <w:t xml:space="preserve"> </w:t>
+              <w:t xml:space="preserve">，</w:t>
             </w:r>
             <w:r>
               <w:rPr>
@@ -6904,12 +6455,6 @@
                 <w:b/>
               </w:rPr>
               <w:t xml:space="preserve">三组单因子对比仍均判「不可分辨」</w:t>
-            </w:r>
-            <w:r>
-              <w:t xml:space="preserve"> </w:t>
-            </w:r>
-            <w:r>
-              <w:t xml:space="preserve">★</w:t>
             </w:r>
           </w:p>
         </w:tc>
@@ -7017,53 +6562,37 @@
               <w:t xml:space="preserve">才能在当前 n 下被检出</w:t>
             </w:r>
             <w:r>
-              <w:t xml:space="preserve">★</w:t>
-            </w:r>
-            <w:r>
-              <w:t xml:space="preserve"> </w:t>
-            </w:r>
-            <w:r>
-              <w:rPr>
-                <w:bCs/>
-                <w:b/>
-              </w:rPr>
-              <w:t xml:space="preserve">★ 结论要分两半写：「不可分辨」是【稳的】（不依赖任何单一单元 —— 该 +2.69σ 格已通过留一稳健性检查）★；★ 而「有一个 +2.69σ 的大效应」不能当作结论 —— 同一对比的另一题是</w:t>
-            </w:r>
-            <w:r>
-              <w:rPr>
-                <w:bCs/>
-                <w:b/>
-              </w:rPr>
-              <w:t xml:space="preserve"> </w:t>
-            </w:r>
-            <w:r>
-              <w:t xml:space="preserve">−2.16σ** ⇒</w:t>
-            </w:r>
-            <w:r>
-              <w:t xml:space="preserve"> </w:t>
-            </w:r>
-            <w:r>
-              <w:rPr>
-                <w:bCs/>
-                <w:b/>
-              </w:rPr>
-              <w:t xml:space="preserve">题级方向相反</w:t>
-            </w:r>
-            <w:r>
-              <w:t xml:space="preserve"> </w:t>
-            </w:r>
-            <w:r>
-              <w:t xml:space="preserve">⇒ 单个格超门槛不构成效应存在的证据 ★ ⇒ ★</w:t>
-            </w:r>
-            <w:r>
-              <w:t xml:space="preserve"> </w:t>
-            </w:r>
-            <w:r>
-              <w:rPr>
-                <w:bCs/>
-                <w:b/>
-              </w:rPr>
-              <w:t xml:space="preserve">两者都要说，但只能用一个当结论 ★</w:t>
+              <w:t xml:space="preserve"> </w:t>
+            </w:r>
+            <w:r>
+              <w:t xml:space="preserve">** 结论要分两半写：「不可分辨」是【稳的】（不依赖任何单一单元 —— 该 +2.69σ 格已通过留一稳健性检查）；而「有一个 +2.69σ 的大效应」不能当作结论 —— 同一对比的另一题是</w:t>
+            </w:r>
+            <w:r>
+              <w:t xml:space="preserve"> </w:t>
+            </w:r>
+            <w:r>
+              <w:rPr>
+                <w:bCs/>
+                <w:b/>
+              </w:rPr>
+              <w:t xml:space="preserve">−2.16σ</w:t>
+            </w:r>
+            <w:r>
+              <w:t xml:space="preserve">题级方向相反** 单个格超门槛不构成效应存在的证据，</w:t>
+            </w:r>
+            <w:r>
+              <w:rPr>
+                <w:bCs/>
+                <w:b/>
+              </w:rPr>
+              <w:t xml:space="preserve">两者都要说，但只能用一个当结论</w:t>
+            </w:r>
+            <w:r>
+              <w:rPr>
+                <w:bCs/>
+                <w:b/>
+              </w:rPr>
+              <w:t xml:space="preserve"> </w:t>
             </w:r>
           </w:p>
         </w:tc>
@@ -7077,11 +6606,7 @@
               <w:jc w:val="left"/>
             </w:pPr>
             <w:r>
-              <w:rPr>
-                <w:bCs/>
-                <w:b/>
-              </w:rPr>
-              <w:t xml:space="preserve">★ 活性发现</w:t>
+              <w:t xml:space="preserve">** 活性发现**</w:t>
             </w:r>
           </w:p>
         </w:tc>
@@ -7112,10 +6637,7 @@
               <w:t xml:space="preserve">恒定</w:t>
             </w:r>
             <w:r>
-              <w:t xml:space="preserve">（σ=0、q95=0、所有组 5/5）⇒ ★</w:t>
-            </w:r>
-            <w:r>
-              <w:t xml:space="preserve"> </w:t>
+              <w:t xml:space="preserve">（σ=0、q95=0、所有组 5/5），</w:t>
             </w:r>
             <w:r>
               <w:rPr>
@@ -7128,7 +6650,7 @@
               <w:t xml:space="preserve"> </w:t>
             </w:r>
             <w:r>
-              <w:t xml:space="preserve">⇒ 本批实际只有</w:t>
+              <w:t xml:space="preserve">本批实际只有</w:t>
             </w:r>
             <w:r>
               <w:rPr>
@@ -7144,13 +6666,13 @@
         </w:tc>
       </w:tr>
     </w:tbl>
-    <w:bookmarkStart w:id="26" w:name="a-篇的正式结论句-已与第二组对齐口径-可直接进初稿正文"/>
+    <w:bookmarkStart w:id="26" w:name="a-篇的正式结论句已与第二组对齐口径-可直接进初稿正文"/>
     <w:p>
       <w:pPr>
         <w:pStyle w:val="Heading4"/>
       </w:pPr>
       <w:r>
-        <w:t xml:space="preserve">★ A 篇的正式结论句（★ 已与第二组对齐口径 · ★ 可直接进初稿正文 ★）</w:t>
+        <w:t xml:space="preserve">A 篇的正式结论句（已与第二组对齐口径 · 可直接进初稿正文）</w:t>
       </w:r>
     </w:p>
     <w:p>
@@ -7180,12 +6702,6 @@
         <w:pStyle w:val="BlockText"/>
       </w:pPr>
       <w:r>
-        <w:t xml:space="preserve">★</w:t>
-      </w:r>
-      <w:r>
-        <w:t xml:space="preserve"> </w:t>
-      </w:r>
-      <w:r>
         <w:rPr>
           <w:bCs/>
           <w:b/>
@@ -7213,13 +6729,7 @@
         <w:t xml:space="preserve">不外推到尚未跑的四题</w:t>
       </w:r>
       <w:r>
-        <w:t xml:space="preserve">（S6/T1/T2/T3）⇒ ★ 否则就是把部分读数当整批结论。</w:t>
-      </w:r>
-      <w:r>
-        <w:t xml:space="preserve"> </w:t>
-      </w:r>
-      <w:r>
-        <w:t xml:space="preserve">★</w:t>
+        <w:t xml:space="preserve">（S6/T1/T2/T3），否则就是把部分读数当整批结论。</w:t>
       </w:r>
       <w:r>
         <w:t xml:space="preserve"> </w:t>
@@ -7247,10 +6757,7 @@
         <w:t xml:space="preserve"> </w:t>
       </w:r>
       <w:r>
-        <w:t xml:space="preserve">在本批恒定（σ = 0、所有组 5/5）⇒ ★</w:t>
-      </w:r>
-      <w:r>
-        <w:t xml:space="preserve"> </w:t>
+        <w:t xml:space="preserve">在本批恒定（σ = 0、所有组 5/5），</w:t>
       </w:r>
       <w:r>
         <w:rPr>
@@ -7260,102 +6767,80 @@
         <w:t xml:space="preserve">定义上恒等、零分辨力</w:t>
       </w:r>
       <w:r>
-        <w:t xml:space="preserve"> </w:t>
-      </w:r>
-      <w:r>
-        <w:t xml:space="preserve">⇒ ★</w:t>
-      </w:r>
-      <w:r>
-        <w:t xml:space="preserve"> </w:t>
-      </w:r>
-      <w:r>
-        <w:rPr>
-          <w:bCs/>
-          <w:b/>
-        </w:rPr>
         <w:t xml:space="preserve">不参与一致性门</w:t>
       </w:r>
       <w:r>
+        <w:rPr>
+          <w:bCs/>
+          <w:b/>
+        </w:rPr>
         <w:t xml:space="preserve">。</w:t>
       </w:r>
       <w:r>
-        <w:t xml:space="preserve"> </w:t>
-      </w:r>
-      <w:r>
-        <w:t xml:space="preserve">★</w:t>
-      </w:r>
-      <w:r>
-        <w:t xml:space="preserve"> </w:t>
-      </w:r>
-      <w:r>
-        <w:rPr>
-          <w:bCs/>
-          <w:b/>
-        </w:rPr>
-        <w:t xml:space="preserve">限定 3（口径，★ 2026-10-24 外部审稿后补）</w:t>
-      </w:r>
-      <w:r>
-        <w:t xml:space="preserve">：A 篇的★</w:t>
-      </w:r>
-      <w:r>
-        <w:t xml:space="preserve"> </w:t>
-      </w:r>
-      <w:r>
-        <w:rPr>
-          <w:bCs/>
-          <w:b/>
-        </w:rPr>
+        <w:rPr>
+          <w:bCs/>
+          <w:b/>
+        </w:rPr>
+        <w:t xml:space="preserve"> </w:t>
+      </w:r>
+      <w:r>
+        <w:t xml:space="preserve">限定 3（口径， 2026-10-24 外部审稿后补）</w:t>
+      </w:r>
+      <w:r>
+        <w:rPr>
+          <w:bCs/>
+          <w:b/>
+        </w:rPr>
+        <w:t xml:space="preserve">：A 篇的</w:t>
+      </w:r>
+      <w:r>
+        <w:rPr>
+          <w:bCs/>
+          <w:b/>
+        </w:rPr>
+        <w:t xml:space="preserve"> </w:t>
+      </w:r>
+      <w:r>
         <w:t xml:space="preserve">净增益双边口径已算</w:t>
       </w:r>
       <w:r>
-        <w:t xml:space="preserve">：★ 批 1 判决 =「不可分辨」（★ 结论空间层逐配对符号不一致、零分布 n=8 ⇒ 噪声带 ±8）⇒ ★</w:t>
-      </w:r>
-      <w:r>
-        <w:t xml:space="preserve"> </w:t>
-      </w:r>
-      <w:r>
-        <w:rPr>
-          <w:bCs/>
-          <w:b/>
-        </w:rPr>
+        <w:rPr>
+          <w:bCs/>
+          <w:b/>
+        </w:rPr>
+        <w:t xml:space="preserve">：批 1 判决 =「不可分辨」（结论空间层逐配对符号不一致、零分布 n=8，噪声带 ±8），</w:t>
+      </w:r>
+      <w:r>
         <w:t xml:space="preserve">既不写"净收益为负"、也不写"净收益为正"</w:t>
       </w:r>
       <w:r>
-        <w:t xml:space="preserve">；★ 批 2（法律域 944 条）原始产出仍待补 ⇒</w:t>
-      </w:r>
-      <w:r>
-        <w:t xml:space="preserve"> </w:t>
-      </w:r>
-      <w:r>
-        <w:rPr>
-          <w:bCs/>
-          <w:b/>
-        </w:rPr>
+        <w:rPr>
+          <w:bCs/>
+          <w:b/>
+        </w:rPr>
+        <w:t xml:space="preserve">；批 2（法律域 944 条）原始产出仍待补，</w:t>
+      </w:r>
+      <w:r>
         <w:t xml:space="preserve">仍不可作一般结论</w:t>
       </w:r>
       <w:r>
+        <w:rPr>
+          <w:bCs/>
+          <w:b/>
+        </w:rPr>
         <w:t xml:space="preserve">，且</w:t>
       </w:r>
       <w:r>
-        <w:t xml:space="preserve"> </w:t>
-      </w:r>
-      <w:r>
-        <w:rPr>
-          <w:bCs/>
-          <w:b/>
-        </w:rPr>
+        <w:rPr>
+          <w:bCs/>
+          <w:b/>
+        </w:rPr>
+        <w:t xml:space="preserve"> </w:t>
+      </w:r>
+      <w:r>
         <w:t xml:space="preserve">§5 R2 / R3 / R4 的 dual 臂数字未按 4 支口径重算</w:t>
       </w:r>
       <w:r>
-        <w:t xml:space="preserve"> </w:t>
-      </w:r>
-      <w:r>
-        <w:t xml:space="preserve">⇒ ★</w:t>
-      </w:r>
-      <w:r>
-        <w:t xml:space="preserve"> </w:t>
-      </w:r>
-      <w:r>
         <w:rPr>
           <w:bCs/>
           <w:b/>
@@ -7369,7 +6854,7 @@
         <w:t xml:space="preserve"> </w:t>
       </w:r>
       <w:r>
-        <w:t xml:space="preserve">★ 结论句全部标【产出方自算】。</w:t>
+        <w:t xml:space="preserve">结论句全部标【产出方自算】。</w:t>
       </w:r>
     </w:p>
     <w:p>
@@ -7377,17 +6862,7 @@
         <w:pStyle w:val="FirstParagraph"/>
       </w:pPr>
       <w:r>
-        <w:t xml:space="preserve">★</w:t>
-      </w:r>
-      <w:r>
-        <w:t xml:space="preserve"> </w:t>
-      </w:r>
-      <w:r>
-        <w:rPr>
-          <w:bCs/>
-          <w:b/>
-        </w:rPr>
-        <w:t xml:space="preserve">★ "补 n"是为了让"不可分辨"更稳，★ 不是为了让结论翻案 ★</w:t>
+        <w:t xml:space="preserve">** "补 n"是为了让"不可分辨"更稳，不是为了让结论翻案 **</w:t>
       </w:r>
     </w:p>
     <w:tbl>
@@ -7489,10 +6964,7 @@
               <w:t xml:space="preserve">6</w:t>
             </w:r>
             <w:r>
-              <w:t xml:space="preserve">（+4 题 × 2 rep × 6 臂 × 5 run = 240 单元，加 S5 r2 剩 6 ⇒</w:t>
-            </w:r>
-            <w:r>
-              <w:t xml:space="preserve"> </w:t>
+              <w:t xml:space="preserve">（+4 题 × 2 rep × 6 臂 × 5 run = 240 单元，加 S5 r2 剩 6，</w:t>
             </w:r>
             <w:r>
               <w:rPr>
@@ -7669,10 +7141,7 @@
               <w:jc w:val="right"/>
             </w:pPr>
             <w:r>
-              <w:t xml:space="preserve">更稳（bootstrap 区间收窄）⇒ ★</w:t>
-            </w:r>
-            <w:r>
-              <w:t xml:space="preserve"> </w:t>
+              <w:t xml:space="preserve">更稳（bootstrap 区间收窄），</w:t>
             </w:r>
             <w:r>
               <w:rPr>
@@ -7686,13 +7155,47 @@
       </w:tr>
     </w:tbl>
     <w:bookmarkEnd w:id="26"/>
-    <w:bookmarkStart w:id="27" w:name="留出集读数三组-2026-10-24-冲刺-结论句标产出方自算"/>
+    <w:bookmarkStart w:id="27" w:name="X46de252ca3d9f31c5db98805517382d0006fa50"/>
     <w:p>
       <w:pPr>
         <w:pStyle w:val="Heading4"/>
       </w:pPr>
       <w:r>
-        <w:t xml:space="preserve">★ 留出集读数（三组 · 2026-10-24 冲刺 · ★ 结论句标【产出方自算】★）</w:t>
+        <w:t xml:space="preserve">留出集读数（三组 · 2026-10-24 冲刺 · 结论句标【产出方自算】）出表器</w:t>
+      </w:r>
+      <w:r>
+        <w:t xml:space="preserve"> </w:t>
+      </w:r>
+      <w:r>
+        <w:rPr>
+          <w:rStyle w:val="VerbatimChar"/>
+        </w:rPr>
+        <w:t xml:space="preserve">routes/COLLAPSE/fill_holdout_table.py</w:t>
+      </w:r>
+      <w:r>
+        <w:t xml:space="preserve">（</w:t>
+      </w:r>
+      <w:r>
+        <w:rPr>
+          <w:bCs/>
+          <w:b/>
+        </w:rPr>
+        <w:t xml:space="preserve">可插拔</w:t>
+      </w:r>
+      <w:r>
+        <w:t xml:space="preserve">）｜ 产物</w:t>
+      </w:r>
+      <w:r>
+        <w:t xml:space="preserve"> </w:t>
+      </w:r>
+      <w:r>
+        <w:rPr>
+          <w:rStyle w:val="VerbatimChar"/>
+        </w:rPr>
+        <w:t xml:space="preserve">runs/holdout13/holdout_table.md</w:t>
+      </w:r>
+      <w:r>
+        <w:t xml:space="preserve">｜ 已注入三组《治塌缩》§6.4.4d-2</w:t>
       </w:r>
     </w:p>
     <w:p>
@@ -7700,47 +7203,7 @@
         <w:pStyle w:val="FirstParagraph"/>
       </w:pPr>
       <w:r>
-        <w:t xml:space="preserve">★ 出表器</w:t>
-      </w:r>
-      <w:r>
-        <w:t xml:space="preserve"> </w:t>
-      </w:r>
-      <w:r>
-        <w:rPr>
-          <w:rStyle w:val="VerbatimChar"/>
-        </w:rPr>
-        <w:t xml:space="preserve">routes/COLLAPSE/fill_holdout_table.py</w:t>
-      </w:r>
-      <w:r>
-        <w:t xml:space="preserve">（</w:t>
-      </w:r>
-      <w:r>
-        <w:rPr>
-          <w:bCs/>
-          <w:b/>
-        </w:rPr>
-        <w:t xml:space="preserve">可插拔</w:t>
-      </w:r>
-      <w:r>
-        <w:t xml:space="preserve">）｜ 产物</w:t>
-      </w:r>
-      <w:r>
-        <w:t xml:space="preserve"> </w:t>
-      </w:r>
-      <w:r>
-        <w:rPr>
-          <w:rStyle w:val="VerbatimChar"/>
-        </w:rPr>
-        <w:t xml:space="preserve">runs/holdout13/holdout_table.md</w:t>
-      </w:r>
-      <w:r>
-        <w:t xml:space="preserve">｜ 已注入三组《治塌缩》§6.4.4d-2</w:t>
-      </w:r>
-      <w:r>
-        <w:t xml:space="preserve"> </w:t>
-      </w:r>
-      <w:r>
-        <w:t xml:space="preserve">★ 判读顺序（脚本内写死、不可配）：分母 → 负对照 → 差值 → 题内 rep σ → W 臂 → A05 题级 → 判官状态</w:t>
+        <w:t xml:space="preserve">判读顺序（脚本内写死、不可配）：分母 → 负对照 → 差值 → 题内 rep σ → W 臂 → A05 题级 → 判官状态</w:t>
       </w:r>
     </w:p>
     <w:tbl>
@@ -7851,12 +7314,6 @@
               </w:rPr>
               <w:t xml:space="preserve">47/48</w:t>
             </w:r>
-            <w:r>
-              <w:t xml:space="preserve"> </w:t>
-            </w:r>
-            <w:r>
-              <w:t xml:space="preserve">★</w:t>
-            </w:r>
           </w:p>
         </w:tc>
       </w:tr>
@@ -8005,7 +7462,7 @@
               <w:t xml:space="preserve">n_dims</w:t>
             </w:r>
             <w:r>
-              <w:t xml:space="preserve">（有效信息维度数）★</w:t>
+              <w:t xml:space="preserve">（有效信息维度数）</w:t>
             </w:r>
             <w:r>
               <w:t xml:space="preserve"> </w:t>
@@ -8020,10 +7477,7 @@
               <w:t xml:space="preserve"> </w:t>
             </w:r>
             <w:r>
-              <w:t xml:space="preserve">降为辅助 ⇒</w:t>
-            </w:r>
-            <w:r>
-              <w:t xml:space="preserve"> </w:t>
+              <w:t xml:space="preserve">降为辅助，</w:t>
             </w:r>
             <w:r>
               <w:rPr>
@@ -8088,10 +7542,7 @@
               <w:t xml:space="preserve">1.00</w:t>
             </w:r>
             <w:r>
-              <w:t xml:space="preserve">（merged13/A02、uniform/A05）⇒ ★</w:t>
-            </w:r>
-            <w:r>
-              <w:t xml:space="preserve"> </w:t>
+              <w:t xml:space="preserve">（merged13/A02、uniform/A05），</w:t>
             </w:r>
             <w:r>
               <w:rPr>
@@ -8247,13 +7698,7 @@
               <w:t xml:space="preserve">judge_same_vendor=true</w:t>
             </w:r>
             <w:r>
-              <w:t xml:space="preserve"> </w:t>
-            </w:r>
-            <w:r>
-              <w:t xml:space="preserve">⇒ ★</w:t>
-            </w:r>
-            <w:r>
-              <w:t xml:space="preserve"> </w:t>
+              <w:t xml:space="preserve">，</w:t>
             </w:r>
             <w:r>
               <w:rPr>
@@ -8304,12 +7749,6 @@
         <w:pStyle w:val="BodyText"/>
       </w:pPr>
       <w:r>
-        <w:t xml:space="preserve">⇒ ★★</w:t>
-      </w:r>
-      <w:r>
-        <w:t xml:space="preserve"> </w:t>
-      </w:r>
-      <w:r>
         <w:rPr>
           <w:bCs/>
           <w:b/>
@@ -8320,7 +7759,7 @@
         <w:t xml:space="preserve"> </w:t>
       </w:r>
       <w:r>
-        <w:t xml:space="preserve">—— ★ 这是本轮最容易被误引的一格：</w:t>
+        <w:t xml:space="preserve">—— 这是这一轮最容易被误引的一格：</w:t>
       </w:r>
       <w:r>
         <w:rPr>
@@ -8333,12 +7772,6 @@
         <w:t xml:space="preserve"> </w:t>
       </w:r>
       <w:r>
-        <w:t xml:space="preserve">⇒ ★</w:t>
-      </w:r>
-      <w:r>
-        <w:t xml:space="preserve"> </w:t>
-      </w:r>
-      <w:r>
         <w:rPr>
           <w:bCs/>
           <w:b/>
@@ -8346,10 +7779,7 @@
         <w:t xml:space="preserve">「分离」只表示统计上可分辨，不表示「更好」</w:t>
       </w:r>
       <w:r>
-        <w:t xml:space="preserve">；且负对照不平 ⇒ ★</w:t>
-      </w:r>
-      <w:r>
-        <w:t xml:space="preserve"> </w:t>
+        <w:t xml:space="preserve">；且负对照不平，</w:t>
       </w:r>
       <w:r>
         <w:rPr>
@@ -8362,12 +7792,6 @@
         <w:t xml:space="preserve"> </w:t>
       </w:r>
       <w:r>
-        <w:t xml:space="preserve">⇒ ★</w:t>
-      </w:r>
-      <w:r>
-        <w:t xml:space="preserve"> </w:t>
-      </w:r>
-      <w:r>
         <w:rPr>
           <w:bCs/>
           <w:b/>
@@ -8390,10 +7814,7 @@
         <w:t xml:space="preserve"> </w:t>
       </w:r>
       <w:r>
-        <w:t xml:space="preserve">中位差 ⇒ 口径不同）⇒ ★</w:t>
-      </w:r>
-      <w:r>
-        <w:t xml:space="preserve"> </w:t>
+        <w:t xml:space="preserve">中位差，口径不同），</w:t>
       </w:r>
       <w:r>
         <w:rPr>
@@ -8403,7 +7824,7 @@
         <w:t xml:space="preserve">因此 in-sample 的措辞没有被改成"留出未复现"</w:t>
       </w:r>
       <w:r>
-        <w:t xml:space="preserve">（★ 负对照未判读前改稿 = 拿半批数据下结论）。</w:t>
+        <w:t xml:space="preserve">（负对照未判读前改稿 = 拿半批数据下结论）。</w:t>
       </w:r>
     </w:p>
     <w:p>
@@ -8411,12 +7832,6 @@
         <w:pStyle w:val="BodyText"/>
       </w:pPr>
       <w:r>
-        <w:t xml:space="preserve">⇒ ★</w:t>
-      </w:r>
-      <w:r>
-        <w:t xml:space="preserve"> </w:t>
-      </w:r>
-      <w:r>
         <w:rPr>
           <w:bCs/>
           <w:b/>
@@ -8454,7 +7869,7 @@
         <w:t xml:space="preserve"> </w:t>
       </w:r>
       <w:r>
-        <w:t xml:space="preserve">完整配对只有 1 个（n=1 不可标定）⇒ 本轮用</w:t>
+        <w:t xml:space="preserve">完整配对只有 1 个（n=1 不可标定），这一轮用</w:t>
       </w:r>
       <w:r>
         <w:rPr>
@@ -8464,10 +7879,7 @@
         <w:t xml:space="preserve">全部臂</w:t>
       </w:r>
       <w:r>
-        <w:t xml:space="preserve">同题 rep 差（n=10）⇒</w:t>
-      </w:r>
-      <w:r>
-        <w:t xml:space="preserve"> </w:t>
+        <w:t xml:space="preserve">同题 rep 差（n=10），</w:t>
       </w:r>
       <w:r>
         <w:rPr>
@@ -8480,7 +7892,7 @@
         <w:t xml:space="preserve"> </w:t>
       </w:r>
       <w:r>
-        <w:t xml:space="preserve">⇒ 跑满后两种口径都会报。</w:t>
+        <w:t xml:space="preserve">跑满后两种口径都会报。</w:t>
       </w:r>
     </w:p>
     <w:bookmarkEnd w:id="27"/>
@@ -8506,7 +7918,7 @@
         <w:t xml:space="preserve">① 核心定位</w:t>
       </w:r>
       <w:r>
-        <w:t xml:space="preserve">（★ 这是一篇</w:t>
+        <w:t xml:space="preserve">（这是一篇</w:t>
       </w:r>
       <w:r>
         <w:t xml:space="preserve"> </w:t>
@@ -8543,12 +7955,6 @@
         <w:t xml:space="preserve"> </w:t>
       </w:r>
       <w:r>
-        <w:t xml:space="preserve">⇒</w:t>
-      </w:r>
-      <w:r>
-        <w:t xml:space="preserve"> </w:t>
-      </w:r>
-      <w:r>
         <w:rPr>
           <w:bCs/>
           <w:b/>
@@ -8572,7 +7978,7 @@
         <w:t xml:space="preserve"> </w:t>
       </w:r>
       <w:r>
-        <w:t xml:space="preserve">⇒ ⇒ 所以 C 篇现在的交付形态是</w:t>
+        <w:t xml:space="preserve">所以 C 篇现在的交付形态是</w:t>
       </w:r>
       <w:r>
         <w:rPr>
@@ -8598,17 +8004,11 @@
         <w:t xml:space="preserve"> </w:t>
       </w:r>
       <w:r>
-        <w:t xml:space="preserve">⇒ ⇒ ★</w:t>
-      </w:r>
-      <w:r>
-        <w:t xml:space="preserve"> </w:t>
-      </w:r>
-      <w:r>
-        <w:rPr>
-          <w:bCs/>
-          <w:b/>
-        </w:rPr>
-        <w:t xml:space="preserve">外部只读审计的定位（★ 已按 2026-10-24 外部审稿收窄）</w:t>
+        <w:rPr>
+          <w:bCs/>
+          <w:b/>
+        </w:rPr>
+        <w:t xml:space="preserve">外部只读审计的定位（已按 2026-10-24 外部审稿收窄）</w:t>
       </w:r>
       <w:r>
         <w:t xml:space="preserve">：它</w:t>
@@ -8762,6 +8162,42 @@
         <w:t xml:space="preserve"> </w:t>
       </w:r>
       <w:r>
+        <w:t xml:space="preserve">- ** 第十一至十三类（2026-10-24 新增，最强实例）</w:t>
+      </w:r>
+      <w:r>
+        <w:rPr>
+          <w:bCs/>
+          <w:b/>
+        </w:rPr>
+        <w:t xml:space="preserve">：</w:t>
+      </w:r>
+      <w:r>
+        <w:t xml:space="preserve">型号池静默下架，5 支静默变 4 支</w:t>
+      </w:r>
+      <w:r>
+        <w:rPr>
+          <w:bCs/>
+          <w:b/>
+        </w:rPr>
+        <w:t xml:space="preserve">（见 §1.1），</w:t>
+      </w:r>
+      <w:r>
+        <w:t xml:space="preserve">两条独立路径撞同一根因** 这是"</w:t>
+      </w:r>
+      <w:r>
+        <w:rPr>
+          <w:bCs/>
+          <w:b/>
+        </w:rPr>
+        <w:t xml:space="preserve">看起来完成了，但完成的是另一个配置</w:t>
+      </w:r>
+      <w:r>
+        <w:t xml:space="preserve">"的实证；⑫「指标零区分度」伪装成结论；⑬「判官读数的不可复现性 —— 前提被当成事实用了」</w:t>
+      </w:r>
+      <w:r>
+        <w:t xml:space="preserve"> </w:t>
+      </w:r>
+      <w:r>
         <w:t xml:space="preserve">-</w:t>
       </w:r>
       <w:r>
@@ -8772,61 +8208,6 @@
           <w:bCs/>
           <w:b/>
         </w:rPr>
-        <w:t xml:space="preserve">★ 第十一至十三类（2026-10-24 新增，最强实例）</w:t>
-      </w:r>
-      <w:r>
-        <w:t xml:space="preserve">：</w:t>
-      </w:r>
-      <w:r>
-        <w:rPr>
-          <w:bCs/>
-          <w:b/>
-        </w:rPr>
-        <w:t xml:space="preserve">型号池静默下架 ⇒ 5 支静默变 4 支</w:t>
-      </w:r>
-      <w:r>
-        <w:t xml:space="preserve">（见 §1.1）⇒</w:t>
-      </w:r>
-      <w:r>
-        <w:t xml:space="preserve"> </w:t>
-      </w:r>
-      <w:r>
-        <w:rPr>
-          <w:bCs/>
-          <w:b/>
-        </w:rPr>
-        <w:t xml:space="preserve">两条独立路径撞同一根因</w:t>
-      </w:r>
-      <w:r>
-        <w:t xml:space="preserve"> </w:t>
-      </w:r>
-      <w:r>
-        <w:t xml:space="preserve">⇒ 这是"</w:t>
-      </w:r>
-      <w:r>
-        <w:rPr>
-          <w:bCs/>
-          <w:b/>
-        </w:rPr>
-        <w:t xml:space="preserve">看起来完成了，但完成的是另一个配置</w:t>
-      </w:r>
-      <w:r>
-        <w:t xml:space="preserve">"的实证；⑫「指标零区分度」伪装成结论；⑬「判官读数的不可复现性 —— 前提被当成事实用了」</w:t>
-      </w:r>
-      <w:r>
-        <w:t xml:space="preserve"> </w:t>
-      </w:r>
-      <w:r>
-        <w:t xml:space="preserve">- ★</w:t>
-      </w:r>
-      <w:r>
-        <w:t xml:space="preserve"> </w:t>
-      </w:r>
-      <w:r>
-        <w:rPr>
-          <w:bCs/>
-          <w:b/>
-        </w:rPr>
         <w:t xml:space="preserve">证据强度按类别逐个不同</w:t>
       </w:r>
       <w:r>
@@ -8840,10 +8221,7 @@
         <w:t xml:space="preserve">三档证据等级</w:t>
       </w:r>
       <w:r>
-        <w:t xml:space="preserve">（C 篇 §1.4）⇒</w:t>
-      </w:r>
-      <w:r>
-        <w:t xml:space="preserve"> </w:t>
+        <w:t xml:space="preserve">（C 篇 §1.4），</w:t>
       </w:r>
       <w:r>
         <w:rPr>
@@ -8871,7 +8249,7 @@
         <w:t xml:space="preserve"> </w:t>
       </w:r>
       <w:r>
-        <w:t xml:space="preserve">- ✖ 「用了规程之后准确率提升 X%」——</w:t>
+        <w:t xml:space="preserve">- 「用了规程之后准确率提升 X%」——</w:t>
       </w:r>
       <w:r>
         <w:t xml:space="preserve"> </w:t>
@@ -8890,13 +8268,13 @@
         <w:t xml:space="preserve"> </w:t>
       </w:r>
       <w:r>
-        <w:t xml:space="preserve">- ✖ 任何"我们的规程已被验证有效"的断言。</w:t>
-      </w:r>
-      <w:r>
-        <w:t xml:space="preserve"> </w:t>
-      </w:r>
-      <w:r>
-        <w:t xml:space="preserve">- ✖</w:t>
+        <w:t xml:space="preserve">- 任何"我们的规程已被验证有效"的断言。</w:t>
+      </w:r>
+      <w:r>
+        <w:t xml:space="preserve"> </w:t>
+      </w:r>
+      <w:r>
+        <w:t xml:space="preserve">-</w:t>
       </w:r>
       <w:r>
         <w:t xml:space="preserve"> </w:t>
@@ -8909,7 +8287,7 @@
         <w:t xml:space="preserve">不可</w:t>
       </w:r>
       <w:r>
-        <w:t xml:space="preserve">写成「外部只读审计是唯一系统性地挡住这类失效的防线」—— ★</w:t>
+        <w:t xml:space="preserve">写成「外部只读审计是唯一系统性地挡住这类失效的防线」——</w:t>
       </w:r>
       <w:r>
         <w:t xml:space="preserve"> </w:t>
@@ -8948,7 +8326,7 @@
         <w:t xml:space="preserve"> </w:t>
       </w:r>
       <w:r>
-        <w:t xml:space="preserve">- ⚠️ ★</w:t>
+        <w:t xml:space="preserve">-</w:t>
       </w:r>
       <w:r>
         <w:t xml:space="preserve"> </w:t>
@@ -8961,23 +8339,7 @@
         <w:t xml:space="preserve">C 篇是四篇里判据最不完整的一篇（5 条待办中 4 条判据未成文）</w:t>
       </w:r>
       <w:r>
-        <w:t xml:space="preserve"> </w:t>
-      </w:r>
-      <w:r>
-        <w:t xml:space="preserve">⇒</w:t>
-      </w:r>
-      <w:r>
-        <w:t xml:space="preserve"> </w:t>
-      </w:r>
-      <w:r>
-        <w:rPr>
-          <w:bCs/>
-          <w:b/>
-        </w:rPr>
-        <w:t xml:space="preserve">必须自己先说</w:t>
-      </w:r>
-      <w:r>
-        <w:t xml:space="preserve">，否则被问"有实验吗"会很被动。</w:t>
+        <w:t xml:space="preserve">必须自己先说**，否则被问"有实验吗"会很被动。</w:t>
       </w:r>
     </w:p>
     <w:bookmarkEnd w:id="29"/>
@@ -9079,12 +8441,6 @@
               <w:jc w:val="left"/>
             </w:pPr>
             <w:r>
-              <w:t xml:space="preserve">✅</w:t>
-            </w:r>
-            <w:r>
-              <w:t xml:space="preserve"> </w:t>
-            </w:r>
-            <w:r>
               <w:rPr>
                 <w:bCs/>
                 <w:b/>
@@ -9130,20 +8486,7 @@
               <w:t xml:space="preserve">0.1606</w:t>
             </w:r>
             <w:r>
-              <w:t xml:space="preserve"> </w:t>
-            </w:r>
-            <w:r>
-              <w:t xml:space="preserve">⇒</w:t>
-            </w:r>
-            <w:r>
-              <w:t xml:space="preserve"> </w:t>
-            </w:r>
-            <w:r>
-              <w:rPr>
-                <w:bCs/>
-                <w:b/>
-              </w:rPr>
-              <w:t xml:space="preserve">分离比 9.13×</w:t>
+              <w:t xml:space="preserve">分离比 9.13×**</w:t>
             </w:r>
           </w:p>
         </w:tc>
@@ -9173,12 +8516,6 @@
               <w:jc w:val="left"/>
             </w:pPr>
             <w:r>
-              <w:t xml:space="preserve">❌</w:t>
-            </w:r>
-            <w:r>
-              <w:t xml:space="preserve"> </w:t>
-            </w:r>
-            <w:r>
               <w:rPr>
                 <w:bCs/>
                 <w:b/>
@@ -9274,12 +8611,6 @@
               <w:jc w:val="left"/>
             </w:pPr>
             <w:r>
-              <w:t xml:space="preserve">★</w:t>
-            </w:r>
-            <w:r>
-              <w:t xml:space="preserve"> </w:t>
-            </w:r>
-            <w:r>
               <w:rPr>
                 <w:bCs/>
                 <w:b/>
@@ -9347,7 +8678,7 @@
               <w:t xml:space="preserve">饱和</w:t>
             </w:r>
             <w:r>
-              <w:t xml:space="preserve">）⇒ 只有</w:t>
+              <w:t xml:space="preserve">），只有</w:t>
             </w:r>
             <w:r>
               <w:t xml:space="preserve"> </w:t>
@@ -9392,12 +8723,6 @@
               <w:jc w:val="left"/>
             </w:pPr>
             <w:r>
-              <w:t xml:space="preserve">★</w:t>
-            </w:r>
-            <w:r>
-              <w:t xml:space="preserve"> </w:t>
-            </w:r>
-            <w:r>
               <w:rPr>
                 <w:bCs/>
                 <w:b/>
@@ -9476,7 +8801,7 @@
               <w:t xml:space="preserve">9 倍</w:t>
             </w:r>
             <w:r>
-              <w:t xml:space="preserve">；⚠️ 该对照跨越"给缺口"臂，而该臂 align 0.9444 有</w:t>
+              <w:t xml:space="preserve">；该对照跨越"给缺口"臂，而该臂 align 0.9444 有</w:t>
             </w:r>
             <w:r>
               <w:rPr>
@@ -9489,7 +8814,7 @@
               <w:t xml:space="preserve"> </w:t>
             </w:r>
             <w:r>
-              <w:t xml:space="preserve">⇒ 该 9 倍只支持"</w:t>
+              <w:t xml:space="preserve">该 9 倍只支持"</w:t>
             </w:r>
             <w:r>
               <w:rPr>
@@ -9558,10 +8883,7 @@
               <w:t xml:space="preserve">0.3148</w:t>
             </w:r>
             <w:r>
-              <w:t xml:space="preserve">，n=9）⇒</w:t>
-            </w:r>
-            <w:r>
-              <w:t xml:space="preserve"> </w:t>
+              <w:t xml:space="preserve">，n=9），</w:t>
             </w:r>
             <w:r>
               <w:rPr>
@@ -9571,17 +8893,14 @@
               <w:t xml:space="preserve">零区分 / 未检出</w:t>
             </w:r>
             <w:r>
-              <w:t xml:space="preserve">；⚠️</w:t>
-            </w:r>
-            <w:r>
-              <w:t xml:space="preserve"> </w:t>
-            </w:r>
-            <w:r>
-              <w:rPr>
-                <w:bCs/>
-                <w:b/>
-              </w:rPr>
-              <w:t xml:space="preserve">本批未预注册最小实际效应量（MES）⇒ 不能排除中小效应的存在</w:t>
+              <w:t xml:space="preserve">；</w:t>
+            </w:r>
+            <w:r>
+              <w:rPr>
+                <w:bCs/>
+                <w:b/>
+              </w:rPr>
+              <w:t xml:space="preserve">本批未预注册最小实际效应量（MES），不能排除中小效应的存在</w:t>
             </w:r>
           </w:p>
         </w:tc>
@@ -9592,12 +8911,6 @@
         <w:pStyle w:val="BodyText"/>
       </w:pPr>
       <w:r>
-        <w:t xml:space="preserve">★</w:t>
-      </w:r>
-      <w:r>
-        <w:t xml:space="preserve"> </w:t>
-      </w:r>
-      <w:r>
         <w:rPr>
           <w:bCs/>
           <w:b/>
@@ -9628,10 +8941,7 @@
         <w:t xml:space="preserve">12/12 = 1.000</w:t>
       </w:r>
       <w:r>
-        <w:t xml:space="preserve">｜D0 5/12 = 0.417）⇒</w:t>
-      </w:r>
-      <w:r>
-        <w:t xml:space="preserve"> </w:t>
+        <w:t xml:space="preserve">｜D0 5/12 = 0.417），</w:t>
       </w:r>
       <w:r>
         <w:rPr>
@@ -9641,13 +8951,7 @@
         <w:t xml:space="preserve">"状态里的取舍"没有在产出里兑现</w:t>
       </w:r>
       <w:r>
-        <w:t xml:space="preserve">。</w:t>
-      </w:r>
-      <w:r>
-        <w:t xml:space="preserve"> </w:t>
-      </w:r>
-      <w:r>
-        <w:t xml:space="preserve">★ 全部 15 个臂对的实词 Jaccard 落在</w:t>
+        <w:t xml:space="preserve">。全部 15 个臂对的实词 Jaccard 落在</w:t>
       </w:r>
       <w:r>
         <w:t xml:space="preserve"> </w:t>
@@ -9707,7 +9011,7 @@
         <w:t xml:space="preserve"> </w:t>
       </w:r>
       <w:r>
-        <w:t xml:space="preserve">- ✖ 「状态机优于等强度提示词」——</w:t>
+        <w:t xml:space="preserve">- 「状态机优于等强度提示词」——</w:t>
       </w:r>
       <w:r>
         <w:rPr>
@@ -9717,7 +9021,7 @@
         <w:t xml:space="preserve">未被证明</w:t>
       </w:r>
       <w:r>
-        <w:t xml:space="preserve">（这是边界结论）。★ 具体到 v4：</w:t>
+        <w:t xml:space="preserve">（这是边界结论）。具体到 v4：</w:t>
       </w:r>
       <w:r>
         <w:rPr>
@@ -9727,10 +9031,7 @@
         <w:t xml:space="preserve">状态化打分未检出优于通用打分的证据</w:t>
       </w:r>
       <w:r>
-        <w:t xml:space="preserve">（干净臂 9/9 打平）⇒</w:t>
-      </w:r>
-      <w:r>
-        <w:t xml:space="preserve"> </w:t>
+        <w:t xml:space="preserve">（干净臂 9/9 打平），</w:t>
       </w:r>
       <w:r>
         <w:rPr>
@@ -9740,17 +9041,14 @@
         <w:t xml:space="preserve">零区分 / 未检出</w:t>
       </w:r>
       <w:r>
-        <w:t xml:space="preserve">；⚠️</w:t>
-      </w:r>
-      <w:r>
-        <w:t xml:space="preserve"> </w:t>
-      </w:r>
-      <w:r>
-        <w:rPr>
-          <w:bCs/>
-          <w:b/>
-        </w:rPr>
-        <w:t xml:space="preserve">本批未预注册 MES ⇒ 不能排除中小效应</w:t>
+        <w:t xml:space="preserve">；</w:t>
+      </w:r>
+      <w:r>
+        <w:rPr>
+          <w:bCs/>
+          <w:b/>
+        </w:rPr>
+        <w:t xml:space="preserve">本批未预注册 MES，不能排除中小效应</w:t>
       </w:r>
       <w:r>
         <w:t xml:space="preserve">。</w:t>
@@ -9759,7 +9057,7 @@
         <w:t xml:space="preserve"> </w:t>
       </w:r>
       <w:r>
-        <w:t xml:space="preserve">- ✖ 「反馈通路成立 ⇒ 驱动力通路成立」——</w:t>
+        <w:t xml:space="preserve">- 「反馈通路成立，驱动力通路成立」——</w:t>
       </w:r>
       <w:r>
         <w:rPr>
@@ -9775,10 +9073,7 @@
         <w:t xml:space="preserve"> </w:t>
       </w:r>
       <w:r>
-        <w:t xml:space="preserve">- ✖ 几何读数与判官读数互相矛盾时取其一 ⇒</w:t>
-      </w:r>
-      <w:r>
-        <w:t xml:space="preserve"> </w:t>
+        <w:t xml:space="preserve">- 几何读数与判官读数互相矛盾时取其一，</w:t>
       </w:r>
       <w:r>
         <w:rPr>
@@ -9794,7 +9089,7 @@
         <w:t xml:space="preserve"> </w:t>
       </w:r>
       <w:r>
-        <w:t xml:space="preserve">- ✖</w:t>
+        <w:t xml:space="preserve">-</w:t>
       </w:r>
       <w:r>
         <w:t xml:space="preserve"> </w:t>
@@ -9830,102 +9125,118 @@
         <w:t xml:space="preserve">零区分 / 未检出</w:t>
       </w:r>
       <w:r>
-        <w:t xml:space="preserve">」；⚠️</w:t>
-      </w:r>
-      <w:r>
-        <w:t xml:space="preserve"> </w:t>
-      </w:r>
-      <w:r>
-        <w:rPr>
-          <w:bCs/>
-          <w:b/>
-        </w:rPr>
-        <w:t xml:space="preserve">本批未预注册 MES ⇒ 不能排除中小效应的存在</w:t>
-      </w:r>
-      <w:r>
-        <w:t xml:space="preserve"> </w:t>
-      </w:r>
-      <w:r>
-        <w:t xml:space="preserve">⇒ ★</w:t>
-      </w:r>
-      <w:r>
-        <w:t xml:space="preserve"> </w:t>
-      </w:r>
-      <w:r>
-        <w:rPr>
-          <w:bCs/>
-          <w:b/>
-        </w:rPr>
+        <w:t xml:space="preserve">」；</w:t>
+      </w:r>
+      <w:r>
+        <w:rPr>
+          <w:bCs/>
+          <w:b/>
+        </w:rPr>
+        <w:t xml:space="preserve">本批未预注册 MES，不能排除中小效应的存在</w:t>
+      </w:r>
+      <w:r>
         <w:t xml:space="preserve">"状态驱动这条路无效"同样不成立</w:t>
       </w:r>
       <w:r>
+        <w:rPr>
+          <w:bCs/>
+          <w:b/>
+        </w:rPr>
         <w:t xml:space="preserve">。</w:t>
       </w:r>
       <w:r>
-        <w:t xml:space="preserve"> </w:t>
-      </w:r>
-      <w:r>
-        <w:t xml:space="preserve">- ✖</w:t>
-      </w:r>
-      <w:r>
-        <w:t xml:space="preserve"> </w:t>
-      </w:r>
-      <w:r>
-        <w:rPr>
-          <w:bCs/>
-          <w:b/>
-        </w:rPr>
+        <w:rPr>
+          <w:bCs/>
+          <w:b/>
+        </w:rPr>
+        <w:t xml:space="preserve"> </w:t>
+      </w:r>
+      <w:r>
+        <w:rPr>
+          <w:bCs/>
+          <w:b/>
+        </w:rPr>
+        <w:t xml:space="preserve">-</w:t>
+      </w:r>
+      <w:r>
+        <w:rPr>
+          <w:bCs/>
+          <w:b/>
+        </w:rPr>
+        <w:t xml:space="preserve"> </w:t>
+      </w:r>
+      <w:r>
         <w:t xml:space="preserve">不可</w:t>
       </w:r>
       <w:r>
-        <w:t xml:space="preserve">把 §6.2–§6.5 的三项结果（几何窄带 / 判官反向分离 / 跨厂商判官方向一致）直接读成"状态化选择要么无效、要么恒真" ⇒ ★</w:t>
-      </w:r>
-      <w:r>
-        <w:t xml:space="preserve"> </w:t>
-      </w:r>
-      <w:r>
-        <w:rPr>
-          <w:bCs/>
-          <w:b/>
-        </w:rPr>
+        <w:rPr>
+          <w:bCs/>
+          <w:b/>
+        </w:rPr>
+        <w:t xml:space="preserve">把 §6.2–§6.5 的三项结果（几何窄带 / 判官反向分离 / 跨厂商判官方向一致）直接读成"状态化选择要么无效、要么恒真"，</w:t>
+      </w:r>
+      <w:r>
         <w:t xml:space="preserve">它们首先表明的是：现有测量方法对"状态是否驱动产出"这一构念尚未形成一致、可靠的判定</w:t>
       </w:r>
       <w:r>
+        <w:rPr>
+          <w:bCs/>
+          <w:b/>
+        </w:rPr>
         <w:t xml:space="preserve">（D 篇 §7.1.1）。</w:t>
       </w:r>
       <w:r>
-        <w:t xml:space="preserve"> </w:t>
-      </w:r>
-      <w:r>
-        <w:t xml:space="preserve">- ⚠️ 驱动力通路的</w:t>
-      </w:r>
-      <w:r>
+        <w:rPr>
+          <w:bCs/>
+          <w:b/>
+        </w:rPr>
+        <w:t xml:space="preserve"> </w:t>
+      </w:r>
+      <w:r>
+        <w:rPr>
+          <w:bCs/>
+          <w:b/>
+        </w:rPr>
+        <w:t xml:space="preserve">- 驱动力通路的</w:t>
+      </w:r>
+      <w:r>
+        <w:rPr>
+          <w:bCs/>
+          <w:b/>
+        </w:rPr>
         <w:t xml:space="preserve"> </w:t>
       </w:r>
       <w:r>
         <w:rPr>
           <w:rStyle w:val="VerbatimChar"/>
+          <w:bCs/>
+          <w:b/>
         </w:rPr>
         <w:t xml:space="preserve">logprobs</w:t>
       </w:r>
       <w:r>
-        <w:t xml:space="preserve"> </w:t>
-      </w:r>
-      <w:r>
+        <w:rPr>
+          <w:bCs/>
+          <w:b/>
+        </w:rPr>
+        <w:t xml:space="preserve"> </w:t>
+      </w:r>
+      <w:r>
+        <w:rPr>
+          <w:bCs/>
+          <w:b/>
+        </w:rPr>
         <w:t xml:space="preserve">构造效度检验</w:t>
       </w:r>
       <w:r>
-        <w:t xml:space="preserve"> </w:t>
-      </w:r>
-      <w:r>
-        <w:rPr>
-          <w:bCs/>
-          <w:b/>
-        </w:rPr>
-        <w:t xml:space="preserve">在当前条件下不可判定</w:t>
-      </w:r>
-      <w:r>
-        <w:t xml:space="preserve">（托管 API 静默忽略</w:t>
+        <w:rPr>
+          <w:bCs/>
+          <w:b/>
+        </w:rPr>
+        <w:t xml:space="preserve"> </w:t>
+      </w:r>
+      <w:r>
+        <w:t xml:space="preserve">在当前条件下不可判定**（托管 API 静默忽略</w:t>
       </w:r>
       <w:r>
         <w:t xml:space="preserve"> </w:t>
@@ -9968,10 +9279,7 @@
         <w:t xml:space="preserve"> </w:t>
       </w:r>
       <w:r>
-        <w:t xml:space="preserve">读数（10 题 × 4 样本；成本 ¥17）⇒</w:t>
-      </w:r>
-      <w:r>
-        <w:t xml:space="preserve"> </w:t>
+        <w:t xml:space="preserve">读数（10 题 × 4 样本；成本 ¥17），</w:t>
       </w:r>
       <w:r>
         <w:rPr>
@@ -9994,7 +9302,7 @@
         <w:t xml:space="preserve">④ D-5（下一步方案已定版但未实现）</w:t>
       </w:r>
       <w:r>
-        <w:t xml:space="preserve">：状态以结构化绑定留在产出里 ⇒ 候选</w:t>
+        <w:t xml:space="preserve">：状态以结构化绑定留在产出里，候选</w:t>
       </w:r>
       <w:r>
         <w:rPr>
@@ -10014,7 +9322,7 @@
         <w:t xml:space="preserve">读这个声明 + 核验兑现</w:t>
       </w:r>
       <w:r>
-        <w:t xml:space="preserve">（声明放弃 B 但正文写了 B ⇒ 算违禁）。</w:t>
+        <w:t xml:space="preserve">（声明放弃 B 但正文写了 B，算违禁）。</w:t>
       </w:r>
     </w:p>
     <w:p>
@@ -10049,17 +9357,11 @@
         <w:pStyle w:val="FirstParagraph"/>
       </w:pPr>
       <w:r>
-        <w:t xml:space="preserve">★</w:t>
-      </w:r>
-      <w:r>
-        <w:t xml:space="preserve"> </w:t>
-      </w:r>
-      <w:r>
-        <w:rPr>
-          <w:bCs/>
-          <w:b/>
-        </w:rPr>
-        <w:t xml:space="preserve">方向③（层3）· 本轮新建 · 零新实验 · 从未经外部审稿</w:t>
+        <w:rPr>
+          <w:bCs/>
+          <w:b/>
+        </w:rPr>
+        <w:t xml:space="preserve">方向③（层3）· 这一轮新建 · 零新实验 · 从未经外部审稿</w:t>
       </w:r>
       <w:r>
         <w:t xml:space="preserve">。</w:t>
@@ -10177,12 +9479,6 @@
               <w:jc w:val="left"/>
             </w:pPr>
             <w:r>
-              <w:t xml:space="preserve">★</w:t>
-            </w:r>
-            <w:r>
-              <w:t xml:space="preserve"> </w:t>
-            </w:r>
-            <w:r>
               <w:rPr>
                 <w:bCs/>
                 <w:b/>
@@ -10190,20 +9486,7 @@
               <w:t xml:space="preserve">机制成立、架构级效果不可分辨、泛化证据不存在</w:t>
             </w:r>
             <w:r>
-              <w:t xml:space="preserve"> </w:t>
-            </w:r>
-            <w:r>
-              <w:t xml:space="preserve">⇒</w:t>
-            </w:r>
-            <w:r>
-              <w:t xml:space="preserve"> </w:t>
-            </w:r>
-            <w:r>
-              <w:rPr>
-                <w:bCs/>
-                <w:b/>
-              </w:rPr>
-              <w:t xml:space="preserve">不是「训练有效」，也不是「训练无效」</w:t>
+              <w:t xml:space="preserve">不是「训练有效」，也不是「训练无效」**</w:t>
             </w:r>
           </w:p>
         </w:tc>
@@ -10296,10 +9579,7 @@
               <w:t xml:space="preserve"> </w:t>
             </w:r>
             <w:r>
-              <w:t xml:space="preserve">0.400／0.583 跨训练集稳健 ⇒</w:t>
-            </w:r>
-            <w:r>
-              <w:t xml:space="preserve"> </w:t>
+              <w:t xml:space="preserve">0.400／0.583 跨训练集稳健，</w:t>
             </w:r>
             <w:r>
               <w:rPr>
@@ -10309,10 +9589,7 @@
               <w:t xml:space="preserve">只算机制存在性</w:t>
             </w:r>
             <w:r>
-              <w:t xml:space="preserve">；★</w:t>
-            </w:r>
-            <w:r>
-              <w:t xml:space="preserve"> </w:t>
+              <w:t xml:space="preserve">；</w:t>
             </w:r>
             <w:r>
               <w:rPr>
@@ -10350,10 +9627,7 @@
               <w:t xml:space="preserve">机制存在性轴有缺口</w:t>
             </w:r>
             <w:r>
-              <w:t xml:space="preserve">（24/24 只出一种触发器 ⇒</w:t>
-            </w:r>
-            <w:r>
-              <w:t xml:space="preserve"> </w:t>
+              <w:t xml:space="preserve">（24/24 只出一种触发器，</w:t>
             </w:r>
             <w:r>
               <w:rPr>
@@ -10379,11 +9653,7 @@
               <w:jc w:val="left"/>
             </w:pPr>
             <w:r>
-              <w:rPr>
-                <w:bCs/>
-                <w:b/>
-              </w:rPr>
-              <w:t xml:space="preserve">★ 必须一起讲的限定</w:t>
+              <w:t xml:space="preserve">** 必须一起讲的限定**</w:t>
             </w:r>
           </w:p>
         </w:tc>
@@ -10433,59 +9703,35 @@
               <w:t xml:space="preserve">未完成</w:t>
             </w:r>
             <w:r>
-              <w:t xml:space="preserve"> </w:t>
-            </w:r>
-            <w:r>
-              <w:t xml:space="preserve">⇒</w:t>
-            </w:r>
-            <w:r>
-              <w:t xml:space="preserve"> </w:t>
-            </w:r>
-            <w:r>
-              <w:rPr>
-                <w:bCs/>
-                <w:b/>
-              </w:rPr>
               <w:t xml:space="preserve">本篇不引用其读数</w:t>
             </w:r>
             <w:r>
-              <w:t xml:space="preserve">）② ★</w:t>
-            </w:r>
-            <w:r>
+              <w:rPr>
+                <w:bCs/>
+                <w:b/>
+              </w:rPr>
+              <w:t xml:space="preserve">）②</w:t>
+            </w:r>
+            <w:r>
+              <w:rPr>
+                <w:bCs/>
+                <w:b/>
+              </w:rPr>
               <w:t xml:space="preserve"> </w:t>
             </w:r>
             <w:r>
               <w:rPr>
                 <w:rStyle w:val="VerbatimChar"/>
-                <w:bCs/>
-                <w:b/>
               </w:rPr>
               <w:t xml:space="preserve">arb</w:t>
             </w:r>
             <w:r>
-              <w:rPr>
-                <w:bCs/>
-                <w:b/>
-              </w:rPr>
-              <w:t xml:space="preserve"> </w:t>
-            </w:r>
-            <w:r>
-              <w:rPr>
-                <w:bCs/>
-                <w:b/>
-              </w:rPr>
+              <w:t xml:space="preserve"> </w:t>
+            </w:r>
+            <w:r>
               <w:t xml:space="preserve">从未在读数批里被行使</w:t>
             </w:r>
             <w:r>
-              <w:t xml:space="preserve"> </w:t>
-            </w:r>
-            <w:r>
-              <w:t xml:space="preserve">⇒ ⇒</w:t>
-            </w:r>
-            <w:r>
-              <w:t xml:space="preserve"> </w:t>
-            </w:r>
-            <w:r>
               <w:rPr>
                 <w:bCs/>
                 <w:b/>
@@ -10496,7 +9742,7 @@
               <w:t xml:space="preserve"> </w:t>
             </w:r>
             <w:r>
-              <w:t xml:space="preserve">③ ★</w:t>
+              <w:t xml:space="preserve">③</w:t>
             </w:r>
             <w:r>
               <w:t xml:space="preserve"> </w:t>
@@ -10521,7 +9767,7 @@
               <w:t xml:space="preserve">evolve</w:t>
             </w:r>
             <w:r>
-              <w:t xml:space="preserve">）④ ⚠️</w:t>
+              <w:t xml:space="preserve">）④</w:t>
             </w:r>
             <w:r>
               <w:t xml:space="preserve"> </w:t>
@@ -10545,11 +9791,7 @@
               <w:jc w:val="left"/>
             </w:pPr>
             <w:r>
-              <w:rPr>
-                <w:bCs/>
-                <w:b/>
-              </w:rPr>
-              <w:t xml:space="preserve">★ 数字更正</w:t>
+              <w:t xml:space="preserve">** 数字更正**</w:t>
             </w:r>
           </w:p>
         </w:tc>
@@ -10571,7 +9813,7 @@
               <w:t xml:space="preserve">47 参数</w:t>
             </w:r>
             <w:r>
-              <w:t xml:space="preserve">」是旧值 ⇒ 本篇</w:t>
+              <w:t xml:space="preserve">」是旧值，本篇</w:t>
             </w:r>
             <w:r>
               <w:t xml:space="preserve"> </w:t>
@@ -10601,23 +9843,20 @@
         <w:t xml:space="preserve">3 · 待办分级与供料追踪</w:t>
       </w:r>
     </w:p>
-    <w:bookmarkStart w:id="33" w:name="Xb3834832616b4f78a4315c8a5d85162e6c53d85"/>
+    <w:bookmarkStart w:id="33" w:name="X522b2464d34b5a98e051f9d2f1ba9e004b19be0"/>
     <w:p>
       <w:pPr>
         <w:pStyle w:val="Heading3"/>
       </w:pPr>
       <w:r>
-        <w:t xml:space="preserve">3.1 ★ 真实待办的分级（★</w:t>
-      </w:r>
-      <w:r>
-        <w:t xml:space="preserve"> </w:t>
-      </w:r>
-      <w:r>
-        <w:rPr>
-          <w:bCs/>
-          <w:b/>
-        </w:rPr>
-        <w:t xml:space="preserve">基线值 24 条 · 2026-10-24 交差审计口径；本轮四篇新增标记后尚未重算</w:t>
+        <w:t xml:space="preserve">3.1 真实待办的分级（</w:t>
+      </w:r>
+      <w:r>
+        <w:rPr>
+          <w:bCs/>
+          <w:b/>
+        </w:rPr>
+        <w:t xml:space="preserve">基线值 24 条 · 2026-10-24 交差审计口径；这一轮四篇新增标记后尚未重算</w:t>
       </w:r>
       <w:r>
         <w:t xml:space="preserve">）</w:t>
@@ -10718,12 +9957,6 @@
         <w:t xml:space="preserve"> </w:t>
       </w:r>
       <w:r>
-        <w:t xml:space="preserve">⚠️</w:t>
-      </w:r>
-      <w:r>
-        <w:t xml:space="preserve"> </w:t>
-      </w:r>
-      <w:r>
         <w:rPr>
           <w:bCs/>
           <w:b/>
@@ -10741,10 +9974,7 @@
         <w:t xml:space="preserve">图例与页脚里的 marker</w:t>
       </w:r>
       <w:r>
-        <w:t xml:space="preserve">也算成了待办条目（得 34 条）⇒</w:t>
-      </w:r>
-      <w:r>
-        <w:t xml:space="preserve"> </w:t>
+        <w:t xml:space="preserve">也算成了待办条目（得 34 条），</w:t>
       </w:r>
       <w:r>
         <w:rPr>
@@ -10757,7 +9987,7 @@
         <w:t xml:space="preserve"> </w:t>
       </w:r>
       <w:r>
-        <w:t xml:space="preserve">⇒ 修正后</w:t>
+        <w:t xml:space="preserve">修正后</w:t>
       </w:r>
       <w:r>
         <w:t xml:space="preserve"> </w:t>
@@ -10789,94 +10019,104 @@
         <w:t xml:space="preserve"> </w:t>
       </w:r>
       <w:r>
-        <w:t xml:space="preserve">⚠️ ⚠️</w:t>
-      </w:r>
-      <w:r>
-        <w:t xml:space="preserve"> </w:t>
-      </w:r>
-      <w:r>
-        <w:rPr>
-          <w:bCs/>
-          <w:b/>
-        </w:rPr>
-        <w:t xml:space="preserve">★ 口径声明（本表是【基线值】，四篇单稿经 2026-10-24 外部审稿改稿后 marker 数量已变化）</w:t>
-      </w:r>
-      <w:r>
+        <w:t xml:space="preserve">** 口径声明（本表是【基线值】，四篇单稿经 2026-10-24 外部审稿改稿后 marker 数量已变化）</w:t>
+      </w:r>
+      <w:r>
+        <w:rPr>
+          <w:bCs/>
+          <w:b/>
+        </w:rPr>
         <w:t xml:space="preserve">：本表计数取自</w:t>
       </w:r>
       <w:r>
-        <w:t xml:space="preserve"> </w:t>
-      </w:r>
-      <w:r>
-        <w:rPr>
-          <w:bCs/>
-          <w:b/>
-        </w:rPr>
+        <w:rPr>
+          <w:bCs/>
+          <w:b/>
+        </w:rPr>
+        <w:t xml:space="preserve"> </w:t>
+      </w:r>
+      <w:r>
         <w:t xml:space="preserve">2026-10-24 交差审计的基线</w:t>
       </w:r>
       <w:r>
+        <w:rPr>
+          <w:bCs/>
+          <w:b/>
+        </w:rPr>
         <w:t xml:space="preserve">；此后 L1 / A / C / D 四篇均按外部审稿意见</w:t>
       </w:r>
       <w:r>
-        <w:rPr>
-          <w:bCs/>
-          <w:b/>
-        </w:rPr>
         <w:t xml:space="preserve">新增</w:t>
       </w:r>
       <w:r>
+        <w:rPr>
+          <w:bCs/>
+          <w:b/>
+        </w:rPr>
         <w:t xml:space="preserve">了</w:t>
       </w:r>
       <w:r>
+        <w:rPr>
+          <w:bCs/>
+          <w:b/>
+        </w:rPr>
         <w:t xml:space="preserve"> </w:t>
       </w:r>
       <w:r>
         <w:rPr>
           <w:rStyle w:val="VerbatimChar"/>
+          <w:bCs/>
+          <w:b/>
         </w:rPr>
         <w:t xml:space="preserve">【待完成】</w:t>
       </w:r>
       <w:r>
-        <w:t xml:space="preserve"> </w:t>
-      </w:r>
-      <w:r>
+        <w:rPr>
+          <w:bCs/>
+          <w:b/>
+        </w:rPr>
+        <w:t xml:space="preserve"> </w:t>
+      </w:r>
+      <w:r>
+        <w:rPr>
+          <w:bCs/>
+          <w:b/>
+        </w:rPr>
         <w:t xml:space="preserve">/</w:t>
       </w:r>
       <w:r>
+        <w:rPr>
+          <w:bCs/>
+          <w:b/>
+        </w:rPr>
         <w:t xml:space="preserve"> </w:t>
       </w:r>
       <w:r>
         <w:rPr>
           <w:rStyle w:val="VerbatimChar"/>
+          <w:bCs/>
+          <w:b/>
         </w:rPr>
         <w:t xml:space="preserve">📌</w:t>
       </w:r>
       <w:r>
-        <w:t xml:space="preserve"> </w:t>
-      </w:r>
-      <w:r>
-        <w:t xml:space="preserve">标记（并统一收进各篇的「§9 未来工作（不属于本文证据）」区块）⇒ ⇒ ★</w:t>
-      </w:r>
-      <w:r>
-        <w:t xml:space="preserve"> </w:t>
-      </w:r>
-      <w:r>
-        <w:rPr>
-          <w:bCs/>
-          <w:b/>
-        </w:rPr>
+        <w:rPr>
+          <w:bCs/>
+          <w:b/>
+        </w:rPr>
+        <w:t xml:space="preserve"> </w:t>
+      </w:r>
+      <w:r>
+        <w:rPr>
+          <w:bCs/>
+          <w:b/>
+        </w:rPr>
+        <w:t xml:space="preserve">标记（并统一收进各篇的「§9 未来工作（不属于本文证据）」区块），</w:t>
+      </w:r>
+      <w:r>
         <w:t xml:space="preserve">本表的"真实待办"列已与四篇现状不一致，尚未重算</w:t>
       </w:r>
       <w:r>
-        <w:t xml:space="preserve"> </w:t>
-      </w:r>
-      <w:r>
-        <w:t xml:space="preserve">⇒ ★</w:t>
-      </w:r>
-      <w:r>
-        <w:t xml:space="preserve"> </w:t>
-      </w:r>
-      <w:r>
         <w:rPr>
           <w:bCs/>
           <w:b/>
@@ -10884,10 +10124,7 @@
         <w:t xml:space="preserve">引用本表数字时必须写明"基线值（2026-10-24）"</w:t>
       </w:r>
       <w:r>
-        <w:t xml:space="preserve">；★</w:t>
-      </w:r>
-      <w:r>
-        <w:t xml:space="preserve"> </w:t>
+        <w:t xml:space="preserve">；</w:t>
       </w:r>
       <w:r>
         <w:rPr>
@@ -10912,7 +10149,7 @@
         <w:t xml:space="preserve"> </w:t>
       </w:r>
       <w:r>
-        <w:t xml:space="preserve">§7 的图例/页脚剔除口径人工复核，本轮未做 ⇒ 不在此处填入新数）。</w:t>
+        <w:t xml:space="preserve">§7 的图例/页脚剔除口径人工复核，这一轮未做，不在此处填入新数）。</w:t>
       </w:r>
     </w:p>
     <w:tbl>
@@ -11615,12 +10852,6 @@
         <w:pStyle w:val="BodyText"/>
       </w:pPr>
       <w:r>
-        <w:t xml:space="preserve">⇒ ⇒ ⚠️⚠️</w:t>
-      </w:r>
-      <w:r>
-        <w:t xml:space="preserve"> </w:t>
-      </w:r>
-      <w:r>
         <w:rPr>
           <w:bCs/>
           <w:b/>
@@ -11650,7 +10881,7 @@
         <w:t xml:space="preserve"> </w:t>
       </w:r>
       <w:r>
-        <w:t xml:space="preserve">⇒ 5 条是"方向清楚但形式待补"；</w:t>
+        <w:t xml:space="preserve">5 条是"方向清楚但形式待补"；</w:t>
       </w:r>
       <w:r>
         <w:rPr>
@@ -11666,7 +10897,7 @@
         <w:t xml:space="preserve"> </w:t>
       </w:r>
       <w:r>
-        <w:t xml:space="preserve">&gt; ⇒ ⇒</w:t>
+        <w:t xml:space="preserve">&gt;</w:t>
       </w:r>
       <w:r>
         <w:t xml:space="preserve"> </w:t>
@@ -11707,12 +10938,6 @@
         <w:pStyle w:val="BodyText"/>
       </w:pPr>
       <w:r>
-        <w:t xml:space="preserve">★</w:t>
-      </w:r>
-      <w:r>
-        <w:t xml:space="preserve"> </w:t>
-      </w:r>
-      <w:r>
         <w:rPr>
           <w:bCs/>
           <w:b/>
@@ -11744,13 +10969,13 @@
       </w:r>
     </w:p>
     <w:bookmarkEnd w:id="33"/>
-    <w:bookmarkStart w:id="34" w:name="供料追踪-每一格谁在补-何时到-填哪一格-谁验收"/>
+    <w:bookmarkStart w:id="34" w:name="供料追踪每一格谁在补-何时到-填哪一格-谁验收"/>
     <w:p>
       <w:pPr>
         <w:pStyle w:val="Heading3"/>
       </w:pPr>
       <w:r>
-        <w:t xml:space="preserve">3.2 供料追踪（★ 每一格：谁在补 / 何时到 / 填哪一格 / 谁验收）</w:t>
+        <w:t xml:space="preserve">3.2 供料追踪（每一格：谁在补 / 何时到 / 填哪一格 / 谁验收）</w:t>
       </w:r>
     </w:p>
     <w:tbl>
@@ -11891,7 +11116,7 @@
               <w:t xml:space="preserve">批在跑</w:t>
             </w:r>
             <w:r>
-              <w:t xml:space="preserve">（已 114/360 ⇒ ★ 17:47 自动刷新取最新 n ★）</w:t>
+              <w:t xml:space="preserve">（已 114/360，17:47 自动刷新取最新 n）</w:t>
             </w:r>
           </w:p>
         </w:tc>
@@ -11916,7 +11141,7 @@
               <w:t xml:space="preserve">6.4 h</w:t>
             </w:r>
             <w:r>
-              <w:t xml:space="preserve">（实测速率两法交叉校验一致）⇒ 当晚 23:30 前后</w:t>
+              <w:t xml:space="preserve">（实测速率两法交叉校验一致），当晚 23:30 前后</w:t>
             </w:r>
           </w:p>
         </w:tc>
@@ -12016,7 +11241,7 @@
               <w:jc w:val="left"/>
             </w:pPr>
             <w:r>
-              <w:t xml:space="preserve">A 篇「方法与边界」节 + §2.2③ 结论句（★ 口径已对齐：★ θ₀ 带「个题内 rep σ」单位 + 两处限定词 ★）</w:t>
+              <w:t xml:space="preserve">A 篇「方法与边界」节 + §2.2③ 结论句（口径已对齐： θ₀ 带「个题内 rep σ」单位 + 两处限定词）</w:t>
             </w:r>
           </w:p>
         </w:tc>
@@ -12073,17 +11298,11 @@
               <w:jc w:val="left"/>
             </w:pPr>
             <w:r>
-              <w:t xml:space="preserve">✖</w:t>
-            </w:r>
-            <w:r>
-              <w:t xml:space="preserve"> </w:t>
-            </w:r>
-            <w:r>
-              <w:rPr>
-                <w:bCs/>
-                <w:b/>
-              </w:rPr>
-              <w:t xml:space="preserve">支数口径不可比 ⇒ 历史值作废 ⇒ 必须重跑</w:t>
+              <w:rPr>
+                <w:bCs/>
+                <w:b/>
+              </w:rPr>
+              <w:t xml:space="preserve">支数口径不可比，历史值作废，必须重跑</w:t>
             </w:r>
             <w:r>
               <w:t xml:space="preserve">；</w:t>
@@ -12093,7 +11312,7 @@
                 <w:bCs/>
                 <w:b/>
               </w:rPr>
-              <w:t xml:space="preserve">M2.1 与 M2 均已死 ⇒ 6 支场合需先核支数</w:t>
+              <w:t xml:space="preserve">M2.1 与 M2 均已死，6 支场合需先核支数</w:t>
             </w:r>
           </w:p>
         </w:tc>
@@ -12171,7 +11390,7 @@
               <w:jc w:val="left"/>
             </w:pPr>
             <w:r>
-              <w:t xml:space="preserve">✅ 已就位</w:t>
+              <w:t xml:space="preserve">已就位</w:t>
             </w:r>
           </w:p>
         </w:tc>
@@ -12303,11 +11522,7 @@
               <w:jc w:val="left"/>
             </w:pPr>
             <w:r>
-              <w:rPr>
-                <w:bCs/>
-                <w:b/>
-              </w:rPr>
-              <w:t xml:space="preserve">★ 层1 n=8 扩题（给方向用）</w:t>
+              <w:t xml:space="preserve">** 层1 n=8 扩题（给方向用）**</w:t>
             </w:r>
           </w:p>
         </w:tc>
@@ -12331,12 +11546,6 @@
               <w:jc w:val="left"/>
             </w:pPr>
             <w:r>
-              <w:t xml:space="preserve">★★</w:t>
-            </w:r>
-            <w:r>
-              <w:t xml:space="preserve"> </w:t>
-            </w:r>
-            <w:r>
               <w:rPr>
                 <w:bCs/>
                 <w:b/>
@@ -12344,7 +11553,7 @@
               <w:t xml:space="preserve">有判别力、只缺功效</w:t>
             </w:r>
             <w:r>
-              <w:t xml:space="preserve">（τ=1.15 使深 3 层注意力熵 2.431→2.787 ⇒ 提熵 ⇒ 维度应改善或恶化，</w:t>
+              <w:t xml:space="preserve">（τ=1.15 使深 3 层注意力熵 2.431→2.787，提熵，维度应改善或恶化，</w:t>
             </w:r>
             <w:r>
               <w:rPr>
@@ -12365,12 +11574,6 @@
               <w:pStyle w:val="Compact"/>
               <w:jc w:val="left"/>
             </w:pPr>
-            <w:r>
-              <w:t xml:space="preserve">★★</w:t>
-            </w:r>
-            <w:r>
-              <w:t xml:space="preserve"> </w:t>
-            </w:r>
             <w:r>
               <w:rPr>
                 <w:bCs/>
@@ -12445,12 +11648,6 @@
               <w:jc w:val="left"/>
             </w:pPr>
             <w:r>
-              <w:t xml:space="preserve">✅</w:t>
-            </w:r>
-            <w:r>
-              <w:t xml:space="preserve"> </w:t>
-            </w:r>
-            <w:r>
               <w:rPr>
                 <w:bCs/>
                 <w:b/>
@@ -12458,7 +11655,7 @@
               <w:t xml:space="preserve">已完成</w:t>
             </w:r>
             <w:r>
-              <w:t xml:space="preserve">（可插拔出表器已交 + 已注入三组论文 §6.4.4d-2）★ 但</w:t>
+              <w:t xml:space="preserve">（可插拔出表器已交 + 已注入三组论文 §6.4.4d-2）但</w:t>
             </w:r>
             <w:r>
               <w:t xml:space="preserve"> </w:t>
@@ -12561,12 +11758,6 @@
               <w:jc w:val="left"/>
             </w:pPr>
             <w:r>
-              <w:t xml:space="preserve">✖</w:t>
-            </w:r>
-            <w:r>
-              <w:t xml:space="preserve"> </w:t>
-            </w:r>
-            <w:r>
               <w:rPr>
                 <w:bCs/>
                 <w:b/>
@@ -12596,7 +11787,7 @@
               <w:t xml:space="preserve"> </w:t>
             </w:r>
             <w:r>
-              <w:t xml:space="preserve">⇒ 写成能力边界</w:t>
+              <w:t xml:space="preserve">写成能力边界</w:t>
             </w:r>
           </w:p>
         </w:tc>
@@ -12665,12 +11856,6 @@
               <w:jc w:val="left"/>
             </w:pPr>
             <w:r>
-              <w:t xml:space="preserve">✖</w:t>
-            </w:r>
-            <w:r>
-              <w:t xml:space="preserve"> </w:t>
-            </w:r>
-            <w:r>
               <w:rPr>
                 <w:bCs/>
                 <w:b/>
@@ -12681,7 +11866,7 @@
               <w:t xml:space="preserve"> </w:t>
             </w:r>
             <w:r>
-              <w:t xml:space="preserve">⇒ 不可先量化</w:t>
+              <w:t xml:space="preserve">不可先量化</w:t>
             </w:r>
           </w:p>
         </w:tc>
@@ -12759,7 +11944,7 @@
               <w:jc w:val="left"/>
             </w:pPr>
             <w:r>
-              <w:t xml:space="preserve">✖ 稿内自陈"尚未成文"</w:t>
+              <w:t xml:space="preserve">稿内自陈"尚未成文"</w:t>
             </w:r>
           </w:p>
         </w:tc>
@@ -12837,12 +12022,6 @@
               <w:jc w:val="left"/>
             </w:pPr>
             <w:r>
-              <w:t xml:space="preserve">✅</w:t>
-            </w:r>
-            <w:r>
-              <w:t xml:space="preserve"> </w:t>
-            </w:r>
-            <w:r>
               <w:rPr>
                 <w:bCs/>
                 <w:b/>
@@ -12928,7 +12107,7 @@
               <w:jc w:val="left"/>
             </w:pPr>
             <w:r>
-              <w:t xml:space="preserve">✅ 做法已定版（§6.7.8），</w:t>
+              <w:t xml:space="preserve">做法已定版（§6.7.8），</w:t>
             </w:r>
             <w:r>
               <w:rPr>
@@ -13098,7 +12277,7 @@
               <w:jc w:val="left"/>
             </w:pPr>
             <w:r>
-              <w:t xml:space="preserve">✖ 实验未做</w:t>
+              <w:t xml:space="preserve">实验未做</w:t>
             </w:r>
           </w:p>
         </w:tc>
@@ -13147,7 +12326,7 @@
         <w:pStyle w:val="Heading3"/>
       </w:pPr>
       <w:r>
-        <w:t xml:space="preserve">3.3 ★ 供料到达后的回填路径（</w:t>
+        <w:t xml:space="preserve">3.3 供料到达后的回填路径（</w:t>
       </w:r>
       <w:r>
         <w:rPr>
@@ -13169,7 +12348,7 @@
         <w:pStyle w:val="Compact"/>
       </w:pPr>
       <w:r>
-        <w:t xml:space="preserve">第二组批跑满（360/360）⇒ 重跑</w:t>
+        <w:t xml:space="preserve">第二组批跑满（360/360），重跑</w:t>
       </w:r>
       <w:r>
         <w:t xml:space="preserve"> </w:t>
@@ -13191,22 +12370,13 @@
         <w:t xml:space="preserve">零生成调用</w:t>
       </w:r>
       <w:r>
-        <w:t xml:space="preserve">，纯计算）⇒ 换最新 n 出 H0 + 三组对比逐格效应 + 检出力地板。</w:t>
-      </w:r>
-    </w:p>
-    <w:p>
-      <w:pPr>
-        <w:numPr>
-          <w:ilvl w:val="0"/>
-          <w:numId w:val="1001"/>
-        </w:numPr>
-        <w:pStyle w:val="Compact"/>
-      </w:pPr>
-      <w:r>
-        <w:t xml:space="preserve">⇒</w:t>
-      </w:r>
-      <w:r>
-        <w:t xml:space="preserve"> </w:t>
+        <w:t xml:space="preserve">，纯计算），换最新 n 出 H0 + 三组对比逐格效应 + 检出力地板。</w:t>
+      </w:r>
+      <w:r>
+        <w:t xml:space="preserve"> </w:t>
+      </w:r>
+      <w:r>
+        <w:t xml:space="preserve">2.，</w:t>
       </w:r>
       <w:r>
         <w:rPr>
@@ -13216,10 +12386,7 @@
         <w:t xml:space="preserve">A 篇的结论只会变强不会变弱</w:t>
       </w:r>
       <w:r>
-        <w:t xml:space="preserve">：当前部分数据下判"不可分辨"，跑满后若仍不可分辨 ⇒ 判据更稳（θ₀ 的 bootstrap 区间收窄）；若转为可分辨 ⇒</w:t>
-      </w:r>
-      <w:r>
-        <w:t xml:space="preserve"> </w:t>
+        <w:t xml:space="preserve">：当前部分数据下判"不可分辨"，跑满后若仍不可分辨，判据更稳（θ₀ 的 bootstrap 区间收窄）；若转为可分辨，</w:t>
       </w:r>
       <w:r>
         <w:rPr>
@@ -13231,20 +12398,11 @@
       <w:r>
         <w:t xml:space="preserve">。</w:t>
       </w:r>
-    </w:p>
-    <w:p>
-      <w:pPr>
-        <w:numPr>
-          <w:ilvl w:val="0"/>
-          <w:numId w:val="1001"/>
-        </w:numPr>
-        <w:pStyle w:val="Compact"/>
-      </w:pPr>
-      <w:r>
-        <w:t xml:space="preserve">⇒</w:t>
-      </w:r>
-      <w:r>
-        <w:t xml:space="preserve"> </w:t>
+      <w:r>
+        <w:t xml:space="preserve"> </w:t>
+      </w:r>
+      <w:r>
+        <w:t xml:space="preserve">3.，</w:t>
       </w:r>
       <w:r>
         <w:rPr>
@@ -13275,13 +12433,13 @@
         <w:t xml:space="preserve">4 · 回源与证据档位</w:t>
       </w:r>
     </w:p>
-    <w:bookmarkStart w:id="37" w:name="头条数字-源文件行号84-84-定位命中"/>
+    <w:bookmarkStart w:id="37" w:name="Xbb1b0d8b98b641b4b75506785698301fc1fb097"/>
     <w:p>
       <w:pPr>
         <w:pStyle w:val="Heading3"/>
       </w:pPr>
       <w:r>
-        <w:t xml:space="preserve">4.1 ★ 头条数字 → 源文件:行号（</w:t>
+        <w:t xml:space="preserve">4.1 头条数字 → 源文件:行号（</w:t>
       </w:r>
       <w:r>
         <w:rPr>
@@ -13291,64 +12449,50 @@
         <w:t xml:space="preserve">84 / 84 定位命中</w:t>
       </w:r>
       <w:r>
-        <w:t xml:space="preserve">）</w:t>
+        <w:t xml:space="preserve">）完整对照见</w:t>
+      </w:r>
+      <w:r>
+        <w:t xml:space="preserve"> </w:t>
+      </w:r>
+      <w:r>
+        <w:rPr>
+          <w:rStyle w:val="VerbatimChar"/>
+        </w:rPr>
+        <w:t xml:space="preserve">08_回源对照表.md</w:t>
+      </w:r>
+      <w:r>
+        <w:t xml:space="preserve">（逐条给出：断言 / 档位 /</w:t>
+      </w:r>
+      <w:r>
+        <w:t xml:space="preserve"> </w:t>
+      </w:r>
+      <w:r>
+        <w:rPr>
+          <w:rStyle w:val="VerbatimChar"/>
+        </w:rPr>
+        <w:t xml:space="preserve">&lt;底稿&gt;/&lt;文件&gt;:&lt;行号&gt;</w:t>
+      </w:r>
+      <w:r>
+        <w:t xml:space="preserve"> </w:t>
+      </w:r>
+      <w:r>
+        <w:t xml:space="preserve">/ 原文）。</w:t>
+      </w:r>
+      <w:r>
+        <w:rPr>
+          <w:bCs/>
+          <w:b/>
+        </w:rPr>
+        <w:t xml:space="preserve">84 条全部定位命中</w:t>
+      </w:r>
+      <w:r>
+        <w:t xml:space="preserve">。</w:t>
       </w:r>
     </w:p>
     <w:p>
       <w:pPr>
         <w:pStyle w:val="FirstParagraph"/>
       </w:pPr>
-      <w:r>
-        <w:t xml:space="preserve">完整对照见</w:t>
-      </w:r>
-      <w:r>
-        <w:t xml:space="preserve"> </w:t>
-      </w:r>
-      <w:r>
-        <w:rPr>
-          <w:rStyle w:val="VerbatimChar"/>
-        </w:rPr>
-        <w:t xml:space="preserve">08_回源对照表.md</w:t>
-      </w:r>
-      <w:r>
-        <w:t xml:space="preserve">（逐条给出：断言 / 档位 /</w:t>
-      </w:r>
-      <w:r>
-        <w:t xml:space="preserve"> </w:t>
-      </w:r>
-      <w:r>
-        <w:rPr>
-          <w:rStyle w:val="VerbatimChar"/>
-        </w:rPr>
-        <w:t xml:space="preserve">&lt;底稿&gt;/&lt;文件&gt;:&lt;行号&gt;</w:t>
-      </w:r>
-      <w:r>
-        <w:t xml:space="preserve"> </w:t>
-      </w:r>
-      <w:r>
-        <w:t xml:space="preserve">/ 原文）。</w:t>
-      </w:r>
-      <w:r>
-        <w:rPr>
-          <w:bCs/>
-          <w:b/>
-        </w:rPr>
-        <w:t xml:space="preserve">84 条全部定位命中</w:t>
-      </w:r>
-      <w:r>
-        <w:t xml:space="preserve">。</w:t>
-      </w:r>
-    </w:p>
-    <w:p>
-      <w:pPr>
-        <w:pStyle w:val="BodyText"/>
-      </w:pPr>
-      <w:r>
-        <w:t xml:space="preserve">⇒ ★</w:t>
-      </w:r>
-      <w:r>
-        <w:t xml:space="preserve"> </w:t>
-      </w:r>
       <w:r>
         <w:rPr>
           <w:bCs/>
@@ -13377,7 +12521,7 @@
         <w:pStyle w:val="Heading3"/>
       </w:pPr>
       <w:r>
-        <w:t xml:space="preserve">4.2 ★ 证据四档（</w:t>
+        <w:t xml:space="preserve">4.2 证据四档（</w:t>
       </w:r>
       <w:r>
         <w:rPr>
@@ -13690,12 +12834,6 @@
         <w:pStyle w:val="BodyText"/>
       </w:pPr>
       <w:r>
-        <w:t xml:space="preserve">⇒ ★</w:t>
-      </w:r>
-      <w:r>
-        <w:t xml:space="preserve"> </w:t>
-      </w:r>
-      <w:r>
         <w:rPr>
           <w:bCs/>
           <w:b/>
@@ -13713,23 +12851,7 @@
         <w:t xml:space="preserve">不是因为结果好看，是因为修正的必要性在看到结果之前就已成立</w:t>
       </w:r>
       <w:r>
-        <w:t xml:space="preserve"> </w:t>
-      </w:r>
-      <w:r>
-        <w:t xml:space="preserve">⇒</w:t>
-      </w:r>
-      <w:r>
-        <w:t xml:space="preserve"> </w:t>
-      </w:r>
-      <w:r>
-        <w:rPr>
-          <w:bCs/>
-          <w:b/>
-        </w:rPr>
-        <w:t xml:space="preserve">修正不依赖结果方向</w:t>
-      </w:r>
-      <w:r>
-        <w:t xml:space="preserve">。</w:t>
+        <w:t xml:space="preserve">修正不依赖结果方向**。</w:t>
       </w:r>
     </w:p>
     <w:p>
@@ -13747,7 +12869,7 @@
         <w:pStyle w:val="Heading2"/>
       </w:pPr>
       <w:r>
-        <w:t xml:space="preserve">5 · ★ 已知缺陷主动披露</w:t>
+        <w:t xml:space="preserve">5 · 已知缺陷主动披露</w:t>
       </w:r>
     </w:p>
     <w:p>
@@ -13858,7 +12980,7 @@
               <w:jc w:val="left"/>
             </w:pPr>
             <w:r>
-              <w:t xml:space="preserve">处置</w:t>
+              <w:t xml:space="preserve">处理</w:t>
             </w:r>
           </w:p>
         </w:tc>
@@ -13884,12 +13006,6 @@
               <w:jc w:val="left"/>
             </w:pPr>
             <w:r>
-              <w:t xml:space="preserve">★</w:t>
-            </w:r>
-            <w:r>
-              <w:t xml:space="preserve"> </w:t>
-            </w:r>
-            <w:r>
               <w:rPr>
                 <w:bCs/>
                 <w:b/>
@@ -13897,7 +13013,7 @@
               <w:t xml:space="preserve">型号池静默下架</w:t>
             </w:r>
             <w:r>
-              <w:t xml:space="preserve">（M2.1；晚间复核发现 M2 亦死）⇒ 5 支静默变 4 支</w:t>
+              <w:t xml:space="preserve">（M2.1；晚间复核发现 M2 亦死），5 支静默变 4 支</w:t>
             </w:r>
           </w:p>
         </w:tc>
@@ -13985,12 +13101,6 @@
               <w:jc w:val="left"/>
             </w:pPr>
             <w:r>
-              <w:t xml:space="preserve">★</w:t>
-            </w:r>
-            <w:r>
-              <w:t xml:space="preserve"> </w:t>
-            </w:r>
-            <w:r>
               <w:rPr>
                 <w:bCs/>
                 <w:b/>
@@ -14110,12 +13220,6 @@
               <w:jc w:val="left"/>
             </w:pPr>
             <w:r>
-              <w:t xml:space="preserve">★</w:t>
-            </w:r>
-            <w:r>
-              <w:t xml:space="preserve"> </w:t>
-            </w:r>
-            <w:r>
               <w:rPr>
                 <w:bCs/>
                 <w:b/>
@@ -14160,7 +13264,7 @@
               <w:jc w:val="left"/>
             </w:pPr>
             <w:r>
-              <w:t xml:space="preserve">已列入供料追踪（✖ 硬阻塞，非可选）</w:t>
+              <w:t xml:space="preserve">已列入供料追踪（硬阻塞，非可选）</w:t>
             </w:r>
           </w:p>
         </w:tc>
@@ -14186,12 +13290,6 @@
               <w:jc w:val="left"/>
             </w:pPr>
             <w:r>
-              <w:t xml:space="preserve">★</w:t>
-            </w:r>
-            <w:r>
-              <w:t xml:space="preserve"> </w:t>
-            </w:r>
-            <w:r>
               <w:rPr>
                 <w:bCs/>
                 <w:b/>
@@ -14262,12 +13360,6 @@
               <w:jc w:val="left"/>
             </w:pPr>
             <w:r>
-              <w:t xml:space="preserve">⚠️</w:t>
-            </w:r>
-            <w:r>
-              <w:t xml:space="preserve"> </w:t>
-            </w:r>
-            <w:r>
               <w:rPr>
                 <w:bCs/>
                 <w:b/>
@@ -14287,12 +13379,6 @@
               <w:jc w:val="left"/>
             </w:pPr>
             <w:r>
-              <w:t xml:space="preserve">★</w:t>
-            </w:r>
-            <w:r>
-              <w:t xml:space="preserve"> </w:t>
-            </w:r>
-            <w:r>
               <w:rPr>
                 <w:bCs/>
                 <w:b/>
@@ -14300,10 +13386,7 @@
               <w:t xml:space="preserve">本次未回源</w:t>
             </w:r>
             <w:r>
-              <w:t xml:space="preserve">（源文件不在本工作区，grep 0 命中）⇒</w:t>
-            </w:r>
-            <w:r>
-              <w:t xml:space="preserve"> </w:t>
+              <w:t xml:space="preserve">（源文件不在本工作区，grep 0 命中），</w:t>
             </w:r>
             <w:r>
               <w:rPr>
@@ -14322,7 +13405,7 @@
               <w:jc w:val="left"/>
             </w:pPr>
             <w:r>
-              <w:t xml:space="preserve">该 bundle 若随仓交付 ⇒ 引用层风险</w:t>
+              <w:t xml:space="preserve">该 bundle 若随仓交付，引用层风险</w:t>
             </w:r>
           </w:p>
         </w:tc>
@@ -14367,12 +13450,6 @@
               <w:jc w:val="left"/>
             </w:pPr>
             <w:r>
-              <w:t xml:space="preserve">⚠️</w:t>
-            </w:r>
-            <w:r>
-              <w:t xml:space="preserve"> </w:t>
-            </w:r>
-            <w:r>
               <w:rPr>
                 <w:bCs/>
                 <w:b/>
@@ -14450,12 +13527,6 @@
               <w:jc w:val="left"/>
             </w:pPr>
             <w:r>
-              <w:t xml:space="preserve">⚠️</w:t>
-            </w:r>
-            <w:r>
-              <w:t xml:space="preserve"> </w:t>
-            </w:r>
-            <w:r>
               <w:rPr>
                 <w:bCs/>
                 <w:b/>
@@ -14596,12 +13667,6 @@
               <w:jc w:val="left"/>
             </w:pPr>
             <w:r>
-              <w:t xml:space="preserve">⚠️</w:t>
-            </w:r>
-            <w:r>
-              <w:t xml:space="preserve"> </w:t>
-            </w:r>
-            <w:r>
               <w:rPr>
                 <w:bCs/>
                 <w:b/>
@@ -14661,12 +13726,6 @@
               <w:jc w:val="left"/>
             </w:pPr>
             <w:r>
-              <w:t xml:space="preserve">★</w:t>
-            </w:r>
-            <w:r>
-              <w:t xml:space="preserve"> </w:t>
-            </w:r>
-            <w:r>
               <w:rPr>
                 <w:bCs/>
                 <w:b/>
@@ -14706,7 +13765,7 @@
               <w:t xml:space="preserve"> </w:t>
             </w:r>
             <w:r>
-              <w:t xml:space="preserve">⇒ email 本就不是证据；如实登记</w:t>
+              <w:t xml:space="preserve">email 本就不是证据；如实登记</w:t>
             </w:r>
           </w:p>
         </w:tc>
@@ -14732,17 +13791,11 @@
               <w:jc w:val="left"/>
             </w:pPr>
             <w:r>
-              <w:t xml:space="preserve">★★</w:t>
-            </w:r>
-            <w:r>
-              <w:t xml:space="preserve"> </w:t>
-            </w:r>
-            <w:r>
-              <w:rPr>
-                <w:bCs/>
-                <w:b/>
-              </w:rPr>
-              <w:t xml:space="preserve">【自纠记录】H-TOPO-4c 的那个 +2.69σ 正面格：我方曾写下的"脆弱性归因"已被第二组自己推翻 ⇒ 该条已撤回</w:t>
+              <w:rPr>
+                <w:bCs/>
+                <w:b/>
+              </w:rPr>
+              <w:t xml:space="preserve">【自纠记录】H-TOPO-4c 的那个 +2.69σ 正面格：我方曾写下的"脆弱性归因"已被第二组自己推翻，该条已撤回</w:t>
             </w:r>
           </w:p>
         </w:tc>
@@ -14770,12 +13823,6 @@
               <w:jc w:val="left"/>
             </w:pPr>
             <w:r>
-              <w:t xml:space="preserve">★</w:t>
-            </w:r>
-            <w:r>
-              <w:t xml:space="preserve"> </w:t>
-            </w:r>
-            <w:r>
               <w:rPr>
                 <w:bCs/>
                 <w:b/>
@@ -14783,10 +13830,7 @@
               <w:t xml:space="preserve">旧归因（已作废）</w:t>
             </w:r>
             <w:r>
-              <w:t xml:space="preserve">把"该格消失、题级效应大幅下降"当成"该单元内容退化"；★</w:t>
-            </w:r>
-            <w:r>
-              <w:t xml:space="preserve"> </w:t>
+              <w:t xml:space="preserve">把"该格消失、题级效应大幅下降"当成"该单元内容退化"；</w:t>
             </w:r>
             <w:r>
               <w:rPr>
@@ -14835,10 +13879,7 @@
               <w:t xml:space="preserve">len(v) &gt;= runs_per_arm</w:t>
             </w:r>
             <w:r>
-              <w:t xml:space="preserve">(=5) 的组 ⇒ 剔掉一个文件 ⇒ 该组只剩 4 份 ⇒</w:t>
-            </w:r>
-            <w:r>
-              <w:t xml:space="preserve"> </w:t>
+              <w:t xml:space="preserve">(=5) 的组，剔掉一个文件，该组只剩 4 份，</w:t>
             </w:r>
             <w:r>
               <w:rPr>
@@ -14851,7 +13892,7 @@
               <w:t xml:space="preserve"> </w:t>
             </w:r>
             <w:r>
-              <w:t xml:space="preserve">⇒ 「该格消失」是</w:t>
+              <w:t xml:space="preserve">「该格消失」是</w:t>
             </w:r>
             <w:r>
               <w:rPr>
@@ -14870,12 +13911,6 @@
               <w:jc w:val="left"/>
             </w:pPr>
             <w:r>
-              <w:t xml:space="preserve">★</w:t>
-            </w:r>
-            <w:r>
-              <w:t xml:space="preserve"> </w:t>
-            </w:r>
-            <w:r>
               <w:rPr>
                 <w:bCs/>
                 <w:b/>
@@ -14899,10 +13934,7 @@
               <w:t xml:space="preserve"> </w:t>
             </w:r>
             <w:r>
-              <w:t xml:space="preserve">⇒ 几乎不变 ⇒</w:t>
-            </w:r>
-            <w:r>
-              <w:t xml:space="preserve"> </w:t>
+              <w:t xml:space="preserve">几乎不变，</w:t>
             </w:r>
             <w:r>
               <w:rPr>
@@ -14912,10 +13944,7 @@
               <w:t xml:space="preserve">该格根本不受那个输出影响</w:t>
             </w:r>
             <w:r>
-              <w:t xml:space="preserve">；★</w:t>
-            </w:r>
-            <w:r>
-              <w:t xml:space="preserve"> </w:t>
+              <w:t xml:space="preserve">；</w:t>
             </w:r>
             <w:r>
               <w:rPr>
@@ -14954,31 +13983,9 @@
               <w:t xml:space="preserve">0.04978</w:t>
             </w:r>
             <w:r>
-              <w:t xml:space="preserve"> </w:t>
-            </w:r>
-            <w:r>
-              <w:t xml:space="preserve">⇒</w:t>
-            </w:r>
-            <w:r>
-              <w:t xml:space="preserve"> </w:t>
-            </w:r>
-            <w:r>
-              <w:rPr>
-                <w:bCs/>
-                <w:b/>
-              </w:rPr>
               <w:t xml:space="preserve">0.10×</w:t>
             </w:r>
             <w:r>
-              <w:t xml:space="preserve"> </w:t>
-            </w:r>
-            <w:r>
-              <w:t xml:space="preserve">⇒</w:t>
-            </w:r>
-            <w:r>
-              <w:t xml:space="preserve"> </w:t>
-            </w:r>
-            <w:r>
               <w:rPr>
                 <w:bCs/>
                 <w:b/>
@@ -14986,72 +13993,61 @@
               <w:t xml:space="preserve">不属内容依赖</w:t>
             </w:r>
             <w:r>
-              <w:t xml:space="preserve"> </w:t>
-            </w:r>
-            <w:r>
-              <w:t xml:space="preserve">⇒</w:t>
-            </w:r>
-            <w:r>
-              <w:t xml:space="preserve"> </w:t>
-            </w:r>
-            <w:r>
-              <w:rPr>
-                <w:bCs/>
-                <w:b/>
-              </w:rPr>
               <w:t xml:space="preserve">不是脆弱格</w:t>
             </w:r>
             <w:r>
+              <w:rPr>
+                <w:bCs/>
+                <w:b/>
+              </w:rPr>
               <w:t xml:space="preserve">。</w:t>
             </w:r>
             <w:r>
-              <w:t xml:space="preserve">⇒ ★</w:t>
-            </w:r>
-            <w:r>
-              <w:t xml:space="preserve"> </w:t>
-            </w:r>
-            <w:r>
-              <w:rPr>
-                <w:bCs/>
-                <w:b/>
-              </w:rPr>
+              <w:rPr>
+                <w:bCs/>
+                <w:b/>
+              </w:rPr>
+              <w:t xml:space="preserve">，</w:t>
+            </w:r>
+            <w:r>
               <w:t xml:space="preserve">主判决不动</w:t>
             </w:r>
             <w:r>
+              <w:rPr>
+                <w:bCs/>
+                <w:b/>
+              </w:rPr>
               <w:t xml:space="preserve">：「三组单因子对比均判不可分辨」因</w:t>
             </w:r>
             <w:r>
-              <w:rPr>
-                <w:bCs/>
-                <w:b/>
-              </w:rPr>
               <w:t xml:space="preserve">题级方向相反</w:t>
             </w:r>
             <w:r>
+              <w:rPr>
+                <w:bCs/>
+                <w:b/>
+              </w:rPr>
               <w:t xml:space="preserve">而成立，与本条撤回</w:t>
             </w:r>
             <w:r>
-              <w:rPr>
-                <w:bCs/>
-                <w:b/>
-              </w:rPr>
               <w:t xml:space="preserve">无关</w:t>
             </w:r>
             <w:r>
+              <w:rPr>
+                <w:bCs/>
+                <w:b/>
+              </w:rPr>
               <w:t xml:space="preserve">。</w:t>
             </w:r>
             <w:r>
-              <w:t xml:space="preserve">⇒ ★ 已在 §2.2③ 改写为新口径；</w:t>
-            </w:r>
-            <w:r>
-              <w:rPr>
-                <w:bCs/>
-                <w:b/>
-              </w:rPr>
-              <w:t xml:space="preserve">撤回原因 = 整组退出 vs 降级重算的实现口径差异</w:t>
-            </w:r>
-            <w:r>
-              <w:t xml:space="preserve">。</w:t>
+              <w:rPr>
+                <w:bCs/>
+                <w:b/>
+              </w:rPr>
+              <w:t xml:space="preserve">，已在 §2.2③ 改写为新口径；</w:t>
+            </w:r>
+            <w:r>
+              <w:t xml:space="preserve">撤回原因 = 整组退出 vs 降级重算的实现口径差异**。</w:t>
             </w:r>
           </w:p>
         </w:tc>
@@ -15062,17 +14058,11 @@
         <w:pStyle w:val="BodyText"/>
       </w:pPr>
       <w:r>
-        <w:t xml:space="preserve">⇒ ★</w:t>
-      </w:r>
-      <w:r>
-        <w:t xml:space="preserve"> </w:t>
-      </w:r>
-      <w:r>
-        <w:rPr>
-          <w:bCs/>
-          <w:b/>
-        </w:rPr>
-        <w:t xml:space="preserve">第 5 条的处置方式值得说明</w:t>
+        <w:rPr>
+          <w:bCs/>
+          <w:b/>
+        </w:rPr>
+        <w:t xml:space="preserve">第 5 条的处理方式值得说明</w:t>
       </w:r>
       <w:r>
         <w:t xml:space="preserve">：一条我们早前记录过的风险，</w:t>
@@ -15085,23 +14075,7 @@
         <w:t xml:space="preserve">在本次合订本编制中没有找到源文件</w:t>
       </w:r>
       <w:r>
-        <w:t xml:space="preserve"> </w:t>
-      </w:r>
-      <w:r>
-        <w:t xml:space="preserve">⇒ ★</w:t>
-      </w:r>
-      <w:r>
-        <w:t xml:space="preserve"> </w:t>
-      </w:r>
-      <w:r>
-        <w:rPr>
-          <w:bCs/>
-          <w:b/>
-        </w:rPr>
-        <w:t xml:space="preserve">正确的做法不是"当作已修复"，也不是"直接改旧交付物"，而是标注为待回源</w:t>
-      </w:r>
-      <w:r>
-        <w:t xml:space="preserve">（"搜 0 命中"不是证据，"搜 0 命中 + 用对的姿势再搜一次"才是证据）。</w:t>
+        <w:t xml:space="preserve">正确的做法不是"当作已修复"，也不是"直接改旧交付物"，而是标注为待回源**（"搜 0 命中"不是证据，"搜 0 命中 + 用对的姿势再搜一次"才是证据）。</w:t>
       </w:r>
     </w:p>
     <w:p>
@@ -15112,13 +14086,13 @@
       </w:r>
     </w:p>
     <w:bookmarkEnd w:id="40"/>
-    <w:bookmarkStart w:id="42" w:name="终稿路径-从本初稿到终稿的精确条件"/>
+    <w:bookmarkStart w:id="42" w:name="终稿路径从本初稿到终稿的精确条件"/>
     <w:p>
       <w:pPr>
         <w:pStyle w:val="Heading2"/>
       </w:pPr>
       <w:r>
-        <w:t xml:space="preserve">6 · 终稿路径（★ 从本初稿到终稿的精确条件）</w:t>
+        <w:t xml:space="preserve">6 · 终稿路径（从本初稿到终稿的精确条件）</w:t>
       </w:r>
     </w:p>
     <w:tbl>
@@ -15350,10 +14324,7 @@
               <w:jc w:val="left"/>
             </w:pPr>
             <w:r>
-              <w:t xml:space="preserve">判"仍不可分辨"（⇒ 结论加固）或"转为可分辨"（⇒</w:t>
-            </w:r>
-            <w:r>
-              <w:t xml:space="preserve"> </w:t>
+              <w:t xml:space="preserve">判"仍不可分辨"（，结论加固）或"转为可分辨"（，</w:t>
             </w:r>
             <w:r>
               <w:rPr>
@@ -15548,17 +14519,11 @@
         <w:pStyle w:val="BodyText"/>
       </w:pPr>
       <w:r>
-        <w:t xml:space="preserve">★</w:t>
-      </w:r>
-      <w:r>
-        <w:t xml:space="preserve"> </w:t>
-      </w:r>
-      <w:r>
-        <w:rPr>
-          <w:bCs/>
-          <w:b/>
-        </w:rPr>
-        <w:t xml:space="preserve">成果仓（★ 只放成果、不放过程材料 ★）</w:t>
+        <w:rPr>
+          <w:bCs/>
+          <w:b/>
+        </w:rPr>
+        <w:t xml:space="preserve">成果仓（只放成果、不放过程材料）</w:t>
       </w:r>
       <w:r>
         <w:t xml:space="preserve">：</w:t>
@@ -15570,13 +14535,7 @@
         <w:t xml:space="preserve">https://github.com/lixvanran/llm-creativity-mechanism-papers</w:t>
       </w:r>
       <w:r>
-        <w:t xml:space="preserve">（public ｜ MIT）</w:t>
-      </w:r>
-      <w:r>
-        <w:t xml:space="preserve"> </w:t>
-      </w:r>
-      <w:r>
-        <w:t xml:space="preserve">★ 目录：</w:t>
+        <w:t xml:space="preserve">（public ｜ MIT）目录：</w:t>
       </w:r>
       <w:r>
         <w:rPr>
@@ -15634,12 +14593,6 @@
       </w:r>
       <w:r>
         <w:t xml:space="preserve">逐文件指纹</w:t>
-      </w:r>
-      <w:r>
-        <w:t xml:space="preserve"> </w:t>
-      </w:r>
-      <w:r>
-        <w:t xml:space="preserve">★</w:t>
       </w:r>
       <w:r>
         <w:t xml:space="preserve"> </w:t>
@@ -15660,12 +14613,6 @@
         <w:pStyle w:val="BodyText"/>
       </w:pPr>
       <w:r>
-        <w:t xml:space="preserve">⇒ ⇒</w:t>
-      </w:r>
-      <w:r>
-        <w:t xml:space="preserve"> </w:t>
-      </w:r>
-      <w:r>
         <w:rPr>
           <w:bCs/>
           <w:b/>
@@ -15679,17 +14626,11 @@
         <w:t xml:space="preserve"> </w:t>
       </w:r>
       <w:r>
-        <w:t xml:space="preserve">⇒ ⇒</w:t>
-      </w:r>
-      <w:r>
-        <w:t xml:space="preserve"> </w:t>
-      </w:r>
-      <w:r>
-        <w:rPr>
-          <w:bCs/>
-          <w:b/>
-        </w:rPr>
-        <w:t xml:space="preserve">S1 完成后 A 篇只需重算不需重写 ⇒ 不返工。</w:t>
+        <w:rPr>
+          <w:bCs/>
+          <w:b/>
+        </w:rPr>
+        <w:t xml:space="preserve">S1 完成后 A 篇只需重算不需重写，不返工。</w:t>
       </w:r>
     </w:p>
     <w:p>
@@ -15699,13 +14640,13 @@
         </w:pict>
       </w:r>
     </w:p>
-    <w:bookmarkStart w:id="41" w:name="本轮自纠记录-合订过程中被抓出并修掉的错-全部留痕"/>
+    <w:bookmarkStart w:id="41" w:name="这一轮自纠记录合订过程中被抓出并修掉的错全部留痕"/>
     <w:p>
       <w:pPr>
         <w:pStyle w:val="Heading3"/>
       </w:pPr>
       <w:r>
-        <w:t xml:space="preserve">4.3 ★ 本轮自纠记录（★ 合订过程中被抓出并修掉的错，★ 全部留痕 ★）</w:t>
+        <w:t xml:space="preserve">4.3 这一轮自纠记录（合订过程中被抓出并修掉的错，全部留痕）</w:t>
       </w:r>
     </w:p>
     <w:p>
@@ -15713,12 +14654,6 @@
         <w:pStyle w:val="BlockText"/>
       </w:pPr>
       <w:r>
-        <w:t xml:space="preserve">★</w:t>
-      </w:r>
-      <w:r>
-        <w:t xml:space="preserve"> </w:t>
-      </w:r>
-      <w:r>
         <w:rPr>
           <w:bCs/>
           <w:b/>
@@ -15726,10 +14661,7 @@
         <w:t xml:space="preserve">这一节是本合订本质量的一部分</w:t>
       </w:r>
       <w:r>
-        <w:t xml:space="preserve">：★</w:t>
-      </w:r>
-      <w:r>
-        <w:t xml:space="preserve"> </w:t>
+        <w:t xml:space="preserve">：</w:t>
       </w:r>
       <w:r>
         <w:rPr>
@@ -15742,7 +14674,7 @@
         <w:t xml:space="preserve"> </w:t>
       </w:r>
       <w:r>
-        <w:t xml:space="preserve">—— ★ 因为它证明这条抓错机制是活的，不是摆设。</w:t>
+        <w:t xml:space="preserve">—— 因为它证明这条抓错机制是活的，不是摆设。</w:t>
       </w:r>
     </w:p>
     <w:tbl>
@@ -15844,12 +14776,6 @@
               <w:jc w:val="left"/>
             </w:pPr>
             <w:r>
-              <w:t xml:space="preserve">★</w:t>
-            </w:r>
-            <w:r>
-              <w:t xml:space="preserve"> </w:t>
-            </w:r>
-            <w:r>
               <w:rPr>
                 <w:bCs/>
                 <w:b/>
@@ -15866,12 +14792,6 @@
               <w:jc w:val="left"/>
             </w:pPr>
             <w:r>
-              <w:t xml:space="preserve">★</w:t>
-            </w:r>
-            <w:r>
-              <w:t xml:space="preserve"> </w:t>
-            </w:r>
-            <w:r>
               <w:rPr>
                 <w:bCs/>
                 <w:b/>
@@ -15879,58 +14799,39 @@
               <w:t xml:space="preserve">把 Li et al. 2022（CARE）当"与注意力过度集中假设相容"的【支持证据】</w:t>
             </w:r>
             <w:r>
-              <w:t xml:space="preserve"> </w:t>
-            </w:r>
-            <w:r>
-              <w:t xml:space="preserve">⇒ ★</w:t>
-            </w:r>
-            <w:r>
-              <w:t xml:space="preserve"> </w:t>
-            </w:r>
-            <w:r>
-              <w:rPr>
-                <w:bCs/>
-                <w:b/>
-              </w:rPr>
               <w:t xml:space="preserve">它的方向相反</w:t>
             </w:r>
             <w:r>
+              <w:rPr>
+                <w:bCs/>
+                <w:b/>
+              </w:rPr>
               <w:t xml:space="preserve">（它主张注意力</w:t>
             </w:r>
             <w:r>
-              <w:rPr>
-                <w:bCs/>
-                <w:b/>
-              </w:rPr>
               <w:t xml:space="preserve">分散</w:t>
             </w:r>
             <w:r>
-              <w:t xml:space="preserve">⇒ 表征退化，解法是</w:t>
-            </w:r>
-            <w:r>
-              <w:rPr>
-                <w:bCs/>
-                <w:b/>
-              </w:rPr>
-              <w:t xml:space="preserve">集中</w:t>
-            </w:r>
-            <w:r>
-              <w:t xml:space="preserve">注意力）</w:t>
-            </w:r>
-          </w:p>
-        </w:tc>
-        <w:tc>
-          <w:tcPr/>
-          <w:p>
-            <w:pPr>
-              <w:pStyle w:val="Compact"/>
-              <w:jc w:val="left"/>
-            </w:pPr>
-            <w:r>
-              <w:t xml:space="preserve">★ 若不改，层1 §2.9 会写成"外部文献与本项目机制假设一致" ⇒</w:t>
-            </w:r>
-            <w:r>
-              <w:t xml:space="preserve"> </w:t>
+              <w:rPr>
+                <w:bCs/>
+                <w:b/>
+              </w:rPr>
+              <w:t xml:space="preserve">表征退化，解法是</w:t>
+            </w:r>
+            <w:r>
+              <w:t xml:space="preserve">集中**注意力）</w:t>
+            </w:r>
+          </w:p>
+        </w:tc>
+        <w:tc>
+          <w:tcPr/>
+          <w:p>
+            <w:pPr>
+              <w:pStyle w:val="Compact"/>
+              <w:jc w:val="left"/>
+            </w:pPr>
+            <w:r>
+              <w:t xml:space="preserve">若不改，层1 §2.9 会写成"外部文献与本项目机制假设一致"，</w:t>
             </w:r>
             <w:r>
               <w:rPr>
@@ -15948,12 +14849,6 @@
               <w:pStyle w:val="Compact"/>
               <w:jc w:val="center"/>
             </w:pPr>
-            <w:r>
-              <w:t xml:space="preserve">✔</w:t>
-            </w:r>
-            <w:r>
-              <w:t xml:space="preserve"> </w:t>
-            </w:r>
             <w:r>
               <w:rPr>
                 <w:bCs/>
@@ -15988,12 +14883,6 @@
               <w:jc w:val="left"/>
             </w:pPr>
             <w:r>
-              <w:t xml:space="preserve">★</w:t>
-            </w:r>
-            <w:r>
-              <w:t xml:space="preserve"> </w:t>
-            </w:r>
-            <w:r>
               <w:rPr>
                 <w:bCs/>
                 <w:b/>
@@ -16010,7 +14899,7 @@
               <w:jc w:val="left"/>
             </w:pPr>
             <w:r>
-              <w:t xml:space="preserve">★ 两条引用</w:t>
+              <w:t xml:space="preserve">两条引用</w:t>
             </w:r>
             <w:r>
               <w:rPr>
@@ -16029,10 +14918,7 @@
               <w:t xml:space="preserve">Applied Sciences 16(12) 5817</w:t>
             </w:r>
             <w:r>
-              <w:t xml:space="preserve">（★</w:t>
-            </w:r>
-            <w:r>
-              <w:t xml:space="preserve"> </w:t>
+              <w:t xml:space="preserve">（</w:t>
             </w:r>
             <w:r>
               <w:rPr>
@@ -16099,12 +14985,6 @@
               <w:pStyle w:val="Compact"/>
               <w:jc w:val="center"/>
             </w:pPr>
-            <w:r>
-              <w:t xml:space="preserve">✔</w:t>
-            </w:r>
-            <w:r>
-              <w:t xml:space="preserve"> </w:t>
-            </w:r>
             <w:r>
               <w:rPr>
                 <w:bCs/>
@@ -16139,19 +15019,19 @@
               <w:jc w:val="left"/>
             </w:pPr>
             <w:r>
-              <w:t xml:space="preserve">★ 三组</w:t>
-            </w:r>
-          </w:p>
-        </w:tc>
-        <w:tc>
-          <w:tcPr/>
-          <w:p>
-            <w:pPr>
-              <w:pStyle w:val="Compact"/>
-              <w:jc w:val="left"/>
-            </w:pPr>
-            <w:r>
-              <w:t xml:space="preserve">★ 主读数按记忆取</w:t>
+              <w:t xml:space="preserve">三组</w:t>
+            </w:r>
+          </w:p>
+        </w:tc>
+        <w:tc>
+          <w:tcPr/>
+          <w:p>
+            <w:pPr>
+              <w:pStyle w:val="Compact"/>
+              <w:jc w:val="left"/>
+            </w:pPr>
+            <w:r>
+              <w:t xml:space="preserve">主读数按记忆取</w:t>
             </w:r>
             <w:r>
               <w:t xml:space="preserve"> </w:t>
@@ -16163,13 +15043,7 @@
               <w:t xml:space="preserve">n_load_bearing</w:t>
             </w:r>
             <w:r>
-              <w:t xml:space="preserve"> </w:t>
-            </w:r>
-            <w:r>
-              <w:t xml:space="preserve">⇒ ★</w:t>
-            </w:r>
-            <w:r>
-              <w:t xml:space="preserve"> </w:t>
+              <w:t xml:space="preserve">，</w:t>
             </w:r>
             <w:r>
               <w:rPr>
@@ -16241,7 +15115,7 @@
               <w:jc w:val="center"/>
             </w:pPr>
             <w:r>
-              <w:t xml:space="preserve">✔ 已改 + 表内加「两表不可混引」警示</w:t>
+              <w:t xml:space="preserve">已改 + 表内加「两表不可混引」警示</w:t>
             </w:r>
           </w:p>
         </w:tc>
@@ -16267,19 +15141,19 @@
               <w:jc w:val="left"/>
             </w:pPr>
             <w:r>
-              <w:t xml:space="preserve">★ 三组</w:t>
-            </w:r>
-          </w:p>
-        </w:tc>
-        <w:tc>
-          <w:tcPr/>
-          <w:p>
-            <w:pPr>
-              <w:pStyle w:val="Compact"/>
-              <w:jc w:val="left"/>
-            </w:pPr>
-            <w:r>
-              <w:t xml:space="preserve">★ 分母按</w:t>
+              <w:t xml:space="preserve">三组</w:t>
+            </w:r>
+          </w:p>
+        </w:tc>
+        <w:tc>
+          <w:tcPr/>
+          <w:p>
+            <w:pPr>
+              <w:pStyle w:val="Compact"/>
+              <w:jc w:val="left"/>
+            </w:pPr>
+            <w:r>
+              <w:t xml:space="preserve">分母按</w:t>
             </w:r>
             <w:r>
               <w:rPr>
@@ -16289,7 +15163,7 @@
               <w:t xml:space="preserve">行数</w:t>
             </w:r>
             <w:r>
-              <w:t xml:space="preserve">判"分母齐" ⇒ uniform</w:t>
+              <w:t xml:space="preserve">判"分母齐"，uniform</w:t>
             </w:r>
             <w:r>
               <w:t xml:space="preserve"> </w:t>
@@ -16323,7 +15197,7 @@
               <w:jc w:val="center"/>
             </w:pPr>
             <w:r>
-              <w:t xml:space="preserve">✔ 改按</w:t>
+              <w:t xml:space="preserve">改按</w:t>
             </w:r>
             <w:r>
               <w:rPr>
@@ -16333,7 +15207,7 @@
               <w:t xml:space="preserve">有效读数</w:t>
             </w:r>
             <w:r>
-              <w:t xml:space="preserve">判 ⇒ uniform 正确标 ✘（A05 W_train_L3</w:t>
+              <w:t xml:space="preserve">判，uniform 正确标（A05 W_train_L3</w:t>
             </w:r>
             <w:r>
               <w:t xml:space="preserve"> </w:t>
@@ -16371,19 +15245,19 @@
               <w:jc w:val="left"/>
             </w:pPr>
             <w:r>
-              <w:t xml:space="preserve">★ 三组</w:t>
-            </w:r>
-          </w:p>
-        </w:tc>
-        <w:tc>
-          <w:tcPr/>
-          <w:p>
-            <w:pPr>
-              <w:pStyle w:val="Compact"/>
-              <w:jc w:val="left"/>
-            </w:pPr>
-            <w:r>
-              <w:t xml:space="preserve">★ 归属生成器</w:t>
+              <w:t xml:space="preserve">三组</w:t>
+            </w:r>
+          </w:p>
+        </w:tc>
+        <w:tc>
+          <w:tcPr/>
+          <w:p>
+            <w:pPr>
+              <w:pStyle w:val="Compact"/>
+              <w:jc w:val="left"/>
+            </w:pPr>
+            <w:r>
+              <w:t xml:space="preserve">归属生成器</w:t>
             </w:r>
             <w:r>
               <w:t xml:space="preserve"> </w:t>
@@ -16411,7 +15285,7 @@
               <w:t xml:space="preserve"> </w:t>
             </w:r>
             <w:r>
-              <w:t xml:space="preserve">⇒ 20 层全被误判 weak</w:t>
+              <w:t xml:space="preserve">20 层全被误判 weak</w:t>
             </w:r>
           </w:p>
         </w:tc>
@@ -16435,7 +15309,7 @@
               <w:jc w:val="center"/>
             </w:pPr>
             <w:r>
-              <w:t xml:space="preserve">✔ 修后</w:t>
+              <w:t xml:space="preserve">修后</w:t>
             </w:r>
             <w:r>
               <w:t xml:space="preserve"> </w:t>
@@ -16483,19 +15357,19 @@
               <w:jc w:val="left"/>
             </w:pPr>
             <w:r>
-              <w:t xml:space="preserve">★ 三组</w:t>
-            </w:r>
-          </w:p>
-        </w:tc>
-        <w:tc>
-          <w:tcPr/>
-          <w:p>
-            <w:pPr>
-              <w:pStyle w:val="Compact"/>
-              <w:jc w:val="left"/>
-            </w:pPr>
-            <w:r>
-              <w:t xml:space="preserve">★ 归属生成器</w:t>
+              <w:t xml:space="preserve">三组</w:t>
+            </w:r>
+          </w:p>
+        </w:tc>
+        <w:tc>
+          <w:tcPr/>
+          <w:p>
+            <w:pPr>
+              <w:pStyle w:val="Compact"/>
+              <w:jc w:val="left"/>
+            </w:pPr>
+            <w:r>
+              <w:t xml:space="preserve">归属生成器</w:t>
             </w:r>
             <w:r>
               <w:t xml:space="preserve"> </w:t>
@@ -16544,7 +15418,7 @@
               <w:jc w:val="center"/>
             </w:pPr>
             <w:r>
-              <w:t xml:space="preserve">✔ 改为单一有序优先级链</w:t>
+              <w:t xml:space="preserve">改为单一有序优先级链</w:t>
             </w:r>
           </w:p>
         </w:tc>
@@ -16570,19 +15444,19 @@
               <w:jc w:val="left"/>
             </w:pPr>
             <w:r>
-              <w:t xml:space="preserve">★ 三组</w:t>
-            </w:r>
-          </w:p>
-        </w:tc>
-        <w:tc>
-          <w:tcPr/>
-          <w:p>
-            <w:pPr>
-              <w:pStyle w:val="Compact"/>
-              <w:jc w:val="left"/>
-            </w:pPr>
-            <w:r>
-              <w:t xml:space="preserve">★ 两个</w:t>
+              <w:t xml:space="preserve">三组</w:t>
+            </w:r>
+          </w:p>
+        </w:tc>
+        <w:tc>
+          <w:tcPr/>
+          <w:p>
+            <w:pPr>
+              <w:pStyle w:val="Compact"/>
+              <w:jc w:val="left"/>
+            </w:pPr>
+            <w:r>
+              <w:t xml:space="preserve">两个</w:t>
             </w:r>
             <w:r>
               <w:t xml:space="preserve"> </w:t>
@@ -16597,7 +15471,7 @@
               <w:t xml:space="preserve"> </w:t>
             </w:r>
             <w:r>
-              <w:t xml:space="preserve">块重复 ⇒ 赋</w:t>
+              <w:t xml:space="preserve">块重复，赋</w:t>
             </w:r>
             <w:r>
               <w:t xml:space="preserve"> </w:t>
@@ -16643,7 +15517,7 @@
               <w:jc w:val="center"/>
             </w:pPr>
             <w:r>
-              <w:t xml:space="preserve">✔ 合并成一支</w:t>
+              <w:t xml:space="preserve">合并成一支</w:t>
             </w:r>
           </w:p>
         </w:tc>
@@ -16669,19 +15543,19 @@
               <w:jc w:val="left"/>
             </w:pPr>
             <w:r>
-              <w:t xml:space="preserve">★ 第二组</w:t>
-            </w:r>
-          </w:p>
-        </w:tc>
-        <w:tc>
-          <w:tcPr/>
-          <w:p>
-            <w:pPr>
-              <w:pStyle w:val="Compact"/>
-              <w:jc w:val="left"/>
-            </w:pPr>
-            <w:r>
-              <w:t xml:space="preserve">★ 规格称「</w:t>
+              <w:t xml:space="preserve">第二组</w:t>
+            </w:r>
+          </w:p>
+        </w:tc>
+        <w:tc>
+          <w:tcPr/>
+          <w:p>
+            <w:pPr>
+              <w:pStyle w:val="Compact"/>
+              <w:jc w:val="left"/>
+            </w:pPr>
+            <w:r>
+              <w:t xml:space="preserve">规格称「</w:t>
             </w:r>
             <w:r>
               <w:rPr>
@@ -16720,10 +15594,7 @@
               <w:t xml:space="preserve">dual.py:36-40</w:t>
             </w:r>
             <w:r>
-              <w:t xml:space="preserve">」⇒ ★</w:t>
-            </w:r>
-            <w:r>
-              <w:t xml:space="preserve"> </w:t>
+              <w:t xml:space="preserve">」，</w:t>
             </w:r>
             <w:r>
               <w:rPr>
@@ -16764,7 +15635,7 @@
               <w:jc w:val="center"/>
             </w:pPr>
             <w:r>
-              <w:t xml:space="preserve">✔ 已按实际签名实现 + 自测 19/19 + 变异体被抓住</w:t>
+              <w:t xml:space="preserve">已按实际签名实现 + 自测 19/19 + 变异体被抓住</w:t>
             </w:r>
           </w:p>
         </w:tc>
@@ -16790,19 +15661,19 @@
               <w:jc w:val="left"/>
             </w:pPr>
             <w:r>
-              <w:t xml:space="preserve">★ 第二组</w:t>
-            </w:r>
-          </w:p>
-        </w:tc>
-        <w:tc>
-          <w:tcPr/>
-          <w:p>
-            <w:pPr>
-              <w:pStyle w:val="Compact"/>
-              <w:jc w:val="left"/>
-            </w:pPr>
-            <w:r>
-              <w:t xml:space="preserve">★ 「每 rep 6 次调用」是</w:t>
+              <w:t xml:space="preserve">第二组</w:t>
+            </w:r>
+          </w:p>
+        </w:tc>
+        <w:tc>
+          <w:tcPr/>
+          <w:p>
+            <w:pPr>
+              <w:pStyle w:val="Compact"/>
+              <w:jc w:val="left"/>
+            </w:pPr>
+            <w:r>
+              <w:t xml:space="preserve">「每 rep 6 次调用」是</w:t>
             </w:r>
             <w:r>
               <w:rPr>
@@ -16812,7 +15683,7 @@
               <w:t xml:space="preserve">逻辑口径</w:t>
             </w:r>
             <w:r>
-              <w:t xml:space="preserve">，失败支不入账 ⇒ 实为 8 次 HTTP 尝试</w:t>
+              <w:t xml:space="preserve">，失败支不入账，实为 8 次 HTTP 尝试</w:t>
             </w:r>
           </w:p>
         </w:tc>
@@ -16836,7 +15707,7 @@
               <w:jc w:val="center"/>
             </w:pPr>
             <w:r>
-              <w:t xml:space="preserve">✔ 已列缺口 7：manifest 分列逻辑/HTTP 两栏</w:t>
+              <w:t xml:space="preserve">已列缺口 7：manifest 分列逻辑/HTTP 两栏</w:t>
             </w:r>
           </w:p>
         </w:tc>
@@ -16862,19 +15733,19 @@
               <w:jc w:val="left"/>
             </w:pPr>
             <w:r>
-              <w:t xml:space="preserve">★ 第二组</w:t>
-            </w:r>
-          </w:p>
-        </w:tc>
-        <w:tc>
-          <w:tcPr/>
-          <w:p>
-            <w:pPr>
-              <w:pStyle w:val="Compact"/>
-              <w:jc w:val="left"/>
-            </w:pPr>
-            <w:r>
-              <w:t xml:space="preserve">★ 声称「</w:t>
+              <w:t xml:space="preserve">第二组</w:t>
+            </w:r>
+          </w:p>
+        </w:tc>
+        <w:tc>
+          <w:tcPr/>
+          <w:p>
+            <w:pPr>
+              <w:pStyle w:val="Compact"/>
+              <w:jc w:val="left"/>
+            </w:pPr>
+            <w:r>
+              <w:t xml:space="preserve">声称「</w:t>
             </w:r>
             <w:r>
               <w:rPr>
@@ -16886,10 +15757,7 @@
               <w:t xml:space="preserve"> </w:t>
             </w:r>
             <w:r>
-              <w:t xml:space="preserve">已死」⇒ ★</w:t>
-            </w:r>
-            <w:r>
-              <w:t xml:space="preserve"> </w:t>
+              <w:t xml:space="preserve">已死」，</w:t>
             </w:r>
             <w:r>
               <w:rPr>
@@ -16920,17 +15788,11 @@
               <w:jc w:val="center"/>
             </w:pPr>
             <w:r>
-              <w:t xml:space="preserve">★</w:t>
-            </w:r>
-            <w:r>
-              <w:t xml:space="preserve"> </w:t>
-            </w:r>
-            <w:r>
-              <w:rPr>
-                <w:bCs/>
-                <w:b/>
-              </w:rPr>
-              <w:t xml:space="preserve">两条独立路径撞同一根因 ⇒ 反而成为 C 篇第十一类的最强实证</w:t>
+              <w:rPr>
+                <w:bCs/>
+                <w:b/>
+              </w:rPr>
+              <w:t xml:space="preserve">两条独立路径撞同一根因，反而成为 C 篇第十一类的最强实证</w:t>
             </w:r>
             <w:r>
               <w:t xml:space="preserve">（§1.1）</w:t>
@@ -16959,23 +15821,17 @@
               <w:jc w:val="left"/>
             </w:pPr>
             <w:r>
-              <w:t xml:space="preserve">★ 第二组</w:t>
-            </w:r>
-          </w:p>
-        </w:tc>
-        <w:tc>
-          <w:tcPr/>
-          <w:p>
-            <w:pPr>
-              <w:pStyle w:val="Compact"/>
-              <w:jc w:val="left"/>
-            </w:pPr>
-            <w:r>
-              <w:t xml:space="preserve">★</w:t>
-            </w:r>
-            <w:r>
-              <w:t xml:space="preserve"> </w:t>
-            </w:r>
+              <w:t xml:space="preserve">第二组</w:t>
+            </w:r>
+          </w:p>
+        </w:tc>
+        <w:tc>
+          <w:tcPr/>
+          <w:p>
+            <w:pPr>
+              <w:pStyle w:val="Compact"/>
+              <w:jc w:val="left"/>
+            </w:pPr>
             <w:r>
               <w:rPr>
                 <w:bCs/>
@@ -16984,10 +15840,7 @@
               <w:t xml:space="preserve">长度型判据在真实批上的污染率可测（0.78% 总体 / 5.0% 该臂，n=128）</w:t>
             </w:r>
             <w:r>
-              <w:t xml:space="preserve">（★</w:t>
-            </w:r>
-            <w:r>
-              <w:t xml:space="preserve"> </w:t>
+              <w:t xml:space="preserve">（</w:t>
             </w:r>
             <w:r>
               <w:rPr>
@@ -16997,48 +15850,32 @@
               <w:t xml:space="preserve">此条读数仍然有效</w:t>
             </w:r>
             <w:r>
-              <w:t xml:space="preserve">，已进 §1.3 的"污染率检查"）｜ ★</w:t>
-            </w:r>
-            <w:r>
-              <w:t xml:space="preserve"> </w:t>
-            </w:r>
-            <w:r>
-              <w:rPr>
-                <w:bCs/>
-                <w:b/>
-              </w:rPr>
-              <w:t xml:space="preserve">曾把 H-TOPO-4c 的那个 +2.69σ 正面格归因为"由单一输出贡献 ⇒ 剔除后该格消失、题级效应大幅下降"</w:t>
-            </w:r>
-            <w:r>
-              <w:t xml:space="preserve"> </w:t>
-            </w:r>
-            <w:r>
-              <w:t xml:space="preserve">⇒ ★</w:t>
-            </w:r>
-            <w:r>
-              <w:t xml:space="preserve"> </w:t>
-            </w:r>
-            <w:r>
-              <w:rPr>
-                <w:bCs/>
-                <w:b/>
-              </w:rPr>
-              <w:t xml:space="preserve">该归因已被第二组自己推翻</w:t>
-            </w:r>
-          </w:p>
-        </w:tc>
-        <w:tc>
-          <w:tcPr/>
-          <w:p>
-            <w:pPr>
-              <w:pStyle w:val="Compact"/>
-              <w:jc w:val="left"/>
-            </w:pPr>
-            <w:r>
-              <w:t xml:space="preserve">★ 若照旧口径写入 ⇒</w:t>
-            </w:r>
-            <w:r>
-              <w:t xml:space="preserve"> </w:t>
+              <w:t xml:space="preserve">，已进 §1.3 的"污染率检查"）｜</w:t>
+            </w:r>
+            <w:r>
+              <w:t xml:space="preserve"> </w:t>
+            </w:r>
+            <w:r>
+              <w:rPr>
+                <w:bCs/>
+                <w:b/>
+              </w:rPr>
+              <w:t xml:space="preserve">曾把 H-TOPO-4c 的那个 +2.69σ 正面格归因为"由单一输出贡献，剔除后该格消失、题级效应大幅下降"</w:t>
+            </w:r>
+            <w:r>
+              <w:t xml:space="preserve">该归因已被第二组自己推翻**</w:t>
+            </w:r>
+          </w:p>
+        </w:tc>
+        <w:tc>
+          <w:tcPr/>
+          <w:p>
+            <w:pPr>
+              <w:pStyle w:val="Compact"/>
+              <w:jc w:val="left"/>
+            </w:pPr>
+            <w:r>
+              <w:t xml:space="preserve">若照旧口径写入，</w:t>
             </w:r>
             <w:r>
               <w:rPr>
@@ -17057,12 +15894,6 @@
               <w:jc w:val="center"/>
             </w:pPr>
             <w:r>
-              <w:t xml:space="preserve">★</w:t>
-            </w:r>
-            <w:r>
-              <w:t xml:space="preserve"> </w:t>
-            </w:r>
-            <w:r>
               <w:rPr>
                 <w:bCs/>
                 <w:b/>
@@ -17073,9 +15904,6 @@
               <w:t xml:space="preserve">：</w:t>
             </w:r>
             <w:r>
-              <w:t xml:space="preserve">★</w:t>
-            </w:r>
-            <w:r>
               <w:t xml:space="preserve"> </w:t>
             </w:r>
             <w:r>
@@ -17131,10 +15959,7 @@
               <w:t xml:space="preserve">len(v) &gt;= runs_per_arm</w:t>
             </w:r>
             <w:r>
-              <w:t xml:space="preserve">(=5) 的组 ⇒ 剔掉一个文件 ⇒ 该组只剩 4 份 ⇒</w:t>
-            </w:r>
-            <w:r>
-              <w:t xml:space="preserve"> </w:t>
+              <w:t xml:space="preserve">(=5) 的组，剔掉一个文件，该组只剩 4 份，</w:t>
             </w:r>
             <w:r>
               <w:rPr>
@@ -17147,7 +15972,7 @@
               <w:t xml:space="preserve"> </w:t>
             </w:r>
             <w:r>
-              <w:t xml:space="preserve">⇒ 「该格消失」是</w:t>
+              <w:t xml:space="preserve">「该格消失」是</w:t>
             </w:r>
             <w:r>
               <w:rPr>
@@ -17170,9 +15995,6 @@
               <w:t xml:space="preserve">；</w:t>
             </w:r>
             <w:r>
-              <w:t xml:space="preserve">★</w:t>
-            </w:r>
-            <w:r>
               <w:t xml:space="preserve"> </w:t>
             </w:r>
             <w:r>
@@ -17199,10 +16021,7 @@
               <w:t xml:space="preserve"> </w:t>
             </w:r>
             <w:r>
-              <w:t xml:space="preserve">⇒ 几乎不变 ⇒</w:t>
-            </w:r>
-            <w:r>
-              <w:t xml:space="preserve"> </w:t>
+              <w:t xml:space="preserve">几乎不变，</w:t>
             </w:r>
             <w:r>
               <w:rPr>
@@ -17212,10 +16031,7 @@
               <w:t xml:space="preserve">该格根本不受那个输出影响</w:t>
             </w:r>
             <w:r>
-              <w:t xml:space="preserve">；★</w:t>
-            </w:r>
-            <w:r>
-              <w:t xml:space="preserve"> </w:t>
+              <w:t xml:space="preserve">；</w:t>
             </w:r>
             <w:r>
               <w:rPr>
@@ -17254,31 +16070,9 @@
               <w:t xml:space="preserve">0.04978</w:t>
             </w:r>
             <w:r>
-              <w:t xml:space="preserve"> </w:t>
-            </w:r>
-            <w:r>
-              <w:t xml:space="preserve">⇒</w:t>
-            </w:r>
-            <w:r>
-              <w:t xml:space="preserve"> </w:t>
-            </w:r>
-            <w:r>
-              <w:rPr>
-                <w:bCs/>
-                <w:b/>
-              </w:rPr>
               <w:t xml:space="preserve">0.10×</w:t>
             </w:r>
             <w:r>
-              <w:t xml:space="preserve"> </w:t>
-            </w:r>
-            <w:r>
-              <w:t xml:space="preserve">⇒</w:t>
-            </w:r>
-            <w:r>
-              <w:t xml:space="preserve"> </w:t>
-            </w:r>
-            <w:r>
               <w:rPr>
                 <w:bCs/>
                 <w:b/>
@@ -17286,62 +16080,47 @@
               <w:t xml:space="preserve">不属内容依赖</w:t>
             </w:r>
             <w:r>
-              <w:t xml:space="preserve"> </w:t>
-            </w:r>
-            <w:r>
-              <w:t xml:space="preserve">⇒</w:t>
-            </w:r>
-            <w:r>
-              <w:t xml:space="preserve"> </w:t>
-            </w:r>
-            <w:r>
-              <w:rPr>
-                <w:bCs/>
-                <w:b/>
-              </w:rPr>
               <w:t xml:space="preserve">不是脆弱格</w:t>
             </w:r>
             <w:r>
+              <w:rPr>
+                <w:bCs/>
+                <w:b/>
+              </w:rPr>
               <w:t xml:space="preserve">；</w:t>
             </w:r>
             <w:r>
-              <w:t xml:space="preserve">★</w:t>
-            </w:r>
-            <w:r>
-              <w:t xml:space="preserve"> </w:t>
-            </w:r>
-            <w:r>
-              <w:rPr>
-                <w:bCs/>
-                <w:b/>
-              </w:rPr>
+              <w:rPr>
+                <w:bCs/>
+                <w:b/>
+              </w:rPr>
+              <w:t xml:space="preserve"> </w:t>
+            </w:r>
+            <w:r>
               <w:t xml:space="preserve">主判决不动</w:t>
             </w:r>
             <w:r>
+              <w:rPr>
+                <w:bCs/>
+                <w:b/>
+              </w:rPr>
               <w:t xml:space="preserve">：「三组单因子对比均判不可分辨」因</w:t>
             </w:r>
             <w:r>
-              <w:rPr>
-                <w:bCs/>
-                <w:b/>
-              </w:rPr>
               <w:t xml:space="preserve">题级方向相反</w:t>
             </w:r>
             <w:r>
+              <w:rPr>
+                <w:bCs/>
+                <w:b/>
+              </w:rPr>
               <w:t xml:space="preserve">而成立，与本条撤回</w:t>
             </w:r>
             <w:r>
-              <w:rPr>
-                <w:bCs/>
-                <w:b/>
-              </w:rPr>
-              <w:t xml:space="preserve">无关</w:t>
-            </w:r>
-            <w:r>
-              <w:t xml:space="preserve">；</w:t>
-            </w:r>
-            <w:r>
-              <w:t xml:space="preserve">⇒ ★ 已在 §2.2③ 与 §5 第 9 条改写为新口径</w:t>
+              <w:t xml:space="preserve">无关**；</w:t>
+            </w:r>
+            <w:r>
+              <w:t xml:space="preserve">，已在 §2.2③ 与 §5 第 9 条改写为新口径</w:t>
             </w:r>
           </w:p>
         </w:tc>
@@ -17367,23 +16146,17 @@
               <w:jc w:val="left"/>
             </w:pPr>
             <w:r>
-              <w:t xml:space="preserve">★ 第二组</w:t>
-            </w:r>
-          </w:p>
-        </w:tc>
-        <w:tc>
-          <w:tcPr/>
-          <w:p>
-            <w:pPr>
-              <w:pStyle w:val="Compact"/>
-              <w:jc w:val="left"/>
-            </w:pPr>
-            <w:r>
-              <w:t xml:space="preserve">★</w:t>
-            </w:r>
-            <w:r>
-              <w:t xml:space="preserve"> </w:t>
-            </w:r>
+              <w:t xml:space="preserve">第二组</w:t>
+            </w:r>
+          </w:p>
+        </w:tc>
+        <w:tc>
+          <w:tcPr/>
+          <w:p>
+            <w:pPr>
+              <w:pStyle w:val="Compact"/>
+              <w:jc w:val="left"/>
+            </w:pPr>
             <w:r>
               <w:rPr>
                 <w:bCs/>
@@ -17428,10 +16201,7 @@
               <w:t xml:space="preserve">return 0</w:t>
             </w:r>
             <w:r>
-              <w:t xml:space="preserve">）⇒</w:t>
-            </w:r>
-            <w:r>
-              <w:t xml:space="preserve"> </w:t>
+              <w:t xml:space="preserve">），</w:t>
             </w:r>
             <w:r>
               <w:rPr>
@@ -17450,7 +16220,7 @@
               <w:jc w:val="left"/>
             </w:pPr>
             <w:r>
-              <w:t xml:space="preserve">★ 「N/N 核验通过」这个数字</w:t>
+              <w:t xml:space="preserve">「N/N 核验通过」这个数字</w:t>
             </w:r>
             <w:r>
               <w:rPr>
@@ -17469,10 +16239,7 @@
               <w:jc w:val="center"/>
             </w:pPr>
             <w:r>
-              <w:t xml:space="preserve">★ 已修；★</w:t>
-            </w:r>
-            <w:r>
-              <w:t xml:space="preserve"> </w:t>
+              <w:t xml:space="preserve">已修；</w:t>
             </w:r>
             <w:r>
               <w:rPr>
@@ -17508,7 +16275,7 @@
                 <w:bCs/>
                 <w:b/>
               </w:rPr>
-              <w:t xml:space="preserve">复核过：失败时退出码 = 1 ✔（不属同类问题）</w:t>
+              <w:t xml:space="preserve">复核过：失败时退出码 = 1 （不属同类问题）</w:t>
             </w:r>
           </w:p>
         </w:tc>
@@ -17519,12 +16286,6 @@
         <w:pStyle w:val="BodyText"/>
       </w:pPr>
       <w:r>
-        <w:t xml:space="preserve">★</w:t>
-      </w:r>
-      <w:r>
-        <w:t xml:space="preserve"> </w:t>
-      </w:r>
-      <w:r>
         <w:rPr>
           <w:bCs/>
           <w:b/>
@@ -17621,12 +16382,6 @@
         <w:t xml:space="preserve"> </w:t>
       </w:r>
       <w:r>
-        <w:t xml:space="preserve">★</w:t>
-      </w:r>
-      <w:r>
-        <w:t xml:space="preserve"> </w:t>
-      </w:r>
-      <w:r>
         <w:rPr>
           <w:bCs/>
           <w:b/>
@@ -17656,10 +16411,7 @@
         <w:t xml:space="preserve">非法邮箱格式</w:t>
       </w:r>
       <w:r>
-        <w:t xml:space="preserve">）⇒ ★</w:t>
-      </w:r>
-      <w:r>
-        <w:t xml:space="preserve"> </w:t>
+        <w:t xml:space="preserve">），</w:t>
       </w:r>
       <w:r>
         <w:rPr>
@@ -17701,7 +16453,7 @@
         <w:t xml:space="preserve"> </w:t>
       </w:r>
       <w:r>
-        <w:t xml:space="preserve">⇒ 已推历史改不了 ⇒ 如实记为已知缺陷。</w:t>
+        <w:t xml:space="preserve">已推历史改不了，如实记为已知缺陷。</w:t>
       </w:r>
     </w:p>
     <w:bookmarkEnd w:id="41"/>
@@ -17848,69 +16600,98 @@
         <w:t xml:space="preserve"> </w:t>
       </w:r>
       <w:r>
-        <w:rPr>
-          <w:bCs/>
-          <w:b/>
-        </w:rPr>
-        <w:t xml:space="preserve">★ 方向③ 正文（2026-10-25 新增）</w:t>
-      </w:r>
-      <w:r>
+        <w:t xml:space="preserve">** 方向③ 正文（2026-10-25 新增）</w:t>
+      </w:r>
+      <w:r>
+        <w:rPr>
+          <w:bCs/>
+          <w:b/>
+        </w:rPr>
         <w:t xml:space="preserve">：</w:t>
       </w:r>
       <w:r>
         <w:rPr>
           <w:rStyle w:val="VerbatimChar"/>
+          <w:bCs/>
+          <w:b/>
         </w:rPr>
         <w:t xml:space="preserve">06_L3_层3自修改_交差稿</w:t>
       </w:r>
       <w:r>
+        <w:rPr>
+          <w:bCs/>
+          <w:b/>
+        </w:rPr>
         <w:t xml:space="preserve">（</w:t>
       </w:r>
       <w:r>
         <w:rPr>
           <w:rStyle w:val="VerbatimChar"/>
+          <w:bCs/>
+          <w:b/>
         </w:rPr>
         <w:t xml:space="preserve">.md</w:t>
       </w:r>
       <w:r>
-        <w:t xml:space="preserve"> </w:t>
-      </w:r>
-      <w:r>
+        <w:rPr>
+          <w:bCs/>
+          <w:b/>
+        </w:rPr>
+        <w:t xml:space="preserve"> </w:t>
+      </w:r>
+      <w:r>
+        <w:rPr>
+          <w:bCs/>
+          <w:b/>
+        </w:rPr>
         <w:t xml:space="preserve">+</w:t>
       </w:r>
       <w:r>
+        <w:rPr>
+          <w:bCs/>
+          <w:b/>
+        </w:rPr>
         <w:t xml:space="preserve"> </w:t>
       </w:r>
       <w:r>
         <w:rPr>
           <w:rStyle w:val="VerbatimChar"/>
+          <w:bCs/>
+          <w:b/>
         </w:rPr>
         <w:t xml:space="preserve">.docx</w:t>
       </w:r>
       <w:r>
+        <w:rPr>
+          <w:bCs/>
+          <w:b/>
+        </w:rPr>
         <w:t xml:space="preserve">）｜留痕</w:t>
       </w:r>
       <w:r>
+        <w:rPr>
+          <w:bCs/>
+          <w:b/>
+        </w:rPr>
         <w:t xml:space="preserve"> </w:t>
       </w:r>
       <w:r>
         <w:rPr>
           <w:rStyle w:val="VerbatimChar"/>
+          <w:bCs/>
+          <w:b/>
         </w:rPr>
         <w:t xml:space="preserve">改稿报告_L3_2026-10-24</w:t>
       </w:r>
       <w:r>
-        <w:t xml:space="preserve"> </w:t>
-      </w:r>
-      <w:r>
-        <w:rPr>
-          <w:bCs/>
-          <w:b/>
-        </w:rPr>
-        <w:t xml:space="preserve">支撑件</w:t>
-      </w:r>
-      <w:r>
-        <w:t xml:space="preserve">：</w:t>
+        <w:rPr>
+          <w:bCs/>
+          <w:b/>
+        </w:rPr>
+        <w:t xml:space="preserve"> </w:t>
+      </w:r>
+      <w:r>
+        <w:t xml:space="preserve">支撑件**：</w:t>
       </w:r>
       <w:r>
         <w:rPr>
@@ -17964,7 +16745,7 @@
           <w:bCs/>
           <w:b/>
         </w:rPr>
-        <w:t xml:space="preserve">复现命令（构建命令随包固化 ⇒ 外部可逐字节重建）</w:t>
+        <w:t xml:space="preserve">复现命令（构建命令随包固化，外部可逐字节重建）</w:t>
       </w:r>
     </w:p>
     <w:p>
@@ -18079,12 +16860,6 @@
         <w:pStyle w:val="FirstParagraph"/>
       </w:pPr>
       <w:r>
-        <w:t xml:space="preserve">⇒ ★</w:t>
-      </w:r>
-      <w:r>
-        <w:t xml:space="preserve"> </w:t>
-      </w:r>
-      <w:r>
         <w:rPr>
           <w:bCs/>
           <w:b/>
@@ -18158,13 +16933,7 @@
         <w:t xml:space="preserve">…</w:t>
       </w:r>
       <w:r>
-        <w:t xml:space="preserve"> </w:t>
-      </w:r>
-      <w:r>
-        <w:t xml:space="preserve">⇒</w:t>
-      </w:r>
-      <w:r>
-        <w:t xml:space="preserve"> </w:t>
+        <w:t xml:space="preserve">，</w:t>
       </w:r>
       <w:r>
         <w:rPr>
@@ -18177,7 +16946,7 @@
         <w:t xml:space="preserve"> </w:t>
       </w:r>
       <w:r>
-        <w:t xml:space="preserve">⇒ 外部就"复核不了"我们交付的 docx ⇒ 关闭</w:t>
+        <w:t xml:space="preserve">外部就"复核不了"我们交付的 docx，关闭</w:t>
       </w:r>
       <w:r>
         <w:t xml:space="preserve"> </w:t>
@@ -18189,13 +16958,7 @@
         <w:t xml:space="preserve">smart</w:t>
       </w:r>
       <w:r>
-        <w:t xml:space="preserve"> </w:t>
-      </w:r>
-      <w:r>
-        <w:t xml:space="preserve">⇒</w:t>
-      </w:r>
-      <w:r>
-        <w:t xml:space="preserve"> </w:t>
+        <w:t xml:space="preserve">，</w:t>
       </w:r>
       <w:r>
         <w:rPr>
@@ -18208,7 +16971,7 @@
         <w:t xml:space="preserve"> </w:t>
       </w:r>
       <w:r>
-        <w:t xml:space="preserve">⇒ 「单元格零丢失」才是个真判据。</w:t>
+        <w:t xml:space="preserve">「单元格零丢失」才是个真判据。</w:t>
       </w:r>
     </w:p>
     <w:p>
@@ -18249,20 +17012,17 @@
         <w:t xml:space="preserve"> </w:t>
       </w:r>
       <w:r>
-        <w:rPr>
-          <w:iCs/>
-          <w:i/>
-        </w:rPr>
-        <w:t xml:space="preserve">★ 编制原则：</w:t>
-      </w:r>
-      <w:r>
-        <w:rPr>
-          <w:bCs/>
-          <w:b/>
-          <w:iCs/>
-          <w:i/>
+        <w:t xml:space="preserve">* 编制原则：</w:t>
+      </w:r>
+      <w:r>
+        <w:rPr>
+          <w:bCs/>
+          <w:b/>
         </w:rPr>
         <w:t xml:space="preserve">回源的第一产出不是新数据，是把现有表述的强度校准到证据能支撑的强度。</w:t>
+      </w:r>
+      <w:r>
+        <w:t xml:space="preserve">*</w:t>
       </w:r>
     </w:p>
     <w:bookmarkEnd w:id="43"/>

--- a/papers/09_四篇初稿_合订本_2026-10-24.docx
+++ b/papers/09_四篇初稿_合订本_2026-10-24.docx
@@ -10097,7 +10097,7 @@
           <w:bCs/>
           <w:b/>
         </w:rPr>
-        <w:t xml:space="preserve">📌</w:t>
+        <w:t xml:space="preserve">【待回查】</w:t>
       </w:r>
       <w:r>
         <w:rPr>
@@ -10669,7 +10669,7 @@
               <w:rPr>
                 <w:rStyle w:val="VerbatimChar"/>
               </w:rPr>
-              <w:t xml:space="preserve">✅</w:t>
+              <w:t xml:space="preserve">【已核】</w:t>
             </w:r>
           </w:p>
         </w:tc>
@@ -10733,7 +10733,7 @@
               <w:rPr>
                 <w:rStyle w:val="VerbatimChar"/>
               </w:rPr>
-              <w:t xml:space="preserve">◐</w:t>
+              <w:t xml:space="preserve">【方向】</w:t>
             </w:r>
           </w:p>
         </w:tc>
@@ -10791,14 +10791,7 @@
           <w:p>
             <w:pPr>
               <w:pStyle w:val="Compact"/>
-              <w:jc w:val="left"/>
-            </w:pPr>
-            <w:r>
-              <w:rPr>
-                <w:rStyle w:val="VerbatimChar"/>
-              </w:rPr>
-              <w:t xml:space="preserve">✖</w:t>
-            </w:r>
+            </w:pPr>
           </w:p>
         </w:tc>
         <w:tc>
@@ -12598,7 +12591,7 @@
               <w:rPr>
                 <w:rStyle w:val="VerbatimChar"/>
               </w:rPr>
-              <w:t xml:space="preserve">✅</w:t>
+              <w:t xml:space="preserve">【已核】</w:t>
             </w:r>
             <w:r>
               <w:t xml:space="preserve"> </w:t>
@@ -12656,7 +12649,7 @@
               <w:rPr>
                 <w:rStyle w:val="VerbatimChar"/>
               </w:rPr>
-              <w:t xml:space="preserve">✅</w:t>
+              <w:t xml:space="preserve">【已核】</w:t>
             </w:r>
             <w:r>
               <w:t xml:space="preserve"> </w:t>
@@ -12714,7 +12707,7 @@
               <w:rPr>
                 <w:rStyle w:val="VerbatimChar"/>
               </w:rPr>
-              <w:t xml:space="preserve">◐</w:t>
+              <w:t xml:space="preserve">【方向】</w:t>
             </w:r>
             <w:r>
               <w:t xml:space="preserve"> </w:t>
